--- a/docs/figma-translate-guide-bilingual.docx
+++ b/docs/figma-translate-guide-bilingual.docx
@@ -4,7 +4,7 @@
   <w:body>
     <w:p>
       <w:pPr>
-        <w:spacing w:before="0" w:after="1100" w:line="276" w:lineRule="auto"/>
+        <w:spacing w:before="0" w:after="900" w:line="276" w:lineRule="auto"/>
       </w:pPr>
     </w:p>
     <w:p>
@@ -20,12 +20,12 @@
           <w:sz w:val="52"/>
           <w:szCs w:val="52"/>
         </w:rPr>
-        <w:t xml:space="preserve">Figma 自动翻译 Skill</w:t>
-      </w:r>
-    </w:p>
-    <w:p>
-      <w:pPr>
-        <w:spacing w:before="0" w:after="200" w:line="300" w:lineRule="auto"/>
+        <w:t xml:space="preserve">Figma 整页自动翻译 Skill</w:t>
+      </w:r>
+    </w:p>
+    <w:p>
+      <w:pPr>
+        <w:spacing w:before="0" w:after="160" w:line="300" w:lineRule="auto"/>
         <w:jc w:val="center"/>
       </w:pPr>
       <w:r>
@@ -56,7 +56,7 @@
     </w:p>
     <w:p>
       <w:pPr>
-        <w:spacing w:before="0" w:after="240" w:line="300" w:lineRule="auto"/>
+        <w:spacing w:before="0" w:after="200" w:line="300" w:lineRule="auto"/>
         <w:jc w:val="center"/>
       </w:pPr>
       <w:r>
@@ -71,6 +71,37 @@
     </w:p>
     <w:p>
       <w:pPr>
+        <w:spacing w:before="0" w:after="20" w:line="300" w:lineRule="auto"/>
+        <w:jc w:val="center"/>
+      </w:pPr>
+      <w:r>
+        <w:rPr>
+          <w:rFonts w:ascii="Microsoft YaHei" w:hAnsi="Microsoft YaHei" w:eastAsia="Microsoft YaHei" w:cs="Microsoft YaHei"/>
+          <w:b/>
+          <w:color w:val="2E5C8A"/>
+          <w:sz w:val="26"/>
+          <w:szCs w:val="26"/>
+        </w:rPr>
+        <w:t xml:space="preserve">电商出海 · 多语言产品图册 · 多语言说明书</w:t>
+      </w:r>
+    </w:p>
+    <w:p>
+      <w:pPr>
+        <w:spacing w:before="0" w:after="160" w:line="300" w:lineRule="auto"/>
+        <w:jc w:val="center"/>
+      </w:pPr>
+      <w:r>
+        <w:rPr>
+          <w:rFonts w:ascii="Segoe UI" w:hAnsi="Segoe UI" w:eastAsia="Segoe UI" w:cs="Segoe UI"/>
+          <w:color w:val="808080"/>
+          <w:sz w:val="20"/>
+          <w:szCs w:val="20"/>
+        </w:rPr>
+        <w:t xml:space="preserve">Cross-border e-commerce · Multilingual product catalogues · Multilingual manuals</w:t>
+      </w:r>
+    </w:p>
+    <w:p>
+      <w:pPr>
         <w:spacing w:before="0" w:after="40" w:line="276" w:lineRule="auto"/>
         <w:jc w:val="center"/>
       </w:pPr>
@@ -86,7 +117,7 @@
     </w:p>
     <w:p>
       <w:pPr>
-        <w:spacing w:before="0" w:after="600" w:line="276" w:lineRule="auto"/>
+        <w:spacing w:before="0" w:after="400" w:line="276" w:lineRule="auto"/>
         <w:jc w:val="center"/>
       </w:pPr>
       <w:r>
@@ -279,21 +310,21 @@
                 <w:sz w:val="19"/>
                 <w:szCs w:val="19"/>
               </w:rPr>
-              <w:t xml:space="preserve">Figma 多语言手册 / 产品画册 / 详情页的本地化团队、设计师、外贸运营</w:t>
-            </w:r>
-          </w:p>
-          <w:p>
-            <w:pPr>
-              <w:spacing w:before="40" w:after="40" w:line="252" w:lineRule="auto"/>
-            </w:pPr>
-            <w:r>
-              <w:rPr>
-                <w:rFonts w:ascii="Segoe UI" w:hAnsi="Segoe UI" w:eastAsia="Segoe UI" w:cs="Segoe UI"/>
-                <w:color w:val="595959"/>
-                <w:sz w:val="17"/>
-                <w:szCs w:val="17"/>
-              </w:rPr>
-              <w:t xml:space="preserve">Localization teams, designers and export-trade operators working on multilingual Figma manuals, catalogues and product pages.</w:t>
+              <w:t xml:space="preserve">电商出海团队的 Figma 多语言产品图册、说明书、详情页本地化</w:t>
+            </w:r>
+          </w:p>
+          <w:p>
+            <w:pPr>
+              <w:spacing w:before="40" w:after="40" w:line="252" w:lineRule="auto"/>
+            </w:pPr>
+            <w:r>
+              <w:rPr>
+                <w:rFonts w:ascii="Segoe UI" w:hAnsi="Segoe UI" w:eastAsia="Segoe UI" w:cs="Segoe UI"/>
+                <w:color w:val="595959"/>
+                <w:sz w:val="17"/>
+                <w:szCs w:val="17"/>
+              </w:rPr>
+              <w:t xml:space="preserve">Cross-border e-commerce teams localizing Figma product catalogues, manuals and detail pages into multiple languages.</w:t>
             </w:r>
           </w:p>
         </w:tc>
@@ -615,21 +646,21 @@
                 <w:sz w:val="19"/>
                 <w:szCs w:val="19"/>
               </w:rPr>
-              <w:t xml:space="preserve">v1.0 · 2026-09-01 · MIT 开源</w:t>
-            </w:r>
-          </w:p>
-          <w:p>
-            <w:pPr>
-              <w:spacing w:before="40" w:after="40" w:line="252" w:lineRule="auto"/>
-            </w:pPr>
-            <w:r>
-              <w:rPr>
-                <w:rFonts w:ascii="Segoe UI" w:hAnsi="Segoe UI" w:eastAsia="Segoe UI" w:cs="Segoe UI"/>
-                <w:color w:val="595959"/>
-                <w:sz w:val="17"/>
-                <w:szCs w:val="17"/>
-              </w:rPr>
-              <w:t xml:space="preserve">v1.0 · 2026-09-01 · MIT licensed</w:t>
+              <w:t xml:space="preserve">v2.0 · 2026-09-02 · MIT 开源</w:t>
+            </w:r>
+          </w:p>
+          <w:p>
+            <w:pPr>
+              <w:spacing w:before="40" w:after="40" w:line="252" w:lineRule="auto"/>
+            </w:pPr>
+            <w:r>
+              <w:rPr>
+                <w:rFonts w:ascii="Segoe UI" w:hAnsi="Segoe UI" w:eastAsia="Segoe UI" w:cs="Segoe UI"/>
+                <w:color w:val="595959"/>
+                <w:sz w:val="17"/>
+                <w:szCs w:val="17"/>
+              </w:rPr>
+              <w:t xml:space="preserve">v2.0 · 2026-09-02 · MIT licensed</w:t>
             </w:r>
           </w:p>
         </w:tc>
@@ -653,7 +684,7 @@
           <w:sz w:val="30"/>
           <w:szCs w:val="30"/>
         </w:rPr>
-        <w:t xml:space="preserve">一、这个 Skill 是什么</w:t>
+        <w:t>一、适用场景</w:t>
       </w:r>
       <w:r>
         <w:rPr>
@@ -671,7 +702,762 @@
           <w:sz w:val="25"/>
           <w:szCs w:val="25"/>
         </w:rPr>
-        <w:t xml:space="preserve">1. What This Skill Is</w:t>
+        <w:t xml:space="preserve">1. Use Cases</w:t>
+      </w:r>
+    </w:p>
+    <w:p>
+      <w:pPr>
+        <w:spacing w:before="0" w:after="40" w:line="300" w:lineRule="auto"/>
+      </w:pPr>
+      <w:r>
+        <w:rPr>
+          <w:rFonts w:ascii="Microsoft YaHei" w:hAnsi="Microsoft YaHei" w:eastAsia="Microsoft YaHei" w:cs="Microsoft YaHei"/>
+          <w:color w:val="000000"/>
+          <w:sz w:val="21"/>
+          <w:szCs w:val="21"/>
+        </w:rPr>
+        <w:t xml:space="preserve">这个 Skill 不是通用翻译工具——它专门解决一个真实的痛点：跨境电商 / 工业制造企业在 Figma 里做好了产品图册或说明书的设计稿，需要同时输出阿拉伯语、西班牙语、俄语、土耳其语等多个语言版本。传统做法是设计师把每页复制一份、逐个文本框手动改字，既慢又容易出错，阿拉伯语的 RTL 排版更是几乎没法手动搞定。</w:t>
+      </w:r>
+    </w:p>
+    <w:p>
+      <w:pPr>
+        <w:spacing w:before="0" w:after="200" w:line="300" w:lineRule="auto"/>
+      </w:pPr>
+      <w:r>
+        <w:rPr>
+          <w:rFonts w:ascii="Segoe UI" w:hAnsi="Segoe UI" w:eastAsia="Segoe UI" w:cs="Segoe UI"/>
+          <w:color w:val="404040"/>
+          <w:sz w:val="19"/>
+          <w:szCs w:val="19"/>
+        </w:rPr>
+        <w:t xml:space="preserve">This skill is not a general-purpose translator. It solves one real pain point: cross-border e-commerce and industrial manufacturers who design product catalogues or manuals in Figma and need to output Arabic, Spanish, Russian, Turkish and other language versions simultaneously. The traditional approach — duplicating each page and changing text frame by frame by hand — is slow, error-prone, and nearly impossible for Arabic RTL.</w:t>
+      </w:r>
+    </w:p>
+    <w:p>
+      <w:pPr>
+        <w:spacing w:before="120" w:after="100" w:line="276" w:lineRule="auto"/>
+      </w:pPr>
+      <w:r>
+        <w:rPr>
+          <w:rFonts w:ascii="Microsoft YaHei" w:hAnsi="Microsoft YaHei" w:eastAsia="Microsoft YaHei" w:cs="Microsoft YaHei"/>
+          <w:b/>
+          <w:color w:val="2E5C8A"/>
+          <w:sz w:val="23"/>
+          <w:szCs w:val="23"/>
+        </w:rPr>
+        <w:t>三大典型场景</w:t>
+      </w:r>
+      <w:r>
+        <w:rPr>
+          <w:rFonts w:ascii="Microsoft YaHei" w:hAnsi="Microsoft YaHei" w:eastAsia="Microsoft YaHei" w:cs="Microsoft YaHei"/>
+          <w:sz w:val="23"/>
+          <w:szCs w:val="23"/>
+        </w:rPr>
+        <w:t xml:space="preserve">    </w:t>
+      </w:r>
+      <w:r>
+        <w:rPr>
+          <w:rFonts w:ascii="Segoe UI" w:hAnsi="Segoe UI" w:eastAsia="Segoe UI" w:cs="Segoe UI"/>
+          <w:b/>
+          <w:color w:val="7F9DB9"/>
+          <w:sz w:val="20"/>
+          <w:szCs w:val="20"/>
+        </w:rPr>
+        <w:t xml:space="preserve">Three typical scenarios</w:t>
+      </w:r>
+    </w:p>
+    <w:tbl>
+      <w:tblPr>
+        <w:tblW w:w="9638" w:type="dxa"/>
+        <w:tblBorders>
+          <w:top w:val="single" w:sz="4" w:space="0" w:color="BFBFBF"/>
+          <w:left w:val="single" w:sz="4" w:space="0" w:color="BFBFBF"/>
+          <w:bottom w:val="single" w:sz="4" w:space="0" w:color="BFBFBF"/>
+          <w:right w:val="single" w:sz="4" w:space="0" w:color="BFBFBF"/>
+          <w:insideH w:val="single" w:sz="4" w:space="0" w:color="BFBFBF"/>
+          <w:insideV w:val="single" w:sz="4" w:space="0" w:color="BFBFBF"/>
+        </w:tblBorders>
+        <w:tblCellMar>
+          <w:top w:w="0" w:type="dxa"/>
+          <w:left w:w="0" w:type="dxa"/>
+          <w:bottom w:w="0" w:type="dxa"/>
+          <w:right w:w="0" w:type="dxa"/>
+        </w:tblCellMar>
+      </w:tblPr>
+      <w:tblGrid>
+        <w:gridCol w:w="2000"/>
+        <w:gridCol w:w="3200"/>
+        <w:gridCol w:w="4438"/>
+      </w:tblGrid>
+      <w:tr>
+        <w:trPr>
+          <w:tblHeader/>
+        </w:trPr>
+        <w:tc>
+          <w:tcPr>
+            <w:tcW w:w="2000" w:type="dxa"/>
+            <w:shd w:val="clear" w:color="auto" w:fill="DEEAF6"/>
+            <w:tcMar>
+              <w:top w:w="90" w:type="dxa"/>
+              <w:left w:w="110" w:type="dxa"/>
+              <w:bottom w:w="90" w:type="dxa"/>
+              <w:right w:w="110" w:type="dxa"/>
+            </w:tcMar>
+            <w:vAlign w:val="center"/>
+          </w:tcPr>
+          <w:p>
+            <w:pPr>
+              <w:spacing w:before="40" w:after="40" w:line="252" w:lineRule="auto"/>
+              <w:jc w:val="center"/>
+            </w:pPr>
+            <w:r>
+              <w:rPr>
+                <w:rFonts w:ascii="Microsoft YaHei" w:hAnsi="Microsoft YaHei" w:eastAsia="Microsoft YaHei" w:cs="Microsoft YaHei"/>
+                <w:b/>
+                <w:color w:val="000000"/>
+                <w:sz w:val="20"/>
+                <w:szCs w:val="20"/>
+              </w:rPr>
+              <w:t>场景</w:t>
+            </w:r>
+          </w:p>
+          <w:p>
+            <w:pPr>
+              <w:spacing w:before="40" w:after="40" w:line="252" w:lineRule="auto"/>
+              <w:jc w:val="center"/>
+            </w:pPr>
+            <w:r>
+              <w:rPr>
+                <w:rFonts w:ascii="Segoe UI" w:hAnsi="Segoe UI" w:eastAsia="Segoe UI" w:cs="Segoe UI"/>
+                <w:color w:val="595959"/>
+                <w:sz w:val="17"/>
+                <w:szCs w:val="17"/>
+              </w:rPr>
+              <w:t>Scenario</w:t>
+            </w:r>
+          </w:p>
+        </w:tc>
+        <w:tc>
+          <w:tcPr>
+            <w:tcW w:w="3200" w:type="dxa"/>
+            <w:shd w:val="clear" w:color="auto" w:fill="DEEAF6"/>
+            <w:tcMar>
+              <w:top w:w="90" w:type="dxa"/>
+              <w:left w:w="110" w:type="dxa"/>
+              <w:bottom w:w="90" w:type="dxa"/>
+              <w:right w:w="110" w:type="dxa"/>
+            </w:tcMar>
+            <w:vAlign w:val="center"/>
+          </w:tcPr>
+          <w:p>
+            <w:pPr>
+              <w:spacing w:before="40" w:after="40" w:line="252" w:lineRule="auto"/>
+              <w:jc w:val="center"/>
+            </w:pPr>
+            <w:r>
+              <w:rPr>
+                <w:rFonts w:ascii="Microsoft YaHei" w:hAnsi="Microsoft YaHei" w:eastAsia="Microsoft YaHei" w:cs="Microsoft YaHei"/>
+                <w:b/>
+                <w:color w:val="000000"/>
+                <w:sz w:val="20"/>
+                <w:szCs w:val="20"/>
+              </w:rPr>
+              <w:t>痛点</w:t>
+            </w:r>
+          </w:p>
+          <w:p>
+            <w:pPr>
+              <w:spacing w:before="40" w:after="40" w:line="252" w:lineRule="auto"/>
+              <w:jc w:val="center"/>
+            </w:pPr>
+            <w:r>
+              <w:rPr>
+                <w:rFonts w:ascii="Segoe UI" w:hAnsi="Segoe UI" w:eastAsia="Segoe UI" w:cs="Segoe UI"/>
+                <w:color w:val="595959"/>
+                <w:sz w:val="17"/>
+                <w:szCs w:val="17"/>
+              </w:rPr>
+              <w:t xml:space="preserve">Pain point</w:t>
+            </w:r>
+          </w:p>
+        </w:tc>
+        <w:tc>
+          <w:tcPr>
+            <w:tcW w:w="4438" w:type="dxa"/>
+            <w:shd w:val="clear" w:color="auto" w:fill="DEEAF6"/>
+            <w:tcMar>
+              <w:top w:w="90" w:type="dxa"/>
+              <w:left w:w="110" w:type="dxa"/>
+              <w:bottom w:w="90" w:type="dxa"/>
+              <w:right w:w="110" w:type="dxa"/>
+            </w:tcMar>
+            <w:vAlign w:val="center"/>
+          </w:tcPr>
+          <w:p>
+            <w:pPr>
+              <w:spacing w:before="40" w:after="40" w:line="252" w:lineRule="auto"/>
+              <w:jc w:val="center"/>
+            </w:pPr>
+            <w:r>
+              <w:rPr>
+                <w:rFonts w:ascii="Microsoft YaHei" w:hAnsi="Microsoft YaHei" w:eastAsia="Microsoft YaHei" w:cs="Microsoft YaHei"/>
+                <w:b/>
+                <w:color w:val="000000"/>
+                <w:sz w:val="20"/>
+                <w:szCs w:val="20"/>
+              </w:rPr>
+              <w:t xml:space="preserve">Skill 怎么帮你</w:t>
+            </w:r>
+          </w:p>
+          <w:p>
+            <w:pPr>
+              <w:spacing w:before="40" w:after="40" w:line="252" w:lineRule="auto"/>
+              <w:jc w:val="center"/>
+            </w:pPr>
+            <w:r>
+              <w:rPr>
+                <w:rFonts w:ascii="Segoe UI" w:hAnsi="Segoe UI" w:eastAsia="Segoe UI" w:cs="Segoe UI"/>
+                <w:color w:val="595959"/>
+                <w:sz w:val="17"/>
+                <w:szCs w:val="17"/>
+              </w:rPr>
+              <w:t xml:space="preserve">How this skill helps</w:t>
+            </w:r>
+          </w:p>
+        </w:tc>
+      </w:tr>
+      <w:tr>
+        <w:tc>
+          <w:tcPr>
+            <w:tcW w:w="2000" w:type="dxa"/>
+            <w:shd w:val="clear" w:color="auto" w:fill="EDF2F9"/>
+            <w:tcMar>
+              <w:top w:w="90" w:type="dxa"/>
+              <w:left w:w="110" w:type="dxa"/>
+              <w:bottom w:w="90" w:type="dxa"/>
+              <w:right w:w="110" w:type="dxa"/>
+            </w:tcMar>
+            <w:vAlign w:val="center"/>
+          </w:tcPr>
+          <w:p>
+            <w:pPr>
+              <w:spacing w:before="40" w:after="40" w:line="252" w:lineRule="auto"/>
+            </w:pPr>
+            <w:r>
+              <w:rPr>
+                <w:rFonts w:ascii="Microsoft YaHei" w:hAnsi="Microsoft YaHei" w:eastAsia="Microsoft YaHei" w:cs="Microsoft YaHei"/>
+                <w:b/>
+                <w:color w:val="000000"/>
+                <w:sz w:val="19"/>
+                <w:szCs w:val="19"/>
+              </w:rPr>
+              <w:t>电商出海</w:t>
+            </w:r>
+          </w:p>
+          <w:p>
+            <w:pPr>
+              <w:spacing w:before="40" w:after="40" w:line="252" w:lineRule="auto"/>
+            </w:pPr>
+            <w:r>
+              <w:rPr>
+                <w:rFonts w:ascii="Segoe UI" w:hAnsi="Segoe UI" w:eastAsia="Segoe UI" w:cs="Segoe UI"/>
+                <w:color w:val="595959"/>
+                <w:sz w:val="17"/>
+                <w:szCs w:val="17"/>
+              </w:rPr>
+              <w:t xml:space="preserve">Cross-border e-commerce</w:t>
+            </w:r>
+          </w:p>
+        </w:tc>
+        <w:tc>
+          <w:tcPr>
+            <w:tcW w:w="3200" w:type="dxa"/>
+            <w:tcMar>
+              <w:top w:w="90" w:type="dxa"/>
+              <w:left w:w="110" w:type="dxa"/>
+              <w:bottom w:w="90" w:type="dxa"/>
+              <w:right w:w="110" w:type="dxa"/>
+            </w:tcMar>
+            <w:vAlign w:val="center"/>
+          </w:tcPr>
+          <w:p>
+            <w:pPr>
+              <w:spacing w:before="40" w:after="40" w:line="252" w:lineRule="auto"/>
+            </w:pPr>
+            <w:r>
+              <w:rPr>
+                <w:rFonts w:ascii="Microsoft YaHei" w:hAnsi="Microsoft YaHei" w:eastAsia="Microsoft YaHei" w:cs="Microsoft YaHei"/>
+                <w:color w:val="000000"/>
+                <w:sz w:val="18"/>
+                <w:szCs w:val="18"/>
+              </w:rPr>
+              <w:t xml:space="preserve">Alibaba / Made-in-China / 独立站的产品详情页要同时上架英、阿、西、俄、土 5 种语言。设计师做完一版源稿，其余语种全靠复制页面手改，一个产品图册改一周。</w:t>
+            </w:r>
+          </w:p>
+          <w:p>
+            <w:pPr>
+              <w:spacing w:before="40" w:after="40" w:line="252" w:lineRule="auto"/>
+            </w:pPr>
+            <w:r>
+              <w:rPr>
+                <w:rFonts w:ascii="Segoe UI" w:hAnsi="Segoe UI" w:eastAsia="Segoe UI" w:cs="Segoe UI"/>
+                <w:color w:val="595959"/>
+                <w:sz w:val="16"/>
+                <w:szCs w:val="16"/>
+              </w:rPr>
+              <w:t xml:space="preserve">Product detail pages on Alibaba, Made-in-China or a standalone site need 5 languages at once. After one source page is done, the rest are copied and edited by hand — one catalogue takes a week.</w:t>
+            </w:r>
+          </w:p>
+        </w:tc>
+        <w:tc>
+          <w:tcPr>
+            <w:tcW w:w="4438" w:type="dxa"/>
+            <w:tcMar>
+              <w:top w:w="90" w:type="dxa"/>
+              <w:left w:w="110" w:type="dxa"/>
+              <w:bottom w:w="90" w:type="dxa"/>
+              <w:right w:w="110" w:type="dxa"/>
+            </w:tcMar>
+            <w:vAlign w:val="center"/>
+          </w:tcPr>
+          <w:p>
+            <w:pPr>
+              <w:spacing w:before="40" w:after="40" w:line="252" w:lineRule="auto"/>
+            </w:pPr>
+            <w:r>
+              <w:rPr>
+                <w:rFonts w:ascii="Microsoft YaHei" w:hAnsi="Microsoft YaHei" w:eastAsia="Microsoft YaHei" w:cs="Microsoft YaHei"/>
+                <w:color w:val="000000"/>
+                <w:sz w:val="18"/>
+                <w:szCs w:val="18"/>
+              </w:rPr>
+              <w:t xml:space="preserve">一句「把这页翻译成阿拉伯语」→ 扫描全页 → 自动翻译 → 原位写回 → 复扫验收。一个语种从一天缩到几分钟，5 种语种一个下午搞定。</w:t>
+            </w:r>
+          </w:p>
+          <w:p>
+            <w:pPr>
+              <w:spacing w:before="40" w:after="40" w:line="252" w:lineRule="auto"/>
+            </w:pPr>
+            <w:r>
+              <w:rPr>
+                <w:rFonts w:ascii="Segoe UI" w:hAnsi="Segoe UI" w:eastAsia="Segoe UI" w:cs="Segoe UI"/>
+                <w:color w:val="595959"/>
+                <w:sz w:val="16"/>
+                <w:szCs w:val="16"/>
+              </w:rPr>
+              <w:t xml:space="preserve">Say “translate this page into Arabic” → scan → translate → write in place → verify. One language drops from a day to minutes; five languages done in an afternoon.</w:t>
+            </w:r>
+          </w:p>
+        </w:tc>
+      </w:tr>
+      <w:tr>
+        <w:tc>
+          <w:tcPr>
+            <w:tcW w:w="2000" w:type="dxa"/>
+            <w:shd w:val="clear" w:color="auto" w:fill="EDF2F9"/>
+            <w:tcMar>
+              <w:top w:w="90" w:type="dxa"/>
+              <w:left w:w="110" w:type="dxa"/>
+              <w:bottom w:w="90" w:type="dxa"/>
+              <w:right w:w="110" w:type="dxa"/>
+            </w:tcMar>
+            <w:vAlign w:val="center"/>
+          </w:tcPr>
+          <w:p>
+            <w:pPr>
+              <w:spacing w:before="40" w:after="40" w:line="252" w:lineRule="auto"/>
+            </w:pPr>
+            <w:r>
+              <w:rPr>
+                <w:rFonts w:ascii="Microsoft YaHei" w:hAnsi="Microsoft YaHei" w:eastAsia="Microsoft YaHei" w:cs="Microsoft YaHei"/>
+                <w:b/>
+                <w:color w:val="000000"/>
+                <w:sz w:val="19"/>
+                <w:szCs w:val="19"/>
+              </w:rPr>
+              <w:t>多语言产品图册</w:t>
+            </w:r>
+          </w:p>
+          <w:p>
+            <w:pPr>
+              <w:spacing w:before="40" w:after="40" w:line="252" w:lineRule="auto"/>
+            </w:pPr>
+            <w:r>
+              <w:rPr>
+                <w:rFonts w:ascii="Segoe UI" w:hAnsi="Segoe UI" w:eastAsia="Segoe UI" w:cs="Segoe UI"/>
+                <w:color w:val="595959"/>
+                <w:sz w:val="17"/>
+                <w:szCs w:val="17"/>
+              </w:rPr>
+              <w:t xml:space="preserve">Multilingual product catalogues</w:t>
+            </w:r>
+          </w:p>
+        </w:tc>
+        <w:tc>
+          <w:tcPr>
+            <w:tcW w:w="3200" w:type="dxa"/>
+            <w:tcMar>
+              <w:top w:w="90" w:type="dxa"/>
+              <w:left w:w="110" w:type="dxa"/>
+              <w:bottom w:w="90" w:type="dxa"/>
+              <w:right w:w="110" w:type="dxa"/>
+            </w:tcMar>
+            <w:vAlign w:val="center"/>
+          </w:tcPr>
+          <w:p>
+            <w:pPr>
+              <w:spacing w:before="40" w:after="40" w:line="252" w:lineRule="auto"/>
+            </w:pPr>
+            <w:r>
+              <w:rPr>
+                <w:rFonts w:ascii="Microsoft YaHei" w:hAnsi="Microsoft YaHei" w:eastAsia="Microsoft YaHei" w:cs="Microsoft YaHei"/>
+                <w:color w:val="000000"/>
+                <w:sz w:val="18"/>
+                <w:szCs w:val="18"/>
+              </w:rPr>
+              <w:t xml:space="preserve">一本 20 页的产品图册要做 6 种语言版本。型号、参数表、标注尺寸必须原样保留，只有描述性文字翻。手动逐框选中、改字、换字号，一页 50+ 文本框，全册 600+。</w:t>
+            </w:r>
+          </w:p>
+          <w:p>
+            <w:pPr>
+              <w:spacing w:before="40" w:after="40" w:line="252" w:lineRule="auto"/>
+            </w:pPr>
+            <w:r>
+              <w:rPr>
+                <w:rFonts w:ascii="Segoe UI" w:hAnsi="Segoe UI" w:eastAsia="Segoe UI" w:cs="Segoe UI"/>
+                <w:color w:val="595959"/>
+                <w:sz w:val="16"/>
+                <w:szCs w:val="16"/>
+              </w:rPr>
+              <w:t xml:space="preserve">A 20-page catalogue needs 6 language versions. Model numbers, spec tables and dimension annotations must stay untouched — only descriptive text gets translated. Selecting each frame, editing text and resizing by hand means 50+ text boxes per page, 600+ per catalogue.</w:t>
+            </w:r>
+          </w:p>
+        </w:tc>
+        <w:tc>
+          <w:tcPr>
+            <w:tcW w:w="4438" w:type="dxa"/>
+            <w:tcMar>
+              <w:top w:w="90" w:type="dxa"/>
+              <w:left w:w="110" w:type="dxa"/>
+              <w:bottom w:w="90" w:type="dxa"/>
+              <w:right w:w="110" w:type="dxa"/>
+            </w:tcMar>
+            <w:vAlign w:val="center"/>
+          </w:tcPr>
+          <w:p>
+            <w:pPr>
+              <w:spacing w:before="40" w:after="40" w:line="252" w:lineRule="auto"/>
+            </w:pPr>
+            <w:r>
+              <w:rPr>
+                <w:rFonts w:ascii="Microsoft YaHei" w:hAnsi="Microsoft YaHei" w:eastAsia="Microsoft YaHei" w:cs="Microsoft YaHei"/>
+                <w:color w:val="000000"/>
+                <w:sz w:val="18"/>
+                <w:szCs w:val="18"/>
+              </w:rPr>
+              <w:t xml:space="preserve">自动分类「该翻 / 该保留」：型号、尺寸、单位用正则识别后原样跳过，只翻描述性文字。字号 / 字重 / 对齐全部保留，RTL 自动翻转。</w:t>
+            </w:r>
+          </w:p>
+          <w:p>
+            <w:pPr>
+              <w:spacing w:before="40" w:after="40" w:line="252" w:lineRule="auto"/>
+            </w:pPr>
+            <w:r>
+              <w:rPr>
+                <w:rFonts w:ascii="Segoe UI" w:hAnsi="Segoe UI" w:eastAsia="Segoe UI" w:cs="Segoe UI"/>
+                <w:color w:val="595959"/>
+                <w:sz w:val="16"/>
+                <w:szCs w:val="16"/>
+              </w:rPr>
+              <w:t xml:space="preserve">Auto-classifies translate-vs-keep: models, dimensions and units are matched by regex and skipped untouched; only descriptions get translated. Font size, weight and alignment are all preserved; RTL is flipped automatically.</w:t>
+            </w:r>
+          </w:p>
+        </w:tc>
+      </w:tr>
+      <w:tr>
+        <w:tc>
+          <w:tcPr>
+            <w:tcW w:w="2000" w:type="dxa"/>
+            <w:shd w:val="clear" w:color="auto" w:fill="EDF2F9"/>
+            <w:tcMar>
+              <w:top w:w="90" w:type="dxa"/>
+              <w:left w:w="110" w:type="dxa"/>
+              <w:bottom w:w="90" w:type="dxa"/>
+              <w:right w:w="110" w:type="dxa"/>
+            </w:tcMar>
+            <w:vAlign w:val="center"/>
+          </w:tcPr>
+          <w:p>
+            <w:pPr>
+              <w:spacing w:before="40" w:after="40" w:line="252" w:lineRule="auto"/>
+            </w:pPr>
+            <w:r>
+              <w:rPr>
+                <w:rFonts w:ascii="Microsoft YaHei" w:hAnsi="Microsoft YaHei" w:eastAsia="Microsoft YaHei" w:cs="Microsoft YaHei"/>
+                <w:b/>
+                <w:color w:val="000000"/>
+                <w:sz w:val="19"/>
+                <w:szCs w:val="19"/>
+              </w:rPr>
+              <w:t>多语言说明书</w:t>
+            </w:r>
+          </w:p>
+          <w:p>
+            <w:pPr>
+              <w:spacing w:before="40" w:after="40" w:line="252" w:lineRule="auto"/>
+            </w:pPr>
+            <w:r>
+              <w:rPr>
+                <w:rFonts w:ascii="Segoe UI" w:hAnsi="Segoe UI" w:eastAsia="Segoe UI" w:cs="Segoe UI"/>
+                <w:color w:val="595959"/>
+                <w:sz w:val="17"/>
+                <w:szCs w:val="17"/>
+              </w:rPr>
+              <w:t xml:space="preserve">Multilingual manuals</w:t>
+            </w:r>
+          </w:p>
+        </w:tc>
+        <w:tc>
+          <w:tcPr>
+            <w:tcW w:w="3200" w:type="dxa"/>
+            <w:tcMar>
+              <w:top w:w="90" w:type="dxa"/>
+              <w:left w:w="110" w:type="dxa"/>
+              <w:bottom w:w="90" w:type="dxa"/>
+              <w:right w:w="110" w:type="dxa"/>
+            </w:tcMar>
+            <w:vAlign w:val="center"/>
+          </w:tcPr>
+          <w:p>
+            <w:pPr>
+              <w:spacing w:before="40" w:after="40" w:line="252" w:lineRule="auto"/>
+            </w:pPr>
+            <w:r>
+              <w:rPr>
+                <w:rFonts w:ascii="Microsoft YaHei" w:hAnsi="Microsoft YaHei" w:eastAsia="Microsoft YaHei" w:cs="Microsoft YaHei"/>
+                <w:color w:val="000000"/>
+                <w:sz w:val="18"/>
+                <w:szCs w:val="18"/>
+              </w:rPr>
+              <w:t xml:space="preserve">机械设备的安装 / 操作 / 维护说明书通常在 Figma 里排版，每个语种一份。阿拉伯语要从右到左排版，俄语要换西里尔字体，设计师手动搞 RTL 几乎不可能。</w:t>
+            </w:r>
+          </w:p>
+          <w:p>
+            <w:pPr>
+              <w:spacing w:before="40" w:after="40" w:line="252" w:lineRule="auto"/>
+            </w:pPr>
+            <w:r>
+              <w:rPr>
+                <w:rFonts w:ascii="Segoe UI" w:hAnsi="Segoe UI" w:eastAsia="Segoe UI" w:cs="Segoe UI"/>
+                <w:color w:val="595959"/>
+                <w:sz w:val="16"/>
+                <w:szCs w:val="16"/>
+              </w:rPr>
+              <w:t xml:space="preserve">Equipment installation / operation / maintenance manuals are laid out in Figma, one copy per language. Arabic needs right-to-left layout, Russian needs a Cyrillic font — designers can't handle RTL by hand.</w:t>
+            </w:r>
+          </w:p>
+        </w:tc>
+        <w:tc>
+          <w:tcPr>
+            <w:tcW w:w="4438" w:type="dxa"/>
+            <w:tcMar>
+              <w:top w:w="90" w:type="dxa"/>
+              <w:left w:w="110" w:type="dxa"/>
+              <w:bottom w:w="90" w:type="dxa"/>
+              <w:right w:w="110" w:type="dxa"/>
+            </w:tcMar>
+            <w:vAlign w:val="center"/>
+          </w:tcPr>
+          <w:p>
+            <w:pPr>
+              <w:spacing w:before="40" w:after="40" w:line="252" w:lineRule="auto"/>
+            </w:pPr>
+            <w:r>
+              <w:rPr>
+                <w:rFonts w:ascii="Microsoft YaHei" w:hAnsi="Microsoft YaHei" w:eastAsia="Microsoft YaHei" w:cs="Microsoft YaHei"/>
+                <w:color w:val="000000"/>
+                <w:sz w:val="18"/>
+                <w:szCs w:val="18"/>
+              </w:rPr>
+              <w:t xml:space="preserve">RTL LEFT↔RIGHT 自动翻转；CENTRE 保持居中；目标字体 + 字重映射自动填充。写完自动复扫，确认源语言残留为 0。</w:t>
+            </w:r>
+          </w:p>
+          <w:p>
+            <w:pPr>
+              <w:spacing w:before="40" w:after="40" w:line="252" w:lineRule="auto"/>
+            </w:pPr>
+            <w:r>
+              <w:rPr>
+                <w:rFonts w:ascii="Segoe UI" w:hAnsi="Segoe UI" w:eastAsia="Segoe UI" w:cs="Segoe UI"/>
+                <w:color w:val="595959"/>
+                <w:sz w:val="16"/>
+                <w:szCs w:val="16"/>
+              </w:rPr>
+              <w:t xml:space="preserve">RTL LEFT↔RIGHT flipped automatically; CENTRE stays centred; target font and weight mapping are applied automatically. Post-write re-scan confirms zero source-language residue.</w:t>
+            </w:r>
+          </w:p>
+        </w:tc>
+      </w:tr>
+    </w:tbl>
+    <w:p>
+      <w:pPr>
+        <w:spacing w:before="0" w:after="120" w:line="276" w:lineRule="auto"/>
+      </w:pPr>
+    </w:p>
+    <w:p>
+      <w:pPr>
+        <w:spacing w:before="60" w:after="80" w:line="276" w:lineRule="auto"/>
+      </w:pPr>
+      <w:r>
+        <w:rPr>
+          <w:rFonts w:ascii="Microsoft YaHei" w:hAnsi="Microsoft YaHei" w:eastAsia="Microsoft YaHei" w:cs="Microsoft YaHei"/>
+          <w:b/>
+          <w:color w:val="2E5C8A"/>
+          <w:sz w:val="23"/>
+          <w:szCs w:val="23"/>
+        </w:rPr>
+        <w:t>谁在用</w:t>
+      </w:r>
+      <w:r>
+        <w:rPr>
+          <w:rFonts w:ascii="Microsoft YaHei" w:hAnsi="Microsoft YaHei" w:eastAsia="Microsoft YaHei" w:cs="Microsoft YaHei"/>
+          <w:sz w:val="23"/>
+          <w:szCs w:val="23"/>
+        </w:rPr>
+        <w:t xml:space="preserve">    </w:t>
+      </w:r>
+      <w:r>
+        <w:rPr>
+          <w:rFonts w:ascii="Segoe UI" w:hAnsi="Segoe UI" w:eastAsia="Segoe UI" w:cs="Segoe UI"/>
+          <w:b/>
+          <w:color w:val="7F9DB9"/>
+          <w:sz w:val="20"/>
+          <w:szCs w:val="20"/>
+        </w:rPr>
+        <w:t xml:space="preserve">Who is it for</w:t>
+      </w:r>
+    </w:p>
+    <w:p>
+      <w:pPr>
+        <w:spacing w:before="0" w:after="40" w:line="300" w:lineRule="auto"/>
+      </w:pPr>
+      <w:r>
+        <w:rPr>
+          <w:rFonts w:ascii="Microsoft YaHei" w:hAnsi="Microsoft YaHei" w:eastAsia="Microsoft YaHei" w:cs="Microsoft YaHei"/>
+          <w:color w:val="000000"/>
+          <w:sz w:val="21"/>
+          <w:szCs w:val="21"/>
+        </w:rPr>
+        <w:t xml:space="preserve">· 跨境电商运营 / 外贸企业：在 Figma 里做产品图册和详情页，需要多语言上架。</w:t>
+      </w:r>
+    </w:p>
+    <w:p>
+      <w:pPr>
+        <w:spacing w:before="0" w:after="140" w:line="300" w:lineRule="auto"/>
+      </w:pPr>
+      <w:r>
+        <w:rPr>
+          <w:rFonts w:ascii="Segoe UI" w:hAnsi="Segoe UI" w:eastAsia="Segoe UI" w:cs="Segoe UI"/>
+          <w:color w:val="404040"/>
+          <w:sz w:val="19"/>
+          <w:szCs w:val="19"/>
+        </w:rPr>
+        <w:t xml:space="preserve">· Cross-border e-commerce operators / export-trade companies: designing catalogues and detail pages in Figma, needing multilingual listings.</w:t>
+      </w:r>
+    </w:p>
+    <w:p>
+      <w:pPr>
+        <w:spacing w:before="0" w:after="40" w:line="300" w:lineRule="auto"/>
+      </w:pPr>
+      <w:r>
+        <w:rPr>
+          <w:rFonts w:ascii="Microsoft YaHei" w:hAnsi="Microsoft YaHei" w:eastAsia="Microsoft YaHei" w:cs="Microsoft YaHei"/>
+          <w:color w:val="000000"/>
+          <w:sz w:val="21"/>
+          <w:szCs w:val="21"/>
+        </w:rPr>
+        <w:t xml:space="preserve">· 工业制造企业：激光切割机、折弯机、剪板机等设备的安装 / 操作说明书多语种输出。</w:t>
+      </w:r>
+    </w:p>
+    <w:p>
+      <w:pPr>
+        <w:spacing w:before="0" w:after="140" w:line="300" w:lineRule="auto"/>
+      </w:pPr>
+      <w:r>
+        <w:rPr>
+          <w:rFonts w:ascii="Segoe UI" w:hAnsi="Segoe UI" w:eastAsia="Segoe UI" w:cs="Segoe UI"/>
+          <w:color w:val="404040"/>
+          <w:sz w:val="19"/>
+          <w:szCs w:val="19"/>
+        </w:rPr>
+        <w:t xml:space="preserve">· Industrial manufacturers: multilingual installation / operation manuals for laser cutters, press brakes, shears, etc.</w:t>
+      </w:r>
+    </w:p>
+    <w:p>
+      <w:pPr>
+        <w:spacing w:before="0" w:after="40" w:line="300" w:lineRule="auto"/>
+      </w:pPr>
+      <w:r>
+        <w:rPr>
+          <w:rFonts w:ascii="Microsoft YaHei" w:hAnsi="Microsoft YaHei" w:eastAsia="Microsoft YaHei" w:cs="Microsoft YaHei"/>
+          <w:color w:val="000000"/>
+          <w:sz w:val="21"/>
+          <w:szCs w:val="21"/>
+        </w:rPr>
+        <w:t xml:space="preserve">· 本地化团队 / 设计师：需要在 Figma 原稿上直接产出多语种版本，而不是导出到别的工具重排。</w:t>
+      </w:r>
+    </w:p>
+    <w:p>
+      <w:pPr>
+        <w:spacing w:before="0" w:after="200" w:line="300" w:lineRule="auto"/>
+      </w:pPr>
+      <w:r>
+        <w:rPr>
+          <w:rFonts w:ascii="Segoe UI" w:hAnsi="Segoe UI" w:eastAsia="Segoe UI" w:cs="Segoe UI"/>
+          <w:color w:val="404040"/>
+          <w:sz w:val="19"/>
+          <w:szCs w:val="19"/>
+        </w:rPr>
+        <w:t xml:space="preserve">· Localization teams / designers: producing multiple language versions directly on the Figma source, instead of exporting to another tool for re-layout.</w:t>
+      </w:r>
+    </w:p>
+    <w:p>
+      <w:r>
+        <w:br w:type="page"/>
+      </w:r>
+    </w:p>
+    <w:p>
+      <w:pPr>
+        <w:pStyle w:val="Heading1"/>
+        <w:spacing w:before="120" w:after="180" w:line="276" w:lineRule="auto"/>
+      </w:pPr>
+      <w:r>
+        <w:rPr>
+          <w:rFonts w:ascii="Microsoft YaHei" w:hAnsi="Microsoft YaHei" w:eastAsia="Microsoft YaHei" w:cs="Microsoft YaHei"/>
+          <w:b/>
+          <w:color w:val="1F3864"/>
+          <w:sz w:val="30"/>
+          <w:szCs w:val="30"/>
+        </w:rPr>
+        <w:t xml:space="preserve">二、这个 Skill 是什么</w:t>
+      </w:r>
+      <w:r>
+        <w:rPr>
+          <w:rFonts w:ascii="Microsoft YaHei" w:hAnsi="Microsoft YaHei" w:eastAsia="Microsoft YaHei" w:cs="Microsoft YaHei"/>
+          <w:sz w:val="30"/>
+          <w:szCs w:val="30"/>
+        </w:rPr>
+        <w:t xml:space="preserve">    </w:t>
+      </w:r>
+      <w:r>
+        <w:rPr>
+          <w:rFonts w:ascii="Segoe UI" w:hAnsi="Segoe UI" w:eastAsia="Segoe UI" w:cs="Segoe UI"/>
+          <w:b/>
+          <w:color w:val="2E5C8A"/>
+          <w:sz w:val="25"/>
+          <w:szCs w:val="25"/>
+        </w:rPr>
+        <w:t xml:space="preserve">2. What This Skill Is</w:t>
       </w:r>
     </w:p>
     <w:p>
@@ -1569,7 +2355,7 @@
           <w:sz w:val="16"/>
           <w:szCs w:val="16"/>
         </w:rPr>
-        <w:t xml:space="preserve">├── docs/                        # This guide</w:t>
+        <w:t xml:space="preserve">├── docs/                        # This guide (bilingual)</w:t>
       </w:r>
     </w:p>
     <w:p>
@@ -1725,7 +2511,7 @@
           <w:sz w:val="30"/>
           <w:szCs w:val="30"/>
         </w:rPr>
-        <w:t>二、安装（每台电脑只需做一次）</w:t>
+        <w:t>三、安装（每台电脑只需做一次）</w:t>
       </w:r>
       <w:r>
         <w:rPr>
@@ -1743,7 +2529,7 @@
           <w:sz w:val="25"/>
           <w:szCs w:val="25"/>
         </w:rPr>
-        <w:t xml:space="preserve">2. Installation (once per machine)</w:t>
+        <w:t xml:space="preserve">3. Installation (once per machine)</w:t>
       </w:r>
     </w:p>
     <w:p>
@@ -2709,7 +3495,7 @@
           <w:sz w:val="30"/>
           <w:szCs w:val="30"/>
         </w:rPr>
-        <w:t>三、怎么用</w:t>
+        <w:t>四、怎么用</w:t>
       </w:r>
       <w:r>
         <w:rPr>
@@ -2727,7 +3513,7 @@
           <w:sz w:val="25"/>
           <w:szCs w:val="25"/>
         </w:rPr>
-        <w:t xml:space="preserve">3. How to Use</w:t>
+        <w:t xml:space="preserve">4. How to Use</w:t>
       </w:r>
     </w:p>
     <w:p>
@@ -3962,7 +4748,7 @@
           <w:sz w:val="30"/>
           <w:szCs w:val="30"/>
         </w:rPr>
-        <w:t>四、换成你自己的项目（改配置）</w:t>
+        <w:t>五、换成你自己的项目（改配置）</w:t>
       </w:r>
       <w:r>
         <w:rPr>
@@ -3980,7 +4766,7 @@
           <w:sz w:val="25"/>
           <w:szCs w:val="25"/>
         </w:rPr>
-        <w:t xml:space="preserve">4. Adapt It to Your Project (Configuration)</w:t>
+        <w:t xml:space="preserve">5. Adapt It to Your Project (Configuration)</w:t>
       </w:r>
     </w:p>
     <w:p>
@@ -4615,7 +5401,7 @@
           <w:sz w:val="30"/>
           <w:szCs w:val="30"/>
         </w:rPr>
-        <w:t>五、验收标准与问题排查</w:t>
+        <w:t>六、验收标准与问题排查</w:t>
       </w:r>
       <w:r>
         <w:rPr>
@@ -4633,7 +5419,7 @@
           <w:sz w:val="25"/>
           <w:szCs w:val="25"/>
         </w:rPr>
-        <w:t xml:space="preserve">5. Acceptance Criteria &amp; Troubleshooting</w:t>
+        <w:t xml:space="preserve">6. Acceptance Criteria &amp; Troubleshooting</w:t>
       </w:r>
     </w:p>
     <w:p>
@@ -6099,7 +6885,7 @@
           <w:sz w:val="30"/>
           <w:szCs w:val="30"/>
         </w:rPr>
-        <w:t>六、你会拿到什么</w:t>
+        <w:t>七、你会拿到什么</w:t>
       </w:r>
       <w:r>
         <w:rPr>
@@ -6117,7 +6903,7 @@
           <w:sz w:val="25"/>
           <w:szCs w:val="25"/>
         </w:rPr>
-        <w:t xml:space="preserve">6. What You Get</w:t>
+        <w:t xml:space="preserve">7. What You Get</w:t>
       </w:r>
     </w:p>
     <w:tbl>
@@ -6637,7 +7423,7 @@
           <w:sz w:val="18"/>
           <w:szCs w:val="18"/>
         </w:rPr>
-        <w:t xml:space="preserve">MIT License · v1.0 · 2026-09-01</w:t>
+        <w:t xml:space="preserve">MIT License · v2.0 · 2026-09-02</w:t>
       </w:r>
     </w:p>
     <w:p>

--- a/docs/figma-translate-guide-bilingual.docx
+++ b/docs/figma-translate-guide-bilingual.docx
@@ -87,6 +87,22 @@
     </w:p>
     <w:p>
       <w:pPr>
+        <w:spacing w:before="0" w:after="20" w:line="300" w:lineRule="auto"/>
+        <w:jc w:val="center"/>
+      </w:pPr>
+      <w:r>
+        <w:rPr>
+          <w:rFonts w:ascii="Microsoft YaHei" w:hAnsi="Microsoft YaHei" w:eastAsia="Microsoft YaHei" w:cs="Microsoft YaHei"/>
+          <w:b/>
+          <w:color w:val="2E5C8A"/>
+          <w:sz w:val="26"/>
+          <w:szCs w:val="26"/>
+        </w:rPr>
+        <w:t xml:space="preserve">电商出海 · 多语言产品图册 · 多语言说明书 · 留学作品集</w:t>
+      </w:r>
+    </w:p>
+    <w:p>
+      <w:pPr>
         <w:spacing w:before="0" w:after="160" w:line="300" w:lineRule="auto"/>
         <w:jc w:val="center"/>
       </w:pPr>
@@ -97,7 +113,7 @@
           <w:sz w:val="20"/>
           <w:szCs w:val="20"/>
         </w:rPr>
-        <w:t xml:space="preserve">Cross-border e-commerce · Multilingual product catalogues · Multilingual manuals</w:t>
+        <w:t xml:space="preserve">Cross-border e-commerce · Product catalogues · Manuals · Study-abroad portfolios</w:t>
       </w:r>
     </w:p>
     <w:p>
@@ -310,21 +326,21 @@
                 <w:sz w:val="19"/>
                 <w:szCs w:val="19"/>
               </w:rPr>
-              <w:t xml:space="preserve">电商出海团队的 Figma 多语言产品图册、说明书、详情页本地化</w:t>
-            </w:r>
-          </w:p>
-          <w:p>
-            <w:pPr>
-              <w:spacing w:before="40" w:after="40" w:line="252" w:lineRule="auto"/>
-            </w:pPr>
-            <w:r>
-              <w:rPr>
-                <w:rFonts w:ascii="Segoe UI" w:hAnsi="Segoe UI" w:eastAsia="Segoe UI" w:cs="Segoe UI"/>
-                <w:color w:val="595959"/>
-                <w:sz w:val="17"/>
-                <w:szCs w:val="17"/>
-              </w:rPr>
-              <w:t xml:space="preserve">Cross-border e-commerce teams localizing Figma product catalogues, manuals and detail pages into multiple languages.</w:t>
+              <w:t xml:space="preserve">电商出海产品图册 / 产品多语言说明书 / 留学作品集——Figma 多语言本地化</w:t>
+            </w:r>
+          </w:p>
+          <w:p>
+            <w:pPr>
+              <w:spacing w:before="40" w:after="40" w:line="252" w:lineRule="auto"/>
+            </w:pPr>
+            <w:r>
+              <w:rPr>
+                <w:rFonts w:ascii="Segoe UI" w:hAnsi="Segoe UI" w:eastAsia="Segoe UI" w:cs="Segoe UI"/>
+                <w:color w:val="595959"/>
+                <w:sz w:val="17"/>
+                <w:szCs w:val="17"/>
+              </w:rPr>
+              <w:t xml:space="preserve">Cross-border e-commerce catalogues / multilingual product manuals / study-abroad portfolios — Figma localization.</w:t>
             </w:r>
           </w:p>
         </w:tc>
@@ -716,7 +732,7 @@
           <w:sz w:val="21"/>
           <w:szCs w:val="21"/>
         </w:rPr>
-        <w:t xml:space="preserve">这个 Skill 不是通用翻译工具——它专门解决一个真实的痛点：跨境电商 / 工业制造企业在 Figma 里做好了产品图册或说明书的设计稿，需要同时输出阿拉伯语、西班牙语、俄语、土耳其语等多个语言版本。传统做法是设计师把每页复制一份、逐个文本框手动改字，既慢又容易出错，阿拉伯语的 RTL 排版更是几乎没法手动搞定。</w:t>
+        <w:t xml:space="preserve">这个 Skill 不是通用翻译工具——它专门解决一个真实的痛点：跨境电商 / 产品团队 / 留学申请者在 Figma 里做好了产品图册、说明书或作品集的设计稿，需要同时输出阿拉伯语、英语、德语、西班牙语、俄语等多个语言版本。传统做法是设计师把每页复制一份、逐个文本框手动改字，既慢又容易出错，阿拉伯语的 RTL 排版更是几乎没法手动搞定。</w:t>
       </w:r>
     </w:p>
     <w:p>
@@ -730,7 +746,7 @@
           <w:sz w:val="19"/>
           <w:szCs w:val="19"/>
         </w:rPr>
-        <w:t xml:space="preserve">This skill is not a general-purpose translator. It solves one real pain point: cross-border e-commerce and industrial manufacturers who design product catalogues or manuals in Figma and need to output Arabic, Spanish, Russian, Turkish and other language versions simultaneously. The traditional approach — duplicating each page and changing text frame by frame by hand — is slow, error-prone, and nearly impossible for Arabic RTL.</w:t>
+        <w:t xml:space="preserve">This skill is not a general-purpose translator. It solves one real pain point: cross-border e-commerce / product teams / study-abroad applicants who design catalogues, manuals or portfolios in Figma and need to output Arabic, English, German, Spanish, Russian and other language versions simultaneously. The traditional approach — duplicating each page and changing text frame by frame by hand — is slow, error-prone, and nearly impossible for Arabic RTL.</w:t>
       </w:r>
     </w:p>
     <w:p>
@@ -745,7 +761,7 @@
           <w:sz w:val="23"/>
           <w:szCs w:val="23"/>
         </w:rPr>
-        <w:t>三大典型场景</w:t>
+        <w:t>四大典型场景</w:t>
       </w:r>
       <w:r>
         <w:rPr>
@@ -763,7 +779,7 @@
           <w:sz w:val="20"/>
           <w:szCs w:val="20"/>
         </w:rPr>
-        <w:t xml:space="preserve">Three typical scenarios</w:t>
+        <w:t xml:space="preserve">Four typical scenarios</w:t>
       </w:r>
     </w:p>
     <w:tbl>
@@ -1239,7 +1255,7 @@
                 <w:sz w:val="18"/>
                 <w:szCs w:val="18"/>
               </w:rPr>
-              <w:t xml:space="preserve">机械设备的安装 / 操作 / 维护说明书通常在 Figma 里排版，每个语种一份。阿拉伯语要从右到左排版，俄语要换西里尔字体，设计师手动搞 RTL 几乎不可能。</w:t>
+              <w:t xml:space="preserve">产品的安装 / 操作 / 维护说明书在 Figma 里排版，每个语种一份。阿拉伯语要从右到左排版，俄语要换西里尔字体，设计师手动搞 RTL 几乎不可能。</w:t>
             </w:r>
           </w:p>
           <w:p>
@@ -1253,7 +1269,7 @@
                 <w:sz w:val="16"/>
                 <w:szCs w:val="16"/>
               </w:rPr>
-              <w:t xml:space="preserve">Equipment installation / operation / maintenance manuals are laid out in Figma, one copy per language. Arabic needs right-to-left layout, Russian needs a Cyrillic font — designers can't handle RTL by hand.</w:t>
+              <w:t xml:space="preserve">Product installation / operation / maintenance manuals laid out in Figma, one copy per language. Arabic needs right-to-left layout, Russian needs a Cyrillic font — designers can't handle RTL by hand.</w:t>
             </w:r>
           </w:p>
         </w:tc>
@@ -1294,6 +1310,130 @@
                 <w:szCs w:val="16"/>
               </w:rPr>
               <w:t xml:space="preserve">RTL LEFT↔RIGHT flipped automatically; CENTRE stays centred; target font and weight mapping are applied automatically. Post-write re-scan confirms zero source-language residue.</w:t>
+            </w:r>
+          </w:p>
+        </w:tc>
+      </w:tr>
+      <w:tr>
+        <w:tc>
+          <w:tcPr>
+            <w:tcW w:w="2000" w:type="dxa"/>
+            <w:shd w:val="clear" w:color="auto" w:fill="EDF2F9"/>
+            <w:tcMar>
+              <w:top w:w="90" w:type="dxa"/>
+              <w:left w:w="110" w:type="dxa"/>
+              <w:bottom w:w="90" w:type="dxa"/>
+              <w:right w:w="110" w:type="dxa"/>
+            </w:tcMar>
+            <w:vAlign w:val="center"/>
+          </w:tcPr>
+          <w:p>
+            <w:pPr>
+              <w:spacing w:before="40" w:after="40" w:line="252" w:lineRule="auto"/>
+            </w:pPr>
+            <w:r>
+              <w:rPr>
+                <w:rFonts w:ascii="Microsoft YaHei" w:hAnsi="Microsoft YaHei" w:eastAsia="Microsoft YaHei" w:cs="Microsoft YaHei"/>
+                <w:b/>
+                <w:color w:val="000000"/>
+                <w:sz w:val="19"/>
+                <w:szCs w:val="19"/>
+              </w:rPr>
+              <w:t>留学作品集</w:t>
+            </w:r>
+          </w:p>
+          <w:p>
+            <w:pPr>
+              <w:spacing w:before="40" w:after="40" w:line="252" w:lineRule="auto"/>
+            </w:pPr>
+            <w:r>
+              <w:rPr>
+                <w:rFonts w:ascii="Segoe UI" w:hAnsi="Segoe UI" w:eastAsia="Segoe UI" w:cs="Segoe UI"/>
+                <w:color w:val="595959"/>
+                <w:sz w:val="17"/>
+                <w:szCs w:val="17"/>
+              </w:rPr>
+              <w:t xml:space="preserve">Study-abroad portfolios</w:t>
+            </w:r>
+          </w:p>
+        </w:tc>
+        <w:tc>
+          <w:tcPr>
+            <w:tcW w:w="3200" w:type="dxa"/>
+            <w:tcMar>
+              <w:top w:w="90" w:type="dxa"/>
+              <w:left w:w="110" w:type="dxa"/>
+              <w:bottom w:w="90" w:type="dxa"/>
+              <w:right w:w="110" w:type="dxa"/>
+            </w:tcMar>
+            <w:vAlign w:val="center"/>
+          </w:tcPr>
+          <w:p>
+            <w:pPr>
+              <w:spacing w:before="40" w:after="40" w:line="252" w:lineRule="auto"/>
+            </w:pPr>
+            <w:r>
+              <w:rPr>
+                <w:rFonts w:ascii="Microsoft YaHei" w:hAnsi="Microsoft YaHei" w:eastAsia="Microsoft YaHei" w:cs="Microsoft YaHei"/>
+                <w:color w:val="000000"/>
+                <w:sz w:val="18"/>
+                <w:szCs w:val="18"/>
+              </w:rPr>
+              <w:t xml:space="preserve">作品集 / 设计提案在 Figma 排版后需要输出中英双语或多语版本用于升学、求职。手动逐页复制改字，排版细节（字号、行距、对齐）很容易跑偏。</w:t>
+            </w:r>
+          </w:p>
+          <w:p>
+            <w:pPr>
+              <w:spacing w:before="40" w:after="40" w:line="252" w:lineRule="auto"/>
+            </w:pPr>
+            <w:r>
+              <w:rPr>
+                <w:rFonts w:ascii="Segoe UI" w:hAnsi="Segoe UI" w:eastAsia="Segoe UI" w:cs="Segoe UI"/>
+                <w:color w:val="595959"/>
+                <w:sz w:val="16"/>
+                <w:szCs w:val="16"/>
+              </w:rPr>
+              <w:t xml:space="preserve">Portfolios / design proposals laid out in Figma need bilingual or multilingual versions for university applications or job hunting. Copying pages and editing by hand easily breaks typography (font size, line spacing, alignment).</w:t>
+            </w:r>
+          </w:p>
+        </w:tc>
+        <w:tc>
+          <w:tcPr>
+            <w:tcW w:w="4438" w:type="dxa"/>
+            <w:tcMar>
+              <w:top w:w="90" w:type="dxa"/>
+              <w:left w:w="110" w:type="dxa"/>
+              <w:bottom w:w="90" w:type="dxa"/>
+              <w:right w:w="110" w:type="dxa"/>
+            </w:tcMar>
+            <w:vAlign w:val="center"/>
+          </w:tcPr>
+          <w:p>
+            <w:pPr>
+              <w:spacing w:before="40" w:after="40" w:line="252" w:lineRule="auto"/>
+            </w:pPr>
+            <w:r>
+              <w:rPr>
+                <w:rFonts w:ascii="Microsoft YaHei" w:hAnsi="Microsoft YaHei" w:eastAsia="Microsoft YaHei" w:cs="Microsoft YaHei"/>
+                <w:color w:val="000000"/>
+                <w:sz w:val="18"/>
+                <w:szCs w:val="18"/>
+              </w:rPr>
+              <w:t xml:space="preserve">一句指令翻译整页，字体 / 字号 / 字重 / 对齐原样保留，不用手动复制页面逐框改字。MiSans VF 覆盖中英日韩等主流语言，开箱即用。</w:t>
+            </w:r>
+          </w:p>
+          <w:p>
+            <w:pPr>
+              <w:spacing w:before="40" w:after="40" w:line="252" w:lineRule="auto"/>
+            </w:pPr>
+            <w:r>
+              <w:rPr>
+                <w:rFonts w:ascii="Segoe UI" w:hAnsi="Segoe UI" w:eastAsia="Segoe UI" w:cs="Segoe UI"/>
+                <w:color w:val="595959"/>
+                <w:sz w:val="16"/>
+                <w:szCs w:val="16"/>
+              </w:rPr>
+              <w:t xml:space="preserve">One command translates the whole page. Font / size / weight / alignment are preserved — no need to duplicate pages and edit frame by frame. MiSans VF covers Chinese, English, Japanese, Korean and other mainstream languages out of the box.</w:t>
             </w:r>
           </w:p>
         </w:tc>
@@ -1376,7 +1516,7 @@
           <w:sz w:val="21"/>
           <w:szCs w:val="21"/>
         </w:rPr>
-        <w:t xml:space="preserve">· 工业制造企业：激光切割机、折弯机、剪板机等设备的安装 / 操作说明书多语种输出。</w:t>
+        <w:t xml:space="preserve">· 产品团队：任何需要在 Figma 里排版、输出多语种版本的产品说明书。</w:t>
       </w:r>
     </w:p>
     <w:p>
@@ -1390,7 +1530,7 @@
           <w:sz w:val="19"/>
           <w:szCs w:val="19"/>
         </w:rPr>
-        <w:t xml:space="preserve">· Industrial manufacturers: multilingual installation / operation manuals for laser cutters, press brakes, shears, etc.</w:t>
+        <w:t xml:space="preserve">· Product teams: anyone laying out multilingual product manuals in Figma.</w:t>
       </w:r>
     </w:p>
     <w:p>
@@ -1404,12 +1544,12 @@
           <w:sz w:val="21"/>
           <w:szCs w:val="21"/>
         </w:rPr>
-        <w:t xml:space="preserve">· 本地化团队 / 设计师：需要在 Figma 原稿上直接产出多语种版本，而不是导出到别的工具重排。</w:t>
-      </w:r>
-    </w:p>
-    <w:p>
-      <w:pPr>
-        <w:spacing w:before="0" w:after="200" w:line="300" w:lineRule="auto"/>
+        <w:t xml:space="preserve">· 留学申请者 / 设计师：作品集、设计提案需要中英双语或多语版本用于升学、求职。</w:t>
+      </w:r>
+    </w:p>
+    <w:p>
+      <w:pPr>
+        <w:spacing w:before="0" w:after="140" w:line="300" w:lineRule="auto"/>
       </w:pPr>
       <w:r>
         <w:rPr>
@@ -1418,7 +1558,35 @@
           <w:sz w:val="19"/>
           <w:szCs w:val="19"/>
         </w:rPr>
-        <w:t xml:space="preserve">· Localization teams / designers: producing multiple language versions directly on the Figma source, instead of exporting to another tool for re-layout.</w:t>
+        <w:t xml:space="preserve">· Study-abroad applicants / designers: portfolios and proposals needing bilingual or multilingual versions for applications or job hunting.</w:t>
+      </w:r>
+    </w:p>
+    <w:p>
+      <w:pPr>
+        <w:spacing w:before="0" w:after="40" w:line="300" w:lineRule="auto"/>
+      </w:pPr>
+      <w:r>
+        <w:rPr>
+          <w:rFonts w:ascii="Microsoft YaHei" w:hAnsi="Microsoft YaHei" w:eastAsia="Microsoft YaHei" w:cs="Microsoft YaHei"/>
+          <w:color w:val="000000"/>
+          <w:sz w:val="21"/>
+          <w:szCs w:val="21"/>
+        </w:rPr>
+        <w:t xml:space="preserve">· 本地化团队：需要在 Figma 原稿上直接产出多语种版本，而不是导出到别的工具重排。</w:t>
+      </w:r>
+    </w:p>
+    <w:p>
+      <w:pPr>
+        <w:spacing w:before="0" w:after="200" w:line="300" w:lineRule="auto"/>
+      </w:pPr>
+      <w:r>
+        <w:rPr>
+          <w:rFonts w:ascii="Segoe UI" w:hAnsi="Segoe UI" w:eastAsia="Segoe UI" w:cs="Segoe UI"/>
+          <w:color w:val="404040"/>
+          <w:sz w:val="19"/>
+          <w:szCs w:val="19"/>
+        </w:rPr>
+        <w:t xml:space="preserve">· Localization teams: producing multiple language versions directly on the Figma source, instead of exporting to another tool for re-layout.</w:t>
       </w:r>
     </w:p>
     <w:p>
@@ -4191,6 +4359,34 @@
         <w:t xml:space="preserve">Supported languages</w:t>
       </w:r>
     </w:p>
+    <w:p>
+      <w:pPr>
+        <w:spacing w:before="0" w:after="40" w:line="300" w:lineRule="auto"/>
+      </w:pPr>
+      <w:r>
+        <w:rPr>
+          <w:rFonts w:ascii="Microsoft YaHei" w:hAnsi="Microsoft YaHei" w:eastAsia="Microsoft YaHei" w:cs="Microsoft YaHei"/>
+          <w:color w:val="000000"/>
+          <w:sz w:val="21"/>
+          <w:szCs w:val="21"/>
+        </w:rPr>
+        <w:t xml:space="preserve">默认字体 MiSans VF 已覆盖拉丁、中日韩、西里尔等主流语言，无需更换。只有阿拉伯 / 希伯来 / 波斯等 RTL 脚本不含字形，需换成 Figma 内置的 Noto Sans Arabic。</w:t>
+      </w:r>
+    </w:p>
+    <w:p>
+      <w:pPr>
+        <w:spacing w:before="0" w:after="140" w:line="300" w:lineRule="auto"/>
+      </w:pPr>
+      <w:r>
+        <w:rPr>
+          <w:rFonts w:ascii="Segoe UI" w:hAnsi="Segoe UI" w:eastAsia="Segoe UI" w:cs="Segoe UI"/>
+          <w:color w:val="404040"/>
+          <w:sz w:val="19"/>
+          <w:szCs w:val="19"/>
+        </w:rPr>
+        <w:t xml:space="preserve">The default font MiSans VF already covers Latin, CJK and Cyrillic scripts — no font change needed. Only RTL scripts (Arabic / Hebrew / Persian) lack glyphs and must switch to Noto Sans Arabic, built into Figma.</w:t>
+      </w:r>
+    </w:p>
     <w:tbl>
       <w:tblPr>
         <w:tblW w:w="9638" w:type="dxa"/>
@@ -4210,9 +4406,10 @@
         </w:tblCellMar>
       </w:tblPr>
       <w:tblGrid>
+        <w:gridCol w:w="2200"/>
+        <w:gridCol w:w="2000"/>
         <w:gridCol w:w="2400"/>
-        <w:gridCol w:w="2400"/>
-        <w:gridCol w:w="4838"/>
+        <w:gridCol w:w="3038"/>
       </w:tblGrid>
       <w:tr>
         <w:trPr>
@@ -4220,6 +4417,94 @@
         </w:trPr>
         <w:tc>
           <w:tcPr>
+            <w:tcW w:w="2200" w:type="dxa"/>
+            <w:shd w:val="clear" w:color="auto" w:fill="DEEAF6"/>
+            <w:tcMar>
+              <w:top w:w="90" w:type="dxa"/>
+              <w:left w:w="110" w:type="dxa"/>
+              <w:bottom w:w="90" w:type="dxa"/>
+              <w:right w:w="110" w:type="dxa"/>
+            </w:tcMar>
+            <w:vAlign w:val="center"/>
+          </w:tcPr>
+          <w:p>
+            <w:pPr>
+              <w:spacing w:before="40" w:after="40" w:line="252" w:lineRule="auto"/>
+              <w:jc w:val="center"/>
+            </w:pPr>
+            <w:r>
+              <w:rPr>
+                <w:rFonts w:ascii="Microsoft YaHei" w:hAnsi="Microsoft YaHei" w:eastAsia="Microsoft YaHei" w:cs="Microsoft YaHei"/>
+                <w:b/>
+                <w:color w:val="000000"/>
+                <w:sz w:val="20"/>
+                <w:szCs w:val="20"/>
+              </w:rPr>
+              <w:t>目标语言</w:t>
+            </w:r>
+          </w:p>
+          <w:p>
+            <w:pPr>
+              <w:spacing w:before="40" w:after="40" w:line="252" w:lineRule="auto"/>
+              <w:jc w:val="center"/>
+            </w:pPr>
+            <w:r>
+              <w:rPr>
+                <w:rFonts w:ascii="Segoe UI" w:hAnsi="Segoe UI" w:eastAsia="Segoe UI" w:cs="Segoe UI"/>
+                <w:color w:val="595959"/>
+                <w:sz w:val="17"/>
+                <w:szCs w:val="17"/>
+              </w:rPr>
+              <w:t xml:space="preserve">Target language</w:t>
+            </w:r>
+          </w:p>
+        </w:tc>
+        <w:tc>
+          <w:tcPr>
+            <w:tcW w:w="2000" w:type="dxa"/>
+            <w:shd w:val="clear" w:color="auto" w:fill="DEEAF6"/>
+            <w:tcMar>
+              <w:top w:w="90" w:type="dxa"/>
+              <w:left w:w="110" w:type="dxa"/>
+              <w:bottom w:w="90" w:type="dxa"/>
+              <w:right w:w="110" w:type="dxa"/>
+            </w:tcMar>
+            <w:vAlign w:val="center"/>
+          </w:tcPr>
+          <w:p>
+            <w:pPr>
+              <w:spacing w:before="40" w:after="40" w:line="252" w:lineRule="auto"/>
+              <w:jc w:val="center"/>
+            </w:pPr>
+            <w:r>
+              <w:rPr>
+                <w:rFonts w:ascii="Microsoft YaHei" w:hAnsi="Microsoft YaHei" w:eastAsia="Microsoft YaHei" w:cs="Microsoft YaHei"/>
+                <w:b/>
+                <w:color w:val="000000"/>
+                <w:sz w:val="20"/>
+                <w:szCs w:val="20"/>
+              </w:rPr>
+              <w:t>文字方向</w:t>
+            </w:r>
+          </w:p>
+          <w:p>
+            <w:pPr>
+              <w:spacing w:before="40" w:after="40" w:line="252" w:lineRule="auto"/>
+              <w:jc w:val="center"/>
+            </w:pPr>
+            <w:r>
+              <w:rPr>
+                <w:rFonts w:ascii="Segoe UI" w:hAnsi="Segoe UI" w:eastAsia="Segoe UI" w:cs="Segoe UI"/>
+                <w:color w:val="595959"/>
+                <w:sz w:val="17"/>
+                <w:szCs w:val="17"/>
+              </w:rPr>
+              <w:t>Direction</w:t>
+            </w:r>
+          </w:p>
+        </w:tc>
+        <w:tc>
+          <w:tcPr>
             <w:tcW w:w="2400" w:type="dxa"/>
             <w:shd w:val="clear" w:color="auto" w:fill="DEEAF6"/>
             <w:tcMar>
@@ -4243,28 +4528,28 @@
                 <w:sz w:val="20"/>
                 <w:szCs w:val="20"/>
               </w:rPr>
-              <w:t>目标语言</w:t>
-            </w:r>
-          </w:p>
-          <w:p>
-            <w:pPr>
-              <w:spacing w:before="40" w:after="40" w:line="252" w:lineRule="auto"/>
-              <w:jc w:val="center"/>
-            </w:pPr>
-            <w:r>
-              <w:rPr>
-                <w:rFonts w:ascii="Segoe UI" w:hAnsi="Segoe UI" w:eastAsia="Segoe UI" w:cs="Segoe UI"/>
-                <w:color w:val="595959"/>
-                <w:sz w:val="17"/>
-                <w:szCs w:val="17"/>
-              </w:rPr>
-              <w:t xml:space="preserve">Target language</w:t>
-            </w:r>
-          </w:p>
-        </w:tc>
-        <w:tc>
-          <w:tcPr>
-            <w:tcW w:w="2400" w:type="dxa"/>
+              <w:t>字体</w:t>
+            </w:r>
+          </w:p>
+          <w:p>
+            <w:pPr>
+              <w:spacing w:before="40" w:after="40" w:line="252" w:lineRule="auto"/>
+              <w:jc w:val="center"/>
+            </w:pPr>
+            <w:r>
+              <w:rPr>
+                <w:rFonts w:ascii="Segoe UI" w:hAnsi="Segoe UI" w:eastAsia="Segoe UI" w:cs="Segoe UI"/>
+                <w:color w:val="595959"/>
+                <w:sz w:val="17"/>
+                <w:szCs w:val="17"/>
+              </w:rPr>
+              <w:t>Font</w:t>
+            </w:r>
+          </w:p>
+        </w:tc>
+        <w:tc>
+          <w:tcPr>
+            <w:tcW w:w="3038" w:type="dxa"/>
             <w:shd w:val="clear" w:color="auto" w:fill="DEEAF6"/>
             <w:tcMar>
               <w:top w:w="90" w:type="dxa"/>
@@ -4287,66 +4572,22 @@
                 <w:sz w:val="20"/>
                 <w:szCs w:val="20"/>
               </w:rPr>
-              <w:t>文字方向</w:t>
-            </w:r>
-          </w:p>
-          <w:p>
-            <w:pPr>
-              <w:spacing w:before="40" w:after="40" w:line="252" w:lineRule="auto"/>
-              <w:jc w:val="center"/>
-            </w:pPr>
-            <w:r>
-              <w:rPr>
-                <w:rFonts w:ascii="Segoe UI" w:hAnsi="Segoe UI" w:eastAsia="Segoe UI" w:cs="Segoe UI"/>
-                <w:color w:val="595959"/>
-                <w:sz w:val="17"/>
-                <w:szCs w:val="17"/>
-              </w:rPr>
-              <w:t>Direction</w:t>
-            </w:r>
-          </w:p>
-        </w:tc>
-        <w:tc>
-          <w:tcPr>
-            <w:tcW w:w="4838" w:type="dxa"/>
-            <w:shd w:val="clear" w:color="auto" w:fill="DEEAF6"/>
-            <w:tcMar>
-              <w:top w:w="90" w:type="dxa"/>
-              <w:left w:w="110" w:type="dxa"/>
-              <w:bottom w:w="90" w:type="dxa"/>
-              <w:right w:w="110" w:type="dxa"/>
-            </w:tcMar>
-            <w:vAlign w:val="center"/>
-          </w:tcPr>
-          <w:p>
-            <w:pPr>
-              <w:spacing w:before="40" w:after="40" w:line="252" w:lineRule="auto"/>
-              <w:jc w:val="center"/>
-            </w:pPr>
-            <w:r>
-              <w:rPr>
-                <w:rFonts w:ascii="Microsoft YaHei" w:hAnsi="Microsoft YaHei" w:eastAsia="Microsoft YaHei" w:cs="Microsoft YaHei"/>
-                <w:b/>
-                <w:color w:val="000000"/>
-                <w:sz w:val="20"/>
-                <w:szCs w:val="20"/>
-              </w:rPr>
-              <w:t>对齐如何处理</w:t>
-            </w:r>
-          </w:p>
-          <w:p>
-            <w:pPr>
-              <w:spacing w:before="40" w:after="40" w:line="252" w:lineRule="auto"/>
-              <w:jc w:val="center"/>
-            </w:pPr>
-            <w:r>
-              <w:rPr>
-                <w:rFonts w:ascii="Segoe UI" w:hAnsi="Segoe UI" w:eastAsia="Segoe UI" w:cs="Segoe UI"/>
-                <w:color w:val="595959"/>
-                <w:sz w:val="17"/>
-                <w:szCs w:val="17"/>
-              </w:rPr>
-              <w:t xml:space="preserve">How alignment is handled</w:t>
+              <w:t>对齐处理</w:t>
+            </w:r>
+          </w:p>
+          <w:p>
+            <w:pPr>
+              <w:spacing w:before="40" w:after="40" w:line="252" w:lineRule="auto"/>
+              <w:jc w:val="center"/>
+            </w:pPr>
+            <w:r>
+              <w:rPr>
+                <w:rFonts w:ascii="Segoe UI" w:hAnsi="Segoe UI" w:eastAsia="Segoe UI" w:cs="Segoe UI"/>
+                <w:color w:val="595959"/>
+                <w:sz w:val="17"/>
+                <w:szCs w:val="17"/>
+              </w:rPr>
+              <w:t>Alignment</w:t>
             </w:r>
           </w:p>
         </w:tc>
@@ -4354,7 +4595,49 @@
       <w:tr>
         <w:tc>
           <w:tcPr>
-            <w:tcW w:w="2400" w:type="dxa"/>
+            <w:tcW w:w="2200" w:type="dxa"/>
+            <w:tcMar>
+              <w:top w:w="90" w:type="dxa"/>
+              <w:left w:w="110" w:type="dxa"/>
+              <w:bottom w:w="90" w:type="dxa"/>
+              <w:right w:w="110" w:type="dxa"/>
+            </w:tcMar>
+            <w:vAlign w:val="center"/>
+          </w:tcPr>
+          <w:p>
+            <w:pPr>
+              <w:spacing w:before="40" w:after="40" w:line="252" w:lineRule="auto"/>
+              <w:jc w:val="center"/>
+            </w:pPr>
+            <w:r>
+              <w:rPr>
+                <w:rFonts w:ascii="Microsoft YaHei" w:hAnsi="Microsoft YaHei" w:eastAsia="Microsoft YaHei" w:cs="Microsoft YaHei"/>
+                <w:color w:val="000000"/>
+                <w:sz w:val="18"/>
+                <w:szCs w:val="18"/>
+              </w:rPr>
+              <w:t xml:space="preserve">英语 / 德语 / 意大利语 / 葡萄牙语</w:t>
+            </w:r>
+          </w:p>
+          <w:p>
+            <w:pPr>
+              <w:spacing w:before="40" w:after="40" w:line="252" w:lineRule="auto"/>
+              <w:jc w:val="center"/>
+            </w:pPr>
+            <w:r>
+              <w:rPr>
+                <w:rFonts w:ascii="Segoe UI" w:hAnsi="Segoe UI" w:eastAsia="Segoe UI" w:cs="Segoe UI"/>
+                <w:color w:val="595959"/>
+                <w:sz w:val="16"/>
+                <w:szCs w:val="16"/>
+              </w:rPr>
+              <w:t xml:space="preserve">English / German / Italian / Portuguese</w:t>
+            </w:r>
+          </w:p>
+        </w:tc>
+        <w:tc>
+          <w:tcPr>
+            <w:tcW w:w="2000" w:type="dxa"/>
             <w:tcMar>
               <w:top w:w="90" w:type="dxa"/>
               <w:left w:w="110" w:type="dxa"/>
@@ -4375,28 +4658,156 @@
                 <w:sz w:val="19"/>
                 <w:szCs w:val="19"/>
               </w:rPr>
-              <w:t xml:space="preserve">阿拉伯语 / 希伯来语 / 波斯语</w:t>
-            </w:r>
-          </w:p>
-          <w:p>
-            <w:pPr>
-              <w:spacing w:before="40" w:after="40" w:line="252" w:lineRule="auto"/>
-              <w:jc w:val="center"/>
-            </w:pPr>
-            <w:r>
-              <w:rPr>
-                <w:rFonts w:ascii="Segoe UI" w:hAnsi="Segoe UI" w:eastAsia="Segoe UI" w:cs="Segoe UI"/>
-                <w:color w:val="595959"/>
-                <w:sz w:val="17"/>
-                <w:szCs w:val="17"/>
-              </w:rPr>
-              <w:t xml:space="preserve">Arabic / Hebrew / Persian</w:t>
+              <w:t>LTR</w:t>
+            </w:r>
+          </w:p>
+          <w:p>
+            <w:pPr>
+              <w:spacing w:before="40" w:after="40" w:line="252" w:lineRule="auto"/>
+              <w:jc w:val="center"/>
+            </w:pPr>
+            <w:r>
+              <w:rPr>
+                <w:rFonts w:ascii="Segoe UI" w:hAnsi="Segoe UI" w:eastAsia="Segoe UI" w:cs="Segoe UI"/>
+                <w:color w:val="595959"/>
+                <w:sz w:val="17"/>
+                <w:szCs w:val="17"/>
+              </w:rPr>
+              <w:t>LTR</w:t>
             </w:r>
           </w:p>
         </w:tc>
         <w:tc>
           <w:tcPr>
             <w:tcW w:w="2400" w:type="dxa"/>
+            <w:tcMar>
+              <w:top w:w="90" w:type="dxa"/>
+              <w:left w:w="110" w:type="dxa"/>
+              <w:bottom w:w="90" w:type="dxa"/>
+              <w:right w:w="110" w:type="dxa"/>
+            </w:tcMar>
+            <w:vAlign w:val="center"/>
+          </w:tcPr>
+          <w:p>
+            <w:pPr>
+              <w:spacing w:before="40" w:after="40" w:line="252" w:lineRule="auto"/>
+              <w:jc w:val="center"/>
+            </w:pPr>
+            <w:r>
+              <w:rPr>
+                <w:rFonts w:ascii="Microsoft YaHei" w:hAnsi="Microsoft YaHei" w:eastAsia="Microsoft YaHei" w:cs="Microsoft YaHei"/>
+                <w:color w:val="000000"/>
+                <w:sz w:val="18"/>
+                <w:szCs w:val="18"/>
+              </w:rPr>
+              <w:t xml:space="preserve">MiSans VF（原样保留）</w:t>
+            </w:r>
+          </w:p>
+          <w:p>
+            <w:pPr>
+              <w:spacing w:before="40" w:after="40" w:line="252" w:lineRule="auto"/>
+              <w:jc w:val="center"/>
+            </w:pPr>
+            <w:r>
+              <w:rPr>
+                <w:rFonts w:ascii="Segoe UI" w:hAnsi="Segoe UI" w:eastAsia="Segoe UI" w:cs="Segoe UI"/>
+                <w:color w:val="595959"/>
+                <w:sz w:val="16"/>
+                <w:szCs w:val="16"/>
+              </w:rPr>
+              <w:t xml:space="preserve">MiSans VF (kept as-is)</w:t>
+            </w:r>
+          </w:p>
+        </w:tc>
+        <w:tc>
+          <w:tcPr>
+            <w:tcW w:w="3038" w:type="dxa"/>
+            <w:tcMar>
+              <w:top w:w="90" w:type="dxa"/>
+              <w:left w:w="110" w:type="dxa"/>
+              <w:bottom w:w="90" w:type="dxa"/>
+              <w:right w:w="110" w:type="dxa"/>
+            </w:tcMar>
+            <w:vAlign w:val="center"/>
+          </w:tcPr>
+          <w:p>
+            <w:pPr>
+              <w:spacing w:before="40" w:after="40" w:line="252" w:lineRule="auto"/>
+              <w:jc w:val="center"/>
+            </w:pPr>
+            <w:r>
+              <w:rPr>
+                <w:rFonts w:ascii="Microsoft YaHei" w:hAnsi="Microsoft YaHei" w:eastAsia="Microsoft YaHei" w:cs="Microsoft YaHei"/>
+                <w:color w:val="000000"/>
+                <w:sz w:val="18"/>
+                <w:szCs w:val="18"/>
+              </w:rPr>
+              <w:t>沿用原有对齐</w:t>
+            </w:r>
+          </w:p>
+          <w:p>
+            <w:pPr>
+              <w:spacing w:before="40" w:after="40" w:line="252" w:lineRule="auto"/>
+              <w:jc w:val="center"/>
+            </w:pPr>
+            <w:r>
+              <w:rPr>
+                <w:rFonts w:ascii="Segoe UI" w:hAnsi="Segoe UI" w:eastAsia="Segoe UI" w:cs="Segoe UI"/>
+                <w:color w:val="595959"/>
+                <w:sz w:val="16"/>
+                <w:szCs w:val="16"/>
+              </w:rPr>
+              <w:t xml:space="preserve">Keeps original alignment</w:t>
+            </w:r>
+          </w:p>
+        </w:tc>
+      </w:tr>
+      <w:tr>
+        <w:tc>
+          <w:tcPr>
+            <w:tcW w:w="2200" w:type="dxa"/>
+            <w:tcMar>
+              <w:top w:w="90" w:type="dxa"/>
+              <w:left w:w="110" w:type="dxa"/>
+              <w:bottom w:w="90" w:type="dxa"/>
+              <w:right w:w="110" w:type="dxa"/>
+            </w:tcMar>
+            <w:vAlign w:val="center"/>
+          </w:tcPr>
+          <w:p>
+            <w:pPr>
+              <w:spacing w:before="40" w:after="40" w:line="252" w:lineRule="auto"/>
+              <w:jc w:val="center"/>
+            </w:pPr>
+            <w:r>
+              <w:rPr>
+                <w:rFonts w:ascii="Microsoft YaHei" w:hAnsi="Microsoft YaHei" w:eastAsia="Microsoft YaHei" w:cs="Microsoft YaHei"/>
+                <w:color w:val="000000"/>
+                <w:sz w:val="18"/>
+                <w:szCs w:val="18"/>
+              </w:rPr>
+              <w:t xml:space="preserve">法语 / 西班牙语 / 土耳其语</w:t>
+            </w:r>
+          </w:p>
+          <w:p>
+            <w:pPr>
+              <w:spacing w:before="40" w:after="40" w:line="252" w:lineRule="auto"/>
+              <w:jc w:val="center"/>
+            </w:pPr>
+            <w:r>
+              <w:rPr>
+                <w:rFonts w:ascii="Segoe UI" w:hAnsi="Segoe UI" w:eastAsia="Segoe UI" w:cs="Segoe UI"/>
+                <w:color w:val="595959"/>
+                <w:sz w:val="16"/>
+                <w:szCs w:val="16"/>
+              </w:rPr>
+              <w:t xml:space="preserve">French / Spanish / Turkish</w:t>
+            </w:r>
+          </w:p>
+        </w:tc>
+        <w:tc>
+          <w:tcPr>
+            <w:tcW w:w="2000" w:type="dxa"/>
             <w:tcMar>
               <w:top w:w="90" w:type="dxa"/>
               <w:left w:w="110" w:type="dxa"/>
@@ -4417,39 +4828,168 @@
                 <w:sz w:val="19"/>
                 <w:szCs w:val="19"/>
               </w:rPr>
-              <w:t>RTL（从右到左）</w:t>
-            </w:r>
-          </w:p>
-          <w:p>
-            <w:pPr>
-              <w:spacing w:before="40" w:after="40" w:line="252" w:lineRule="auto"/>
-              <w:jc w:val="center"/>
-            </w:pPr>
-            <w:r>
-              <w:rPr>
-                <w:rFonts w:ascii="Segoe UI" w:hAnsi="Segoe UI" w:eastAsia="Segoe UI" w:cs="Segoe UI"/>
-                <w:color w:val="595959"/>
-                <w:sz w:val="17"/>
-                <w:szCs w:val="17"/>
-              </w:rPr>
-              <w:t xml:space="preserve">RTL (right-to-left)</w:t>
-            </w:r>
-          </w:p>
-        </w:tc>
-        <w:tc>
-          <w:tcPr>
-            <w:tcW w:w="4838" w:type="dxa"/>
-            <w:tcMar>
-              <w:top w:w="90" w:type="dxa"/>
-              <w:left w:w="110" w:type="dxa"/>
-              <w:bottom w:w="90" w:type="dxa"/>
-              <w:right w:w="110" w:type="dxa"/>
-            </w:tcMar>
-            <w:vAlign w:val="center"/>
-          </w:tcPr>
-          <w:p>
-            <w:pPr>
-              <w:spacing w:before="40" w:after="40" w:line="252" w:lineRule="auto"/>
+              <w:t>LTR</w:t>
+            </w:r>
+          </w:p>
+          <w:p>
+            <w:pPr>
+              <w:spacing w:before="40" w:after="40" w:line="252" w:lineRule="auto"/>
+              <w:jc w:val="center"/>
+            </w:pPr>
+            <w:r>
+              <w:rPr>
+                <w:rFonts w:ascii="Segoe UI" w:hAnsi="Segoe UI" w:eastAsia="Segoe UI" w:cs="Segoe UI"/>
+                <w:color w:val="595959"/>
+                <w:sz w:val="17"/>
+                <w:szCs w:val="17"/>
+              </w:rPr>
+              <w:t>LTR</w:t>
+            </w:r>
+          </w:p>
+        </w:tc>
+        <w:tc>
+          <w:tcPr>
+            <w:tcW w:w="2400" w:type="dxa"/>
+            <w:tcMar>
+              <w:top w:w="90" w:type="dxa"/>
+              <w:left w:w="110" w:type="dxa"/>
+              <w:bottom w:w="90" w:type="dxa"/>
+              <w:right w:w="110" w:type="dxa"/>
+            </w:tcMar>
+            <w:vAlign w:val="center"/>
+          </w:tcPr>
+          <w:p>
+            <w:pPr>
+              <w:spacing w:before="40" w:after="40" w:line="252" w:lineRule="auto"/>
+              <w:jc w:val="center"/>
+            </w:pPr>
+            <w:r>
+              <w:rPr>
+                <w:rFonts w:ascii="Microsoft YaHei" w:hAnsi="Microsoft YaHei" w:eastAsia="Microsoft YaHei" w:cs="Microsoft YaHei"/>
+                <w:color w:val="000000"/>
+                <w:sz w:val="18"/>
+                <w:szCs w:val="18"/>
+              </w:rPr>
+              <w:t xml:space="preserve">MiSans VF（原样保留）</w:t>
+            </w:r>
+          </w:p>
+          <w:p>
+            <w:pPr>
+              <w:spacing w:before="40" w:after="40" w:line="252" w:lineRule="auto"/>
+              <w:jc w:val="center"/>
+            </w:pPr>
+            <w:r>
+              <w:rPr>
+                <w:rFonts w:ascii="Segoe UI" w:hAnsi="Segoe UI" w:eastAsia="Segoe UI" w:cs="Segoe UI"/>
+                <w:color w:val="595959"/>
+                <w:sz w:val="16"/>
+                <w:szCs w:val="16"/>
+              </w:rPr>
+              <w:t xml:space="preserve">MiSans VF (kept as-is)</w:t>
+            </w:r>
+          </w:p>
+        </w:tc>
+        <w:tc>
+          <w:tcPr>
+            <w:tcW w:w="3038" w:type="dxa"/>
+            <w:tcMar>
+              <w:top w:w="90" w:type="dxa"/>
+              <w:left w:w="110" w:type="dxa"/>
+              <w:bottom w:w="90" w:type="dxa"/>
+              <w:right w:w="110" w:type="dxa"/>
+            </w:tcMar>
+            <w:vAlign w:val="center"/>
+          </w:tcPr>
+          <w:p>
+            <w:pPr>
+              <w:spacing w:before="40" w:after="40" w:line="252" w:lineRule="auto"/>
+              <w:jc w:val="center"/>
+            </w:pPr>
+            <w:r>
+              <w:rPr>
+                <w:rFonts w:ascii="Microsoft YaHei" w:hAnsi="Microsoft YaHei" w:eastAsia="Microsoft YaHei" w:cs="Microsoft YaHei"/>
+                <w:color w:val="000000"/>
+                <w:sz w:val="18"/>
+                <w:szCs w:val="18"/>
+              </w:rPr>
+              <w:t>沿用原有对齐</w:t>
+            </w:r>
+          </w:p>
+          <w:p>
+            <w:pPr>
+              <w:spacing w:before="40" w:after="40" w:line="252" w:lineRule="auto"/>
+              <w:jc w:val="center"/>
+            </w:pPr>
+            <w:r>
+              <w:rPr>
+                <w:rFonts w:ascii="Segoe UI" w:hAnsi="Segoe UI" w:eastAsia="Segoe UI" w:cs="Segoe UI"/>
+                <w:color w:val="595959"/>
+                <w:sz w:val="16"/>
+                <w:szCs w:val="16"/>
+              </w:rPr>
+              <w:t xml:space="preserve">Keeps original alignment</w:t>
+            </w:r>
+          </w:p>
+        </w:tc>
+      </w:tr>
+      <w:tr>
+        <w:tc>
+          <w:tcPr>
+            <w:tcW w:w="2200" w:type="dxa"/>
+            <w:tcMar>
+              <w:top w:w="90" w:type="dxa"/>
+              <w:left w:w="110" w:type="dxa"/>
+              <w:bottom w:w="90" w:type="dxa"/>
+              <w:right w:w="110" w:type="dxa"/>
+            </w:tcMar>
+            <w:vAlign w:val="center"/>
+          </w:tcPr>
+          <w:p>
+            <w:pPr>
+              <w:spacing w:before="40" w:after="40" w:line="252" w:lineRule="auto"/>
+              <w:jc w:val="center"/>
+            </w:pPr>
+            <w:r>
+              <w:rPr>
+                <w:rFonts w:ascii="Microsoft YaHei" w:hAnsi="Microsoft YaHei" w:eastAsia="Microsoft YaHei" w:cs="Microsoft YaHei"/>
+                <w:color w:val="000000"/>
+                <w:sz w:val="18"/>
+                <w:szCs w:val="18"/>
+              </w:rPr>
+              <w:t xml:space="preserve">俄语 / 乌克兰语</w:t>
+            </w:r>
+          </w:p>
+          <w:p>
+            <w:pPr>
+              <w:spacing w:before="40" w:after="40" w:line="252" w:lineRule="auto"/>
+              <w:jc w:val="center"/>
+            </w:pPr>
+            <w:r>
+              <w:rPr>
+                <w:rFonts w:ascii="Segoe UI" w:hAnsi="Segoe UI" w:eastAsia="Segoe UI" w:cs="Segoe UI"/>
+                <w:color w:val="595959"/>
+                <w:sz w:val="16"/>
+                <w:szCs w:val="16"/>
+              </w:rPr>
+              <w:t xml:space="preserve">Russian / Ukrainian</w:t>
+            </w:r>
+          </w:p>
+        </w:tc>
+        <w:tc>
+          <w:tcPr>
+            <w:tcW w:w="2000" w:type="dxa"/>
+            <w:tcMar>
+              <w:top w:w="90" w:type="dxa"/>
+              <w:left w:w="110" w:type="dxa"/>
+              <w:bottom w:w="90" w:type="dxa"/>
+              <w:right w:w="110" w:type="dxa"/>
+            </w:tcMar>
+            <w:vAlign w:val="center"/>
+          </w:tcPr>
+          <w:p>
+            <w:pPr>
+              <w:spacing w:before="40" w:after="40" w:line="252" w:lineRule="auto"/>
+              <w:jc w:val="center"/>
             </w:pPr>
             <w:r>
               <w:rPr>
@@ -4458,21 +4998,106 @@
                 <w:sz w:val="19"/>
                 <w:szCs w:val="19"/>
               </w:rPr>
-              <w:t xml:space="preserve">LEFT ↔ RIGHT 翻转；CENTER、JUSTIFIED 保持不变</w:t>
-            </w:r>
-          </w:p>
-          <w:p>
-            <w:pPr>
-              <w:spacing w:before="40" w:after="40" w:line="252" w:lineRule="auto"/>
-            </w:pPr>
-            <w:r>
-              <w:rPr>
-                <w:rFonts w:ascii="Segoe UI" w:hAnsi="Segoe UI" w:eastAsia="Segoe UI" w:cs="Segoe UI"/>
-                <w:color w:val="595959"/>
-                <w:sz w:val="17"/>
-                <w:szCs w:val="17"/>
-              </w:rPr>
-              <w:t xml:space="preserve">LEFT ↔ RIGHT flipped; CENTER and JUSTIFIED stay as they are</w:t>
+              <w:t>LTR</w:t>
+            </w:r>
+          </w:p>
+          <w:p>
+            <w:pPr>
+              <w:spacing w:before="40" w:after="40" w:line="252" w:lineRule="auto"/>
+              <w:jc w:val="center"/>
+            </w:pPr>
+            <w:r>
+              <w:rPr>
+                <w:rFonts w:ascii="Segoe UI" w:hAnsi="Segoe UI" w:eastAsia="Segoe UI" w:cs="Segoe UI"/>
+                <w:color w:val="595959"/>
+                <w:sz w:val="17"/>
+                <w:szCs w:val="17"/>
+              </w:rPr>
+              <w:t>LTR</w:t>
+            </w:r>
+          </w:p>
+        </w:tc>
+        <w:tc>
+          <w:tcPr>
+            <w:tcW w:w="2400" w:type="dxa"/>
+            <w:tcMar>
+              <w:top w:w="90" w:type="dxa"/>
+              <w:left w:w="110" w:type="dxa"/>
+              <w:bottom w:w="90" w:type="dxa"/>
+              <w:right w:w="110" w:type="dxa"/>
+            </w:tcMar>
+            <w:vAlign w:val="center"/>
+          </w:tcPr>
+          <w:p>
+            <w:pPr>
+              <w:spacing w:before="40" w:after="40" w:line="252" w:lineRule="auto"/>
+              <w:jc w:val="center"/>
+            </w:pPr>
+            <w:r>
+              <w:rPr>
+                <w:rFonts w:ascii="Microsoft YaHei" w:hAnsi="Microsoft YaHei" w:eastAsia="Microsoft YaHei" w:cs="Microsoft YaHei"/>
+                <w:color w:val="000000"/>
+                <w:sz w:val="18"/>
+                <w:szCs w:val="18"/>
+              </w:rPr>
+              <w:t xml:space="preserve">MiSans VF（含西里尔字形）</w:t>
+            </w:r>
+          </w:p>
+          <w:p>
+            <w:pPr>
+              <w:spacing w:before="40" w:after="40" w:line="252" w:lineRule="auto"/>
+              <w:jc w:val="center"/>
+            </w:pPr>
+            <w:r>
+              <w:rPr>
+                <w:rFonts w:ascii="Segoe UI" w:hAnsi="Segoe UI" w:eastAsia="Segoe UI" w:cs="Segoe UI"/>
+                <w:color w:val="595959"/>
+                <w:sz w:val="16"/>
+                <w:szCs w:val="16"/>
+              </w:rPr>
+              <w:t xml:space="preserve">MiSans VF (has Cyrillic)</w:t>
+            </w:r>
+          </w:p>
+        </w:tc>
+        <w:tc>
+          <w:tcPr>
+            <w:tcW w:w="3038" w:type="dxa"/>
+            <w:tcMar>
+              <w:top w:w="90" w:type="dxa"/>
+              <w:left w:w="110" w:type="dxa"/>
+              <w:bottom w:w="90" w:type="dxa"/>
+              <w:right w:w="110" w:type="dxa"/>
+            </w:tcMar>
+            <w:vAlign w:val="center"/>
+          </w:tcPr>
+          <w:p>
+            <w:pPr>
+              <w:spacing w:before="40" w:after="40" w:line="252" w:lineRule="auto"/>
+              <w:jc w:val="center"/>
+            </w:pPr>
+            <w:r>
+              <w:rPr>
+                <w:rFonts w:ascii="Microsoft YaHei" w:hAnsi="Microsoft YaHei" w:eastAsia="Microsoft YaHei" w:cs="Microsoft YaHei"/>
+                <w:color w:val="000000"/>
+                <w:sz w:val="18"/>
+                <w:szCs w:val="18"/>
+              </w:rPr>
+              <w:t>沿用原有对齐</w:t>
+            </w:r>
+          </w:p>
+          <w:p>
+            <w:pPr>
+              <w:spacing w:before="40" w:after="40" w:line="252" w:lineRule="auto"/>
+              <w:jc w:val="center"/>
+            </w:pPr>
+            <w:r>
+              <w:rPr>
+                <w:rFonts w:ascii="Segoe UI" w:hAnsi="Segoe UI" w:eastAsia="Segoe UI" w:cs="Segoe UI"/>
+                <w:color w:val="595959"/>
+                <w:sz w:val="16"/>
+                <w:szCs w:val="16"/>
+              </w:rPr>
+              <w:t xml:space="preserve">Keeps original alignment</w:t>
             </w:r>
           </w:p>
         </w:tc>
@@ -4480,7 +5105,49 @@
       <w:tr>
         <w:tc>
           <w:tcPr>
-            <w:tcW w:w="2400" w:type="dxa"/>
+            <w:tcW w:w="2200" w:type="dxa"/>
+            <w:tcMar>
+              <w:top w:w="90" w:type="dxa"/>
+              <w:left w:w="110" w:type="dxa"/>
+              <w:bottom w:w="90" w:type="dxa"/>
+              <w:right w:w="110" w:type="dxa"/>
+            </w:tcMar>
+            <w:vAlign w:val="center"/>
+          </w:tcPr>
+          <w:p>
+            <w:pPr>
+              <w:spacing w:before="40" w:after="40" w:line="252" w:lineRule="auto"/>
+              <w:jc w:val="center"/>
+            </w:pPr>
+            <w:r>
+              <w:rPr>
+                <w:rFonts w:ascii="Microsoft YaHei" w:hAnsi="Microsoft YaHei" w:eastAsia="Microsoft YaHei" w:cs="Microsoft YaHei"/>
+                <w:color w:val="000000"/>
+                <w:sz w:val="18"/>
+                <w:szCs w:val="18"/>
+              </w:rPr>
+              <w:t xml:space="preserve">中文 / 日文 / 韩文</w:t>
+            </w:r>
+          </w:p>
+          <w:p>
+            <w:pPr>
+              <w:spacing w:before="40" w:after="40" w:line="252" w:lineRule="auto"/>
+              <w:jc w:val="center"/>
+            </w:pPr>
+            <w:r>
+              <w:rPr>
+                <w:rFonts w:ascii="Segoe UI" w:hAnsi="Segoe UI" w:eastAsia="Segoe UI" w:cs="Segoe UI"/>
+                <w:color w:val="595959"/>
+                <w:sz w:val="16"/>
+                <w:szCs w:val="16"/>
+              </w:rPr>
+              <w:t xml:space="preserve">Chinese / Japanese / Korean</w:t>
+            </w:r>
+          </w:p>
+        </w:tc>
+        <w:tc>
+          <w:tcPr>
+            <w:tcW w:w="2000" w:type="dxa"/>
             <w:tcMar>
               <w:top w:w="90" w:type="dxa"/>
               <w:left w:w="110" w:type="dxa"/>
@@ -4501,22 +5168,22 @@
                 <w:sz w:val="19"/>
                 <w:szCs w:val="19"/>
               </w:rPr>
-              <w:t xml:space="preserve">法语 / 西语 / 土耳其语 / 俄语</w:t>
-            </w:r>
-          </w:p>
-          <w:p>
-            <w:pPr>
-              <w:spacing w:before="40" w:after="40" w:line="252" w:lineRule="auto"/>
-              <w:jc w:val="center"/>
-            </w:pPr>
-            <w:r>
-              <w:rPr>
-                <w:rFonts w:ascii="Segoe UI" w:hAnsi="Segoe UI" w:eastAsia="Segoe UI" w:cs="Segoe UI"/>
-                <w:color w:val="595959"/>
-                <w:sz w:val="17"/>
-                <w:szCs w:val="17"/>
-              </w:rPr>
-              <w:t xml:space="preserve">French / Spanish / Turkish / Russian</w:t>
+              <w:t>LTR</w:t>
+            </w:r>
+          </w:p>
+          <w:p>
+            <w:pPr>
+              <w:spacing w:before="40" w:after="40" w:line="252" w:lineRule="auto"/>
+              <w:jc w:val="center"/>
+            </w:pPr>
+            <w:r>
+              <w:rPr>
+                <w:rFonts w:ascii="Segoe UI" w:hAnsi="Segoe UI" w:eastAsia="Segoe UI" w:cs="Segoe UI"/>
+                <w:color w:val="595959"/>
+                <w:sz w:val="17"/>
+                <w:szCs w:val="17"/>
+              </w:rPr>
+              <w:t>LTR</w:t>
             </w:r>
           </w:p>
         </w:tc>
@@ -4540,65 +5207,67 @@
               <w:rPr>
                 <w:rFonts w:ascii="Microsoft YaHei" w:hAnsi="Microsoft YaHei" w:eastAsia="Microsoft YaHei" w:cs="Microsoft YaHei"/>
                 <w:color w:val="000000"/>
-                <w:sz w:val="19"/>
-                <w:szCs w:val="19"/>
-              </w:rPr>
-              <w:t>LTR</w:t>
-            </w:r>
-          </w:p>
-          <w:p>
-            <w:pPr>
-              <w:spacing w:before="40" w:after="40" w:line="252" w:lineRule="auto"/>
-              <w:jc w:val="center"/>
-            </w:pPr>
-            <w:r>
-              <w:rPr>
-                <w:rFonts w:ascii="Segoe UI" w:hAnsi="Segoe UI" w:eastAsia="Segoe UI" w:cs="Segoe UI"/>
-                <w:color w:val="595959"/>
-                <w:sz w:val="17"/>
-                <w:szCs w:val="17"/>
-              </w:rPr>
-              <w:t>LTR</w:t>
-            </w:r>
-          </w:p>
-        </w:tc>
-        <w:tc>
-          <w:tcPr>
-            <w:tcW w:w="4838" w:type="dxa"/>
-            <w:tcMar>
-              <w:top w:w="90" w:type="dxa"/>
-              <w:left w:w="110" w:type="dxa"/>
-              <w:bottom w:w="90" w:type="dxa"/>
-              <w:right w:w="110" w:type="dxa"/>
-            </w:tcMar>
-            <w:vAlign w:val="center"/>
-          </w:tcPr>
-          <w:p>
-            <w:pPr>
-              <w:spacing w:before="40" w:after="40" w:line="252" w:lineRule="auto"/>
-            </w:pPr>
-            <w:r>
-              <w:rPr>
-                <w:rFonts w:ascii="Microsoft YaHei" w:hAnsi="Microsoft YaHei" w:eastAsia="Microsoft YaHei" w:cs="Microsoft YaHei"/>
-                <w:color w:val="000000"/>
-                <w:sz w:val="19"/>
-                <w:szCs w:val="19"/>
-              </w:rPr>
-              <w:t>沿用原有对齐，不做翻转</w:t>
-            </w:r>
-          </w:p>
-          <w:p>
-            <w:pPr>
-              <w:spacing w:before="40" w:after="40" w:line="252" w:lineRule="auto"/>
-            </w:pPr>
-            <w:r>
-              <w:rPr>
-                <w:rFonts w:ascii="Segoe UI" w:hAnsi="Segoe UI" w:eastAsia="Segoe UI" w:cs="Segoe UI"/>
-                <w:color w:val="595959"/>
-                <w:sz w:val="17"/>
-                <w:szCs w:val="17"/>
-              </w:rPr>
-              <w:t xml:space="preserve">Keeps the original alignment, no flip</w:t>
+                <w:sz w:val="18"/>
+                <w:szCs w:val="18"/>
+              </w:rPr>
+              <w:t xml:space="preserve">MiSans VF（含 CJK 字形）</w:t>
+            </w:r>
+          </w:p>
+          <w:p>
+            <w:pPr>
+              <w:spacing w:before="40" w:after="40" w:line="252" w:lineRule="auto"/>
+              <w:jc w:val="center"/>
+            </w:pPr>
+            <w:r>
+              <w:rPr>
+                <w:rFonts w:ascii="Segoe UI" w:hAnsi="Segoe UI" w:eastAsia="Segoe UI" w:cs="Segoe UI"/>
+                <w:color w:val="595959"/>
+                <w:sz w:val="16"/>
+                <w:szCs w:val="16"/>
+              </w:rPr>
+              <w:t xml:space="preserve">MiSans VF (has CJK)</w:t>
+            </w:r>
+          </w:p>
+        </w:tc>
+        <w:tc>
+          <w:tcPr>
+            <w:tcW w:w="3038" w:type="dxa"/>
+            <w:tcMar>
+              <w:top w:w="90" w:type="dxa"/>
+              <w:left w:w="110" w:type="dxa"/>
+              <w:bottom w:w="90" w:type="dxa"/>
+              <w:right w:w="110" w:type="dxa"/>
+            </w:tcMar>
+            <w:vAlign w:val="center"/>
+          </w:tcPr>
+          <w:p>
+            <w:pPr>
+              <w:spacing w:before="40" w:after="40" w:line="252" w:lineRule="auto"/>
+              <w:jc w:val="center"/>
+            </w:pPr>
+            <w:r>
+              <w:rPr>
+                <w:rFonts w:ascii="Microsoft YaHei" w:hAnsi="Microsoft YaHei" w:eastAsia="Microsoft YaHei" w:cs="Microsoft YaHei"/>
+                <w:color w:val="000000"/>
+                <w:sz w:val="18"/>
+                <w:szCs w:val="18"/>
+              </w:rPr>
+              <w:t>沿用原有对齐</w:t>
+            </w:r>
+          </w:p>
+          <w:p>
+            <w:pPr>
+              <w:spacing w:before="40" w:after="40" w:line="252" w:lineRule="auto"/>
+              <w:jc w:val="center"/>
+            </w:pPr>
+            <w:r>
+              <w:rPr>
+                <w:rFonts w:ascii="Segoe UI" w:hAnsi="Segoe UI" w:eastAsia="Segoe UI" w:cs="Segoe UI"/>
+                <w:color w:val="595959"/>
+                <w:sz w:val="16"/>
+                <w:szCs w:val="16"/>
+              </w:rPr>
+              <w:t xml:space="preserve">Keeps original alignment</w:t>
             </w:r>
           </w:p>
         </w:tc>
@@ -4606,6 +5275,90 @@
       <w:tr>
         <w:tc>
           <w:tcPr>
+            <w:tcW w:w="2200" w:type="dxa"/>
+            <w:tcMar>
+              <w:top w:w="90" w:type="dxa"/>
+              <w:left w:w="110" w:type="dxa"/>
+              <w:bottom w:w="90" w:type="dxa"/>
+              <w:right w:w="110" w:type="dxa"/>
+            </w:tcMar>
+            <w:vAlign w:val="center"/>
+          </w:tcPr>
+          <w:p>
+            <w:pPr>
+              <w:spacing w:before="40" w:after="40" w:line="252" w:lineRule="auto"/>
+              <w:jc w:val="center"/>
+            </w:pPr>
+            <w:r>
+              <w:rPr>
+                <w:rFonts w:ascii="Microsoft YaHei" w:hAnsi="Microsoft YaHei" w:eastAsia="Microsoft YaHei" w:cs="Microsoft YaHei"/>
+                <w:color w:val="000000"/>
+                <w:sz w:val="18"/>
+                <w:szCs w:val="18"/>
+              </w:rPr>
+              <w:t xml:space="preserve">阿拉伯语 / 希伯来语 / 波斯语</w:t>
+            </w:r>
+          </w:p>
+          <w:p>
+            <w:pPr>
+              <w:spacing w:before="40" w:after="40" w:line="252" w:lineRule="auto"/>
+              <w:jc w:val="center"/>
+            </w:pPr>
+            <w:r>
+              <w:rPr>
+                <w:rFonts w:ascii="Segoe UI" w:hAnsi="Segoe UI" w:eastAsia="Segoe UI" w:cs="Segoe UI"/>
+                <w:color w:val="595959"/>
+                <w:sz w:val="16"/>
+                <w:szCs w:val="16"/>
+              </w:rPr>
+              <w:t xml:space="preserve">Arabic / Hebrew / Persian</w:t>
+            </w:r>
+          </w:p>
+        </w:tc>
+        <w:tc>
+          <w:tcPr>
+            <w:tcW w:w="2000" w:type="dxa"/>
+            <w:tcMar>
+              <w:top w:w="90" w:type="dxa"/>
+              <w:left w:w="110" w:type="dxa"/>
+              <w:bottom w:w="90" w:type="dxa"/>
+              <w:right w:w="110" w:type="dxa"/>
+            </w:tcMar>
+            <w:vAlign w:val="center"/>
+          </w:tcPr>
+          <w:p>
+            <w:pPr>
+              <w:spacing w:before="40" w:after="40" w:line="252" w:lineRule="auto"/>
+              <w:jc w:val="center"/>
+            </w:pPr>
+            <w:r>
+              <w:rPr>
+                <w:rFonts w:ascii="Microsoft YaHei" w:hAnsi="Microsoft YaHei" w:eastAsia="Microsoft YaHei" w:cs="Microsoft YaHei"/>
+                <w:color w:val="000000"/>
+                <w:sz w:val="18"/>
+                <w:szCs w:val="18"/>
+              </w:rPr>
+              <w:t>RTL（从右到左）</w:t>
+            </w:r>
+          </w:p>
+          <w:p>
+            <w:pPr>
+              <w:spacing w:before="40" w:after="40" w:line="252" w:lineRule="auto"/>
+              <w:jc w:val="center"/>
+            </w:pPr>
+            <w:r>
+              <w:rPr>
+                <w:rFonts w:ascii="Segoe UI" w:hAnsi="Segoe UI" w:eastAsia="Segoe UI" w:cs="Segoe UI"/>
+                <w:color w:val="595959"/>
+                <w:sz w:val="16"/>
+                <w:szCs w:val="16"/>
+              </w:rPr>
+              <w:t xml:space="preserve">RTL (right-to-left)</w:t>
+            </w:r>
+          </w:p>
+        </w:tc>
+        <w:tc>
+          <w:tcPr>
             <w:tcW w:w="2400" w:type="dxa"/>
             <w:tcMar>
               <w:top w:w="90" w:type="dxa"/>
@@ -4624,107 +5377,67 @@
               <w:rPr>
                 <w:rFonts w:ascii="Microsoft YaHei" w:hAnsi="Microsoft YaHei" w:eastAsia="Microsoft YaHei" w:cs="Microsoft YaHei"/>
                 <w:color w:val="000000"/>
-                <w:sz w:val="19"/>
-                <w:szCs w:val="19"/>
-              </w:rPr>
-              <w:t xml:space="preserve">中文 / 日文</w:t>
-            </w:r>
-          </w:p>
-          <w:p>
-            <w:pPr>
-              <w:spacing w:before="40" w:after="40" w:line="252" w:lineRule="auto"/>
-              <w:jc w:val="center"/>
-            </w:pPr>
-            <w:r>
-              <w:rPr>
-                <w:rFonts w:ascii="Segoe UI" w:hAnsi="Segoe UI" w:eastAsia="Segoe UI" w:cs="Segoe UI"/>
-                <w:color w:val="595959"/>
-                <w:sz w:val="17"/>
-                <w:szCs w:val="17"/>
-              </w:rPr>
-              <w:t xml:space="preserve">Chinese / Japanese</w:t>
-            </w:r>
-          </w:p>
-        </w:tc>
-        <w:tc>
-          <w:tcPr>
-            <w:tcW w:w="2400" w:type="dxa"/>
-            <w:tcMar>
-              <w:top w:w="90" w:type="dxa"/>
-              <w:left w:w="110" w:type="dxa"/>
-              <w:bottom w:w="90" w:type="dxa"/>
-              <w:right w:w="110" w:type="dxa"/>
-            </w:tcMar>
-            <w:vAlign w:val="center"/>
-          </w:tcPr>
-          <w:p>
-            <w:pPr>
-              <w:spacing w:before="40" w:after="40" w:line="252" w:lineRule="auto"/>
-              <w:jc w:val="center"/>
-            </w:pPr>
-            <w:r>
-              <w:rPr>
-                <w:rFonts w:ascii="Microsoft YaHei" w:hAnsi="Microsoft YaHei" w:eastAsia="Microsoft YaHei" w:cs="Microsoft YaHei"/>
-                <w:color w:val="000000"/>
-                <w:sz w:val="19"/>
-                <w:szCs w:val="19"/>
-              </w:rPr>
-              <w:t>LTR</w:t>
-            </w:r>
-          </w:p>
-          <w:p>
-            <w:pPr>
-              <w:spacing w:before="40" w:after="40" w:line="252" w:lineRule="auto"/>
-              <w:jc w:val="center"/>
-            </w:pPr>
-            <w:r>
-              <w:rPr>
-                <w:rFonts w:ascii="Segoe UI" w:hAnsi="Segoe UI" w:eastAsia="Segoe UI" w:cs="Segoe UI"/>
-                <w:color w:val="595959"/>
-                <w:sz w:val="17"/>
-                <w:szCs w:val="17"/>
-              </w:rPr>
-              <w:t>LTR</w:t>
-            </w:r>
-          </w:p>
-        </w:tc>
-        <w:tc>
-          <w:tcPr>
-            <w:tcW w:w="4838" w:type="dxa"/>
-            <w:tcMar>
-              <w:top w:w="90" w:type="dxa"/>
-              <w:left w:w="110" w:type="dxa"/>
-              <w:bottom w:w="90" w:type="dxa"/>
-              <w:right w:w="110" w:type="dxa"/>
-            </w:tcMar>
-            <w:vAlign w:val="center"/>
-          </w:tcPr>
-          <w:p>
-            <w:pPr>
-              <w:spacing w:before="40" w:after="40" w:line="252" w:lineRule="auto"/>
-            </w:pPr>
-            <w:r>
-              <w:rPr>
-                <w:rFonts w:ascii="Microsoft YaHei" w:hAnsi="Microsoft YaHei" w:eastAsia="Microsoft YaHei" w:cs="Microsoft YaHei"/>
-                <w:color w:val="000000"/>
-                <w:sz w:val="19"/>
-                <w:szCs w:val="19"/>
-              </w:rPr>
-              <w:t>沿用原有对齐，不做翻转</w:t>
-            </w:r>
-          </w:p>
-          <w:p>
-            <w:pPr>
-              <w:spacing w:before="40" w:after="40" w:line="252" w:lineRule="auto"/>
-            </w:pPr>
-            <w:r>
-              <w:rPr>
-                <w:rFonts w:ascii="Segoe UI" w:hAnsi="Segoe UI" w:eastAsia="Segoe UI" w:cs="Segoe UI"/>
-                <w:color w:val="595959"/>
-                <w:sz w:val="17"/>
-                <w:szCs w:val="17"/>
-              </w:rPr>
-              <w:t xml:space="preserve">Keeps the original alignment, no flip</w:t>
+                <w:sz w:val="18"/>
+                <w:szCs w:val="18"/>
+              </w:rPr>
+              <w:t xml:space="preserve">Noto Sans Arabic（Figma 内置）</w:t>
+            </w:r>
+          </w:p>
+          <w:p>
+            <w:pPr>
+              <w:spacing w:before="40" w:after="40" w:line="252" w:lineRule="auto"/>
+              <w:jc w:val="center"/>
+            </w:pPr>
+            <w:r>
+              <w:rPr>
+                <w:rFonts w:ascii="Segoe UI" w:hAnsi="Segoe UI" w:eastAsia="Segoe UI" w:cs="Segoe UI"/>
+                <w:color w:val="595959"/>
+                <w:sz w:val="16"/>
+                <w:szCs w:val="16"/>
+              </w:rPr>
+              <w:t xml:space="preserve">Noto Sans Arabic (built into Figma)</w:t>
+            </w:r>
+          </w:p>
+        </w:tc>
+        <w:tc>
+          <w:tcPr>
+            <w:tcW w:w="3038" w:type="dxa"/>
+            <w:tcMar>
+              <w:top w:w="90" w:type="dxa"/>
+              <w:left w:w="110" w:type="dxa"/>
+              <w:bottom w:w="90" w:type="dxa"/>
+              <w:right w:w="110" w:type="dxa"/>
+            </w:tcMar>
+            <w:vAlign w:val="center"/>
+          </w:tcPr>
+          <w:p>
+            <w:pPr>
+              <w:spacing w:before="40" w:after="40" w:line="252" w:lineRule="auto"/>
+              <w:jc w:val="center"/>
+            </w:pPr>
+            <w:r>
+              <w:rPr>
+                <w:rFonts w:ascii="Microsoft YaHei" w:hAnsi="Microsoft YaHei" w:eastAsia="Microsoft YaHei" w:cs="Microsoft YaHei"/>
+                <w:color w:val="000000"/>
+                <w:sz w:val="18"/>
+                <w:szCs w:val="18"/>
+              </w:rPr>
+              <w:t xml:space="preserve">LEFT ↔ RIGHT 翻转；CENTER 不变</w:t>
+            </w:r>
+          </w:p>
+          <w:p>
+            <w:pPr>
+              <w:spacing w:before="40" w:after="40" w:line="252" w:lineRule="auto"/>
+              <w:jc w:val="center"/>
+            </w:pPr>
+            <w:r>
+              <w:rPr>
+                <w:rFonts w:ascii="Segoe UI" w:hAnsi="Segoe UI" w:eastAsia="Segoe UI" w:cs="Segoe UI"/>
+                <w:color w:val="595959"/>
+                <w:sz w:val="16"/>
+                <w:szCs w:val="16"/>
+              </w:rPr>
+              <w:t xml:space="preserve">LEFT ↔ RIGHT flipped; CENTER unchanged</w:t>
             </w:r>
           </w:p>
         </w:tc>

--- a/docs/figma-translate-guide-bilingual.docx
+++ b/docs/figma-translate-guide-bilingual.docx
@@ -662,21 +662,21 @@
                 <w:sz w:val="19"/>
                 <w:szCs w:val="19"/>
               </w:rPr>
-              <w:t xml:space="preserve">v2.0 · 2026-09-02 · MIT 开源</w:t>
-            </w:r>
-          </w:p>
-          <w:p>
-            <w:pPr>
-              <w:spacing w:before="40" w:after="40" w:line="252" w:lineRule="auto"/>
-            </w:pPr>
-            <w:r>
-              <w:rPr>
-                <w:rFonts w:ascii="Segoe UI" w:hAnsi="Segoe UI" w:eastAsia="Segoe UI" w:cs="Segoe UI"/>
-                <w:color w:val="595959"/>
-                <w:sz w:val="17"/>
-                <w:szCs w:val="17"/>
-              </w:rPr>
-              <w:t xml:space="preserve">v2.0 · 2026-09-02 · MIT licensed</w:t>
+              <w:t xml:space="preserve">v3.1 · 2026-09-02 · MIT 开源</w:t>
+            </w:r>
+          </w:p>
+          <w:p>
+            <w:pPr>
+              <w:spacing w:before="40" w:after="40" w:line="252" w:lineRule="auto"/>
+            </w:pPr>
+            <w:r>
+              <w:rPr>
+                <w:rFonts w:ascii="Segoe UI" w:hAnsi="Segoe UI" w:eastAsia="Segoe UI" w:cs="Segoe UI"/>
+                <w:color w:val="595959"/>
+                <w:sz w:val="17"/>
+                <w:szCs w:val="17"/>
+              </w:rPr>
+              <w:t xml:space="preserve">v3.1 · 2026-09-02 · MIT licensed</w:t>
             </w:r>
           </w:p>
         </w:tc>
@@ -5443,6 +5443,1273 @@
         </w:tc>
       </w:tr>
     </w:tbl>
+    <w:p>
+      <w:r>
+        <w:br w:type="page"/>
+      </w:r>
+    </w:p>
+    <w:p>
+      <w:pPr>
+        <w:pStyle w:val="Heading1"/>
+        <w:spacing w:before="120" w:after="180" w:line="276" w:lineRule="auto"/>
+      </w:pPr>
+      <w:r>
+        <w:rPr>
+          <w:rFonts w:ascii="Microsoft YaHei" w:hAnsi="Microsoft YaHei" w:eastAsia="Microsoft YaHei" w:cs="Microsoft YaHei"/>
+          <w:b/>
+          <w:color w:val="1F3864"/>
+          <w:sz w:val="30"/>
+          <w:szCs w:val="30"/>
+        </w:rPr>
+        <w:t xml:space="preserve">四-B、兼容哪些 AI Agent</w:t>
+      </w:r>
+      <w:r>
+        <w:rPr>
+          <w:rFonts w:ascii="Microsoft YaHei" w:hAnsi="Microsoft YaHei" w:eastAsia="Microsoft YaHei" w:cs="Microsoft YaHei"/>
+          <w:sz w:val="30"/>
+          <w:szCs w:val="30"/>
+        </w:rPr>
+        <w:t xml:space="preserve">    </w:t>
+      </w:r>
+      <w:r>
+        <w:rPr>
+          <w:rFonts w:ascii="Segoe UI" w:hAnsi="Segoe UI" w:eastAsia="Segoe UI" w:cs="Segoe UI"/>
+          <w:b/>
+          <w:color w:val="2E5C8A"/>
+          <w:sz w:val="25"/>
+          <w:szCs w:val="25"/>
+        </w:rPr>
+        <w:t xml:space="preserve">4-B. Compatible AI Agents</w:t>
+      </w:r>
+    </w:p>
+    <w:p>
+      <w:pPr>
+        <w:spacing w:before="0" w:after="40" w:line="300" w:lineRule="auto"/>
+      </w:pPr>
+      <w:r>
+        <w:rPr>
+          <w:rFonts w:ascii="Microsoft YaHei" w:hAnsi="Microsoft YaHei" w:eastAsia="Microsoft YaHei" w:cs="Microsoft YaHei"/>
+          <w:color w:val="000000"/>
+          <w:sz w:val="21"/>
+          <w:szCs w:val="21"/>
+        </w:rPr>
+        <w:t xml:space="preserve">本 Skill 的核心是一座 MCP（Model Context Protocol）stdio 服务端——MCP 是 Anthropic 开源的通用协议标准，不绑定 WorkBuddy。任何支持 MCP 的 Agent 都能接入，配置方式一样：在 Agent 的 MCP 配置里注册 figma-write 服务端即可。</w:t>
+      </w:r>
+    </w:p>
+    <w:p>
+      <w:pPr>
+        <w:spacing w:before="0" w:after="140" w:line="300" w:lineRule="auto"/>
+      </w:pPr>
+      <w:r>
+        <w:rPr>
+          <w:rFonts w:ascii="Segoe UI" w:hAnsi="Segoe UI" w:eastAsia="Segoe UI" w:cs="Segoe UI"/>
+          <w:color w:val="404040"/>
+          <w:sz w:val="19"/>
+          <w:szCs w:val="19"/>
+        </w:rPr>
+        <w:t xml:space="preserve">The bridge is a standard MCP (Model Context Protocol) stdio server — MCP is an open standard created by Anthropic, not tied to WorkBuddy. Any agent that supports MCP can connect; the setup is identical: register `figma-write` in the agent's MCP config.</w:t>
+      </w:r>
+    </w:p>
+    <w:tbl>
+      <w:tblPr>
+        <w:tblW w:w="9638" w:type="dxa"/>
+        <w:tblBorders>
+          <w:top w:val="single" w:sz="4" w:space="0" w:color="BFBFBF"/>
+          <w:left w:val="single" w:sz="4" w:space="0" w:color="BFBFBF"/>
+          <w:bottom w:val="single" w:sz="4" w:space="0" w:color="BFBFBF"/>
+          <w:right w:val="single" w:sz="4" w:space="0" w:color="BFBFBF"/>
+          <w:insideH w:val="single" w:sz="4" w:space="0" w:color="BFBFBF"/>
+          <w:insideV w:val="single" w:sz="4" w:space="0" w:color="BFBFBF"/>
+        </w:tblBorders>
+        <w:tblCellMar>
+          <w:top w:w="0" w:type="dxa"/>
+          <w:left w:w="0" w:type="dxa"/>
+          <w:bottom w:w="0" w:type="dxa"/>
+          <w:right w:w="0" w:type="dxa"/>
+        </w:tblCellMar>
+      </w:tblPr>
+      <w:tblGrid>
+        <w:gridCol w:w="2200"/>
+        <w:gridCol w:w="1600"/>
+        <w:gridCol w:w="5838"/>
+      </w:tblGrid>
+      <w:tr>
+        <w:trPr>
+          <w:tblHeader/>
+        </w:trPr>
+        <w:tc>
+          <w:tcPr>
+            <w:tcW w:w="2200" w:type="dxa"/>
+            <w:shd w:val="clear" w:color="auto" w:fill="DEEAF6"/>
+            <w:tcMar>
+              <w:top w:w="90" w:type="dxa"/>
+              <w:left w:w="110" w:type="dxa"/>
+              <w:bottom w:w="90" w:type="dxa"/>
+              <w:right w:w="110" w:type="dxa"/>
+            </w:tcMar>
+            <w:vAlign w:val="center"/>
+          </w:tcPr>
+          <w:p>
+            <w:pPr>
+              <w:spacing w:before="40" w:after="40" w:line="252" w:lineRule="auto"/>
+              <w:jc w:val="center"/>
+            </w:pPr>
+            <w:r>
+              <w:rPr>
+                <w:rFonts w:ascii="Microsoft YaHei" w:hAnsi="Microsoft YaHei" w:eastAsia="Microsoft YaHei" w:cs="Microsoft YaHei"/>
+                <w:b/>
+                <w:color w:val="000000"/>
+                <w:sz w:val="20"/>
+                <w:szCs w:val="20"/>
+              </w:rPr>
+              <w:t>Agent</w:t>
+            </w:r>
+          </w:p>
+          <w:p>
+            <w:pPr>
+              <w:spacing w:before="40" w:after="40" w:line="252" w:lineRule="auto"/>
+              <w:jc w:val="center"/>
+            </w:pPr>
+            <w:r>
+              <w:rPr>
+                <w:rFonts w:ascii="Segoe UI" w:hAnsi="Segoe UI" w:eastAsia="Segoe UI" w:cs="Segoe UI"/>
+                <w:color w:val="595959"/>
+                <w:sz w:val="17"/>
+                <w:szCs w:val="17"/>
+              </w:rPr>
+              <w:t>Agent</w:t>
+            </w:r>
+          </w:p>
+        </w:tc>
+        <w:tc>
+          <w:tcPr>
+            <w:tcW w:w="1600" w:type="dxa"/>
+            <w:shd w:val="clear" w:color="auto" w:fill="DEEAF6"/>
+            <w:tcMar>
+              <w:top w:w="90" w:type="dxa"/>
+              <w:left w:w="110" w:type="dxa"/>
+              <w:bottom w:w="90" w:type="dxa"/>
+              <w:right w:w="110" w:type="dxa"/>
+            </w:tcMar>
+            <w:vAlign w:val="center"/>
+          </w:tcPr>
+          <w:p>
+            <w:pPr>
+              <w:spacing w:before="40" w:after="40" w:line="252" w:lineRule="auto"/>
+              <w:jc w:val="center"/>
+            </w:pPr>
+            <w:r>
+              <w:rPr>
+                <w:rFonts w:ascii="Microsoft YaHei" w:hAnsi="Microsoft YaHei" w:eastAsia="Microsoft YaHei" w:cs="Microsoft YaHei"/>
+                <w:b/>
+                <w:color w:val="000000"/>
+                <w:sz w:val="20"/>
+                <w:szCs w:val="20"/>
+              </w:rPr>
+              <w:t xml:space="preserve">支持 MCP</w:t>
+            </w:r>
+          </w:p>
+          <w:p>
+            <w:pPr>
+              <w:spacing w:before="40" w:after="40" w:line="252" w:lineRule="auto"/>
+              <w:jc w:val="center"/>
+            </w:pPr>
+            <w:r>
+              <w:rPr>
+                <w:rFonts w:ascii="Segoe UI" w:hAnsi="Segoe UI" w:eastAsia="Segoe UI" w:cs="Segoe UI"/>
+                <w:color w:val="595959"/>
+                <w:sz w:val="17"/>
+                <w:szCs w:val="17"/>
+              </w:rPr>
+              <w:t xml:space="preserve">MCP support</w:t>
+            </w:r>
+          </w:p>
+        </w:tc>
+        <w:tc>
+          <w:tcPr>
+            <w:tcW w:w="5838" w:type="dxa"/>
+            <w:shd w:val="clear" w:color="auto" w:fill="DEEAF6"/>
+            <w:tcMar>
+              <w:top w:w="90" w:type="dxa"/>
+              <w:left w:w="110" w:type="dxa"/>
+              <w:bottom w:w="90" w:type="dxa"/>
+              <w:right w:w="110" w:type="dxa"/>
+            </w:tcMar>
+            <w:vAlign w:val="center"/>
+          </w:tcPr>
+          <w:p>
+            <w:pPr>
+              <w:spacing w:before="40" w:after="40" w:line="252" w:lineRule="auto"/>
+              <w:jc w:val="center"/>
+            </w:pPr>
+            <w:r>
+              <w:rPr>
+                <w:rFonts w:ascii="Microsoft YaHei" w:hAnsi="Microsoft YaHei" w:eastAsia="Microsoft YaHei" w:cs="Microsoft YaHei"/>
+                <w:b/>
+                <w:color w:val="000000"/>
+                <w:sz w:val="20"/>
+                <w:szCs w:val="20"/>
+              </w:rPr>
+              <w:t>配置位置</w:t>
+            </w:r>
+          </w:p>
+          <w:p>
+            <w:pPr>
+              <w:spacing w:before="40" w:after="40" w:line="252" w:lineRule="auto"/>
+              <w:jc w:val="center"/>
+            </w:pPr>
+            <w:r>
+              <w:rPr>
+                <w:rFonts w:ascii="Segoe UI" w:hAnsi="Segoe UI" w:eastAsia="Segoe UI" w:cs="Segoe UI"/>
+                <w:color w:val="595959"/>
+                <w:sz w:val="17"/>
+                <w:szCs w:val="17"/>
+              </w:rPr>
+              <w:t xml:space="preserve">Config location</w:t>
+            </w:r>
+          </w:p>
+        </w:tc>
+      </w:tr>
+      <w:tr>
+        <w:tc>
+          <w:tcPr>
+            <w:tcW w:w="2200" w:type="dxa"/>
+            <w:tcMar>
+              <w:top w:w="90" w:type="dxa"/>
+              <w:left w:w="110" w:type="dxa"/>
+              <w:bottom w:w="90" w:type="dxa"/>
+              <w:right w:w="110" w:type="dxa"/>
+            </w:tcMar>
+            <w:vAlign w:val="center"/>
+          </w:tcPr>
+          <w:p>
+            <w:pPr>
+              <w:spacing w:before="40" w:after="40" w:line="252" w:lineRule="auto"/>
+            </w:pPr>
+            <w:r>
+              <w:rPr>
+                <w:rFonts w:ascii="Microsoft YaHei" w:hAnsi="Microsoft YaHei" w:eastAsia="Microsoft YaHei" w:cs="Microsoft YaHei"/>
+                <w:b/>
+                <w:color w:val="000000"/>
+                <w:sz w:val="18"/>
+                <w:szCs w:val="18"/>
+              </w:rPr>
+              <w:t>WorkBuddy</w:t>
+            </w:r>
+          </w:p>
+          <w:p>
+            <w:pPr>
+              <w:spacing w:before="40" w:after="40" w:line="252" w:lineRule="auto"/>
+            </w:pPr>
+            <w:r>
+              <w:rPr>
+                <w:rFonts w:ascii="Segoe UI" w:hAnsi="Segoe UI" w:eastAsia="Segoe UI" w:cs="Segoe UI"/>
+                <w:color w:val="595959"/>
+                <w:sz w:val="16"/>
+                <w:szCs w:val="16"/>
+              </w:rPr>
+              <w:t>WorkBuddy</w:t>
+            </w:r>
+          </w:p>
+        </w:tc>
+        <w:tc>
+          <w:tcPr>
+            <w:tcW w:w="1600" w:type="dxa"/>
+            <w:tcMar>
+              <w:top w:w="90" w:type="dxa"/>
+              <w:left w:w="110" w:type="dxa"/>
+              <w:bottom w:w="90" w:type="dxa"/>
+              <w:right w:w="110" w:type="dxa"/>
+            </w:tcMar>
+            <w:vAlign w:val="center"/>
+          </w:tcPr>
+          <w:p>
+            <w:pPr>
+              <w:spacing w:before="40" w:after="40" w:line="252" w:lineRule="auto"/>
+              <w:jc w:val="center"/>
+            </w:pPr>
+            <w:r>
+              <w:rPr>
+                <w:rFonts w:ascii="Microsoft YaHei" w:hAnsi="Microsoft YaHei" w:eastAsia="Microsoft YaHei" w:cs="Microsoft YaHei"/>
+                <w:color w:val="000000"/>
+                <w:sz w:val="18"/>
+                <w:szCs w:val="18"/>
+              </w:rPr>
+              <w:t xml:space="preserve">✅ 原生</w:t>
+            </w:r>
+          </w:p>
+          <w:p>
+            <w:pPr>
+              <w:spacing w:before="40" w:after="40" w:line="252" w:lineRule="auto"/>
+              <w:jc w:val="center"/>
+            </w:pPr>
+            <w:r>
+              <w:rPr>
+                <w:rFonts w:ascii="Segoe UI" w:hAnsi="Segoe UI" w:eastAsia="Segoe UI" w:cs="Segoe UI"/>
+                <w:color w:val="595959"/>
+                <w:sz w:val="16"/>
+                <w:szCs w:val="16"/>
+              </w:rPr>
+              <w:t xml:space="preserve">✅ native</w:t>
+            </w:r>
+          </w:p>
+        </w:tc>
+        <w:tc>
+          <w:tcPr>
+            <w:tcW w:w="5838" w:type="dxa"/>
+            <w:tcMar>
+              <w:top w:w="90" w:type="dxa"/>
+              <w:left w:w="110" w:type="dxa"/>
+              <w:bottom w:w="90" w:type="dxa"/>
+              <w:right w:w="110" w:type="dxa"/>
+            </w:tcMar>
+            <w:vAlign w:val="center"/>
+          </w:tcPr>
+          <w:p>
+            <w:pPr>
+              <w:spacing w:before="40" w:after="40" w:line="252" w:lineRule="auto"/>
+            </w:pPr>
+            <w:r>
+              <w:rPr>
+                <w:rFonts w:ascii="Consolas" w:hAnsi="Consolas" w:eastAsia="Consolas" w:cs="Consolas"/>
+                <w:color w:val="000000"/>
+                <w:sz w:val="18"/>
+                <w:szCs w:val="18"/>
+              </w:rPr>
+              <w:t>~/.workbuddy/mcp.json</w:t>
+            </w:r>
+          </w:p>
+          <w:p>
+            <w:pPr>
+              <w:spacing w:before="40" w:after="40" w:line="252" w:lineRule="auto"/>
+            </w:pPr>
+            <w:r>
+              <w:rPr>
+                <w:rFonts w:ascii="Segoe UI" w:hAnsi="Segoe UI" w:eastAsia="Segoe UI" w:cs="Segoe UI"/>
+                <w:color w:val="595959"/>
+                <w:sz w:val="16"/>
+                <w:szCs w:val="16"/>
+              </w:rPr>
+              <w:t>~/.workbuddy/mcp.json</w:t>
+            </w:r>
+          </w:p>
+        </w:tc>
+      </w:tr>
+      <w:tr>
+        <w:tc>
+          <w:tcPr>
+            <w:tcW w:w="2200" w:type="dxa"/>
+            <w:tcMar>
+              <w:top w:w="90" w:type="dxa"/>
+              <w:left w:w="110" w:type="dxa"/>
+              <w:bottom w:w="90" w:type="dxa"/>
+              <w:right w:w="110" w:type="dxa"/>
+            </w:tcMar>
+            <w:vAlign w:val="center"/>
+          </w:tcPr>
+          <w:p>
+            <w:pPr>
+              <w:spacing w:before="40" w:after="40" w:line="252" w:lineRule="auto"/>
+            </w:pPr>
+            <w:r>
+              <w:rPr>
+                <w:rFonts w:ascii="Microsoft YaHei" w:hAnsi="Microsoft YaHei" w:eastAsia="Microsoft YaHei" w:cs="Microsoft YaHei"/>
+                <w:b/>
+                <w:color w:val="000000"/>
+                <w:sz w:val="18"/>
+                <w:szCs w:val="18"/>
+              </w:rPr>
+              <w:t xml:space="preserve">Claude Desktop</w:t>
+            </w:r>
+          </w:p>
+          <w:p>
+            <w:pPr>
+              <w:spacing w:before="40" w:after="40" w:line="252" w:lineRule="auto"/>
+            </w:pPr>
+            <w:r>
+              <w:rPr>
+                <w:rFonts w:ascii="Segoe UI" w:hAnsi="Segoe UI" w:eastAsia="Segoe UI" w:cs="Segoe UI"/>
+                <w:color w:val="595959"/>
+                <w:sz w:val="16"/>
+                <w:szCs w:val="16"/>
+              </w:rPr>
+              <w:t xml:space="preserve">Claude Desktop</w:t>
+            </w:r>
+          </w:p>
+        </w:tc>
+        <w:tc>
+          <w:tcPr>
+            <w:tcW w:w="1600" w:type="dxa"/>
+            <w:tcMar>
+              <w:top w:w="90" w:type="dxa"/>
+              <w:left w:w="110" w:type="dxa"/>
+              <w:bottom w:w="90" w:type="dxa"/>
+              <w:right w:w="110" w:type="dxa"/>
+            </w:tcMar>
+            <w:vAlign w:val="center"/>
+          </w:tcPr>
+          <w:p>
+            <w:pPr>
+              <w:spacing w:before="40" w:after="40" w:line="252" w:lineRule="auto"/>
+              <w:jc w:val="center"/>
+            </w:pPr>
+            <w:r>
+              <w:rPr>
+                <w:rFonts w:ascii="Microsoft YaHei" w:hAnsi="Microsoft YaHei" w:eastAsia="Microsoft YaHei" w:cs="Microsoft YaHei"/>
+                <w:color w:val="000000"/>
+                <w:sz w:val="18"/>
+                <w:szCs w:val="18"/>
+              </w:rPr>
+              <w:t xml:space="preserve">✅ 原生（MCP 创建者）</w:t>
+            </w:r>
+          </w:p>
+          <w:p>
+            <w:pPr>
+              <w:spacing w:before="40" w:after="40" w:line="252" w:lineRule="auto"/>
+              <w:jc w:val="center"/>
+            </w:pPr>
+            <w:r>
+              <w:rPr>
+                <w:rFonts w:ascii="Segoe UI" w:hAnsi="Segoe UI" w:eastAsia="Segoe UI" w:cs="Segoe UI"/>
+                <w:color w:val="595959"/>
+                <w:sz w:val="16"/>
+                <w:szCs w:val="16"/>
+              </w:rPr>
+              <w:t xml:space="preserve">✅ native (MCP creator)</w:t>
+            </w:r>
+          </w:p>
+        </w:tc>
+        <w:tc>
+          <w:tcPr>
+            <w:tcW w:w="5838" w:type="dxa"/>
+            <w:tcMar>
+              <w:top w:w="90" w:type="dxa"/>
+              <w:left w:w="110" w:type="dxa"/>
+              <w:bottom w:w="90" w:type="dxa"/>
+              <w:right w:w="110" w:type="dxa"/>
+            </w:tcMar>
+            <w:vAlign w:val="center"/>
+          </w:tcPr>
+          <w:p>
+            <w:pPr>
+              <w:spacing w:before="40" w:after="40" w:line="252" w:lineRule="auto"/>
+            </w:pPr>
+            <w:r>
+              <w:rPr>
+                <w:rFonts w:ascii="Consolas" w:hAnsi="Consolas" w:eastAsia="Consolas" w:cs="Consolas"/>
+                <w:color w:val="000000"/>
+                <w:sz w:val="18"/>
+                <w:szCs w:val="18"/>
+              </w:rPr>
+              <w:t>claude_desktop_config.json</w:t>
+            </w:r>
+          </w:p>
+          <w:p>
+            <w:pPr>
+              <w:spacing w:before="40" w:after="40" w:line="252" w:lineRule="auto"/>
+            </w:pPr>
+            <w:r>
+              <w:rPr>
+                <w:rFonts w:ascii="Segoe UI" w:hAnsi="Segoe UI" w:eastAsia="Segoe UI" w:cs="Segoe UI"/>
+                <w:color w:val="595959"/>
+                <w:sz w:val="16"/>
+                <w:szCs w:val="16"/>
+              </w:rPr>
+              <w:t>claude_desktop_config.json</w:t>
+            </w:r>
+          </w:p>
+        </w:tc>
+      </w:tr>
+      <w:tr>
+        <w:tc>
+          <w:tcPr>
+            <w:tcW w:w="2200" w:type="dxa"/>
+            <w:tcMar>
+              <w:top w:w="90" w:type="dxa"/>
+              <w:left w:w="110" w:type="dxa"/>
+              <w:bottom w:w="90" w:type="dxa"/>
+              <w:right w:w="110" w:type="dxa"/>
+            </w:tcMar>
+            <w:vAlign w:val="center"/>
+          </w:tcPr>
+          <w:p>
+            <w:pPr>
+              <w:spacing w:before="40" w:after="40" w:line="252" w:lineRule="auto"/>
+            </w:pPr>
+            <w:r>
+              <w:rPr>
+                <w:rFonts w:ascii="Microsoft YaHei" w:hAnsi="Microsoft YaHei" w:eastAsia="Microsoft YaHei" w:cs="Microsoft YaHei"/>
+                <w:b/>
+                <w:color w:val="000000"/>
+                <w:sz w:val="18"/>
+                <w:szCs w:val="18"/>
+              </w:rPr>
+              <w:t>Cursor</w:t>
+            </w:r>
+          </w:p>
+          <w:p>
+            <w:pPr>
+              <w:spacing w:before="40" w:after="40" w:line="252" w:lineRule="auto"/>
+            </w:pPr>
+            <w:r>
+              <w:rPr>
+                <w:rFonts w:ascii="Segoe UI" w:hAnsi="Segoe UI" w:eastAsia="Segoe UI" w:cs="Segoe UI"/>
+                <w:color w:val="595959"/>
+                <w:sz w:val="16"/>
+                <w:szCs w:val="16"/>
+              </w:rPr>
+              <w:t>Cursor</w:t>
+            </w:r>
+          </w:p>
+        </w:tc>
+        <w:tc>
+          <w:tcPr>
+            <w:tcW w:w="1600" w:type="dxa"/>
+            <w:tcMar>
+              <w:top w:w="90" w:type="dxa"/>
+              <w:left w:w="110" w:type="dxa"/>
+              <w:bottom w:w="90" w:type="dxa"/>
+              <w:right w:w="110" w:type="dxa"/>
+            </w:tcMar>
+            <w:vAlign w:val="center"/>
+          </w:tcPr>
+          <w:p>
+            <w:pPr>
+              <w:spacing w:before="40" w:after="40" w:line="252" w:lineRule="auto"/>
+              <w:jc w:val="center"/>
+            </w:pPr>
+            <w:r>
+              <w:rPr>
+                <w:rFonts w:ascii="Microsoft YaHei" w:hAnsi="Microsoft YaHei" w:eastAsia="Microsoft YaHei" w:cs="Microsoft YaHei"/>
+                <w:color w:val="000000"/>
+                <w:sz w:val="18"/>
+                <w:szCs w:val="18"/>
+              </w:rPr>
+              <w:t>✅</w:t>
+            </w:r>
+          </w:p>
+          <w:p>
+            <w:pPr>
+              <w:spacing w:before="40" w:after="40" w:line="252" w:lineRule="auto"/>
+              <w:jc w:val="center"/>
+            </w:pPr>
+            <w:r>
+              <w:rPr>
+                <w:rFonts w:ascii="Segoe UI" w:hAnsi="Segoe UI" w:eastAsia="Segoe UI" w:cs="Segoe UI"/>
+                <w:color w:val="595959"/>
+                <w:sz w:val="16"/>
+                <w:szCs w:val="16"/>
+              </w:rPr>
+              <w:t>✅</w:t>
+            </w:r>
+          </w:p>
+        </w:tc>
+        <w:tc>
+          <w:tcPr>
+            <w:tcW w:w="5838" w:type="dxa"/>
+            <w:tcMar>
+              <w:top w:w="90" w:type="dxa"/>
+              <w:left w:w="110" w:type="dxa"/>
+              <w:bottom w:w="90" w:type="dxa"/>
+              <w:right w:w="110" w:type="dxa"/>
+            </w:tcMar>
+            <w:vAlign w:val="center"/>
+          </w:tcPr>
+          <w:p>
+            <w:pPr>
+              <w:spacing w:before="40" w:after="40" w:line="252" w:lineRule="auto"/>
+            </w:pPr>
+            <w:r>
+              <w:rPr>
+                <w:rFonts w:ascii="Microsoft YaHei" w:hAnsi="Microsoft YaHei" w:eastAsia="Microsoft YaHei" w:cs="Microsoft YaHei"/>
+                <w:color w:val="000000"/>
+                <w:sz w:val="18"/>
+                <w:szCs w:val="18"/>
+              </w:rPr>
+              <w:t xml:space="preserve">Cursor Settings → MCP</w:t>
+            </w:r>
+          </w:p>
+          <w:p>
+            <w:pPr>
+              <w:spacing w:before="40" w:after="40" w:line="252" w:lineRule="auto"/>
+            </w:pPr>
+            <w:r>
+              <w:rPr>
+                <w:rFonts w:ascii="Segoe UI" w:hAnsi="Segoe UI" w:eastAsia="Segoe UI" w:cs="Segoe UI"/>
+                <w:color w:val="595959"/>
+                <w:sz w:val="16"/>
+                <w:szCs w:val="16"/>
+              </w:rPr>
+              <w:t xml:space="preserve">Cursor Settings → MCP</w:t>
+            </w:r>
+          </w:p>
+        </w:tc>
+      </w:tr>
+      <w:tr>
+        <w:tc>
+          <w:tcPr>
+            <w:tcW w:w="2200" w:type="dxa"/>
+            <w:tcMar>
+              <w:top w:w="90" w:type="dxa"/>
+              <w:left w:w="110" w:type="dxa"/>
+              <w:bottom w:w="90" w:type="dxa"/>
+              <w:right w:w="110" w:type="dxa"/>
+            </w:tcMar>
+            <w:vAlign w:val="center"/>
+          </w:tcPr>
+          <w:p>
+            <w:pPr>
+              <w:spacing w:before="40" w:after="40" w:line="252" w:lineRule="auto"/>
+            </w:pPr>
+            <w:r>
+              <w:rPr>
+                <w:rFonts w:ascii="Microsoft YaHei" w:hAnsi="Microsoft YaHei" w:eastAsia="Microsoft YaHei" w:cs="Microsoft YaHei"/>
+                <w:b/>
+                <w:color w:val="000000"/>
+                <w:sz w:val="18"/>
+                <w:szCs w:val="18"/>
+              </w:rPr>
+              <w:t xml:space="preserve">Codex CLI (OpenAI)</w:t>
+            </w:r>
+          </w:p>
+          <w:p>
+            <w:pPr>
+              <w:spacing w:before="40" w:after="40" w:line="252" w:lineRule="auto"/>
+            </w:pPr>
+            <w:r>
+              <w:rPr>
+                <w:rFonts w:ascii="Segoe UI" w:hAnsi="Segoe UI" w:eastAsia="Segoe UI" w:cs="Segoe UI"/>
+                <w:color w:val="595959"/>
+                <w:sz w:val="16"/>
+                <w:szCs w:val="16"/>
+              </w:rPr>
+              <w:t xml:space="preserve">Codex CLI (OpenAI)</w:t>
+            </w:r>
+          </w:p>
+        </w:tc>
+        <w:tc>
+          <w:tcPr>
+            <w:tcW w:w="1600" w:type="dxa"/>
+            <w:tcMar>
+              <w:top w:w="90" w:type="dxa"/>
+              <w:left w:w="110" w:type="dxa"/>
+              <w:bottom w:w="90" w:type="dxa"/>
+              <w:right w:w="110" w:type="dxa"/>
+            </w:tcMar>
+            <w:vAlign w:val="center"/>
+          </w:tcPr>
+          <w:p>
+            <w:pPr>
+              <w:spacing w:before="40" w:after="40" w:line="252" w:lineRule="auto"/>
+              <w:jc w:val="center"/>
+            </w:pPr>
+            <w:r>
+              <w:rPr>
+                <w:rFonts w:ascii="Microsoft YaHei" w:hAnsi="Microsoft YaHei" w:eastAsia="Microsoft YaHei" w:cs="Microsoft YaHei"/>
+                <w:color w:val="000000"/>
+                <w:sz w:val="18"/>
+                <w:szCs w:val="18"/>
+              </w:rPr>
+              <w:t>✅</w:t>
+            </w:r>
+          </w:p>
+          <w:p>
+            <w:pPr>
+              <w:spacing w:before="40" w:after="40" w:line="252" w:lineRule="auto"/>
+              <w:jc w:val="center"/>
+            </w:pPr>
+            <w:r>
+              <w:rPr>
+                <w:rFonts w:ascii="Segoe UI" w:hAnsi="Segoe UI" w:eastAsia="Segoe UI" w:cs="Segoe UI"/>
+                <w:color w:val="595959"/>
+                <w:sz w:val="16"/>
+                <w:szCs w:val="16"/>
+              </w:rPr>
+              <w:t>✅</w:t>
+            </w:r>
+          </w:p>
+        </w:tc>
+        <w:tc>
+          <w:tcPr>
+            <w:tcW w:w="5838" w:type="dxa"/>
+            <w:tcMar>
+              <w:top w:w="90" w:type="dxa"/>
+              <w:left w:w="110" w:type="dxa"/>
+              <w:bottom w:w="90" w:type="dxa"/>
+              <w:right w:w="110" w:type="dxa"/>
+            </w:tcMar>
+            <w:vAlign w:val="center"/>
+          </w:tcPr>
+          <w:p>
+            <w:pPr>
+              <w:spacing w:before="40" w:after="40" w:line="252" w:lineRule="auto"/>
+            </w:pPr>
+            <w:r>
+              <w:rPr>
+                <w:rFonts w:ascii="Consolas" w:hAnsi="Consolas" w:eastAsia="Consolas" w:cs="Consolas"/>
+                <w:color w:val="000000"/>
+                <w:sz w:val="18"/>
+                <w:szCs w:val="18"/>
+              </w:rPr>
+              <w:t xml:space="preserve">~/.codex/config.json → mcpServers</w:t>
+            </w:r>
+          </w:p>
+          <w:p>
+            <w:pPr>
+              <w:spacing w:before="40" w:after="40" w:line="252" w:lineRule="auto"/>
+            </w:pPr>
+            <w:r>
+              <w:rPr>
+                <w:rFonts w:ascii="Segoe UI" w:hAnsi="Segoe UI" w:eastAsia="Segoe UI" w:cs="Segoe UI"/>
+                <w:color w:val="595959"/>
+                <w:sz w:val="16"/>
+                <w:szCs w:val="16"/>
+              </w:rPr>
+              <w:t xml:space="preserve">~/.codex/config.json → mcpServers</w:t>
+            </w:r>
+          </w:p>
+        </w:tc>
+      </w:tr>
+      <w:tr>
+        <w:tc>
+          <w:tcPr>
+            <w:tcW w:w="2200" w:type="dxa"/>
+            <w:tcMar>
+              <w:top w:w="90" w:type="dxa"/>
+              <w:left w:w="110" w:type="dxa"/>
+              <w:bottom w:w="90" w:type="dxa"/>
+              <w:right w:w="110" w:type="dxa"/>
+            </w:tcMar>
+            <w:vAlign w:val="center"/>
+          </w:tcPr>
+          <w:p>
+            <w:pPr>
+              <w:spacing w:before="40" w:after="40" w:line="252" w:lineRule="auto"/>
+            </w:pPr>
+            <w:r>
+              <w:rPr>
+                <w:rFonts w:ascii="Microsoft YaHei" w:hAnsi="Microsoft YaHei" w:eastAsia="Microsoft YaHei" w:cs="Microsoft YaHei"/>
+                <w:b/>
+                <w:color w:val="000000"/>
+                <w:sz w:val="18"/>
+                <w:szCs w:val="18"/>
+              </w:rPr>
+              <w:t>Cline</w:t>
+            </w:r>
+          </w:p>
+          <w:p>
+            <w:pPr>
+              <w:spacing w:before="40" w:after="40" w:line="252" w:lineRule="auto"/>
+            </w:pPr>
+            <w:r>
+              <w:rPr>
+                <w:rFonts w:ascii="Segoe UI" w:hAnsi="Segoe UI" w:eastAsia="Segoe UI" w:cs="Segoe UI"/>
+                <w:color w:val="595959"/>
+                <w:sz w:val="16"/>
+                <w:szCs w:val="16"/>
+              </w:rPr>
+              <w:t>Cline</w:t>
+            </w:r>
+          </w:p>
+        </w:tc>
+        <w:tc>
+          <w:tcPr>
+            <w:tcW w:w="1600" w:type="dxa"/>
+            <w:tcMar>
+              <w:top w:w="90" w:type="dxa"/>
+              <w:left w:w="110" w:type="dxa"/>
+              <w:bottom w:w="90" w:type="dxa"/>
+              <w:right w:w="110" w:type="dxa"/>
+            </w:tcMar>
+            <w:vAlign w:val="center"/>
+          </w:tcPr>
+          <w:p>
+            <w:pPr>
+              <w:spacing w:before="40" w:after="40" w:line="252" w:lineRule="auto"/>
+              <w:jc w:val="center"/>
+            </w:pPr>
+            <w:r>
+              <w:rPr>
+                <w:rFonts w:ascii="Microsoft YaHei" w:hAnsi="Microsoft YaHei" w:eastAsia="Microsoft YaHei" w:cs="Microsoft YaHei"/>
+                <w:color w:val="000000"/>
+                <w:sz w:val="18"/>
+                <w:szCs w:val="18"/>
+              </w:rPr>
+              <w:t>✅</w:t>
+            </w:r>
+          </w:p>
+          <w:p>
+            <w:pPr>
+              <w:spacing w:before="40" w:after="40" w:line="252" w:lineRule="auto"/>
+              <w:jc w:val="center"/>
+            </w:pPr>
+            <w:r>
+              <w:rPr>
+                <w:rFonts w:ascii="Segoe UI" w:hAnsi="Segoe UI" w:eastAsia="Segoe UI" w:cs="Segoe UI"/>
+                <w:color w:val="595959"/>
+                <w:sz w:val="16"/>
+                <w:szCs w:val="16"/>
+              </w:rPr>
+              <w:t>✅</w:t>
+            </w:r>
+          </w:p>
+        </w:tc>
+        <w:tc>
+          <w:tcPr>
+            <w:tcW w:w="5838" w:type="dxa"/>
+            <w:tcMar>
+              <w:top w:w="90" w:type="dxa"/>
+              <w:left w:w="110" w:type="dxa"/>
+              <w:bottom w:w="90" w:type="dxa"/>
+              <w:right w:w="110" w:type="dxa"/>
+            </w:tcMar>
+            <w:vAlign w:val="center"/>
+          </w:tcPr>
+          <w:p>
+            <w:pPr>
+              <w:spacing w:before="40" w:after="40" w:line="252" w:lineRule="auto"/>
+            </w:pPr>
+            <w:r>
+              <w:rPr>
+                <w:rFonts w:ascii="Microsoft YaHei" w:hAnsi="Microsoft YaHei" w:eastAsia="Microsoft YaHei" w:cs="Microsoft YaHei"/>
+                <w:color w:val="000000"/>
+                <w:sz w:val="18"/>
+                <w:szCs w:val="18"/>
+              </w:rPr>
+              <w:t xml:space="preserve">VS Code Cline MCP 设置</w:t>
+            </w:r>
+          </w:p>
+          <w:p>
+            <w:pPr>
+              <w:spacing w:before="40" w:after="40" w:line="252" w:lineRule="auto"/>
+            </w:pPr>
+            <w:r>
+              <w:rPr>
+                <w:rFonts w:ascii="Segoe UI" w:hAnsi="Segoe UI" w:eastAsia="Segoe UI" w:cs="Segoe UI"/>
+                <w:color w:val="595959"/>
+                <w:sz w:val="16"/>
+                <w:szCs w:val="16"/>
+              </w:rPr>
+              <w:t xml:space="preserve">VS Code Cline MCP settings</w:t>
+            </w:r>
+          </w:p>
+        </w:tc>
+      </w:tr>
+      <w:tr>
+        <w:tc>
+          <w:tcPr>
+            <w:tcW w:w="2200" w:type="dxa"/>
+            <w:tcMar>
+              <w:top w:w="90" w:type="dxa"/>
+              <w:left w:w="110" w:type="dxa"/>
+              <w:bottom w:w="90" w:type="dxa"/>
+              <w:right w:w="110" w:type="dxa"/>
+            </w:tcMar>
+            <w:vAlign w:val="center"/>
+          </w:tcPr>
+          <w:p>
+            <w:pPr>
+              <w:spacing w:before="40" w:after="40" w:line="252" w:lineRule="auto"/>
+            </w:pPr>
+            <w:r>
+              <w:rPr>
+                <w:rFonts w:ascii="Microsoft YaHei" w:hAnsi="Microsoft YaHei" w:eastAsia="Microsoft YaHei" w:cs="Microsoft YaHei"/>
+                <w:b/>
+                <w:color w:val="000000"/>
+                <w:sz w:val="18"/>
+                <w:szCs w:val="18"/>
+              </w:rPr>
+              <w:t xml:space="preserve">扣子 / Coze（字节跳动）</w:t>
+            </w:r>
+          </w:p>
+          <w:p>
+            <w:pPr>
+              <w:spacing w:before="40" w:after="40" w:line="252" w:lineRule="auto"/>
+            </w:pPr>
+            <w:r>
+              <w:rPr>
+                <w:rFonts w:ascii="Segoe UI" w:hAnsi="Segoe UI" w:eastAsia="Segoe UI" w:cs="Segoe UI"/>
+                <w:color w:val="595959"/>
+                <w:sz w:val="16"/>
+                <w:szCs w:val="16"/>
+              </w:rPr>
+              <w:t xml:space="preserve">Coze (ByteDance)</w:t>
+            </w:r>
+          </w:p>
+        </w:tc>
+        <w:tc>
+          <w:tcPr>
+            <w:tcW w:w="1600" w:type="dxa"/>
+            <w:tcMar>
+              <w:top w:w="90" w:type="dxa"/>
+              <w:left w:w="110" w:type="dxa"/>
+              <w:bottom w:w="90" w:type="dxa"/>
+              <w:right w:w="110" w:type="dxa"/>
+            </w:tcMar>
+            <w:vAlign w:val="center"/>
+          </w:tcPr>
+          <w:p>
+            <w:pPr>
+              <w:spacing w:before="40" w:after="40" w:line="252" w:lineRule="auto"/>
+              <w:jc w:val="center"/>
+            </w:pPr>
+            <w:r>
+              <w:rPr>
+                <w:rFonts w:ascii="Microsoft YaHei" w:hAnsi="Microsoft YaHei" w:eastAsia="Microsoft YaHei" w:cs="Microsoft YaHei"/>
+                <w:color w:val="000000"/>
+                <w:sz w:val="18"/>
+                <w:szCs w:val="18"/>
+              </w:rPr>
+              <w:t>✅</w:t>
+            </w:r>
+          </w:p>
+          <w:p>
+            <w:pPr>
+              <w:spacing w:before="40" w:after="40" w:line="252" w:lineRule="auto"/>
+              <w:jc w:val="center"/>
+            </w:pPr>
+            <w:r>
+              <w:rPr>
+                <w:rFonts w:ascii="Segoe UI" w:hAnsi="Segoe UI" w:eastAsia="Segoe UI" w:cs="Segoe UI"/>
+                <w:color w:val="595959"/>
+                <w:sz w:val="16"/>
+                <w:szCs w:val="16"/>
+              </w:rPr>
+              <w:t>✅</w:t>
+            </w:r>
+          </w:p>
+        </w:tc>
+        <w:tc>
+          <w:tcPr>
+            <w:tcW w:w="5838" w:type="dxa"/>
+            <w:tcMar>
+              <w:top w:w="90" w:type="dxa"/>
+              <w:left w:w="110" w:type="dxa"/>
+              <w:bottom w:w="90" w:type="dxa"/>
+              <w:right w:w="110" w:type="dxa"/>
+            </w:tcMar>
+            <w:vAlign w:val="center"/>
+          </w:tcPr>
+          <w:p>
+            <w:pPr>
+              <w:spacing w:before="40" w:after="40" w:line="252" w:lineRule="auto"/>
+            </w:pPr>
+            <w:r>
+              <w:rPr>
+                <w:rFonts w:ascii="Microsoft YaHei" w:hAnsi="Microsoft YaHei" w:eastAsia="Microsoft YaHei" w:cs="Microsoft YaHei"/>
+                <w:color w:val="000000"/>
+                <w:sz w:val="18"/>
+                <w:szCs w:val="18"/>
+              </w:rPr>
+              <w:t xml:space="preserve">Coze 插件 → MCP 服务端</w:t>
+            </w:r>
+          </w:p>
+          <w:p>
+            <w:pPr>
+              <w:spacing w:before="40" w:after="40" w:line="252" w:lineRule="auto"/>
+            </w:pPr>
+            <w:r>
+              <w:rPr>
+                <w:rFonts w:ascii="Segoe UI" w:hAnsi="Segoe UI" w:eastAsia="Segoe UI" w:cs="Segoe UI"/>
+                <w:color w:val="595959"/>
+                <w:sz w:val="16"/>
+                <w:szCs w:val="16"/>
+              </w:rPr>
+              <w:t xml:space="preserve">Coze plugin → MCP server</w:t>
+            </w:r>
+          </w:p>
+        </w:tc>
+      </w:tr>
+      <w:tr>
+        <w:tc>
+          <w:tcPr>
+            <w:tcW w:w="2200" w:type="dxa"/>
+            <w:tcMar>
+              <w:top w:w="90" w:type="dxa"/>
+              <w:left w:w="110" w:type="dxa"/>
+              <w:bottom w:w="90" w:type="dxa"/>
+              <w:right w:w="110" w:type="dxa"/>
+            </w:tcMar>
+            <w:vAlign w:val="center"/>
+          </w:tcPr>
+          <w:p>
+            <w:pPr>
+              <w:spacing w:before="40" w:after="40" w:line="252" w:lineRule="auto"/>
+            </w:pPr>
+            <w:r>
+              <w:rPr>
+                <w:rFonts w:ascii="Microsoft YaHei" w:hAnsi="Microsoft YaHei" w:eastAsia="Microsoft YaHei" w:cs="Microsoft YaHei"/>
+                <w:b/>
+                <w:color w:val="000000"/>
+                <w:sz w:val="18"/>
+                <w:szCs w:val="18"/>
+              </w:rPr>
+              <w:t xml:space="preserve">通义千问 / Qwen Code</w:t>
+            </w:r>
+          </w:p>
+          <w:p>
+            <w:pPr>
+              <w:spacing w:before="40" w:after="40" w:line="252" w:lineRule="auto"/>
+            </w:pPr>
+            <w:r>
+              <w:rPr>
+                <w:rFonts w:ascii="Segoe UI" w:hAnsi="Segoe UI" w:eastAsia="Segoe UI" w:cs="Segoe UI"/>
+                <w:color w:val="595959"/>
+                <w:sz w:val="16"/>
+                <w:szCs w:val="16"/>
+              </w:rPr>
+              <w:t xml:space="preserve">Qwen Code / Tongyi</w:t>
+            </w:r>
+          </w:p>
+        </w:tc>
+        <w:tc>
+          <w:tcPr>
+            <w:tcW w:w="1600" w:type="dxa"/>
+            <w:tcMar>
+              <w:top w:w="90" w:type="dxa"/>
+              <w:left w:w="110" w:type="dxa"/>
+              <w:bottom w:w="90" w:type="dxa"/>
+              <w:right w:w="110" w:type="dxa"/>
+            </w:tcMar>
+            <w:vAlign w:val="center"/>
+          </w:tcPr>
+          <w:p>
+            <w:pPr>
+              <w:spacing w:before="40" w:after="40" w:line="252" w:lineRule="auto"/>
+              <w:jc w:val="center"/>
+            </w:pPr>
+            <w:r>
+              <w:rPr>
+                <w:rFonts w:ascii="Microsoft YaHei" w:hAnsi="Microsoft YaHei" w:eastAsia="Microsoft YaHei" w:cs="Microsoft YaHei"/>
+                <w:color w:val="000000"/>
+                <w:sz w:val="18"/>
+                <w:szCs w:val="18"/>
+              </w:rPr>
+              <w:t>✅</w:t>
+            </w:r>
+          </w:p>
+          <w:p>
+            <w:pPr>
+              <w:spacing w:before="40" w:after="40" w:line="252" w:lineRule="auto"/>
+              <w:jc w:val="center"/>
+            </w:pPr>
+            <w:r>
+              <w:rPr>
+                <w:rFonts w:ascii="Segoe UI" w:hAnsi="Segoe UI" w:eastAsia="Segoe UI" w:cs="Segoe UI"/>
+                <w:color w:val="595959"/>
+                <w:sz w:val="16"/>
+                <w:szCs w:val="16"/>
+              </w:rPr>
+              <w:t>✅</w:t>
+            </w:r>
+          </w:p>
+        </w:tc>
+        <w:tc>
+          <w:tcPr>
+            <w:tcW w:w="5838" w:type="dxa"/>
+            <w:tcMar>
+              <w:top w:w="90" w:type="dxa"/>
+              <w:left w:w="110" w:type="dxa"/>
+              <w:bottom w:w="90" w:type="dxa"/>
+              <w:right w:w="110" w:type="dxa"/>
+            </w:tcMar>
+            <w:vAlign w:val="center"/>
+          </w:tcPr>
+          <w:p>
+            <w:pPr>
+              <w:spacing w:before="40" w:after="40" w:line="252" w:lineRule="auto"/>
+            </w:pPr>
+            <w:r>
+              <w:rPr>
+                <w:rFonts w:ascii="Microsoft YaHei" w:hAnsi="Microsoft YaHei" w:eastAsia="Microsoft YaHei" w:cs="Microsoft YaHei"/>
+                <w:color w:val="000000"/>
+                <w:sz w:val="18"/>
+                <w:szCs w:val="18"/>
+              </w:rPr>
+              <w:t xml:space="preserve">Qwen Code MCP 配置</w:t>
+            </w:r>
+          </w:p>
+          <w:p>
+            <w:pPr>
+              <w:spacing w:before="40" w:after="40" w:line="252" w:lineRule="auto"/>
+            </w:pPr>
+            <w:r>
+              <w:rPr>
+                <w:rFonts w:ascii="Segoe UI" w:hAnsi="Segoe UI" w:eastAsia="Segoe UI" w:cs="Segoe UI"/>
+                <w:color w:val="595959"/>
+                <w:sz w:val="16"/>
+                <w:szCs w:val="16"/>
+              </w:rPr>
+              <w:t xml:space="preserve">Qwen Code MCP config</w:t>
+            </w:r>
+          </w:p>
+        </w:tc>
+      </w:tr>
+      <w:tr>
+        <w:tc>
+          <w:tcPr>
+            <w:tcW w:w="2200" w:type="dxa"/>
+            <w:tcMar>
+              <w:top w:w="90" w:type="dxa"/>
+              <w:left w:w="110" w:type="dxa"/>
+              <w:bottom w:w="90" w:type="dxa"/>
+              <w:right w:w="110" w:type="dxa"/>
+            </w:tcMar>
+            <w:vAlign w:val="center"/>
+          </w:tcPr>
+          <w:p>
+            <w:pPr>
+              <w:spacing w:before="40" w:after="40" w:line="252" w:lineRule="auto"/>
+            </w:pPr>
+            <w:r>
+              <w:rPr>
+                <w:rFonts w:ascii="Microsoft YaHei" w:hAnsi="Microsoft YaHei" w:eastAsia="Microsoft YaHei" w:cs="Microsoft YaHei"/>
+                <w:b/>
+                <w:color w:val="000000"/>
+                <w:sz w:val="18"/>
+                <w:szCs w:val="18"/>
+              </w:rPr>
+              <w:t xml:space="preserve">豆包 / 其它 Agent</w:t>
+            </w:r>
+          </w:p>
+          <w:p>
+            <w:pPr>
+              <w:spacing w:before="40" w:after="40" w:line="252" w:lineRule="auto"/>
+            </w:pPr>
+            <w:r>
+              <w:rPr>
+                <w:rFonts w:ascii="Segoe UI" w:hAnsi="Segoe UI" w:eastAsia="Segoe UI" w:cs="Segoe UI"/>
+                <w:color w:val="595959"/>
+                <w:sz w:val="16"/>
+                <w:szCs w:val="16"/>
+              </w:rPr>
+              <w:t xml:space="preserve">Doubao / other agents</w:t>
+            </w:r>
+          </w:p>
+        </w:tc>
+        <w:tc>
+          <w:tcPr>
+            <w:tcW w:w="1600" w:type="dxa"/>
+            <w:tcMar>
+              <w:top w:w="90" w:type="dxa"/>
+              <w:left w:w="110" w:type="dxa"/>
+              <w:bottom w:w="90" w:type="dxa"/>
+              <w:right w:w="110" w:type="dxa"/>
+            </w:tcMar>
+            <w:vAlign w:val="center"/>
+          </w:tcPr>
+          <w:p>
+            <w:pPr>
+              <w:spacing w:before="40" w:after="40" w:line="252" w:lineRule="auto"/>
+              <w:jc w:val="center"/>
+            </w:pPr>
+            <w:r>
+              <w:rPr>
+                <w:rFonts w:ascii="Microsoft YaHei" w:hAnsi="Microsoft YaHei" w:eastAsia="Microsoft YaHei" w:cs="Microsoft YaHei"/>
+                <w:color w:val="000000"/>
+                <w:sz w:val="18"/>
+                <w:szCs w:val="18"/>
+              </w:rPr>
+              <w:t xml:space="preserve">⚠️ 需确认</w:t>
+            </w:r>
+          </w:p>
+          <w:p>
+            <w:pPr>
+              <w:spacing w:before="40" w:after="40" w:line="252" w:lineRule="auto"/>
+              <w:jc w:val="center"/>
+            </w:pPr>
+            <w:r>
+              <w:rPr>
+                <w:rFonts w:ascii="Segoe UI" w:hAnsi="Segoe UI" w:eastAsia="Segoe UI" w:cs="Segoe UI"/>
+                <w:color w:val="595959"/>
+                <w:sz w:val="16"/>
+                <w:szCs w:val="16"/>
+              </w:rPr>
+              <w:t xml:space="preserve">⚠️ verify</w:t>
+            </w:r>
+          </w:p>
+        </w:tc>
+        <w:tc>
+          <w:tcPr>
+            <w:tcW w:w="5838" w:type="dxa"/>
+            <w:tcMar>
+              <w:top w:w="90" w:type="dxa"/>
+              <w:left w:w="110" w:type="dxa"/>
+              <w:bottom w:w="90" w:type="dxa"/>
+              <w:right w:w="110" w:type="dxa"/>
+            </w:tcMar>
+            <w:vAlign w:val="center"/>
+          </w:tcPr>
+          <w:p>
+            <w:pPr>
+              <w:spacing w:before="40" w:after="40" w:line="252" w:lineRule="auto"/>
+            </w:pPr>
+            <w:r>
+              <w:rPr>
+                <w:rFonts w:ascii="Microsoft YaHei" w:hAnsi="Microsoft YaHei" w:eastAsia="Microsoft YaHei" w:cs="Microsoft YaHei"/>
+                <w:color w:val="000000"/>
+                <w:sz w:val="18"/>
+                <w:szCs w:val="18"/>
+              </w:rPr>
+              <w:t xml:space="preserve">若支持 MCP，按该 Agent 文档注册；若不支持，可手动跑 server.ts + 调用工具</w:t>
+            </w:r>
+          </w:p>
+          <w:p>
+            <w:pPr>
+              <w:spacing w:before="40" w:after="40" w:line="252" w:lineRule="auto"/>
+            </w:pPr>
+            <w:r>
+              <w:rPr>
+                <w:rFonts w:ascii="Segoe UI" w:hAnsi="Segoe UI" w:eastAsia="Segoe UI" w:cs="Segoe UI"/>
+                <w:color w:val="595959"/>
+                <w:sz w:val="16"/>
+                <w:szCs w:val="16"/>
+              </w:rPr>
+              <w:t xml:space="preserve">If it supports MCP, register per that agent's docs; if not, run server.ts manually and call tools</w:t>
+            </w:r>
+          </w:p>
+        </w:tc>
+      </w:tr>
+    </w:tbl>
+    <w:p>
+      <w:pPr>
+        <w:spacing w:before="0" w:after="120" w:line="276" w:lineRule="auto"/>
+      </w:pPr>
+    </w:p>
+    <w:p>
+      <w:pPr>
+        <w:shd w:val="clear" w:color="auto" w:fill="FFF2CC"/>
+        <w:spacing w:before="80" w:after="30" w:line="300" w:lineRule="auto"/>
+        <w:jc w:val="center"/>
+      </w:pPr>
+      <w:r>
+        <w:rPr>
+          <w:rFonts w:ascii="Microsoft YaHei" w:hAnsi="Microsoft YaHei" w:eastAsia="Microsoft YaHei" w:cs="Microsoft YaHei"/>
+          <w:b/>
+          <w:color w:val="1F3864"/>
+          <w:sz w:val="20"/>
+          <w:szCs w:val="20"/>
+        </w:rPr>
+        <w:t xml:space="preserve">一句话：只要你的 Agent 能跑 MCP stdio 服务端，这套写桥就能用——它只是一个标准的 MCP 服务，不依赖任何特定 Agent 的私有 API。</w:t>
+      </w:r>
+    </w:p>
+    <w:p>
+      <w:pPr>
+        <w:shd w:val="clear" w:color="auto" w:fill="FFF2CC"/>
+        <w:spacing w:before="0" w:after="200" w:line="300" w:lineRule="auto"/>
+        <w:jc w:val="center"/>
+      </w:pPr>
+      <w:r>
+        <w:rPr>
+          <w:rFonts w:ascii="Segoe UI" w:hAnsi="Segoe UI" w:eastAsia="Segoe UI" w:cs="Segoe UI"/>
+          <w:b/>
+          <w:color w:val="2E5C8A"/>
+          <w:sz w:val="18"/>
+          <w:szCs w:val="18"/>
+        </w:rPr>
+        <w:t xml:space="preserve">In short: if your agent can spawn an MCP stdio server, this bridge works — it's a standard MCP service with no dependency on any single vendor's proprietary API.</w:t>
+      </w:r>
+    </w:p>
     <w:p>
       <w:r>
         <w:br w:type="page"/>

--- a/docs/figma-translate-guide-bilingual.docx
+++ b/docs/figma-translate-guide-bilingual.docx
@@ -1,6 +1,6 @@
 
 <file path=word/document.xml><?xml version="1.0" encoding="utf-8"?>
-<w:document xmlns:w="http://schemas.openxmlformats.org/wordprocessingml/2006/main">
+<w:document xmlns:wpc="http://schemas.microsoft.com/office/word/2010/wordprocessingCanvas" xmlns:cx="http://schemas.microsoft.com/office/drawing/2014/chartex" xmlns:cx1="http://schemas.microsoft.com/office/drawing/2015/9/8/chartex" xmlns:cx2="http://schemas.microsoft.com/office/drawing/2015/10/21/chartex" xmlns:cx3="http://schemas.microsoft.com/office/drawing/2016/5/9/chartex" xmlns:cx4="http://schemas.microsoft.com/office/drawing/2016/5/10/chartex" xmlns:cx5="http://schemas.microsoft.com/office/drawing/2016/5/11/chartex" xmlns:cx6="http://schemas.microsoft.com/office/drawing/2016/5/12/chartex" xmlns:cx7="http://schemas.microsoft.com/office/drawing/2016/5/13/chartex" xmlns:cx8="http://schemas.microsoft.com/office/drawing/2016/5/14/chartex" xmlns:mc="http://schemas.openxmlformats.org/markup-compatibility/2006" xmlns:o="urn:schemas-microsoft-com:office:office" xmlns:r="http://schemas.openxmlformats.org/officeDocument/2006/relationships" xmlns:m="http://schemas.openxmlformats.org/officeDocument/2006/math" xmlns:v="urn:schemas-microsoft-com:vml" xmlns:wp14="http://schemas.microsoft.com/office/word/2010/wordprocessingDrawing" xmlns:wp="http://schemas.openxmlformats.org/drawingml/2006/wordprocessingDrawing" xmlns:w="http://schemas.openxmlformats.org/wordprocessingml/2006/main" xmlns:w14="http://schemas.microsoft.com/office/word/2010/wordml" xmlns:w10="urn:schemas-microsoft-com:office:word" xmlns:w15="http://schemas.microsoft.com/office/word/2012/wordml" xmlns:wpg="http://schemas.microsoft.com/office/word/2010/wordprocessingGroup" xmlns:wpi="http://schemas.microsoft.com/office/word/2010/wordprocessingInk" xmlns:wne="http://schemas.microsoft.com/office/word/2006/wordml" xmlns:wps="http://schemas.microsoft.com/office/word/2010/wordprocessingShape" xmlns:wpsCustomData="http://www.wps.cn/officeDocument/2013/wpsCustomData" mc:Ignorable="w14 w15 wp14">
   <w:body>
     <w:p>
       <w:pPr>
@@ -14,13 +14,13 @@
       </w:pPr>
       <w:r>
         <w:rPr>
-          <w:rFonts w:ascii="Microsoft YaHei" w:hAnsi="Microsoft YaHei" w:eastAsia="Microsoft YaHei" w:cs="Microsoft YaHei"/>
+          <w:rFonts w:ascii="微软雅黑" w:hAnsi="微软雅黑" w:eastAsia="微软雅黑" w:cs="微软雅黑"/>
           <w:b/>
           <w:color w:val="1F3864"/>
           <w:sz w:val="52"/>
           <w:szCs w:val="52"/>
         </w:rPr>
-        <w:t xml:space="preserve">Figma 整页自动翻译 Skill</w:t>
+        <w:t>Figma 整页自动翻译 Skill</w:t>
       </w:r>
     </w:p>
     <w:p>
@@ -36,7 +36,7 @@
           <w:sz w:val="30"/>
           <w:szCs w:val="30"/>
         </w:rPr>
-        <w:t xml:space="preserve">Figma Auto-Translate Skill</w:t>
+        <w:t>Figma Auto-Translate Skill</w:t>
       </w:r>
     </w:p>
     <w:p>
@@ -46,12 +46,12 @@
       </w:pPr>
       <w:r>
         <w:rPr>
-          <w:rFonts w:ascii="Microsoft YaHei" w:hAnsi="Microsoft YaHei" w:eastAsia="Microsoft YaHei" w:cs="Microsoft YaHei"/>
+          <w:rFonts w:ascii="微软雅黑" w:hAnsi="微软雅黑" w:eastAsia="微软雅黑" w:cs="微软雅黑"/>
           <w:color w:val="2E5C8A"/>
           <w:sz w:val="32"/>
           <w:szCs w:val="32"/>
         </w:rPr>
-        <w:t xml:space="preserve">图文安装与使用说明 · 中英双语</w:t>
+        <w:t>图文安装与使用说明</w:t>
       </w:r>
     </w:p>
     <w:p>
@@ -66,7 +66,7 @@
           <w:sz w:val="22"/>
           <w:szCs w:val="22"/>
         </w:rPr>
-        <w:t xml:space="preserve">Illustrated Setup &amp; Usage Guide · Bilingual (CN / EN)</w:t>
+        <w:t>Illustrated Setup &amp; Usage Guid</w:t>
       </w:r>
     </w:p>
     <w:p>
@@ -76,29 +76,24 @@
       </w:pPr>
       <w:r>
         <w:rPr>
-          <w:rFonts w:ascii="Microsoft YaHei" w:hAnsi="Microsoft YaHei" w:eastAsia="Microsoft YaHei" w:cs="Microsoft YaHei"/>
+          <w:rFonts w:hint="eastAsia" w:cs="微软雅黑"/>
           <w:b/>
           <w:color w:val="2E5C8A"/>
           <w:sz w:val="26"/>
           <w:szCs w:val="26"/>
-        </w:rPr>
-        <w:t xml:space="preserve">电商出海 · 多语言产品图册 · 多语言说明书</w:t>
-      </w:r>
-    </w:p>
-    <w:p>
-      <w:pPr>
-        <w:spacing w:before="0" w:after="20" w:line="300" w:lineRule="auto"/>
-        <w:jc w:val="center"/>
-      </w:pPr>
-      <w:r>
-        <w:rPr>
-          <w:rFonts w:ascii="Microsoft YaHei" w:hAnsi="Microsoft YaHei" w:eastAsia="Microsoft YaHei" w:cs="Microsoft YaHei"/>
+          <w:lang w:val="en-US" w:eastAsia="zh-CN"/>
+        </w:rPr>
+        <w:t>适用场景：</w:t>
+      </w:r>
+      <w:r>
+        <w:rPr>
+          <w:rFonts w:ascii="微软雅黑" w:hAnsi="微软雅黑" w:eastAsia="微软雅黑" w:cs="微软雅黑"/>
           <w:b/>
           <w:color w:val="2E5C8A"/>
           <w:sz w:val="26"/>
           <w:szCs w:val="26"/>
         </w:rPr>
-        <w:t xml:space="preserve">电商出海 · 多语言产品图册 · 多语言说明书 · 留学作品集</w:t>
+        <w:t>电商出海 · 多语言产品图册 · 多语言说明书 · 留学作品集</w:t>
       </w:r>
     </w:p>
     <w:p>
@@ -113,7 +108,7 @@
           <w:sz w:val="20"/>
           <w:szCs w:val="20"/>
         </w:rPr>
-        <w:t xml:space="preserve">Cross-border e-commerce · Product catalogues · Manuals · Study-abroad portfolios</w:t>
+        <w:t>Cross-border e-commerce · Product catalogues · Manuals · Study-abroad portfolios</w:t>
       </w:r>
     </w:p>
     <w:p>
@@ -123,12 +118,12 @@
       </w:pPr>
       <w:r>
         <w:rPr>
-          <w:rFonts w:ascii="Microsoft YaHei" w:hAnsi="Microsoft YaHei" w:eastAsia="Microsoft YaHei" w:cs="Microsoft YaHei"/>
+          <w:rFonts w:ascii="微软雅黑" w:hAnsi="微软雅黑" w:eastAsia="微软雅黑" w:cs="微软雅黑"/>
           <w:color w:val="595959"/>
           <w:sz w:val="22"/>
           <w:szCs w:val="22"/>
         </w:rPr>
-        <w:t xml:space="preserve">整页自动翻译 · 字体字重保留 · RTL 右到左排版 · 写完自动复扫验收</w:t>
+        <w:t>整页自动翻译 · 字体字重保留 · RTL 右到左排版 · 写完自动复扫验收</w:t>
       </w:r>
     </w:p>
     <w:p>
@@ -143,20 +138,23 @@
           <w:sz w:val="18"/>
           <w:szCs w:val="18"/>
         </w:rPr>
-        <w:t xml:space="preserve">Whole-page translation · Typography preserved · RTL layout · Auto-verified after write</w:t>
+        <w:t>Whole-page translation · Typography preserved · RTL layout · Auto-verified after write</w:t>
       </w:r>
     </w:p>
     <w:tbl>
       <w:tblPr>
+        <w:tblStyle w:val="5"/>
         <w:tblW w:w="9638" w:type="dxa"/>
+        <w:tblInd w:w="0" w:type="dxa"/>
         <w:tblBorders>
-          <w:top w:val="single" w:sz="4" w:space="0" w:color="BFBFBF"/>
-          <w:left w:val="single" w:sz="4" w:space="0" w:color="BFBFBF"/>
-          <w:bottom w:val="single" w:sz="4" w:space="0" w:color="BFBFBF"/>
-          <w:right w:val="single" w:sz="4" w:space="0" w:color="BFBFBF"/>
-          <w:insideH w:val="single" w:sz="4" w:space="0" w:color="BFBFBF"/>
-          <w:insideV w:val="single" w:sz="4" w:space="0" w:color="BFBFBF"/>
+          <w:top w:val="single" w:color="BFBFBF" w:sz="4" w:space="0"/>
+          <w:left w:val="single" w:color="BFBFBF" w:sz="4" w:space="0"/>
+          <w:bottom w:val="single" w:color="BFBFBF" w:sz="4" w:space="0"/>
+          <w:right w:val="single" w:color="BFBFBF" w:sz="4" w:space="0"/>
+          <w:insideH w:val="single" w:color="BFBFBF" w:sz="4" w:space="0"/>
+          <w:insideV w:val="single" w:color="BFBFBF" w:sz="4" w:space="0"/>
         </w:tblBorders>
+        <w:tblLayout w:type="autofit"/>
         <w:tblCellMar>
           <w:top w:w="0" w:type="dxa"/>
           <w:left w:w="0" w:type="dxa"/>
@@ -169,6 +167,22 @@
         <w:gridCol w:w="7638"/>
       </w:tblGrid>
       <w:tr>
+        <w:tblPrEx>
+          <w:tblBorders>
+            <w:top w:val="single" w:color="BFBFBF" w:sz="4" w:space="0"/>
+            <w:left w:val="single" w:color="BFBFBF" w:sz="4" w:space="0"/>
+            <w:bottom w:val="single" w:color="BFBFBF" w:sz="4" w:space="0"/>
+            <w:right w:val="single" w:color="BFBFBF" w:sz="4" w:space="0"/>
+            <w:insideH w:val="single" w:color="BFBFBF" w:sz="4" w:space="0"/>
+            <w:insideV w:val="single" w:color="BFBFBF" w:sz="4" w:space="0"/>
+          </w:tblBorders>
+          <w:tblCellMar>
+            <w:top w:w="0" w:type="dxa"/>
+            <w:left w:w="0" w:type="dxa"/>
+            <w:bottom w:w="0" w:type="dxa"/>
+            <w:right w:w="0" w:type="dxa"/>
+          </w:tblCellMar>
+        </w:tblPrEx>
         <w:trPr>
           <w:tblHeader/>
         </w:trPr>
@@ -191,7 +205,7 @@
             </w:pPr>
             <w:r>
               <w:rPr>
-                <w:rFonts w:ascii="Microsoft YaHei" w:hAnsi="Microsoft YaHei" w:eastAsia="Microsoft YaHei" w:cs="Microsoft YaHei"/>
+                <w:rFonts w:ascii="微软雅黑" w:hAnsi="微软雅黑" w:eastAsia="微软雅黑" w:cs="微软雅黑"/>
                 <w:b/>
                 <w:color w:val="000000"/>
                 <w:sz w:val="20"/>
@@ -235,7 +249,7 @@
             </w:pPr>
             <w:r>
               <w:rPr>
-                <w:rFonts w:ascii="Microsoft YaHei" w:hAnsi="Microsoft YaHei" w:eastAsia="Microsoft YaHei" w:cs="Microsoft YaHei"/>
+                <w:rFonts w:ascii="微软雅黑" w:hAnsi="微软雅黑" w:eastAsia="微软雅黑" w:cs="微软雅黑"/>
                 <w:b/>
                 <w:color w:val="000000"/>
                 <w:sz w:val="20"/>
@@ -262,6 +276,22 @@
         </w:tc>
       </w:tr>
       <w:tr>
+        <w:tblPrEx>
+          <w:tblBorders>
+            <w:top w:val="single" w:color="BFBFBF" w:sz="4" w:space="0"/>
+            <w:left w:val="single" w:color="BFBFBF" w:sz="4" w:space="0"/>
+            <w:bottom w:val="single" w:color="BFBFBF" w:sz="4" w:space="0"/>
+            <w:right w:val="single" w:color="BFBFBF" w:sz="4" w:space="0"/>
+            <w:insideH w:val="single" w:color="BFBFBF" w:sz="4" w:space="0"/>
+            <w:insideV w:val="single" w:color="BFBFBF" w:sz="4" w:space="0"/>
+          </w:tblBorders>
+          <w:tblCellMar>
+            <w:top w:w="0" w:type="dxa"/>
+            <w:left w:w="0" w:type="dxa"/>
+            <w:bottom w:w="0" w:type="dxa"/>
+            <w:right w:w="0" w:type="dxa"/>
+          </w:tblCellMar>
+        </w:tblPrEx>
         <w:tc>
           <w:tcPr>
             <w:tcW w:w="2000" w:type="dxa"/>
@@ -280,7 +310,7 @@
             </w:pPr>
             <w:r>
               <w:rPr>
-                <w:rFonts w:ascii="Microsoft YaHei" w:hAnsi="Microsoft YaHei" w:eastAsia="Microsoft YaHei" w:cs="Microsoft YaHei"/>
+                <w:rFonts w:ascii="微软雅黑" w:hAnsi="微软雅黑" w:eastAsia="微软雅黑" w:cs="微软雅黑"/>
                 <w:b/>
                 <w:color w:val="000000"/>
                 <w:sz w:val="19"/>
@@ -300,7 +330,7 @@
                 <w:sz w:val="17"/>
                 <w:szCs w:val="17"/>
               </w:rPr>
-              <w:t xml:space="preserve">Best for</w:t>
+              <w:t>Best for</w:t>
             </w:r>
           </w:p>
         </w:tc>
@@ -321,12 +351,12 @@
             </w:pPr>
             <w:r>
               <w:rPr>
-                <w:rFonts w:ascii="Microsoft YaHei" w:hAnsi="Microsoft YaHei" w:eastAsia="Microsoft YaHei" w:cs="Microsoft YaHei"/>
+                <w:rFonts w:ascii="微软雅黑" w:hAnsi="微软雅黑" w:eastAsia="微软雅黑" w:cs="微软雅黑"/>
                 <w:color w:val="000000"/>
                 <w:sz w:val="19"/>
                 <w:szCs w:val="19"/>
               </w:rPr>
-              <w:t xml:space="preserve">电商出海产品图册 / 产品多语言说明书 / 留学作品集——Figma 多语言本地化</w:t>
+              <w:t>电商出海产品图册 / 产品多语言说明书 / 留学作品集——Figma 多语言本地化</w:t>
             </w:r>
           </w:p>
           <w:p>
@@ -340,12 +370,28 @@
                 <w:sz w:val="17"/>
                 <w:szCs w:val="17"/>
               </w:rPr>
-              <w:t xml:space="preserve">Cross-border e-commerce catalogues / multilingual product manuals / study-abroad portfolios — Figma localization.</w:t>
+              <w:t>Cross-border e-commerce catalogues / multilingual product manuals / study-abroad portfolios — Figma localization.</w:t>
             </w:r>
           </w:p>
         </w:tc>
       </w:tr>
       <w:tr>
+        <w:tblPrEx>
+          <w:tblBorders>
+            <w:top w:val="single" w:color="BFBFBF" w:sz="4" w:space="0"/>
+            <w:left w:val="single" w:color="BFBFBF" w:sz="4" w:space="0"/>
+            <w:bottom w:val="single" w:color="BFBFBF" w:sz="4" w:space="0"/>
+            <w:right w:val="single" w:color="BFBFBF" w:sz="4" w:space="0"/>
+            <w:insideH w:val="single" w:color="BFBFBF" w:sz="4" w:space="0"/>
+            <w:insideV w:val="single" w:color="BFBFBF" w:sz="4" w:space="0"/>
+          </w:tblBorders>
+          <w:tblCellMar>
+            <w:top w:w="0" w:type="dxa"/>
+            <w:left w:w="0" w:type="dxa"/>
+            <w:bottom w:w="0" w:type="dxa"/>
+            <w:right w:w="0" w:type="dxa"/>
+          </w:tblCellMar>
+        </w:tblPrEx>
         <w:tc>
           <w:tcPr>
             <w:tcW w:w="2000" w:type="dxa"/>
@@ -364,7 +410,7 @@
             </w:pPr>
             <w:r>
               <w:rPr>
-                <w:rFonts w:ascii="Microsoft YaHei" w:hAnsi="Microsoft YaHei" w:eastAsia="Microsoft YaHei" w:cs="Microsoft YaHei"/>
+                <w:rFonts w:ascii="微软雅黑" w:hAnsi="微软雅黑" w:eastAsia="微软雅黑" w:cs="微软雅黑"/>
                 <w:b/>
                 <w:color w:val="000000"/>
                 <w:sz w:val="19"/>
@@ -405,12 +451,12 @@
             </w:pPr>
             <w:r>
               <w:rPr>
-                <w:rFonts w:ascii="Microsoft YaHei" w:hAnsi="Microsoft YaHei" w:eastAsia="Microsoft YaHei" w:cs="Microsoft YaHei"/>
+                <w:rFonts w:ascii="微软雅黑" w:hAnsi="微软雅黑" w:eastAsia="微软雅黑" w:cs="微软雅黑"/>
                 <w:color w:val="000000"/>
                 <w:sz w:val="19"/>
                 <w:szCs w:val="19"/>
               </w:rPr>
-              <w:t xml:space="preserve">Node.js 18 以上 · Figma 桌面端 · 支持 MCP 的 AI 客户端（WorkBuddy / Claude Desktop 等）</w:t>
+              <w:t>Node.js 18 以上 · Figma 桌面端 · 支持 MCP 的 AI 客户端（WorkBuddy / Claude Desktop 等）</w:t>
             </w:r>
           </w:p>
           <w:p>
@@ -424,12 +470,28 @@
                 <w:sz w:val="17"/>
                 <w:szCs w:val="17"/>
               </w:rPr>
-              <w:t xml:space="preserve">Node.js 18+ · Figma Desktop · An MCP-capable AI client (WorkBuddy, Claude Desktop, etc.)</w:t>
+              <w:t>Node.js 18+ · Figma Desktop · An MCP-capable AI client (WorkBuddy, Claude Desktop, etc.)</w:t>
             </w:r>
           </w:p>
         </w:tc>
       </w:tr>
       <w:tr>
+        <w:tblPrEx>
+          <w:tblBorders>
+            <w:top w:val="single" w:color="BFBFBF" w:sz="4" w:space="0"/>
+            <w:left w:val="single" w:color="BFBFBF" w:sz="4" w:space="0"/>
+            <w:bottom w:val="single" w:color="BFBFBF" w:sz="4" w:space="0"/>
+            <w:right w:val="single" w:color="BFBFBF" w:sz="4" w:space="0"/>
+            <w:insideH w:val="single" w:color="BFBFBF" w:sz="4" w:space="0"/>
+            <w:insideV w:val="single" w:color="BFBFBF" w:sz="4" w:space="0"/>
+          </w:tblBorders>
+          <w:tblCellMar>
+            <w:top w:w="0" w:type="dxa"/>
+            <w:left w:w="0" w:type="dxa"/>
+            <w:bottom w:w="0" w:type="dxa"/>
+            <w:right w:w="0" w:type="dxa"/>
+          </w:tblCellMar>
+        </w:tblPrEx>
         <w:tc>
           <w:tcPr>
             <w:tcW w:w="2000" w:type="dxa"/>
@@ -448,7 +510,7 @@
             </w:pPr>
             <w:r>
               <w:rPr>
-                <w:rFonts w:ascii="Microsoft YaHei" w:hAnsi="Microsoft YaHei" w:eastAsia="Microsoft YaHei" w:cs="Microsoft YaHei"/>
+                <w:rFonts w:ascii="微软雅黑" w:hAnsi="微软雅黑" w:eastAsia="微软雅黑" w:cs="微软雅黑"/>
                 <w:b/>
                 <w:color w:val="000000"/>
                 <w:sz w:val="19"/>
@@ -489,12 +551,12 @@
             </w:pPr>
             <w:r>
               <w:rPr>
-                <w:rFonts w:ascii="Microsoft YaHei" w:hAnsi="Microsoft YaHei" w:eastAsia="Microsoft YaHei" w:cs="Microsoft YaHei"/>
+                <w:rFonts w:ascii="微软雅黑" w:hAnsi="微软雅黑" w:eastAsia="微软雅黑" w:cs="微软雅黑"/>
                 <w:color w:val="000000"/>
                 <w:sz w:val="19"/>
                 <w:szCs w:val="19"/>
               </w:rPr>
-              <w:t xml:space="preserve">只改文字内容与字体 / 对齐；不移动、不增删、不重排文本框；RTL 观感仍需人工终检</w:t>
+              <w:t>只改文字内容与字体 / 对齐；不移动、不增删、不重排文本框；RTL 观感仍需人工终检</w:t>
             </w:r>
           </w:p>
           <w:p>
@@ -508,12 +570,28 @@
                 <w:sz w:val="17"/>
                 <w:szCs w:val="17"/>
               </w:rPr>
-              <w:t xml:space="preserve">Rewrites text plus font/alignment only. Never moves, adds, deletes or reflows text boxes. Final RTL look still needs a human check.</w:t>
+              <w:t>Rewrites text plus font/alignment only. Never moves, adds, deletes or reflows text boxes. Final RTL look still needs a human check.</w:t>
             </w:r>
           </w:p>
         </w:tc>
       </w:tr>
       <w:tr>
+        <w:tblPrEx>
+          <w:tblBorders>
+            <w:top w:val="single" w:color="BFBFBF" w:sz="4" w:space="0"/>
+            <w:left w:val="single" w:color="BFBFBF" w:sz="4" w:space="0"/>
+            <w:bottom w:val="single" w:color="BFBFBF" w:sz="4" w:space="0"/>
+            <w:right w:val="single" w:color="BFBFBF" w:sz="4" w:space="0"/>
+            <w:insideH w:val="single" w:color="BFBFBF" w:sz="4" w:space="0"/>
+            <w:insideV w:val="single" w:color="BFBFBF" w:sz="4" w:space="0"/>
+          </w:tblBorders>
+          <w:tblCellMar>
+            <w:top w:w="0" w:type="dxa"/>
+            <w:left w:w="0" w:type="dxa"/>
+            <w:bottom w:w="0" w:type="dxa"/>
+            <w:right w:w="0" w:type="dxa"/>
+          </w:tblCellMar>
+        </w:tblPrEx>
         <w:tc>
           <w:tcPr>
             <w:tcW w:w="2000" w:type="dxa"/>
@@ -532,7 +610,7 @@
             </w:pPr>
             <w:r>
               <w:rPr>
-                <w:rFonts w:ascii="Microsoft YaHei" w:hAnsi="Microsoft YaHei" w:eastAsia="Microsoft YaHei" w:cs="Microsoft YaHei"/>
+                <w:rFonts w:ascii="微软雅黑" w:hAnsi="微软雅黑" w:eastAsia="微软雅黑" w:cs="微软雅黑"/>
                 <w:b/>
                 <w:color w:val="000000"/>
                 <w:sz w:val="19"/>
@@ -573,12 +651,12 @@
             </w:pPr>
             <w:r>
               <w:rPr>
-                <w:rFonts w:ascii="Microsoft YaHei" w:hAnsi="Microsoft YaHei" w:eastAsia="Microsoft YaHei" w:cs="Microsoft YaHei"/>
+                <w:rFonts w:ascii="微软雅黑" w:hAnsi="微软雅黑" w:eastAsia="微软雅黑" w:cs="微软雅黑"/>
                 <w:color w:val="000000"/>
                 <w:sz w:val="19"/>
                 <w:szCs w:val="19"/>
               </w:rPr>
-              <w:t xml:space="preserve">法→阿 798 节点：翻译 719 / 保留 79 / 源语言残留 0 / 豆腐块 0</w:t>
+              <w:t>法→阿 798 节点：翻译 719 / 保留 79 / 源语言残留 0 / 豆腐块 0</w:t>
             </w:r>
           </w:p>
           <w:p>
@@ -592,12 +670,28 @@
                 <w:sz w:val="17"/>
                 <w:szCs w:val="17"/>
               </w:rPr>
-              <w:t xml:space="preserve">French → Arabic, 798 nodes: 719 translated / 79 reserved / 0 source-language residue / 0 tofu (missing-glyph) nodes.</w:t>
+              <w:t>French → Arabic, 798 nodes: 719 translated / 79 reserved / 0 source-language residue / 0 tofu (missing-glyph) nodes.</w:t>
             </w:r>
           </w:p>
         </w:tc>
       </w:tr>
       <w:tr>
+        <w:tblPrEx>
+          <w:tblBorders>
+            <w:top w:val="single" w:color="BFBFBF" w:sz="4" w:space="0"/>
+            <w:left w:val="single" w:color="BFBFBF" w:sz="4" w:space="0"/>
+            <w:bottom w:val="single" w:color="BFBFBF" w:sz="4" w:space="0"/>
+            <w:right w:val="single" w:color="BFBFBF" w:sz="4" w:space="0"/>
+            <w:insideH w:val="single" w:color="BFBFBF" w:sz="4" w:space="0"/>
+            <w:insideV w:val="single" w:color="BFBFBF" w:sz="4" w:space="0"/>
+          </w:tblBorders>
+          <w:tblCellMar>
+            <w:top w:w="0" w:type="dxa"/>
+            <w:left w:w="0" w:type="dxa"/>
+            <w:bottom w:w="0" w:type="dxa"/>
+            <w:right w:w="0" w:type="dxa"/>
+          </w:tblCellMar>
+        </w:tblPrEx>
         <w:tc>
           <w:tcPr>
             <w:tcW w:w="2000" w:type="dxa"/>
@@ -616,7 +710,7 @@
             </w:pPr>
             <w:r>
               <w:rPr>
-                <w:rFonts w:ascii="Microsoft YaHei" w:hAnsi="Microsoft YaHei" w:eastAsia="Microsoft YaHei" w:cs="Microsoft YaHei"/>
+                <w:rFonts w:ascii="微软雅黑" w:hAnsi="微软雅黑" w:eastAsia="微软雅黑" w:cs="微软雅黑"/>
                 <w:b/>
                 <w:color w:val="000000"/>
                 <w:sz w:val="19"/>
@@ -657,12 +751,12 @@
             </w:pPr>
             <w:r>
               <w:rPr>
-                <w:rFonts w:ascii="Microsoft YaHei" w:hAnsi="Microsoft YaHei" w:eastAsia="Microsoft YaHei" w:cs="Microsoft YaHei"/>
+                <w:rFonts w:ascii="微软雅黑" w:hAnsi="微软雅黑" w:eastAsia="微软雅黑" w:cs="微软雅黑"/>
                 <w:color w:val="000000"/>
                 <w:sz w:val="19"/>
                 <w:szCs w:val="19"/>
               </w:rPr>
-              <w:t xml:space="preserve">v3.1 · 2026-09-02 · MIT 开源</w:t>
+              <w:t>v3.1 · 2026-09-02 · MIT 开源</w:t>
             </w:r>
           </w:p>
           <w:p>
@@ -676,7 +770,7 @@
                 <w:sz w:val="17"/>
                 <w:szCs w:val="17"/>
               </w:rPr>
-              <w:t xml:space="preserve">v3.1 · 2026-09-02 · MIT licensed</w:t>
+              <w:t>v3.1 · 2026-09-02 · MIT licensed</w:t>
             </w:r>
           </w:p>
         </w:tc>
@@ -689,12 +783,12 @@
     </w:p>
     <w:p>
       <w:pPr>
-        <w:pStyle w:val="Heading1"/>
+        <w:pStyle w:val="2"/>
         <w:spacing w:before="120" w:after="180" w:line="276" w:lineRule="auto"/>
       </w:pPr>
       <w:r>
         <w:rPr>
-          <w:rFonts w:ascii="Microsoft YaHei" w:hAnsi="Microsoft YaHei" w:eastAsia="Microsoft YaHei" w:cs="Microsoft YaHei"/>
+          <w:rFonts w:ascii="微软雅黑" w:hAnsi="微软雅黑" w:eastAsia="微软雅黑" w:cs="微软雅黑"/>
           <w:b/>
           <w:color w:val="1F3864"/>
           <w:sz w:val="30"/>
@@ -704,7 +798,7 @@
       </w:r>
       <w:r>
         <w:rPr>
-          <w:rFonts w:ascii="Microsoft YaHei" w:hAnsi="Microsoft YaHei" w:eastAsia="Microsoft YaHei" w:cs="Microsoft YaHei"/>
+          <w:rFonts w:ascii="微软雅黑" w:hAnsi="微软雅黑" w:eastAsia="微软雅黑" w:cs="微软雅黑"/>
           <w:sz w:val="30"/>
           <w:szCs w:val="30"/>
         </w:rPr>
@@ -718,7 +812,7 @@
           <w:sz w:val="25"/>
           <w:szCs w:val="25"/>
         </w:rPr>
-        <w:t xml:space="preserve">1. Use Cases</w:t>
+        <w:t>1. Use Cases</w:t>
       </w:r>
     </w:p>
     <w:p>
@@ -727,12 +821,12 @@
       </w:pPr>
       <w:r>
         <w:rPr>
-          <w:rFonts w:ascii="Microsoft YaHei" w:hAnsi="Microsoft YaHei" w:eastAsia="Microsoft YaHei" w:cs="Microsoft YaHei"/>
+          <w:rFonts w:ascii="微软雅黑" w:hAnsi="微软雅黑" w:eastAsia="微软雅黑" w:cs="微软雅黑"/>
           <w:color w:val="000000"/>
           <w:sz w:val="21"/>
           <w:szCs w:val="21"/>
         </w:rPr>
-        <w:t xml:space="preserve">这个 Skill 不是通用翻译工具——它专门解决一个真实的痛点：跨境电商 / 产品团队 / 留学申请者在 Figma 里做好了产品图册、说明书或作品集的设计稿，需要同时输出阿拉伯语、英语、德语、西班牙语、俄语等多个语言版本。传统做法是设计师把每页复制一份、逐个文本框手动改字，既慢又容易出错，阿拉伯语的 RTL 排版更是几乎没法手动搞定。</w:t>
+        <w:t>这个 Skill 不是通用翻译工具——它专门解决一个真实的痛点：跨境电商 / 产品团队 / 留学申请者在 Figma 里做好了产品图册、说明书或作品集的设计稿，需要同时输出阿拉伯语、英语、德语、西班牙语、俄语等多个语言版本。传统做法是设计师把每页复制一份、逐个文本框手动改字，既慢又容易出错，阿拉伯语的 RTL 排版更是几乎没法手动搞定。</w:t>
       </w:r>
     </w:p>
     <w:p>
@@ -746,7 +840,7 @@
           <w:sz w:val="19"/>
           <w:szCs w:val="19"/>
         </w:rPr>
-        <w:t xml:space="preserve">This skill is not a general-purpose translator. It solves one real pain point: cross-border e-commerce / product teams / study-abroad applicants who design catalogues, manuals or portfolios in Figma and need to output Arabic, English, German, Spanish, Russian and other language versions simultaneously. The traditional approach — duplicating each page and changing text frame by frame by hand — is slow, error-prone, and nearly impossible for Arabic RTL.</w:t>
+        <w:t>This skill is not a general-purpose translator. It solves one real pain point: cross-border e-commerce / product teams / study-abroad applicants who design catalogues, manuals or portfolios in Figma and need to output Arabic, English, German, Spanish, Russian and other language versions simultaneously. The traditional approach — duplicating each page and changing text frame by frame by hand — is slow, error-prone, and nearly impossible for Arabic RTL.</w:t>
       </w:r>
     </w:p>
     <w:p>
@@ -755,7 +849,7 @@
       </w:pPr>
       <w:r>
         <w:rPr>
-          <w:rFonts w:ascii="Microsoft YaHei" w:hAnsi="Microsoft YaHei" w:eastAsia="Microsoft YaHei" w:cs="Microsoft YaHei"/>
+          <w:rFonts w:ascii="微软雅黑" w:hAnsi="微软雅黑" w:eastAsia="微软雅黑" w:cs="微软雅黑"/>
           <w:b/>
           <w:color w:val="2E5C8A"/>
           <w:sz w:val="23"/>
@@ -765,7 +859,7 @@
       </w:r>
       <w:r>
         <w:rPr>
-          <w:rFonts w:ascii="Microsoft YaHei" w:hAnsi="Microsoft YaHei" w:eastAsia="Microsoft YaHei" w:cs="Microsoft YaHei"/>
+          <w:rFonts w:ascii="微软雅黑" w:hAnsi="微软雅黑" w:eastAsia="微软雅黑" w:cs="微软雅黑"/>
           <w:sz w:val="23"/>
           <w:szCs w:val="23"/>
         </w:rPr>
@@ -779,20 +873,23 @@
           <w:sz w:val="20"/>
           <w:szCs w:val="20"/>
         </w:rPr>
-        <w:t xml:space="preserve">Four typical scenarios</w:t>
+        <w:t>Four typical scenarios</w:t>
       </w:r>
     </w:p>
     <w:tbl>
       <w:tblPr>
+        <w:tblStyle w:val="5"/>
         <w:tblW w:w="9638" w:type="dxa"/>
+        <w:tblInd w:w="0" w:type="dxa"/>
         <w:tblBorders>
-          <w:top w:val="single" w:sz="4" w:space="0" w:color="BFBFBF"/>
-          <w:left w:val="single" w:sz="4" w:space="0" w:color="BFBFBF"/>
-          <w:bottom w:val="single" w:sz="4" w:space="0" w:color="BFBFBF"/>
-          <w:right w:val="single" w:sz="4" w:space="0" w:color="BFBFBF"/>
-          <w:insideH w:val="single" w:sz="4" w:space="0" w:color="BFBFBF"/>
-          <w:insideV w:val="single" w:sz="4" w:space="0" w:color="BFBFBF"/>
+          <w:top w:val="single" w:color="BFBFBF" w:sz="4" w:space="0"/>
+          <w:left w:val="single" w:color="BFBFBF" w:sz="4" w:space="0"/>
+          <w:bottom w:val="single" w:color="BFBFBF" w:sz="4" w:space="0"/>
+          <w:right w:val="single" w:color="BFBFBF" w:sz="4" w:space="0"/>
+          <w:insideH w:val="single" w:color="BFBFBF" w:sz="4" w:space="0"/>
+          <w:insideV w:val="single" w:color="BFBFBF" w:sz="4" w:space="0"/>
         </w:tblBorders>
+        <w:tblLayout w:type="autofit"/>
         <w:tblCellMar>
           <w:top w:w="0" w:type="dxa"/>
           <w:left w:w="0" w:type="dxa"/>
@@ -806,6 +903,22 @@
         <w:gridCol w:w="4438"/>
       </w:tblGrid>
       <w:tr>
+        <w:tblPrEx>
+          <w:tblBorders>
+            <w:top w:val="single" w:color="BFBFBF" w:sz="4" w:space="0"/>
+            <w:left w:val="single" w:color="BFBFBF" w:sz="4" w:space="0"/>
+            <w:bottom w:val="single" w:color="BFBFBF" w:sz="4" w:space="0"/>
+            <w:right w:val="single" w:color="BFBFBF" w:sz="4" w:space="0"/>
+            <w:insideH w:val="single" w:color="BFBFBF" w:sz="4" w:space="0"/>
+            <w:insideV w:val="single" w:color="BFBFBF" w:sz="4" w:space="0"/>
+          </w:tblBorders>
+          <w:tblCellMar>
+            <w:top w:w="0" w:type="dxa"/>
+            <w:left w:w="0" w:type="dxa"/>
+            <w:bottom w:w="0" w:type="dxa"/>
+            <w:right w:w="0" w:type="dxa"/>
+          </w:tblCellMar>
+        </w:tblPrEx>
         <w:trPr>
           <w:tblHeader/>
         </w:trPr>
@@ -828,7 +941,7 @@
             </w:pPr>
             <w:r>
               <w:rPr>
-                <w:rFonts w:ascii="Microsoft YaHei" w:hAnsi="Microsoft YaHei" w:eastAsia="Microsoft YaHei" w:cs="Microsoft YaHei"/>
+                <w:rFonts w:ascii="微软雅黑" w:hAnsi="微软雅黑" w:eastAsia="微软雅黑" w:cs="微软雅黑"/>
                 <w:b/>
                 <w:color w:val="000000"/>
                 <w:sz w:val="20"/>
@@ -872,7 +985,7 @@
             </w:pPr>
             <w:r>
               <w:rPr>
-                <w:rFonts w:ascii="Microsoft YaHei" w:hAnsi="Microsoft YaHei" w:eastAsia="Microsoft YaHei" w:cs="Microsoft YaHei"/>
+                <w:rFonts w:ascii="微软雅黑" w:hAnsi="微软雅黑" w:eastAsia="微软雅黑" w:cs="微软雅黑"/>
                 <w:b/>
                 <w:color w:val="000000"/>
                 <w:sz w:val="20"/>
@@ -893,7 +1006,7 @@
                 <w:sz w:val="17"/>
                 <w:szCs w:val="17"/>
               </w:rPr>
-              <w:t xml:space="preserve">Pain point</w:t>
+              <w:t>Pain point</w:t>
             </w:r>
           </w:p>
         </w:tc>
@@ -916,13 +1029,13 @@
             </w:pPr>
             <w:r>
               <w:rPr>
-                <w:rFonts w:ascii="Microsoft YaHei" w:hAnsi="Microsoft YaHei" w:eastAsia="Microsoft YaHei" w:cs="Microsoft YaHei"/>
+                <w:rFonts w:ascii="微软雅黑" w:hAnsi="微软雅黑" w:eastAsia="微软雅黑" w:cs="微软雅黑"/>
                 <w:b/>
                 <w:color w:val="000000"/>
                 <w:sz w:val="20"/>
                 <w:szCs w:val="20"/>
               </w:rPr>
-              <w:t xml:space="preserve">Skill 怎么帮你</w:t>
+              <w:t>Skill 怎么帮你</w:t>
             </w:r>
           </w:p>
           <w:p>
@@ -937,12 +1050,28 @@
                 <w:sz w:val="17"/>
                 <w:szCs w:val="17"/>
               </w:rPr>
-              <w:t xml:space="preserve">How this skill helps</w:t>
+              <w:t>How this skill helps</w:t>
             </w:r>
           </w:p>
         </w:tc>
       </w:tr>
       <w:tr>
+        <w:tblPrEx>
+          <w:tblBorders>
+            <w:top w:val="single" w:color="BFBFBF" w:sz="4" w:space="0"/>
+            <w:left w:val="single" w:color="BFBFBF" w:sz="4" w:space="0"/>
+            <w:bottom w:val="single" w:color="BFBFBF" w:sz="4" w:space="0"/>
+            <w:right w:val="single" w:color="BFBFBF" w:sz="4" w:space="0"/>
+            <w:insideH w:val="single" w:color="BFBFBF" w:sz="4" w:space="0"/>
+            <w:insideV w:val="single" w:color="BFBFBF" w:sz="4" w:space="0"/>
+          </w:tblBorders>
+          <w:tblCellMar>
+            <w:top w:w="0" w:type="dxa"/>
+            <w:left w:w="0" w:type="dxa"/>
+            <w:bottom w:w="0" w:type="dxa"/>
+            <w:right w:w="0" w:type="dxa"/>
+          </w:tblCellMar>
+        </w:tblPrEx>
         <w:tc>
           <w:tcPr>
             <w:tcW w:w="2000" w:type="dxa"/>
@@ -961,7 +1090,7 @@
             </w:pPr>
             <w:r>
               <w:rPr>
-                <w:rFonts w:ascii="Microsoft YaHei" w:hAnsi="Microsoft YaHei" w:eastAsia="Microsoft YaHei" w:cs="Microsoft YaHei"/>
+                <w:rFonts w:ascii="微软雅黑" w:hAnsi="微软雅黑" w:eastAsia="微软雅黑" w:cs="微软雅黑"/>
                 <w:b/>
                 <w:color w:val="000000"/>
                 <w:sz w:val="19"/>
@@ -981,7 +1110,7 @@
                 <w:sz w:val="17"/>
                 <w:szCs w:val="17"/>
               </w:rPr>
-              <w:t xml:space="preserve">Cross-border e-commerce</w:t>
+              <w:t>Cross-border e-commerce</w:t>
             </w:r>
           </w:p>
         </w:tc>
@@ -1002,12 +1131,31 @@
             </w:pPr>
             <w:r>
               <w:rPr>
-                <w:rFonts w:ascii="Microsoft YaHei" w:hAnsi="Microsoft YaHei" w:eastAsia="Microsoft YaHei" w:cs="Microsoft YaHei"/>
+                <w:rFonts w:ascii="微软雅黑" w:hAnsi="微软雅黑" w:eastAsia="微软雅黑" w:cs="微软雅黑"/>
                 <w:color w:val="000000"/>
                 <w:sz w:val="18"/>
                 <w:szCs w:val="18"/>
               </w:rPr>
-              <w:t xml:space="preserve">Alibaba / Made-in-China / 独立站的产品详情页要同时上架英、阿、西、俄、土 5 种语言。设计师做完一版源稿，其余语种全靠复制页面手改，一个产品图册改一周。</w:t>
+              <w:t xml:space="preserve">Alibaba / Made-in-China / 独立站的产品详情页要同时上架英、阿、西、俄、土 </w:t>
+            </w:r>
+            <w:r>
+              <w:rPr>
+                <w:rFonts w:hint="eastAsia" w:cs="微软雅黑"/>
+                <w:color w:val="000000"/>
+                <w:sz w:val="18"/>
+                <w:szCs w:val="18"/>
+                <w:lang w:val="en-US" w:eastAsia="zh-CN"/>
+              </w:rPr>
+              <w:t>等多</w:t>
+            </w:r>
+            <w:r>
+              <w:rPr>
+                <w:rFonts w:ascii="微软雅黑" w:hAnsi="微软雅黑" w:eastAsia="微软雅黑" w:cs="微软雅黑"/>
+                <w:color w:val="000000"/>
+                <w:sz w:val="18"/>
+                <w:szCs w:val="18"/>
+              </w:rPr>
+              <w:t>种语言。设计师做完一版源稿，其余语种全靠复制页面手改，一个产品图册改一周。</w:t>
             </w:r>
           </w:p>
           <w:p>
@@ -1021,7 +1169,7 @@
                 <w:sz w:val="16"/>
                 <w:szCs w:val="16"/>
               </w:rPr>
-              <w:t xml:space="preserve">Product detail pages on Alibaba, Made-in-China or a standalone site need 5 languages at once. After one source page is done, the rest are copied and edited by hand — one catalogue takes a week.</w:t>
+              <w:t>Product detail pages on Alibaba, Made-in-China or a standalone site need 5 languages at once. After one source page is done, the rest are copied and edited by hand — one catalogue takes a week.</w:t>
             </w:r>
           </w:p>
         </w:tc>
@@ -1042,12 +1190,12 @@
             </w:pPr>
             <w:r>
               <w:rPr>
-                <w:rFonts w:ascii="Microsoft YaHei" w:hAnsi="Microsoft YaHei" w:eastAsia="Microsoft YaHei" w:cs="Microsoft YaHei"/>
+                <w:rFonts w:ascii="微软雅黑" w:hAnsi="微软雅黑" w:eastAsia="微软雅黑" w:cs="微软雅黑"/>
                 <w:color w:val="000000"/>
                 <w:sz w:val="18"/>
                 <w:szCs w:val="18"/>
               </w:rPr>
-              <w:t xml:space="preserve">一句「把这页翻译成阿拉伯语」→ 扫描全页 → 自动翻译 → 原位写回 → 复扫验收。一个语种从一天缩到几分钟，5 种语种一个下午搞定。</w:t>
+              <w:t>一句「把这页翻译成阿拉伯语」→ 扫描全页 → 自动翻译 → 原位写回 → 复扫验收。一个语种从一天缩到几分钟，5 种语种一个下午搞定。</w:t>
             </w:r>
           </w:p>
           <w:p>
@@ -1061,12 +1209,28 @@
                 <w:sz w:val="16"/>
                 <w:szCs w:val="16"/>
               </w:rPr>
-              <w:t xml:space="preserve">Say “translate this page into Arabic” → scan → translate → write in place → verify. One language drops from a day to minutes; five languages done in an afternoon.</w:t>
+              <w:t>Say “translate this page into Arabic” → scan → translate → write in place → verify. One language drops from a day to minutes; five languages done in an afternoon.</w:t>
             </w:r>
           </w:p>
         </w:tc>
       </w:tr>
       <w:tr>
+        <w:tblPrEx>
+          <w:tblBorders>
+            <w:top w:val="single" w:color="BFBFBF" w:sz="4" w:space="0"/>
+            <w:left w:val="single" w:color="BFBFBF" w:sz="4" w:space="0"/>
+            <w:bottom w:val="single" w:color="BFBFBF" w:sz="4" w:space="0"/>
+            <w:right w:val="single" w:color="BFBFBF" w:sz="4" w:space="0"/>
+            <w:insideH w:val="single" w:color="BFBFBF" w:sz="4" w:space="0"/>
+            <w:insideV w:val="single" w:color="BFBFBF" w:sz="4" w:space="0"/>
+          </w:tblBorders>
+          <w:tblCellMar>
+            <w:top w:w="0" w:type="dxa"/>
+            <w:left w:w="0" w:type="dxa"/>
+            <w:bottom w:w="0" w:type="dxa"/>
+            <w:right w:w="0" w:type="dxa"/>
+          </w:tblCellMar>
+        </w:tblPrEx>
         <w:tc>
           <w:tcPr>
             <w:tcW w:w="2000" w:type="dxa"/>
@@ -1085,7 +1249,7 @@
             </w:pPr>
             <w:r>
               <w:rPr>
-                <w:rFonts w:ascii="Microsoft YaHei" w:hAnsi="Microsoft YaHei" w:eastAsia="Microsoft YaHei" w:cs="Microsoft YaHei"/>
+                <w:rFonts w:ascii="微软雅黑" w:hAnsi="微软雅黑" w:eastAsia="微软雅黑" w:cs="微软雅黑"/>
                 <w:b/>
                 <w:color w:val="000000"/>
                 <w:sz w:val="19"/>
@@ -1105,7 +1269,7 @@
                 <w:sz w:val="17"/>
                 <w:szCs w:val="17"/>
               </w:rPr>
-              <w:t xml:space="preserve">Multilingual product catalogues</w:t>
+              <w:t>Multilingual product catalogues</w:t>
             </w:r>
           </w:p>
         </w:tc>
@@ -1126,12 +1290,31 @@
             </w:pPr>
             <w:r>
               <w:rPr>
-                <w:rFonts w:ascii="Microsoft YaHei" w:hAnsi="Microsoft YaHei" w:eastAsia="Microsoft YaHei" w:cs="Microsoft YaHei"/>
+                <w:rFonts w:ascii="微软雅黑" w:hAnsi="微软雅黑" w:eastAsia="微软雅黑" w:cs="微软雅黑"/>
                 <w:color w:val="000000"/>
                 <w:sz w:val="18"/>
                 <w:szCs w:val="18"/>
               </w:rPr>
-              <w:t xml:space="preserve">一本 20 页的产品图册要做 6 种语言版本。型号、参数表、标注尺寸必须原样保留，只有描述性文字翻。手动逐框选中、改字、换字号，一页 50+ 文本框，全册 600+。</w:t>
+              <w:t xml:space="preserve">一本 20 页的产品图册要做 </w:t>
+            </w:r>
+            <w:r>
+              <w:rPr>
+                <w:rFonts w:hint="eastAsia" w:cs="微软雅黑"/>
+                <w:color w:val="000000"/>
+                <w:sz w:val="18"/>
+                <w:szCs w:val="18"/>
+                <w:lang w:val="en-US" w:eastAsia="zh-CN"/>
+              </w:rPr>
+              <w:t>多</w:t>
+            </w:r>
+            <w:r>
+              <w:rPr>
+                <w:rFonts w:ascii="微软雅黑" w:hAnsi="微软雅黑" w:eastAsia="微软雅黑" w:cs="微软雅黑"/>
+                <w:color w:val="000000"/>
+                <w:sz w:val="18"/>
+                <w:szCs w:val="18"/>
+              </w:rPr>
+              <w:t xml:space="preserve"> 种语言版本。型号、参数表、标注尺寸必须原样保留，只有描述性文字翻。手动逐框选中、改字、换字号，一页 50+ 文本框，全册 600+。</w:t>
             </w:r>
           </w:p>
           <w:p>
@@ -1145,7 +1328,7 @@
                 <w:sz w:val="16"/>
                 <w:szCs w:val="16"/>
               </w:rPr>
-              <w:t xml:space="preserve">A 20-page catalogue needs 6 language versions. Model numbers, spec tables and dimension annotations must stay untouched — only descriptive text gets translated. Selecting each frame, editing text and resizing by hand means 50+ text boxes per page, 600+ per catalogue.</w:t>
+              <w:t>A 20-page catalogue needs 6 language versions. Model numbers, spec tables and dimension annotations must stay untouched — only descriptive text gets translated. Selecting each frame, editing text and resizing by hand means 50+ text boxes per page, 600+ per catalogue.</w:t>
             </w:r>
           </w:p>
         </w:tc>
@@ -1166,12 +1349,12 @@
             </w:pPr>
             <w:r>
               <w:rPr>
-                <w:rFonts w:ascii="Microsoft YaHei" w:hAnsi="Microsoft YaHei" w:eastAsia="Microsoft YaHei" w:cs="Microsoft YaHei"/>
+                <w:rFonts w:ascii="微软雅黑" w:hAnsi="微软雅黑" w:eastAsia="微软雅黑" w:cs="微软雅黑"/>
                 <w:color w:val="000000"/>
                 <w:sz w:val="18"/>
                 <w:szCs w:val="18"/>
               </w:rPr>
-              <w:t xml:space="preserve">自动分类「该翻 / 该保留」：型号、尺寸、单位用正则识别后原样跳过，只翻描述性文字。字号 / 字重 / 对齐全部保留，RTL 自动翻转。</w:t>
+              <w:t>自动分类「该翻 / 该保留」：型号、尺寸、单位用正则识别后原样跳过，只翻描述性文字。字号 / 字重 / 对齐全部保留，RTL 自动翻转。</w:t>
             </w:r>
           </w:p>
           <w:p>
@@ -1185,12 +1368,28 @@
                 <w:sz w:val="16"/>
                 <w:szCs w:val="16"/>
               </w:rPr>
-              <w:t xml:space="preserve">Auto-classifies translate-vs-keep: models, dimensions and units are matched by regex and skipped untouched; only descriptions get translated. Font size, weight and alignment are all preserved; RTL is flipped automatically.</w:t>
+              <w:t>Auto-classifies translate-vs-keep: models, dimensions and units are matched by regex and skipped untouched; only descriptions get translated. Font size, weight and alignment are all preserved; RTL is flipped automatically.</w:t>
             </w:r>
           </w:p>
         </w:tc>
       </w:tr>
       <w:tr>
+        <w:tblPrEx>
+          <w:tblBorders>
+            <w:top w:val="single" w:color="BFBFBF" w:sz="4" w:space="0"/>
+            <w:left w:val="single" w:color="BFBFBF" w:sz="4" w:space="0"/>
+            <w:bottom w:val="single" w:color="BFBFBF" w:sz="4" w:space="0"/>
+            <w:right w:val="single" w:color="BFBFBF" w:sz="4" w:space="0"/>
+            <w:insideH w:val="single" w:color="BFBFBF" w:sz="4" w:space="0"/>
+            <w:insideV w:val="single" w:color="BFBFBF" w:sz="4" w:space="0"/>
+          </w:tblBorders>
+          <w:tblCellMar>
+            <w:top w:w="0" w:type="dxa"/>
+            <w:left w:w="0" w:type="dxa"/>
+            <w:bottom w:w="0" w:type="dxa"/>
+            <w:right w:w="0" w:type="dxa"/>
+          </w:tblCellMar>
+        </w:tblPrEx>
         <w:tc>
           <w:tcPr>
             <w:tcW w:w="2000" w:type="dxa"/>
@@ -1209,7 +1408,7 @@
             </w:pPr>
             <w:r>
               <w:rPr>
-                <w:rFonts w:ascii="Microsoft YaHei" w:hAnsi="Microsoft YaHei" w:eastAsia="Microsoft YaHei" w:cs="Microsoft YaHei"/>
+                <w:rFonts w:ascii="微软雅黑" w:hAnsi="微软雅黑" w:eastAsia="微软雅黑" w:cs="微软雅黑"/>
                 <w:b/>
                 <w:color w:val="000000"/>
                 <w:sz w:val="19"/>
@@ -1229,7 +1428,7 @@
                 <w:sz w:val="17"/>
                 <w:szCs w:val="17"/>
               </w:rPr>
-              <w:t xml:space="preserve">Multilingual manuals</w:t>
+              <w:t>Multilingual manuals</w:t>
             </w:r>
           </w:p>
         </w:tc>
@@ -1250,12 +1449,12 @@
             </w:pPr>
             <w:r>
               <w:rPr>
-                <w:rFonts w:ascii="Microsoft YaHei" w:hAnsi="Microsoft YaHei" w:eastAsia="Microsoft YaHei" w:cs="Microsoft YaHei"/>
+                <w:rFonts w:ascii="微软雅黑" w:hAnsi="微软雅黑" w:eastAsia="微软雅黑" w:cs="微软雅黑"/>
                 <w:color w:val="000000"/>
                 <w:sz w:val="18"/>
                 <w:szCs w:val="18"/>
               </w:rPr>
-              <w:t xml:space="preserve">产品的安装 / 操作 / 维护说明书在 Figma 里排版，每个语种一份。阿拉伯语要从右到左排版，俄语要换西里尔字体，设计师手动搞 RTL 几乎不可能。</w:t>
+              <w:t>产品的安装 / 操作 / 维护说明书在 Figma 里排版，每个语种一份。阿拉伯语要从右到左排版，俄语要换西里尔字体，设计师手动搞 RTL 几乎不可能。</w:t>
             </w:r>
           </w:p>
           <w:p>
@@ -1269,7 +1468,7 @@
                 <w:sz w:val="16"/>
                 <w:szCs w:val="16"/>
               </w:rPr>
-              <w:t xml:space="preserve">Product installation / operation / maintenance manuals laid out in Figma, one copy per language. Arabic needs right-to-left layout, Russian needs a Cyrillic font — designers can't handle RTL by hand.</w:t>
+              <w:t>Product installation / operation / maintenance manuals laid out in Figma, one copy per language. Arabic needs right-to-left layout, Russian needs a Cyrillic font — designers can't handle RTL by hand.</w:t>
             </w:r>
           </w:p>
         </w:tc>
@@ -1290,12 +1489,12 @@
             </w:pPr>
             <w:r>
               <w:rPr>
-                <w:rFonts w:ascii="Microsoft YaHei" w:hAnsi="Microsoft YaHei" w:eastAsia="Microsoft YaHei" w:cs="Microsoft YaHei"/>
+                <w:rFonts w:ascii="微软雅黑" w:hAnsi="微软雅黑" w:eastAsia="微软雅黑" w:cs="微软雅黑"/>
                 <w:color w:val="000000"/>
                 <w:sz w:val="18"/>
                 <w:szCs w:val="18"/>
               </w:rPr>
-              <w:t xml:space="preserve">RTL LEFT↔RIGHT 自动翻转；CENTRE 保持居中；目标字体 + 字重映射自动填充。写完自动复扫，确认源语言残留为 0。</w:t>
+              <w:t>RTL LEFT↔RIGHT 自动翻转；CENTRE 保持居中；目标字体 + 字重映射自动填充。写完自动复扫，确认源语言残留为 0。</w:t>
             </w:r>
           </w:p>
           <w:p>
@@ -1309,12 +1508,28 @@
                 <w:sz w:val="16"/>
                 <w:szCs w:val="16"/>
               </w:rPr>
-              <w:t xml:space="preserve">RTL LEFT↔RIGHT flipped automatically; CENTRE stays centred; target font and weight mapping are applied automatically. Post-write re-scan confirms zero source-language residue.</w:t>
+              <w:t>RTL LEFT↔RIGHT flipped automatically; CENTRE stays centred; target font and weight mapping are applied automatically. Post-write re-scan confirms zero source-language residue.</w:t>
             </w:r>
           </w:p>
         </w:tc>
       </w:tr>
       <w:tr>
+        <w:tblPrEx>
+          <w:tblBorders>
+            <w:top w:val="single" w:color="BFBFBF" w:sz="4" w:space="0"/>
+            <w:left w:val="single" w:color="BFBFBF" w:sz="4" w:space="0"/>
+            <w:bottom w:val="single" w:color="BFBFBF" w:sz="4" w:space="0"/>
+            <w:right w:val="single" w:color="BFBFBF" w:sz="4" w:space="0"/>
+            <w:insideH w:val="single" w:color="BFBFBF" w:sz="4" w:space="0"/>
+            <w:insideV w:val="single" w:color="BFBFBF" w:sz="4" w:space="0"/>
+          </w:tblBorders>
+          <w:tblCellMar>
+            <w:top w:w="0" w:type="dxa"/>
+            <w:left w:w="0" w:type="dxa"/>
+            <w:bottom w:w="0" w:type="dxa"/>
+            <w:right w:w="0" w:type="dxa"/>
+          </w:tblCellMar>
+        </w:tblPrEx>
         <w:tc>
           <w:tcPr>
             <w:tcW w:w="2000" w:type="dxa"/>
@@ -1333,7 +1548,7 @@
             </w:pPr>
             <w:r>
               <w:rPr>
-                <w:rFonts w:ascii="Microsoft YaHei" w:hAnsi="Microsoft YaHei" w:eastAsia="Microsoft YaHei" w:cs="Microsoft YaHei"/>
+                <w:rFonts w:ascii="微软雅黑" w:hAnsi="微软雅黑" w:eastAsia="微软雅黑" w:cs="微软雅黑"/>
                 <w:b/>
                 <w:color w:val="000000"/>
                 <w:sz w:val="19"/>
@@ -1353,7 +1568,7 @@
                 <w:sz w:val="17"/>
                 <w:szCs w:val="17"/>
               </w:rPr>
-              <w:t xml:space="preserve">Study-abroad portfolios</w:t>
+              <w:t>Study-abroad portfolios</w:t>
             </w:r>
           </w:p>
         </w:tc>
@@ -1374,12 +1589,12 @@
             </w:pPr>
             <w:r>
               <w:rPr>
-                <w:rFonts w:ascii="Microsoft YaHei" w:hAnsi="Microsoft YaHei" w:eastAsia="Microsoft YaHei" w:cs="Microsoft YaHei"/>
+                <w:rFonts w:ascii="微软雅黑" w:hAnsi="微软雅黑" w:eastAsia="微软雅黑" w:cs="微软雅黑"/>
                 <w:color w:val="000000"/>
                 <w:sz w:val="18"/>
                 <w:szCs w:val="18"/>
               </w:rPr>
-              <w:t xml:space="preserve">作品集 / 设计提案在 Figma 排版后需要输出中英双语或多语版本用于升学、求职。手动逐页复制改字，排版细节（字号、行距、对齐）很容易跑偏。</w:t>
+              <w:t>作品集 / 设计提案在 Figma 排版后需要输出中英双语或多语版本用于升学、求职。手动逐页复制改字，排版细节（字号、行距、对齐）很容易跑偏。</w:t>
             </w:r>
           </w:p>
           <w:p>
@@ -1393,7 +1608,7 @@
                 <w:sz w:val="16"/>
                 <w:szCs w:val="16"/>
               </w:rPr>
-              <w:t xml:space="preserve">Portfolios / design proposals laid out in Figma need bilingual or multilingual versions for university applications or job hunting. Copying pages and editing by hand easily breaks typography (font size, line spacing, alignment).</w:t>
+              <w:t>Portfolios / design proposals laid out in Figma need bilingual or multilingual versions for university applications or job hunting. Copying pages and editing by hand easily breaks typography (font size, line spacing, alignment).</w:t>
             </w:r>
           </w:p>
         </w:tc>
@@ -1414,12 +1629,31 @@
             </w:pPr>
             <w:r>
               <w:rPr>
-                <w:rFonts w:ascii="Microsoft YaHei" w:hAnsi="Microsoft YaHei" w:eastAsia="Microsoft YaHei" w:cs="Microsoft YaHei"/>
+                <w:rFonts w:ascii="微软雅黑" w:hAnsi="微软雅黑" w:eastAsia="微软雅黑" w:cs="微软雅黑"/>
                 <w:color w:val="000000"/>
                 <w:sz w:val="18"/>
                 <w:szCs w:val="18"/>
               </w:rPr>
-              <w:t xml:space="preserve">一句指令翻译整页，字体 / 字号 / 字重 / 对齐原样保留，不用手动复制页面逐框改字。MiSans VF 覆盖中英日韩等主流语言，开箱即用。</w:t>
+              <w:t>一句指令翻译整页，字体 / 字号 / 字重 / 对齐原样保留，不用手动复制页面逐框改字。</w:t>
+            </w:r>
+            <w:r>
+              <w:rPr>
+                <w:rFonts w:hint="eastAsia" w:cs="微软雅黑"/>
+                <w:color w:val="000000"/>
+                <w:sz w:val="18"/>
+                <w:szCs w:val="18"/>
+                <w:lang w:val="en-US" w:eastAsia="zh-CN"/>
+              </w:rPr>
+              <w:t>推荐</w:t>
+            </w:r>
+            <w:r>
+              <w:rPr>
+                <w:rFonts w:ascii="微软雅黑" w:hAnsi="微软雅黑" w:eastAsia="微软雅黑" w:cs="微软雅黑"/>
+                <w:color w:val="000000"/>
+                <w:sz w:val="18"/>
+                <w:szCs w:val="18"/>
+              </w:rPr>
+              <w:t>MiSans VF 覆盖中英日韩等主流语言，开箱即用。</w:t>
             </w:r>
           </w:p>
           <w:p>
@@ -1433,7 +1667,7 @@
                 <w:sz w:val="16"/>
                 <w:szCs w:val="16"/>
               </w:rPr>
-              <w:t xml:space="preserve">One command translates the whole page. Font / size / weight / alignment are preserved — no need to duplicate pages and edit frame by frame. MiSans VF covers Chinese, English, Japanese, Korean and other mainstream languages out of the box.</w:t>
+              <w:t>One command translates the whole page. Font / size / weight / alignment are preserved — no need to duplicate pages and edit frame by frame. MiSans VF covers Chinese, English, Japanese, Korean and other mainstream languages out of the box.</w:t>
             </w:r>
           </w:p>
         </w:tc>
@@ -1450,7 +1684,7 @@
       </w:pPr>
       <w:r>
         <w:rPr>
-          <w:rFonts w:ascii="Microsoft YaHei" w:hAnsi="Microsoft YaHei" w:eastAsia="Microsoft YaHei" w:cs="Microsoft YaHei"/>
+          <w:rFonts w:ascii="微软雅黑" w:hAnsi="微软雅黑" w:eastAsia="微软雅黑" w:cs="微软雅黑"/>
           <w:b/>
           <w:color w:val="2E5C8A"/>
           <w:sz w:val="23"/>
@@ -1460,7 +1694,7 @@
       </w:r>
       <w:r>
         <w:rPr>
-          <w:rFonts w:ascii="Microsoft YaHei" w:hAnsi="Microsoft YaHei" w:eastAsia="Microsoft YaHei" w:cs="Microsoft YaHei"/>
+          <w:rFonts w:ascii="微软雅黑" w:hAnsi="微软雅黑" w:eastAsia="微软雅黑" w:cs="微软雅黑"/>
           <w:sz w:val="23"/>
           <w:szCs w:val="23"/>
         </w:rPr>
@@ -1474,7 +1708,7 @@
           <w:sz w:val="20"/>
           <w:szCs w:val="20"/>
         </w:rPr>
-        <w:t xml:space="preserve">Who is it for</w:t>
+        <w:t>Who is it for</w:t>
       </w:r>
     </w:p>
     <w:p>
@@ -1483,12 +1717,12 @@
       </w:pPr>
       <w:r>
         <w:rPr>
-          <w:rFonts w:ascii="Microsoft YaHei" w:hAnsi="Microsoft YaHei" w:eastAsia="Microsoft YaHei" w:cs="Microsoft YaHei"/>
+          <w:rFonts w:ascii="微软雅黑" w:hAnsi="微软雅黑" w:eastAsia="微软雅黑" w:cs="微软雅黑"/>
           <w:color w:val="000000"/>
           <w:sz w:val="21"/>
           <w:szCs w:val="21"/>
         </w:rPr>
-        <w:t xml:space="preserve">· 跨境电商运营 / 外贸企业：在 Figma 里做产品图册和详情页，需要多语言上架。</w:t>
+        <w:t>· 跨境电商运营 / 外贸企业：在 Figma 里做产品图册和详情页，需要多语言上架。</w:t>
       </w:r>
     </w:p>
     <w:p>
@@ -1502,7 +1736,7 @@
           <w:sz w:val="19"/>
           <w:szCs w:val="19"/>
         </w:rPr>
-        <w:t xml:space="preserve">· Cross-border e-commerce operators / export-trade companies: designing catalogues and detail pages in Figma, needing multilingual listings.</w:t>
+        <w:t>· Cross-border e-commerce operators / export-trade companies: designing catalogues and detail pages in Figma, needing multilingual listings.</w:t>
       </w:r>
     </w:p>
     <w:p>
@@ -1511,12 +1745,12 @@
       </w:pPr>
       <w:r>
         <w:rPr>
-          <w:rFonts w:ascii="Microsoft YaHei" w:hAnsi="Microsoft YaHei" w:eastAsia="Microsoft YaHei" w:cs="Microsoft YaHei"/>
+          <w:rFonts w:ascii="微软雅黑" w:hAnsi="微软雅黑" w:eastAsia="微软雅黑" w:cs="微软雅黑"/>
           <w:color w:val="000000"/>
           <w:sz w:val="21"/>
           <w:szCs w:val="21"/>
         </w:rPr>
-        <w:t xml:space="preserve">· 产品团队：任何需要在 Figma 里排版、输出多语种版本的产品说明书。</w:t>
+        <w:t>· 产品团队：任何需要在 Figma 里排版、输出多语种版本的产品说明书。</w:t>
       </w:r>
     </w:p>
     <w:p>
@@ -1530,7 +1764,7 @@
           <w:sz w:val="19"/>
           <w:szCs w:val="19"/>
         </w:rPr>
-        <w:t xml:space="preserve">· Product teams: anyone laying out multilingual product manuals in Figma.</w:t>
+        <w:t>· Product teams: anyone laying out multilingual product manuals in Figma.</w:t>
       </w:r>
     </w:p>
     <w:p>
@@ -1539,12 +1773,12 @@
       </w:pPr>
       <w:r>
         <w:rPr>
-          <w:rFonts w:ascii="Microsoft YaHei" w:hAnsi="Microsoft YaHei" w:eastAsia="Microsoft YaHei" w:cs="Microsoft YaHei"/>
+          <w:rFonts w:ascii="微软雅黑" w:hAnsi="微软雅黑" w:eastAsia="微软雅黑" w:cs="微软雅黑"/>
           <w:color w:val="000000"/>
           <w:sz w:val="21"/>
           <w:szCs w:val="21"/>
         </w:rPr>
-        <w:t xml:space="preserve">· 留学申请者 / 设计师：作品集、设计提案需要中英双语或多语版本用于升学、求职。</w:t>
+        <w:t>· 留学申请者 / 设计师：作品集、设计提案需要中英双语或多语版本用于升学、求职。</w:t>
       </w:r>
     </w:p>
     <w:p>
@@ -1558,7 +1792,7 @@
           <w:sz w:val="19"/>
           <w:szCs w:val="19"/>
         </w:rPr>
-        <w:t xml:space="preserve">· Study-abroad applicants / designers: portfolios and proposals needing bilingual or multilingual versions for applications or job hunting.</w:t>
+        <w:t>· Study-abroad applicants / designers: portfolios and proposals needing bilingual or multilingual versions for applications or job hunting.</w:t>
       </w:r>
     </w:p>
     <w:p>
@@ -1567,12 +1801,12 @@
       </w:pPr>
       <w:r>
         <w:rPr>
-          <w:rFonts w:ascii="Microsoft YaHei" w:hAnsi="Microsoft YaHei" w:eastAsia="Microsoft YaHei" w:cs="Microsoft YaHei"/>
+          <w:rFonts w:ascii="微软雅黑" w:hAnsi="微软雅黑" w:eastAsia="微软雅黑" w:cs="微软雅黑"/>
           <w:color w:val="000000"/>
           <w:sz w:val="21"/>
           <w:szCs w:val="21"/>
         </w:rPr>
-        <w:t xml:space="preserve">· 本地化团队：需要在 Figma 原稿上直接产出多语种版本，而不是导出到别的工具重排。</w:t>
+        <w:t>· 本地化团队：需要在 Figma 原稿上直接产出多语种版本，而不是导出到别的工具重排。</w:t>
       </w:r>
     </w:p>
     <w:p>
@@ -1586,7 +1820,7 @@
           <w:sz w:val="19"/>
           <w:szCs w:val="19"/>
         </w:rPr>
-        <w:t xml:space="preserve">· Localization teams: producing multiple language versions directly on the Figma source, instead of exporting to another tool for re-layout.</w:t>
+        <w:t>· Localization teams: producing multiple language versions directly on the Figma source, instead of exporting to another tool for re-layout.</w:t>
       </w:r>
     </w:p>
     <w:p>
@@ -1596,22 +1830,22 @@
     </w:p>
     <w:p>
       <w:pPr>
-        <w:pStyle w:val="Heading1"/>
+        <w:pStyle w:val="2"/>
         <w:spacing w:before="120" w:after="180" w:line="276" w:lineRule="auto"/>
       </w:pPr>
       <w:r>
         <w:rPr>
-          <w:rFonts w:ascii="Microsoft YaHei" w:hAnsi="Microsoft YaHei" w:eastAsia="Microsoft YaHei" w:cs="Microsoft YaHei"/>
+          <w:rFonts w:ascii="微软雅黑" w:hAnsi="微软雅黑" w:eastAsia="微软雅黑" w:cs="微软雅黑"/>
           <w:b/>
           <w:color w:val="1F3864"/>
           <w:sz w:val="30"/>
           <w:szCs w:val="30"/>
         </w:rPr>
-        <w:t xml:space="preserve">二、这个 Skill 是什么</w:t>
-      </w:r>
-      <w:r>
-        <w:rPr>
-          <w:rFonts w:ascii="Microsoft YaHei" w:hAnsi="Microsoft YaHei" w:eastAsia="Microsoft YaHei" w:cs="Microsoft YaHei"/>
+        <w:t>二、这个 Skill 是什么</w:t>
+      </w:r>
+      <w:r>
+        <w:rPr>
+          <w:rFonts w:ascii="微软雅黑" w:hAnsi="微软雅黑" w:eastAsia="微软雅黑" w:cs="微软雅黑"/>
           <w:sz w:val="30"/>
           <w:szCs w:val="30"/>
         </w:rPr>
@@ -1625,7 +1859,7 @@
           <w:sz w:val="25"/>
           <w:szCs w:val="25"/>
         </w:rPr>
-        <w:t xml:space="preserve">2. What This Skill Is</w:t>
+        <w:t>2. What This Skill Is</w:t>
       </w:r>
     </w:p>
     <w:p>
@@ -1634,12 +1868,12 @@
       </w:pPr>
       <w:r>
         <w:rPr>
-          <w:rFonts w:ascii="Microsoft YaHei" w:hAnsi="Microsoft YaHei" w:eastAsia="Microsoft YaHei" w:cs="Microsoft YaHei"/>
+          <w:rFonts w:ascii="微软雅黑" w:hAnsi="微软雅黑" w:eastAsia="微软雅黑" w:cs="微软雅黑"/>
           <w:color w:val="000000"/>
           <w:sz w:val="21"/>
           <w:szCs w:val="21"/>
         </w:rPr>
-        <w:t xml:space="preserve">它把「把 Figma 这一页翻译成阿拉伯语，注意文字方向和文本框位置」这句话，变成一条端到端、原位写回的自动化流水线：扫描全页文本 → 分类（该翻 / 该保留）→ 去重翻译 → 构建写入批次（含字体与 RTL 对齐）→ 批量写回 → 复扫验收。</w:t>
+        <w:t>它把「把 Figma 这一页翻译成阿拉伯语，注意文字方向和文本框位置」这句话，变成一条端到端、原位写回的自动化流水线：扫描全页文本 → 分类（该翻 / 该保留）→ 去重翻译 → 构建写入批次（含字体与 RTL 对齐）→ 批量写回 → 复扫验收。</w:t>
       </w:r>
     </w:p>
     <w:p>
@@ -1653,7 +1887,7 @@
           <w:sz w:val="19"/>
           <w:szCs w:val="19"/>
         </w:rPr>
-        <w:t xml:space="preserve">It turns a request like “translate this Figma page into Arabic, mind the text direction and text-box positions” into an end-to-end, write-in-place pipeline: scan every text node → classify (translate vs. keep) → de-duplicate and translate → build the write batch (font + RTL alignment) → batch write → re-scan and verify.</w:t>
+        <w:t>It turns a request like “translate this Figma page into Arabic, mind the text direction and text-box positions” into an end-to-end, write-in-place pipeline: scan every text node → classify (translate vs. keep) → de-duplicate and translate → build the write batch (font + RTL alignment) → batch write → re-scan and verify.</w:t>
       </w:r>
     </w:p>
     <w:p>
@@ -1662,12 +1896,12 @@
       </w:pPr>
       <w:r>
         <w:rPr>
-          <w:rFonts w:ascii="Microsoft YaHei" w:hAnsi="Microsoft YaHei" w:eastAsia="Microsoft YaHei" w:cs="Microsoft YaHei"/>
+          <w:rFonts w:ascii="微软雅黑" w:hAnsi="微软雅黑" w:eastAsia="微软雅黑" w:cs="微软雅黑"/>
           <w:color w:val="000000"/>
           <w:sz w:val="21"/>
           <w:szCs w:val="21"/>
         </w:rPr>
-        <w:t xml:space="preserve">最关键的一点：Figma 的 REST API 是只读的，想改画布上的文字必须走 Figma 插件 API。所以这套方案的核心是本地「写桥」——一个 MCP 服务端，通过 WebSocket 连到运行在 Figma 桌面端里的插件，由插件代为落笔。</w:t>
+        <w:t>最关键的一点：Figma 的 REST API 是只读的，想改画布上的文字必须走 Figma 插件 API。所以这套方案的核心是本地「写桥」——一个 MCP 服务端，通过 WebSocket 连到运行在 Figma 桌面端里的插件，由插件代为落笔。</w:t>
       </w:r>
     </w:p>
     <w:p>
@@ -1681,7 +1915,7 @@
           <w:sz w:val="19"/>
           <w:szCs w:val="19"/>
         </w:rPr>
-        <w:t xml:space="preserve">The critical bit: Figma's REST API is read-only. Changing text on the canvas requires the Figma Plugin API. So the heart of this solution is a local “write bridge” — an MCP server that talks over WebSocket to a plugin running inside Figma Desktop, and the plugin does the actual writing.</w:t>
+        <w:t>The critical bit: Figma's REST API is read-only. Changing text on the canvas requires the Figma Plugin API. So the heart of this solution is a local “write bridge” — an MCP server that talks over WebSocket to a plugin running inside Figma Desktop, and the plugin does the actual writing.</w:t>
       </w:r>
     </w:p>
     <w:p>
@@ -1690,7 +1924,7 @@
       </w:pPr>
       <w:r>
         <w:rPr>
-          <w:rFonts w:ascii="Microsoft YaHei" w:hAnsi="Microsoft YaHei" w:eastAsia="Microsoft YaHei" w:cs="Microsoft YaHei"/>
+          <w:rFonts w:ascii="微软雅黑" w:hAnsi="微软雅黑" w:eastAsia="微软雅黑" w:cs="微软雅黑"/>
           <w:b/>
           <w:color w:val="2E5C8A"/>
           <w:sz w:val="23"/>
@@ -1700,7 +1934,7 @@
       </w:r>
       <w:r>
         <w:rPr>
-          <w:rFonts w:ascii="Microsoft YaHei" w:hAnsi="Microsoft YaHei" w:eastAsia="Microsoft YaHei" w:cs="Microsoft YaHei"/>
+          <w:rFonts w:ascii="微软雅黑" w:hAnsi="微软雅黑" w:eastAsia="微软雅黑" w:cs="微软雅黑"/>
           <w:sz w:val="23"/>
           <w:szCs w:val="23"/>
         </w:rPr>
@@ -1719,15 +1953,18 @@
     </w:p>
     <w:tbl>
       <w:tblPr>
+        <w:tblStyle w:val="5"/>
         <w:tblW w:w="9636" w:type="dxa"/>
+        <w:tblInd w:w="0" w:type="dxa"/>
         <w:tblBorders>
-          <w:top w:val="single" w:sz="4" w:space="0" w:color="BFBFBF"/>
-          <w:left w:val="single" w:sz="4" w:space="0" w:color="BFBFBF"/>
-          <w:bottom w:val="single" w:sz="4" w:space="0" w:color="BFBFBF"/>
-          <w:right w:val="single" w:sz="4" w:space="0" w:color="BFBFBF"/>
-          <w:insideH w:val="single" w:sz="4" w:space="0" w:color="BFBFBF"/>
-          <w:insideV w:val="single" w:sz="4" w:space="0" w:color="BFBFBF"/>
+          <w:top w:val="single" w:color="BFBFBF" w:sz="4" w:space="0"/>
+          <w:left w:val="single" w:color="BFBFBF" w:sz="4" w:space="0"/>
+          <w:bottom w:val="single" w:color="BFBFBF" w:sz="4" w:space="0"/>
+          <w:right w:val="single" w:color="BFBFBF" w:sz="4" w:space="0"/>
+          <w:insideH w:val="single" w:color="BFBFBF" w:sz="4" w:space="0"/>
+          <w:insideV w:val="single" w:color="BFBFBF" w:sz="4" w:space="0"/>
         </w:tblBorders>
+        <w:tblLayout w:type="autofit"/>
         <w:tblCellMar>
           <w:top w:w="0" w:type="dxa"/>
           <w:left w:w="0" w:type="dxa"/>
@@ -1736,17 +1973,33 @@
         </w:tblCellMar>
       </w:tblPr>
       <w:tblGrid>
-        <w:gridCol w:w="1700"/>
-        <w:gridCol w:w="284"/>
-        <w:gridCol w:w="1700"/>
-        <w:gridCol w:w="284"/>
-        <w:gridCol w:w="1700"/>
-        <w:gridCol w:w="284"/>
-        <w:gridCol w:w="1700"/>
-        <w:gridCol w:w="284"/>
-        <w:gridCol w:w="1700"/>
+        <w:gridCol w:w="1524"/>
+        <w:gridCol w:w="460"/>
+        <w:gridCol w:w="1429"/>
+        <w:gridCol w:w="460"/>
+        <w:gridCol w:w="1996"/>
+        <w:gridCol w:w="460"/>
+        <w:gridCol w:w="1432"/>
+        <w:gridCol w:w="460"/>
+        <w:gridCol w:w="1415"/>
       </w:tblGrid>
       <w:tr>
+        <w:tblPrEx>
+          <w:tblBorders>
+            <w:top w:val="single" w:color="BFBFBF" w:sz="4" w:space="0"/>
+            <w:left w:val="single" w:color="BFBFBF" w:sz="4" w:space="0"/>
+            <w:bottom w:val="single" w:color="BFBFBF" w:sz="4" w:space="0"/>
+            <w:right w:val="single" w:color="BFBFBF" w:sz="4" w:space="0"/>
+            <w:insideH w:val="single" w:color="BFBFBF" w:sz="4" w:space="0"/>
+            <w:insideV w:val="single" w:color="BFBFBF" w:sz="4" w:space="0"/>
+          </w:tblBorders>
+          <w:tblCellMar>
+            <w:top w:w="0" w:type="dxa"/>
+            <w:left w:w="0" w:type="dxa"/>
+            <w:bottom w:w="0" w:type="dxa"/>
+            <w:right w:w="0" w:type="dxa"/>
+          </w:tblCellMar>
+        </w:tblPrEx>
         <w:tc>
           <w:tcPr>
             <w:tcW w:w="1700" w:type="dxa"/>
@@ -1766,13 +2019,13 @@
             </w:pPr>
             <w:r>
               <w:rPr>
-                <w:rFonts w:ascii="Microsoft YaHei" w:hAnsi="Microsoft YaHei" w:eastAsia="Microsoft YaHei" w:cs="Microsoft YaHei"/>
+                <w:rFonts w:ascii="微软雅黑" w:hAnsi="微软雅黑" w:eastAsia="微软雅黑" w:cs="微软雅黑"/>
                 <w:b/>
                 <w:color w:val="000000"/>
                 <w:sz w:val="21"/>
                 <w:szCs w:val="21"/>
               </w:rPr>
-              <w:t xml:space="preserve">① AI 客户端</w:t>
+              <w:t>① AI 客户端</w:t>
             </w:r>
           </w:p>
           <w:p>
@@ -1787,7 +2040,7 @@
                 <w:sz w:val="17"/>
                 <w:szCs w:val="17"/>
               </w:rPr>
-              <w:t xml:space="preserve">① AI client</w:t>
+              <w:t>① AI client</w:t>
             </w:r>
           </w:p>
         </w:tc>
@@ -1809,7 +2062,7 @@
             </w:pPr>
             <w:r>
               <w:rPr>
-                <w:rFonts w:ascii="Microsoft YaHei" w:hAnsi="Microsoft YaHei" w:eastAsia="Microsoft YaHei" w:cs="Microsoft YaHei"/>
+                <w:rFonts w:ascii="微软雅黑" w:hAnsi="微软雅黑" w:eastAsia="微软雅黑" w:cs="微软雅黑"/>
                 <w:color w:val="7F9DB9"/>
                 <w:sz w:val="24"/>
                 <w:szCs w:val="24"/>
@@ -1837,13 +2090,13 @@
             </w:pPr>
             <w:r>
               <w:rPr>
-                <w:rFonts w:ascii="Microsoft YaHei" w:hAnsi="Microsoft YaHei" w:eastAsia="Microsoft YaHei" w:cs="Microsoft YaHei"/>
+                <w:rFonts w:ascii="微软雅黑" w:hAnsi="微软雅黑" w:eastAsia="微软雅黑" w:cs="微软雅黑"/>
                 <w:b/>
                 <w:color w:val="000000"/>
                 <w:sz w:val="21"/>
                 <w:szCs w:val="21"/>
               </w:rPr>
-              <w:t xml:space="preserve">② MCP 写桥</w:t>
+              <w:t>② MCP 写桥</w:t>
             </w:r>
           </w:p>
           <w:p>
@@ -1858,7 +2111,7 @@
                 <w:sz w:val="17"/>
                 <w:szCs w:val="17"/>
               </w:rPr>
-              <w:t xml:space="preserve">② MCP bridge</w:t>
+              <w:t>② MCP bridge</w:t>
             </w:r>
           </w:p>
         </w:tc>
@@ -1880,7 +2133,7 @@
             </w:pPr>
             <w:r>
               <w:rPr>
-                <w:rFonts w:ascii="Microsoft YaHei" w:hAnsi="Microsoft YaHei" w:eastAsia="Microsoft YaHei" w:cs="Microsoft YaHei"/>
+                <w:rFonts w:ascii="微软雅黑" w:hAnsi="微软雅黑" w:eastAsia="微软雅黑" w:cs="微软雅黑"/>
                 <w:color w:val="7F9DB9"/>
                 <w:sz w:val="24"/>
                 <w:szCs w:val="24"/>
@@ -1908,13 +2161,13 @@
             </w:pPr>
             <w:r>
               <w:rPr>
-                <w:rFonts w:ascii="Microsoft YaHei" w:hAnsi="Microsoft YaHei" w:eastAsia="Microsoft YaHei" w:cs="Microsoft YaHei"/>
+                <w:rFonts w:ascii="微软雅黑" w:hAnsi="微软雅黑" w:eastAsia="微软雅黑" w:cs="微软雅黑"/>
                 <w:b/>
                 <w:color w:val="000000"/>
                 <w:sz w:val="21"/>
                 <w:szCs w:val="21"/>
               </w:rPr>
-              <w:t xml:space="preserve">③ WebSocket</w:t>
+              <w:t>③ WebSocket</w:t>
             </w:r>
           </w:p>
           <w:p>
@@ -1929,7 +2182,7 @@
                 <w:sz w:val="17"/>
                 <w:szCs w:val="17"/>
               </w:rPr>
-              <w:t xml:space="preserve">③ WebSocket</w:t>
+              <w:t>③ WebSocket</w:t>
             </w:r>
           </w:p>
         </w:tc>
@@ -1951,7 +2204,7 @@
             </w:pPr>
             <w:r>
               <w:rPr>
-                <w:rFonts w:ascii="Microsoft YaHei" w:hAnsi="Microsoft YaHei" w:eastAsia="Microsoft YaHei" w:cs="Microsoft YaHei"/>
+                <w:rFonts w:ascii="微软雅黑" w:hAnsi="微软雅黑" w:eastAsia="微软雅黑" w:cs="微软雅黑"/>
                 <w:color w:val="7F9DB9"/>
                 <w:sz w:val="24"/>
                 <w:szCs w:val="24"/>
@@ -1979,13 +2232,13 @@
             </w:pPr>
             <w:r>
               <w:rPr>
-                <w:rFonts w:ascii="Microsoft YaHei" w:hAnsi="Microsoft YaHei" w:eastAsia="Microsoft YaHei" w:cs="Microsoft YaHei"/>
+                <w:rFonts w:ascii="微软雅黑" w:hAnsi="微软雅黑" w:eastAsia="微软雅黑" w:cs="微软雅黑"/>
                 <w:b/>
                 <w:color w:val="000000"/>
                 <w:sz w:val="21"/>
                 <w:szCs w:val="21"/>
               </w:rPr>
-              <w:t xml:space="preserve">④ Figma 插件</w:t>
+              <w:t>④ Figma 插件</w:t>
             </w:r>
           </w:p>
           <w:p>
@@ -2000,7 +2253,7 @@
                 <w:sz w:val="17"/>
                 <w:szCs w:val="17"/>
               </w:rPr>
-              <w:t xml:space="preserve">④ Figma plugin</w:t>
+              <w:t>④ Figma plugin</w:t>
             </w:r>
           </w:p>
         </w:tc>
@@ -2022,7 +2275,7 @@
             </w:pPr>
             <w:r>
               <w:rPr>
-                <w:rFonts w:ascii="Microsoft YaHei" w:hAnsi="Microsoft YaHei" w:eastAsia="Microsoft YaHei" w:cs="Microsoft YaHei"/>
+                <w:rFonts w:ascii="微软雅黑" w:hAnsi="微软雅黑" w:eastAsia="微软雅黑" w:cs="微软雅黑"/>
                 <w:color w:val="7F9DB9"/>
                 <w:sz w:val="24"/>
                 <w:szCs w:val="24"/>
@@ -2050,13 +2303,13 @@
             </w:pPr>
             <w:r>
               <w:rPr>
-                <w:rFonts w:ascii="Microsoft YaHei" w:hAnsi="Microsoft YaHei" w:eastAsia="Microsoft YaHei" w:cs="Microsoft YaHei"/>
+                <w:rFonts w:ascii="微软雅黑" w:hAnsi="微软雅黑" w:eastAsia="微软雅黑" w:cs="微软雅黑"/>
                 <w:b/>
                 <w:color w:val="000000"/>
                 <w:sz w:val="21"/>
                 <w:szCs w:val="21"/>
               </w:rPr>
-              <w:t xml:space="preserve">⑤ 画布文档</w:t>
+              <w:t>⑤ 画布文档</w:t>
             </w:r>
           </w:p>
           <w:p>
@@ -2071,12 +2324,28 @@
                 <w:sz w:val="17"/>
                 <w:szCs w:val="17"/>
               </w:rPr>
-              <w:t xml:space="preserve">⑤ Canvas doc</w:t>
+              <w:t>⑤ Canvas doc</w:t>
             </w:r>
           </w:p>
         </w:tc>
       </w:tr>
       <w:tr>
+        <w:tblPrEx>
+          <w:tblBorders>
+            <w:top w:val="single" w:color="BFBFBF" w:sz="4" w:space="0"/>
+            <w:left w:val="single" w:color="BFBFBF" w:sz="4" w:space="0"/>
+            <w:bottom w:val="single" w:color="BFBFBF" w:sz="4" w:space="0"/>
+            <w:right w:val="single" w:color="BFBFBF" w:sz="4" w:space="0"/>
+            <w:insideH w:val="single" w:color="BFBFBF" w:sz="4" w:space="0"/>
+            <w:insideV w:val="single" w:color="BFBFBF" w:sz="4" w:space="0"/>
+          </w:tblBorders>
+          <w:tblCellMar>
+            <w:top w:w="0" w:type="dxa"/>
+            <w:left w:w="0" w:type="dxa"/>
+            <w:bottom w:w="0" w:type="dxa"/>
+            <w:right w:w="0" w:type="dxa"/>
+          </w:tblCellMar>
+        </w:tblPrEx>
         <w:tc>
           <w:tcPr>
             <w:tcW w:w="1700" w:type="dxa"/>
@@ -2095,12 +2364,12 @@
             </w:pPr>
             <w:r>
               <w:rPr>
-                <w:rFonts w:ascii="Microsoft YaHei" w:hAnsi="Microsoft YaHei" w:eastAsia="Microsoft YaHei" w:cs="Microsoft YaHei"/>
+                <w:rFonts w:ascii="微软雅黑" w:hAnsi="微软雅黑" w:eastAsia="微软雅黑" w:cs="微软雅黑"/>
                 <w:color w:val="595959"/>
                 <w:sz w:val="17"/>
                 <w:szCs w:val="17"/>
               </w:rPr>
-              <w:t xml:space="preserve">WorkBuddy / Claude</w:t>
+              <w:t>WorkBuddy / Claude</w:t>
             </w:r>
           </w:p>
           <w:p>
@@ -2115,7 +2384,7 @@
                 <w:sz w:val="16"/>
                 <w:szCs w:val="16"/>
               </w:rPr>
-              <w:t xml:space="preserve">any MCP client</w:t>
+              <w:t>any MCP client</w:t>
             </w:r>
           </w:p>
         </w:tc>
@@ -2134,14 +2403,6 @@
             <w:pPr>
               <w:spacing w:before="40" w:after="40" w:line="252" w:lineRule="auto"/>
             </w:pPr>
-            <w:r>
-              <w:rPr>
-                <w:rFonts w:ascii="Microsoft YaHei" w:hAnsi="Microsoft YaHei" w:eastAsia="Microsoft YaHei" w:cs="Microsoft YaHei"/>
-                <w:sz w:val="19"/>
-                <w:szCs w:val="19"/>
-              </w:rPr>
-              <w:t/>
-            </w:r>
           </w:p>
         </w:tc>
         <w:tc>
@@ -2162,12 +2423,12 @@
             </w:pPr>
             <w:r>
               <w:rPr>
-                <w:rFonts w:ascii="Microsoft YaHei" w:hAnsi="Microsoft YaHei" w:eastAsia="Microsoft YaHei" w:cs="Microsoft YaHei"/>
+                <w:rFonts w:ascii="微软雅黑" w:hAnsi="微软雅黑" w:eastAsia="微软雅黑" w:cs="微软雅黑"/>
                 <w:color w:val="595959"/>
                 <w:sz w:val="17"/>
                 <w:szCs w:val="17"/>
               </w:rPr>
-              <w:t xml:space="preserve">server.ts（本地 Node 进程）</w:t>
+              <w:t>server.ts（本地 Node 进程）</w:t>
             </w:r>
           </w:p>
           <w:p>
@@ -2182,7 +2443,7 @@
                 <w:sz w:val="16"/>
                 <w:szCs w:val="16"/>
               </w:rPr>
-              <w:t xml:space="preserve">local Node process</w:t>
+              <w:t>local Node process</w:t>
             </w:r>
           </w:p>
         </w:tc>
@@ -2201,14 +2462,6 @@
             <w:pPr>
               <w:spacing w:before="40" w:after="40" w:line="252" w:lineRule="auto"/>
             </w:pPr>
-            <w:r>
-              <w:rPr>
-                <w:rFonts w:ascii="Microsoft YaHei" w:hAnsi="Microsoft YaHei" w:eastAsia="Microsoft YaHei" w:cs="Microsoft YaHei"/>
-                <w:sz w:val="19"/>
-                <w:szCs w:val="19"/>
-              </w:rPr>
-              <w:t/>
-            </w:r>
           </w:p>
         </w:tc>
         <w:tc>
@@ -2249,7 +2502,7 @@
                 <w:sz w:val="16"/>
                 <w:szCs w:val="16"/>
               </w:rPr>
-              <w:t xml:space="preserve">loopback only</w:t>
+              <w:t>loopback only</w:t>
             </w:r>
           </w:p>
         </w:tc>
@@ -2268,14 +2521,6 @@
             <w:pPr>
               <w:spacing w:before="40" w:after="40" w:line="252" w:lineRule="auto"/>
             </w:pPr>
-            <w:r>
-              <w:rPr>
-                <w:rFonts w:ascii="Microsoft YaHei" w:hAnsi="Microsoft YaHei" w:eastAsia="Microsoft YaHei" w:cs="Microsoft YaHei"/>
-                <w:sz w:val="19"/>
-                <w:szCs w:val="19"/>
-              </w:rPr>
-              <w:t/>
-            </w:r>
           </w:p>
         </w:tc>
         <w:tc>
@@ -2296,7 +2541,7 @@
             </w:pPr>
             <w:r>
               <w:rPr>
-                <w:rFonts w:ascii="Microsoft YaHei" w:hAnsi="Microsoft YaHei" w:eastAsia="Microsoft YaHei" w:cs="Microsoft YaHei"/>
+                <w:rFonts w:ascii="微软雅黑" w:hAnsi="微软雅黑" w:eastAsia="微软雅黑" w:cs="微软雅黑"/>
                 <w:color w:val="595959"/>
                 <w:sz w:val="17"/>
                 <w:szCs w:val="17"/>
@@ -2316,7 +2561,7 @@
                 <w:sz w:val="16"/>
                 <w:szCs w:val="16"/>
               </w:rPr>
-              <w:t xml:space="preserve">runs inside Figma</w:t>
+              <w:t>runs inside Figma</w:t>
             </w:r>
           </w:p>
         </w:tc>
@@ -2335,14 +2580,6 @@
             <w:pPr>
               <w:spacing w:before="40" w:after="40" w:line="252" w:lineRule="auto"/>
             </w:pPr>
-            <w:r>
-              <w:rPr>
-                <w:rFonts w:ascii="Microsoft YaHei" w:hAnsi="Microsoft YaHei" w:eastAsia="Microsoft YaHei" w:cs="Microsoft YaHei"/>
-                <w:sz w:val="19"/>
-                <w:szCs w:val="19"/>
-              </w:rPr>
-              <w:t/>
-            </w:r>
           </w:p>
         </w:tc>
         <w:tc>
@@ -2363,7 +2600,7 @@
             </w:pPr>
             <w:r>
               <w:rPr>
-                <w:rFonts w:ascii="Microsoft YaHei" w:hAnsi="Microsoft YaHei" w:eastAsia="Microsoft YaHei" w:cs="Microsoft YaHei"/>
+                <w:rFonts w:ascii="微软雅黑" w:hAnsi="微软雅黑" w:eastAsia="微软雅黑" w:cs="微软雅黑"/>
                 <w:color w:val="595959"/>
                 <w:sz w:val="17"/>
                 <w:szCs w:val="17"/>
@@ -2383,7 +2620,7 @@
                 <w:sz w:val="16"/>
                 <w:szCs w:val="16"/>
               </w:rPr>
-              <w:t xml:space="preserve">text rewritten in place</w:t>
+              <w:t>text rewritten in place</w:t>
             </w:r>
           </w:p>
         </w:tc>
@@ -2396,12 +2633,12 @@
       </w:pPr>
       <w:r>
         <w:rPr>
-          <w:rFonts w:ascii="Microsoft YaHei" w:hAnsi="Microsoft YaHei" w:eastAsia="Microsoft YaHei" w:cs="Microsoft YaHei"/>
+          <w:rFonts w:ascii="微软雅黑" w:hAnsi="微软雅黑" w:eastAsia="微软雅黑" w:cs="微软雅黑"/>
           <w:color w:val="7F7F7F"/>
           <w:sz w:val="18"/>
           <w:szCs w:val="18"/>
         </w:rPr>
-        <w:t xml:space="preserve">全程数据只在本机 127.0.0.1 回环地址上流转，不经过任何第三方服务器。</w:t>
+        <w:t>全程数据只在本机 127.0.0.1 回环地址上流转，不经过任何第三方服务器。</w:t>
       </w:r>
     </w:p>
     <w:p>
@@ -2416,7 +2653,7 @@
           <w:sz w:val="17"/>
           <w:szCs w:val="17"/>
         </w:rPr>
-        <w:t xml:space="preserve">All data stays on the local 127.0.0.1 loopback address — nothing is sent to any third-party server.</w:t>
+        <w:t>All data stays on the local 127.0.0.1 loopback address — nothing is sent to any third-party server.</w:t>
       </w:r>
     </w:p>
     <w:p>
@@ -2425,7 +2662,7 @@
       </w:pPr>
       <w:r>
         <w:rPr>
-          <w:rFonts w:ascii="Microsoft YaHei" w:hAnsi="Microsoft YaHei" w:eastAsia="Microsoft YaHei" w:cs="Microsoft YaHei"/>
+          <w:rFonts w:ascii="微软雅黑" w:hAnsi="微软雅黑" w:eastAsia="微软雅黑" w:cs="微软雅黑"/>
           <w:b/>
           <w:color w:val="2E5C8A"/>
           <w:sz w:val="23"/>
@@ -2435,7 +2672,7 @@
       </w:r>
       <w:r>
         <w:rPr>
-          <w:rFonts w:ascii="Microsoft YaHei" w:hAnsi="Microsoft YaHei" w:eastAsia="Microsoft YaHei" w:cs="Microsoft YaHei"/>
+          <w:rFonts w:ascii="微软雅黑" w:hAnsi="微软雅黑" w:eastAsia="微软雅黑" w:cs="微软雅黑"/>
           <w:sz w:val="23"/>
           <w:szCs w:val="23"/>
         </w:rPr>
@@ -2449,7 +2686,7 @@
           <w:sz w:val="20"/>
           <w:szCs w:val="20"/>
         </w:rPr>
-        <w:t xml:space="preserve">Repository contents</w:t>
+        <w:t>Repository contents</w:t>
       </w:r>
     </w:p>
     <w:p>
@@ -2478,7 +2715,7 @@
           <w:sz w:val="16"/>
           <w:szCs w:val="16"/>
         </w:rPr>
-        <w:t xml:space="preserve">├── SKILL.md                     # Skill body: the AI execution manual</w:t>
+        <w:t>├── SKILL.md                     # Skill body: the AI execution manual</w:t>
       </w:r>
     </w:p>
     <w:p>
@@ -2493,7 +2730,7 @@
           <w:sz w:val="16"/>
           <w:szCs w:val="16"/>
         </w:rPr>
-        <w:t xml:space="preserve">├── README.md / README_EN.md     # Project home (with architecture diagram)</w:t>
+        <w:t>├── README.md / README_EN.md     # Project home (with architecture diagram)</w:t>
       </w:r>
     </w:p>
     <w:p>
@@ -2508,7 +2745,7 @@
           <w:sz w:val="16"/>
           <w:szCs w:val="16"/>
         </w:rPr>
-        <w:t xml:space="preserve">├── LICENSE                      # MIT</w:t>
+        <w:t>├── LICENSE                      # MIT</w:t>
       </w:r>
     </w:p>
     <w:p>
@@ -2523,7 +2760,7 @@
           <w:sz w:val="16"/>
           <w:szCs w:val="16"/>
         </w:rPr>
-        <w:t xml:space="preserve">├── docs/                        # This guide (bilingual)</w:t>
+        <w:t>├── docs/                        # This guide (bilingual)</w:t>
       </w:r>
     </w:p>
     <w:p>
@@ -2538,7 +2775,7 @@
           <w:sz w:val="16"/>
           <w:szCs w:val="16"/>
         </w:rPr>
-        <w:t xml:space="preserve">└── assets/bridge/               # Runnable write-bridge source</w:t>
+        <w:t>└── assets/bridge/               # Runnable write-bridge source</w:t>
       </w:r>
     </w:p>
     <w:p>
@@ -2668,12 +2905,12 @@
     </w:p>
     <w:p>
       <w:pPr>
-        <w:pStyle w:val="Heading1"/>
+        <w:pStyle w:val="2"/>
         <w:spacing w:before="120" w:after="180" w:line="276" w:lineRule="auto"/>
       </w:pPr>
       <w:r>
         <w:rPr>
-          <w:rFonts w:ascii="Microsoft YaHei" w:hAnsi="Microsoft YaHei" w:eastAsia="Microsoft YaHei" w:cs="Microsoft YaHei"/>
+          <w:rFonts w:ascii="微软雅黑" w:hAnsi="微软雅黑" w:eastAsia="微软雅黑" w:cs="微软雅黑"/>
           <w:b/>
           <w:color w:val="1F3864"/>
           <w:sz w:val="30"/>
@@ -2683,7 +2920,7 @@
       </w:r>
       <w:r>
         <w:rPr>
-          <w:rFonts w:ascii="Microsoft YaHei" w:hAnsi="Microsoft YaHei" w:eastAsia="Microsoft YaHei" w:cs="Microsoft YaHei"/>
+          <w:rFonts w:ascii="微软雅黑" w:hAnsi="微软雅黑" w:eastAsia="微软雅黑" w:cs="微软雅黑"/>
           <w:sz w:val="30"/>
           <w:szCs w:val="30"/>
         </w:rPr>
@@ -2697,7 +2934,7 @@
           <w:sz w:val="25"/>
           <w:szCs w:val="25"/>
         </w:rPr>
-        <w:t xml:space="preserve">3. Installation (once per machine)</w:t>
+        <w:t>3. Installation (once per machine)</w:t>
       </w:r>
     </w:p>
     <w:p>
@@ -2706,17 +2943,17 @@
       </w:pPr>
       <w:r>
         <w:rPr>
-          <w:rFonts w:ascii="Microsoft YaHei" w:hAnsi="Microsoft YaHei" w:eastAsia="Microsoft YaHei" w:cs="Microsoft YaHei"/>
+          <w:rFonts w:ascii="微软雅黑" w:hAnsi="微软雅黑" w:eastAsia="微软雅黑" w:cs="微软雅黑"/>
           <w:b/>
           <w:color w:val="2E5C8A"/>
           <w:sz w:val="23"/>
           <w:szCs w:val="23"/>
         </w:rPr>
-        <w:t xml:space="preserve">步骤 1 — 装写桥</w:t>
-      </w:r>
-      <w:r>
-        <w:rPr>
-          <w:rFonts w:ascii="Microsoft YaHei" w:hAnsi="Microsoft YaHei" w:eastAsia="Microsoft YaHei" w:cs="Microsoft YaHei"/>
+        <w:t>步骤 1 — 装写桥</w:t>
+      </w:r>
+      <w:r>
+        <w:rPr>
+          <w:rFonts w:ascii="微软雅黑" w:hAnsi="微软雅黑" w:eastAsia="微软雅黑" w:cs="微软雅黑"/>
           <w:sz w:val="23"/>
           <w:szCs w:val="23"/>
         </w:rPr>
@@ -2730,7 +2967,7 @@
           <w:sz w:val="20"/>
           <w:szCs w:val="20"/>
         </w:rPr>
-        <w:t xml:space="preserve">Step 1 — Install the bridge</w:t>
+        <w:t>Step 1 — Install the bridge</w:t>
       </w:r>
     </w:p>
     <w:p>
@@ -2739,12 +2976,12 @@
       </w:pPr>
       <w:r>
         <w:rPr>
-          <w:rFonts w:ascii="Microsoft YaHei" w:hAnsi="Microsoft YaHei" w:eastAsia="Microsoft YaHei" w:cs="Microsoft YaHei"/>
+          <w:rFonts w:ascii="微软雅黑" w:hAnsi="微软雅黑" w:eastAsia="微软雅黑" w:cs="微软雅黑"/>
           <w:color w:val="000000"/>
           <w:sz w:val="21"/>
           <w:szCs w:val="21"/>
         </w:rPr>
-        <w:t xml:space="preserve">把仓库里的 assets/bridge 整个文件夹复制到本机一个固定位置（例如用户目录下的 .workbuddy/figma-bridge），然后安装依赖：</w:t>
+        <w:t>把仓库里的 assets/bridge 整个文件夹复制到本机一个固定位置（例如用户目录下的 .workbuddy/figma-bridge），然后安装依赖：</w:t>
       </w:r>
     </w:p>
     <w:p>
@@ -2758,7 +2995,7 @@
           <w:sz w:val="19"/>
           <w:szCs w:val="19"/>
         </w:rPr>
-        <w:t xml:space="preserve">Copy the whole assets/bridge folder to a stable location on your machine (e.g. .workbuddy/figma-bridge under your user directory), then install dependencies:</w:t>
+        <w:t>Copy the whole assets/bridge folder to a stable location on your machine (e.g. .workbuddy/figma-bridge under your user directory), then install dependencies:</w:t>
       </w:r>
     </w:p>
     <w:p>
@@ -2773,7 +3010,7 @@
           <w:sz w:val="18"/>
           <w:szCs w:val="18"/>
         </w:rPr>
-        <w:t xml:space="preserve">cp -r assets/bridge ~/.workbuddy/figma-bridge</w:t>
+        <w:t>cp -r assets/bridge ~/.workbuddy/figma-bridge</w:t>
       </w:r>
     </w:p>
     <w:p>
@@ -2788,7 +3025,7 @@
           <w:sz w:val="18"/>
           <w:szCs w:val="18"/>
         </w:rPr>
-        <w:t xml:space="preserve">cd ~/.workbuddy/figma-bridge</w:t>
+        <w:t>cd ~/.workbuddy/figma-bridge</w:t>
       </w:r>
     </w:p>
     <w:p>
@@ -2803,7 +3040,7 @@
           <w:sz w:val="18"/>
           <w:szCs w:val="18"/>
         </w:rPr>
-        <w:t xml:space="preserve">npm install</w:t>
+        <w:t>npm install</w:t>
       </w:r>
     </w:p>
     <w:p>
@@ -2817,17 +3054,17 @@
       </w:pPr>
       <w:r>
         <w:rPr>
-          <w:rFonts w:ascii="Microsoft YaHei" w:hAnsi="Microsoft YaHei" w:eastAsia="Microsoft YaHei" w:cs="Microsoft YaHei"/>
+          <w:rFonts w:ascii="微软雅黑" w:hAnsi="微软雅黑" w:eastAsia="微软雅黑" w:cs="微软雅黑"/>
           <w:b/>
           <w:color w:val="2E5C8A"/>
           <w:sz w:val="23"/>
           <w:szCs w:val="23"/>
         </w:rPr>
-        <w:t xml:space="preserve">步骤 2 — 把写桥注册成 MCP 服务</w:t>
-      </w:r>
-      <w:r>
-        <w:rPr>
-          <w:rFonts w:ascii="Microsoft YaHei" w:hAnsi="Microsoft YaHei" w:eastAsia="Microsoft YaHei" w:cs="Microsoft YaHei"/>
+        <w:t>步骤 2 — 把写桥注册成 MCP 服务</w:t>
+      </w:r>
+      <w:r>
+        <w:rPr>
+          <w:rFonts w:ascii="微软雅黑" w:hAnsi="微软雅黑" w:eastAsia="微软雅黑" w:cs="微软雅黑"/>
           <w:sz w:val="23"/>
           <w:szCs w:val="23"/>
         </w:rPr>
@@ -2841,7 +3078,7 @@
           <w:sz w:val="20"/>
           <w:szCs w:val="20"/>
         </w:rPr>
-        <w:t xml:space="preserve">Step 2 — Register it as an MCP server</w:t>
+        <w:t>Step 2 — Register it as an MCP server</w:t>
       </w:r>
     </w:p>
     <w:p>
@@ -2850,12 +3087,12 @@
       </w:pPr>
       <w:r>
         <w:rPr>
-          <w:rFonts w:ascii="Microsoft YaHei" w:hAnsi="Microsoft YaHei" w:eastAsia="Microsoft YaHei" w:cs="Microsoft YaHei"/>
+          <w:rFonts w:ascii="微软雅黑" w:hAnsi="微软雅黑" w:eastAsia="微软雅黑" w:cs="微软雅黑"/>
           <w:color w:val="000000"/>
           <w:sz w:val="21"/>
           <w:szCs w:val="21"/>
         </w:rPr>
-        <w:t xml:space="preserve">在 AI 客户端的 MCP 配置文件里加一段（WorkBuddy 路径为 ~/.workbuddy/mcp.json；已有其它 server 时只需合并进 mcpServers，不要整文件覆盖）：</w:t>
+        <w:t>在 AI 客户端的 MCP 配置文件里加一段（WorkBuddy 路径为 ~/.workbuddy/mcp.json；已有其它 server 时只需合并进 mcpServers，不要整文件覆盖）：</w:t>
       </w:r>
     </w:p>
     <w:p>
@@ -2869,7 +3106,7 @@
           <w:sz w:val="19"/>
           <w:szCs w:val="19"/>
         </w:rPr>
-        <w:t xml:space="preserve">Add an entry to your AI client's MCP config file (WorkBuddy: ~/.workbuddy/mcp.json). If other servers already exist, merge into mcpServers — do not overwrite the whole file:</w:t>
+        <w:t>Add an entry to your AI client's MCP config file (WorkBuddy: ~/.workbuddy/mcp.json). If other servers already exist, merge into mcpServers — do not overwrite the whole file:</w:t>
       </w:r>
     </w:p>
     <w:p>
@@ -3018,17 +3255,17 @@
       </w:pPr>
       <w:r>
         <w:rPr>
-          <w:rFonts w:ascii="Microsoft YaHei" w:hAnsi="Microsoft YaHei" w:eastAsia="Microsoft YaHei" w:cs="Microsoft YaHei"/>
+          <w:rFonts w:ascii="微软雅黑" w:hAnsi="微软雅黑" w:eastAsia="微软雅黑" w:cs="微软雅黑"/>
           <w:b/>
           <w:color w:val="2E5C8A"/>
           <w:sz w:val="23"/>
           <w:szCs w:val="23"/>
         </w:rPr>
-        <w:t xml:space="preserve">步骤 3 — 连接并信任连接器</w:t>
-      </w:r>
-      <w:r>
-        <w:rPr>
-          <w:rFonts w:ascii="Microsoft YaHei" w:hAnsi="Microsoft YaHei" w:eastAsia="Microsoft YaHei" w:cs="Microsoft YaHei"/>
+        <w:t>步骤 3 — 连接并信任连接器</w:t>
+      </w:r>
+      <w:r>
+        <w:rPr>
+          <w:rFonts w:ascii="微软雅黑" w:hAnsi="微软雅黑" w:eastAsia="微软雅黑" w:cs="微软雅黑"/>
           <w:sz w:val="23"/>
           <w:szCs w:val="23"/>
         </w:rPr>
@@ -3042,7 +3279,7 @@
           <w:sz w:val="20"/>
           <w:szCs w:val="20"/>
         </w:rPr>
-        <w:t xml:space="preserve">Step 3 — Connect and trust the connector</w:t>
+        <w:t>Step 3 — Connect and trust the connector</w:t>
       </w:r>
     </w:p>
     <w:p>
@@ -3051,12 +3288,12 @@
       </w:pPr>
       <w:r>
         <w:rPr>
-          <w:rFonts w:ascii="Microsoft YaHei" w:hAnsi="Microsoft YaHei" w:eastAsia="Microsoft YaHei" w:cs="Microsoft YaHei"/>
+          <w:rFonts w:ascii="微软雅黑" w:hAnsi="微软雅黑" w:eastAsia="微软雅黑" w:cs="微软雅黑"/>
           <w:color w:val="000000"/>
           <w:sz w:val="21"/>
           <w:szCs w:val="21"/>
         </w:rPr>
-        <w:t xml:space="preserve">重启 AI 客户端 → 打开「连接器 / MCP」面板 → 找到 figma-write → 连接并点「信任」。成功后它会启动 server.ts，并在本机 3055 端口监听。</w:t>
+        <w:t>重启 AI 客户端 → 打开「连接器 / MCP」面板 → 找到 figma-write → 连接并点「信任」。成功后它会启动 server.ts，并在本机 3055 端口监听。</w:t>
       </w:r>
     </w:p>
     <w:p>
@@ -3070,7 +3307,7 @@
           <w:sz w:val="19"/>
           <w:szCs w:val="19"/>
         </w:rPr>
-        <w:t xml:space="preserve">Restart the AI client → open the Connectors / MCP panel → find figma-write → connect and click Trust. On success it launches server.ts, which listens on local port 3055.</w:t>
+        <w:t>Restart the AI client → open the Connectors / MCP panel → find figma-write → connect and click Trust. On success it launches server.ts, which listens on local port 3055.</w:t>
       </w:r>
     </w:p>
     <w:p>
@@ -3084,17 +3321,17 @@
       </w:pPr>
       <w:r>
         <w:rPr>
-          <w:rFonts w:ascii="Microsoft YaHei" w:hAnsi="Microsoft YaHei" w:eastAsia="Microsoft YaHei" w:cs="Microsoft YaHei"/>
+          <w:rFonts w:ascii="微软雅黑" w:hAnsi="微软雅黑" w:eastAsia="微软雅黑" w:cs="微软雅黑"/>
           <w:b/>
           <w:color w:val="2E5C8A"/>
           <w:sz w:val="23"/>
           <w:szCs w:val="23"/>
         </w:rPr>
-        <w:t xml:space="preserve">步骤 4 — 在 Figma 里导入插件</w:t>
-      </w:r>
-      <w:r>
-        <w:rPr>
-          <w:rFonts w:ascii="Microsoft YaHei" w:hAnsi="Microsoft YaHei" w:eastAsia="Microsoft YaHei" w:cs="Microsoft YaHei"/>
+        <w:t>步骤 4 — 在 Figma 里导入插件</w:t>
+      </w:r>
+      <w:r>
+        <w:rPr>
+          <w:rFonts w:ascii="微软雅黑" w:hAnsi="微软雅黑" w:eastAsia="微软雅黑" w:cs="微软雅黑"/>
           <w:sz w:val="23"/>
           <w:szCs w:val="23"/>
         </w:rPr>
@@ -3108,7 +3345,7 @@
           <w:sz w:val="20"/>
           <w:szCs w:val="20"/>
         </w:rPr>
-        <w:t xml:space="preserve">Step 4 — Import the plugin in Figma</w:t>
+        <w:t>Step 4 — Import the plugin in Figma</w:t>
       </w:r>
     </w:p>
     <w:p>
@@ -3117,12 +3354,12 @@
       </w:pPr>
       <w:r>
         <w:rPr>
-          <w:rFonts w:ascii="Microsoft YaHei" w:hAnsi="Microsoft YaHei" w:eastAsia="Microsoft YaHei" w:cs="Microsoft YaHei"/>
+          <w:rFonts w:ascii="微软雅黑" w:hAnsi="微软雅黑" w:eastAsia="微软雅黑" w:cs="微软雅黑"/>
           <w:color w:val="000000"/>
           <w:sz w:val="21"/>
           <w:szCs w:val="21"/>
         </w:rPr>
-        <w:t xml:space="preserve">Figma 桌面端 → 菜单 Plugins（插件）→ Development（开发）→ Import plugin from manifest（从清单导入插件）→ 选择 assets/bridge/plugin/manifest.json。</w:t>
+        <w:t>Figma 桌面端 → 菜单 Plugins（插件）→ Development（开发）→ Import plugin from manifest（从清单导入插件）→ 选择 assets/bridge/plugin/manifest.json。</w:t>
       </w:r>
     </w:p>
     <w:p>
@@ -3136,7 +3373,7 @@
           <w:sz w:val="19"/>
           <w:szCs w:val="19"/>
         </w:rPr>
-        <w:t xml:space="preserve">Figma Desktop → menu Plugins → Development → Import plugin from manifest → pick assets/bridge/plugin/manifest.json.</w:t>
+        <w:t>Figma Desktop → menu Plugins → Development → Import plugin from manifest → pick assets/bridge/plugin/manifest.json.</w:t>
       </w:r>
     </w:p>
     <w:p>
@@ -3150,17 +3387,17 @@
       </w:pPr>
       <w:r>
         <w:rPr>
-          <w:rFonts w:ascii="Microsoft YaHei" w:hAnsi="Microsoft YaHei" w:eastAsia="Microsoft YaHei" w:cs="Microsoft YaHei"/>
+          <w:rFonts w:ascii="微软雅黑" w:hAnsi="微软雅黑" w:eastAsia="微软雅黑" w:cs="微软雅黑"/>
           <w:b/>
           <w:color w:val="2E5C8A"/>
           <w:sz w:val="23"/>
           <w:szCs w:val="23"/>
         </w:rPr>
-        <w:t xml:space="preserve">步骤 5 — 运行插件</w:t>
-      </w:r>
-      <w:r>
-        <w:rPr>
-          <w:rFonts w:ascii="Microsoft YaHei" w:hAnsi="Microsoft YaHei" w:eastAsia="Microsoft YaHei" w:cs="Microsoft YaHei"/>
+        <w:t>步骤 5 — 运行插件</w:t>
+      </w:r>
+      <w:r>
+        <w:rPr>
+          <w:rFonts w:ascii="微软雅黑" w:hAnsi="微软雅黑" w:eastAsia="微软雅黑" w:cs="微软雅黑"/>
           <w:sz w:val="23"/>
           <w:szCs w:val="23"/>
         </w:rPr>
@@ -3174,7 +3411,7 @@
           <w:sz w:val="20"/>
           <w:szCs w:val="20"/>
         </w:rPr>
-        <w:t xml:space="preserve">Step 5 — Run the plugin</w:t>
+        <w:t>Step 5 — Run the plugin</w:t>
       </w:r>
     </w:p>
     <w:p>
@@ -3183,12 +3420,12 @@
       </w:pPr>
       <w:r>
         <w:rPr>
-          <w:rFonts w:ascii="Microsoft YaHei" w:hAnsi="Microsoft YaHei" w:eastAsia="Microsoft YaHei" w:cs="Microsoft YaHei"/>
+          <w:rFonts w:ascii="微软雅黑" w:hAnsi="微软雅黑" w:eastAsia="微软雅黑" w:cs="微软雅黑"/>
           <w:color w:val="000000"/>
           <w:sz w:val="21"/>
           <w:szCs w:val="21"/>
         </w:rPr>
-        <w:t xml:space="preserve">Plugins → Development → 点开 MCP Figma Write Bridge 运行一次。插件会自动连上 3055 端口的写桥。此后每个 Figma 会话运行一次即可。</w:t>
+        <w:t>Plugins → Development → 点开 MCP Figma Write Bridge 运行一次。插件会自动连上 3055 端口的写桥。此后每个 Figma 会话运行一次即可。</w:t>
       </w:r>
     </w:p>
     <w:p>
@@ -3202,7 +3439,7 @@
           <w:sz w:val="19"/>
           <w:szCs w:val="19"/>
         </w:rPr>
-        <w:t xml:space="preserve">Plugins → Development → run MCP Figma Write Bridge once. It auto-connects to the bridge on port 3055. You need to run it once per Figma session.</w:t>
+        <w:t>Plugins → Development → run MCP Figma Write Bridge once. It auto-connects to the bridge on port 3055. You need to run it once per Figma session.</w:t>
       </w:r>
     </w:p>
     <w:p>
@@ -3211,7 +3448,7 @@
       </w:pPr>
       <w:r>
         <w:rPr>
-          <w:rFonts w:ascii="Microsoft YaHei" w:hAnsi="Microsoft YaHei" w:eastAsia="Microsoft YaHei" w:cs="Microsoft YaHei"/>
+          <w:rFonts w:ascii="微软雅黑" w:hAnsi="微软雅黑" w:eastAsia="微软雅黑" w:cs="微软雅黑"/>
           <w:b/>
           <w:color w:val="C00000"/>
           <w:sz w:val="23"/>
@@ -3221,7 +3458,7 @@
       </w:r>
       <w:r>
         <w:rPr>
-          <w:rFonts w:ascii="Microsoft YaHei" w:hAnsi="Microsoft YaHei" w:eastAsia="Microsoft YaHei" w:cs="Microsoft YaHei"/>
+          <w:rFonts w:ascii="微软雅黑" w:hAnsi="微软雅黑" w:eastAsia="微软雅黑" w:cs="微软雅黑"/>
           <w:sz w:val="23"/>
           <w:szCs w:val="23"/>
         </w:rPr>
@@ -3235,20 +3472,23 @@
           <w:sz w:val="20"/>
           <w:szCs w:val="20"/>
         </w:rPr>
-        <w:t xml:space="preserve">Self-check: both must pass</w:t>
+        <w:t>Self-check: both must pass</w:t>
       </w:r>
     </w:p>
     <w:tbl>
       <w:tblPr>
+        <w:tblStyle w:val="5"/>
         <w:tblW w:w="9638" w:type="dxa"/>
+        <w:tblInd w:w="0" w:type="dxa"/>
         <w:tblBorders>
-          <w:top w:val="single" w:sz="4" w:space="0" w:color="BFBFBF"/>
-          <w:left w:val="single" w:sz="4" w:space="0" w:color="BFBFBF"/>
-          <w:bottom w:val="single" w:sz="4" w:space="0" w:color="BFBFBF"/>
-          <w:right w:val="single" w:sz="4" w:space="0" w:color="BFBFBF"/>
-          <w:insideH w:val="single" w:sz="4" w:space="0" w:color="BFBFBF"/>
-          <w:insideV w:val="single" w:sz="4" w:space="0" w:color="BFBFBF"/>
+          <w:top w:val="single" w:color="BFBFBF" w:sz="4" w:space="0"/>
+          <w:left w:val="single" w:color="BFBFBF" w:sz="4" w:space="0"/>
+          <w:bottom w:val="single" w:color="BFBFBF" w:sz="4" w:space="0"/>
+          <w:right w:val="single" w:color="BFBFBF" w:sz="4" w:space="0"/>
+          <w:insideH w:val="single" w:color="BFBFBF" w:sz="4" w:space="0"/>
+          <w:insideV w:val="single" w:color="BFBFBF" w:sz="4" w:space="0"/>
         </w:tblBorders>
+        <w:tblLayout w:type="autofit"/>
         <w:tblCellMar>
           <w:top w:w="0" w:type="dxa"/>
           <w:left w:w="0" w:type="dxa"/>
@@ -3262,6 +3502,22 @@
         <w:gridCol w:w="3238"/>
       </w:tblGrid>
       <w:tr>
+        <w:tblPrEx>
+          <w:tblBorders>
+            <w:top w:val="single" w:color="BFBFBF" w:sz="4" w:space="0"/>
+            <w:left w:val="single" w:color="BFBFBF" w:sz="4" w:space="0"/>
+            <w:bottom w:val="single" w:color="BFBFBF" w:sz="4" w:space="0"/>
+            <w:right w:val="single" w:color="BFBFBF" w:sz="4" w:space="0"/>
+            <w:insideH w:val="single" w:color="BFBFBF" w:sz="4" w:space="0"/>
+            <w:insideV w:val="single" w:color="BFBFBF" w:sz="4" w:space="0"/>
+          </w:tblBorders>
+          <w:tblCellMar>
+            <w:top w:w="0" w:type="dxa"/>
+            <w:left w:w="0" w:type="dxa"/>
+            <w:bottom w:w="0" w:type="dxa"/>
+            <w:right w:w="0" w:type="dxa"/>
+          </w:tblCellMar>
+        </w:tblPrEx>
         <w:trPr>
           <w:tblHeader/>
         </w:trPr>
@@ -3284,7 +3540,7 @@
             </w:pPr>
             <w:r>
               <w:rPr>
-                <w:rFonts w:ascii="Microsoft YaHei" w:hAnsi="Microsoft YaHei" w:eastAsia="Microsoft YaHei" w:cs="Microsoft YaHei"/>
+                <w:rFonts w:ascii="微软雅黑" w:hAnsi="微软雅黑" w:eastAsia="微软雅黑" w:cs="微软雅黑"/>
                 <w:b/>
                 <w:color w:val="000000"/>
                 <w:sz w:val="20"/>
@@ -3328,7 +3584,7 @@
             </w:pPr>
             <w:r>
               <w:rPr>
-                <w:rFonts w:ascii="Microsoft YaHei" w:hAnsi="Microsoft YaHei" w:eastAsia="Microsoft YaHei" w:cs="Microsoft YaHei"/>
+                <w:rFonts w:ascii="微软雅黑" w:hAnsi="微软雅黑" w:eastAsia="微软雅黑" w:cs="微软雅黑"/>
                 <w:b/>
                 <w:color w:val="000000"/>
                 <w:sz w:val="20"/>
@@ -3372,7 +3628,7 @@
             </w:pPr>
             <w:r>
               <w:rPr>
-                <w:rFonts w:ascii="Microsoft YaHei" w:hAnsi="Microsoft YaHei" w:eastAsia="Microsoft YaHei" w:cs="Microsoft YaHei"/>
+                <w:rFonts w:ascii="微软雅黑" w:hAnsi="微软雅黑" w:eastAsia="微软雅黑" w:cs="微软雅黑"/>
                 <w:b/>
                 <w:color w:val="000000"/>
                 <w:sz w:val="20"/>
@@ -3393,12 +3649,28 @@
                 <w:sz w:val="17"/>
                 <w:szCs w:val="17"/>
               </w:rPr>
-              <w:t xml:space="preserve">If it fails</w:t>
+              <w:t>If it fails</w:t>
             </w:r>
           </w:p>
         </w:tc>
       </w:tr>
       <w:tr>
+        <w:tblPrEx>
+          <w:tblBorders>
+            <w:top w:val="single" w:color="BFBFBF" w:sz="4" w:space="0"/>
+            <w:left w:val="single" w:color="BFBFBF" w:sz="4" w:space="0"/>
+            <w:bottom w:val="single" w:color="BFBFBF" w:sz="4" w:space="0"/>
+            <w:right w:val="single" w:color="BFBFBF" w:sz="4" w:space="0"/>
+            <w:insideH w:val="single" w:color="BFBFBF" w:sz="4" w:space="0"/>
+            <w:insideV w:val="single" w:color="BFBFBF" w:sz="4" w:space="0"/>
+          </w:tblBorders>
+          <w:tblCellMar>
+            <w:top w:w="0" w:type="dxa"/>
+            <w:left w:w="0" w:type="dxa"/>
+            <w:bottom w:w="0" w:type="dxa"/>
+            <w:right w:w="0" w:type="dxa"/>
+          </w:tblCellMar>
+        </w:tblPrEx>
         <w:tc>
           <w:tcPr>
             <w:tcW w:w="2200" w:type="dxa"/>
@@ -3416,7 +3688,7 @@
             </w:pPr>
             <w:r>
               <w:rPr>
-                <w:rFonts w:ascii="Microsoft YaHei" w:hAnsi="Microsoft YaHei" w:eastAsia="Microsoft YaHei" w:cs="Microsoft YaHei"/>
+                <w:rFonts w:ascii="微软雅黑" w:hAnsi="微软雅黑" w:eastAsia="微软雅黑" w:cs="微软雅黑"/>
                 <w:b/>
                 <w:color w:val="000000"/>
                 <w:sz w:val="19"/>
@@ -3436,7 +3708,7 @@
                 <w:sz w:val="17"/>
                 <w:szCs w:val="17"/>
               </w:rPr>
-              <w:t xml:space="preserve">Port listening</w:t>
+              <w:t>Port listening</w:t>
             </w:r>
           </w:p>
         </w:tc>
@@ -3457,12 +3729,12 @@
             </w:pPr>
             <w:r>
               <w:rPr>
-                <w:rFonts w:ascii="Microsoft YaHei" w:hAnsi="Microsoft YaHei" w:eastAsia="Microsoft YaHei" w:cs="Microsoft YaHei"/>
+                <w:rFonts w:ascii="微软雅黑" w:hAnsi="微软雅黑" w:eastAsia="微软雅黑" w:cs="微软雅黑"/>
                 <w:color w:val="000000"/>
                 <w:sz w:val="19"/>
                 <w:szCs w:val="19"/>
               </w:rPr>
-              <w:t xml:space="preserve">3055 端口有监听，且能看到一条 Established 连接</w:t>
+              <w:t>3055 端口有监听，且能看到一条 Established 连接</w:t>
             </w:r>
           </w:p>
           <w:p>
@@ -3476,7 +3748,7 @@
                 <w:sz w:val="17"/>
                 <w:szCs w:val="17"/>
               </w:rPr>
-              <w:t xml:space="preserve">Port 3055 is listening and shows one Established connection</w:t>
+              <w:t>Port 3055 is listening and shows one Established connection</w:t>
             </w:r>
           </w:p>
         </w:tc>
@@ -3497,12 +3769,12 @@
             </w:pPr>
             <w:r>
               <w:rPr>
-                <w:rFonts w:ascii="Microsoft YaHei" w:hAnsi="Microsoft YaHei" w:eastAsia="Microsoft YaHei" w:cs="Microsoft YaHei"/>
+                <w:rFonts w:ascii="微软雅黑" w:hAnsi="微软雅黑" w:eastAsia="微软雅黑" w:cs="微软雅黑"/>
                 <w:color w:val="000000"/>
                 <w:sz w:val="19"/>
                 <w:szCs w:val="19"/>
               </w:rPr>
-              <w:t xml:space="preserve">说明插件没连上：回步骤 5 重新运行插件</w:t>
+              <w:t>说明插件没连上：回步骤 5 重新运行插件</w:t>
             </w:r>
           </w:p>
           <w:p>
@@ -3516,12 +3788,28 @@
                 <w:sz w:val="17"/>
                 <w:szCs w:val="17"/>
               </w:rPr>
-              <w:t xml:space="preserve">The plugin isn't connected — go back to Step 5 and run it again</w:t>
+              <w:t>The plugin isn't connected — go back to Step 5 and run it again</w:t>
             </w:r>
           </w:p>
         </w:tc>
       </w:tr>
       <w:tr>
+        <w:tblPrEx>
+          <w:tblBorders>
+            <w:top w:val="single" w:color="BFBFBF" w:sz="4" w:space="0"/>
+            <w:left w:val="single" w:color="BFBFBF" w:sz="4" w:space="0"/>
+            <w:bottom w:val="single" w:color="BFBFBF" w:sz="4" w:space="0"/>
+            <w:right w:val="single" w:color="BFBFBF" w:sz="4" w:space="0"/>
+            <w:insideH w:val="single" w:color="BFBFBF" w:sz="4" w:space="0"/>
+            <w:insideV w:val="single" w:color="BFBFBF" w:sz="4" w:space="0"/>
+          </w:tblBorders>
+          <w:tblCellMar>
+            <w:top w:w="0" w:type="dxa"/>
+            <w:left w:w="0" w:type="dxa"/>
+            <w:bottom w:w="0" w:type="dxa"/>
+            <w:right w:w="0" w:type="dxa"/>
+          </w:tblCellMar>
+        </w:tblPrEx>
         <w:tc>
           <w:tcPr>
             <w:tcW w:w="2200" w:type="dxa"/>
@@ -3539,7 +3827,7 @@
             </w:pPr>
             <w:r>
               <w:rPr>
-                <w:rFonts w:ascii="Microsoft YaHei" w:hAnsi="Microsoft YaHei" w:eastAsia="Microsoft YaHei" w:cs="Microsoft YaHei"/>
+                <w:rFonts w:ascii="微软雅黑" w:hAnsi="微软雅黑" w:eastAsia="微软雅黑" w:cs="微软雅黑"/>
                 <w:b/>
                 <w:color w:val="000000"/>
                 <w:sz w:val="19"/>
@@ -3559,7 +3847,7 @@
                 <w:sz w:val="17"/>
                 <w:szCs w:val="17"/>
               </w:rPr>
-              <w:t xml:space="preserve">Tools visible</w:t>
+              <w:t>Tools visible</w:t>
             </w:r>
           </w:p>
         </w:tc>
@@ -3580,12 +3868,12 @@
             </w:pPr>
             <w:r>
               <w:rPr>
-                <w:rFonts w:ascii="Microsoft YaHei" w:hAnsi="Microsoft YaHei" w:eastAsia="Microsoft YaHei" w:cs="Microsoft YaHei"/>
+                <w:rFonts w:ascii="微软雅黑" w:hAnsi="微软雅黑" w:eastAsia="微软雅黑" w:cs="微软雅黑"/>
                 <w:color w:val="000000"/>
                 <w:sz w:val="19"/>
                 <w:szCs w:val="19"/>
               </w:rPr>
-              <w:t xml:space="preserve">AI 能调用 get_all_text 并返回节点数据</w:t>
+              <w:t>AI 能调用 get_all_text 并返回节点数据</w:t>
             </w:r>
           </w:p>
           <w:p>
@@ -3599,7 +3887,7 @@
                 <w:sz w:val="17"/>
                 <w:szCs w:val="17"/>
               </w:rPr>
-              <w:t xml:space="preserve">The AI can call get_all_text and get node data back</w:t>
+              <w:t>The AI can call get_all_text and get node data back</w:t>
             </w:r>
           </w:p>
         </w:tc>
@@ -3620,12 +3908,12 @@
             </w:pPr>
             <w:r>
               <w:rPr>
-                <w:rFonts w:ascii="Microsoft YaHei" w:hAnsi="Microsoft YaHei" w:eastAsia="Microsoft YaHei" w:cs="Microsoft YaHei"/>
+                <w:rFonts w:ascii="微软雅黑" w:hAnsi="微软雅黑" w:eastAsia="微软雅黑" w:cs="微软雅黑"/>
                 <w:color w:val="000000"/>
                 <w:sz w:val="19"/>
                 <w:szCs w:val="19"/>
               </w:rPr>
-              <w:t xml:space="preserve">说明 MCP 没连上：回步骤 2–3 检查路径与信任状态</w:t>
+              <w:t>说明 MCP 没连上：回步骤 2–3 检查路径与信任状态</w:t>
             </w:r>
           </w:p>
           <w:p>
@@ -3639,7 +3927,7 @@
                 <w:sz w:val="17"/>
                 <w:szCs w:val="17"/>
               </w:rPr>
-              <w:t xml:space="preserve">MCP isn't connected — recheck the path and trust status in Steps 2–3</w:t>
+              <w:t>MCP isn't connected — recheck the path and trust status in Steps 2–3</w:t>
             </w:r>
           </w:p>
         </w:tc>
@@ -3652,12 +3940,12 @@
     </w:p>
     <w:p>
       <w:pPr>
-        <w:pStyle w:val="Heading1"/>
+        <w:pStyle w:val="2"/>
         <w:spacing w:before="120" w:after="180" w:line="276" w:lineRule="auto"/>
       </w:pPr>
       <w:r>
         <w:rPr>
-          <w:rFonts w:ascii="Microsoft YaHei" w:hAnsi="Microsoft YaHei" w:eastAsia="Microsoft YaHei" w:cs="Microsoft YaHei"/>
+          <w:rFonts w:ascii="微软雅黑" w:hAnsi="微软雅黑" w:eastAsia="微软雅黑" w:cs="微软雅黑"/>
           <w:b/>
           <w:color w:val="1F3864"/>
           <w:sz w:val="30"/>
@@ -3667,7 +3955,7 @@
       </w:r>
       <w:r>
         <w:rPr>
-          <w:rFonts w:ascii="Microsoft YaHei" w:hAnsi="Microsoft YaHei" w:eastAsia="Microsoft YaHei" w:cs="Microsoft YaHei"/>
+          <w:rFonts w:ascii="微软雅黑" w:hAnsi="微软雅黑" w:eastAsia="微软雅黑" w:cs="微软雅黑"/>
           <w:sz w:val="30"/>
           <w:szCs w:val="30"/>
         </w:rPr>
@@ -3681,7 +3969,7 @@
           <w:sz w:val="25"/>
           <w:szCs w:val="25"/>
         </w:rPr>
-        <w:t xml:space="preserve">4. How to Use</w:t>
+        <w:t>4. How to Use</w:t>
       </w:r>
     </w:p>
     <w:p>
@@ -3690,12 +3978,12 @@
       </w:pPr>
       <w:r>
         <w:rPr>
-          <w:rFonts w:ascii="Microsoft YaHei" w:hAnsi="Microsoft YaHei" w:eastAsia="Microsoft YaHei" w:cs="Microsoft YaHei"/>
+          <w:rFonts w:ascii="微软雅黑" w:hAnsi="微软雅黑" w:eastAsia="微软雅黑" w:cs="微软雅黑"/>
           <w:color w:val="000000"/>
           <w:sz w:val="21"/>
           <w:szCs w:val="21"/>
         </w:rPr>
-        <w:t xml:space="preserve">把 SKILL.md 放进 AI 客户端的 skills 目录，然后在 Figma 里打开要翻译的页面，直接对 AI 说一句话就行：</w:t>
+        <w:t>把 SKILL.md 放进 AI 客户端的 skills 目录，然后在 Figma 里打开要翻译的页面，直接对 AI 说一句话就行：</w:t>
       </w:r>
     </w:p>
     <w:p>
@@ -3709,7 +3997,7 @@
           <w:sz w:val="19"/>
           <w:szCs w:val="19"/>
         </w:rPr>
-        <w:t xml:space="preserve">Drop SKILL.md into your AI client's skills directory, open the page you want translated in Figma, and just say one sentence to the AI:</w:t>
+        <w:t>Drop SKILL.md into your AI client's skills directory, open the page you want translated in Figma, and just say one sentence to the AI:</w:t>
       </w:r>
     </w:p>
     <w:p>
@@ -3720,13 +4008,13 @@
       </w:pPr>
       <w:r>
         <w:rPr>
-          <w:rFonts w:ascii="Microsoft YaHei" w:hAnsi="Microsoft YaHei" w:eastAsia="Microsoft YaHei" w:cs="Microsoft YaHei"/>
+          <w:rFonts w:ascii="微软雅黑" w:hAnsi="微软雅黑" w:eastAsia="微软雅黑" w:cs="微软雅黑"/>
           <w:b/>
           <w:color w:val="1F3864"/>
           <w:sz w:val="21"/>
           <w:szCs w:val="21"/>
         </w:rPr>
-        <w:t xml:space="preserve">「把当前打开的这个 Figma 页面翻译成阿拉伯语，注意文字方向和文本框位置」</w:t>
+        <w:t>「把当前打开的这个 Figma 页面翻译成阿拉伯语，注意文字方向和文本框位置」</w:t>
       </w:r>
     </w:p>
     <w:p>
@@ -3743,7 +4031,7 @@
           <w:sz w:val="18"/>
           <w:szCs w:val="18"/>
         </w:rPr>
-        <w:t xml:space="preserve">“Translate this Figma page into Arabic, mind the text direction and text-box positions.”</w:t>
+        <w:t>“Translate this Figma page into Arabic, mind the text direction and text-box positions.”</w:t>
       </w:r>
     </w:p>
     <w:p>
@@ -3752,7 +4040,7 @@
       </w:pPr>
       <w:r>
         <w:rPr>
-          <w:rFonts w:ascii="Microsoft YaHei" w:hAnsi="Microsoft YaHei" w:eastAsia="Microsoft YaHei" w:cs="Microsoft YaHei"/>
+          <w:rFonts w:ascii="微软雅黑" w:hAnsi="微软雅黑" w:eastAsia="微软雅黑" w:cs="微软雅黑"/>
           <w:color w:val="000000"/>
           <w:sz w:val="21"/>
           <w:szCs w:val="21"/>
@@ -3771,7 +4059,7 @@
           <w:sz w:val="19"/>
           <w:szCs w:val="19"/>
         </w:rPr>
-        <w:t xml:space="preserve">To be more precise, add: the page name (so it doesn't translate the wrong page), what to keep (model numbers, URLs, emails, phone numbers), and the target font.</w:t>
+        <w:t>To be more precise, add: the page name (so it doesn't translate the wrong page), what to keep (model numbers, URLs, emails, phone numbers), and the target font.</w:t>
       </w:r>
     </w:p>
     <w:p>
@@ -3780,17 +4068,17 @@
       </w:pPr>
       <w:r>
         <w:rPr>
-          <w:rFonts w:ascii="Microsoft YaHei" w:hAnsi="Microsoft YaHei" w:eastAsia="Microsoft YaHei" w:cs="Microsoft YaHei"/>
+          <w:rFonts w:ascii="微软雅黑" w:hAnsi="微软雅黑" w:eastAsia="微软雅黑" w:cs="微软雅黑"/>
           <w:b/>
           <w:color w:val="2E5C8A"/>
           <w:sz w:val="23"/>
           <w:szCs w:val="23"/>
         </w:rPr>
-        <w:t xml:space="preserve">AI 在背后会跑这六步</w:t>
-      </w:r>
-      <w:r>
-        <w:rPr>
-          <w:rFonts w:ascii="Microsoft YaHei" w:hAnsi="Microsoft YaHei" w:eastAsia="Microsoft YaHei" w:cs="Microsoft YaHei"/>
+        <w:t>AI 在背后会跑这六步</w:t>
+      </w:r>
+      <w:r>
+        <w:rPr>
+          <w:rFonts w:ascii="微软雅黑" w:hAnsi="微软雅黑" w:eastAsia="微软雅黑" w:cs="微软雅黑"/>
           <w:sz w:val="23"/>
           <w:szCs w:val="23"/>
         </w:rPr>
@@ -3804,20 +4092,23 @@
           <w:sz w:val="20"/>
           <w:szCs w:val="20"/>
         </w:rPr>
-        <w:t xml:space="preserve">The six steps the AI runs</w:t>
+        <w:t>The six steps the AI runs</w:t>
       </w:r>
     </w:p>
     <w:tbl>
       <w:tblPr>
+        <w:tblStyle w:val="5"/>
         <w:tblW w:w="9638" w:type="dxa"/>
+        <w:tblInd w:w="0" w:type="dxa"/>
         <w:tblBorders>
-          <w:top w:val="single" w:sz="4" w:space="0" w:color="FFFFFF"/>
-          <w:left w:val="single" w:sz="4" w:space="0" w:color="FFFFFF"/>
-          <w:bottom w:val="single" w:sz="4" w:space="0" w:color="FFFFFF"/>
-          <w:right w:val="single" w:sz="4" w:space="0" w:color="FFFFFF"/>
-          <w:insideH w:val="single" w:sz="4" w:space="0" w:color="FFFFFF"/>
-          <w:insideV w:val="single" w:sz="4" w:space="0" w:color="FFFFFF"/>
+          <w:top w:val="single" w:color="FFFFFF" w:sz="4" w:space="0"/>
+          <w:left w:val="single" w:color="FFFFFF" w:sz="4" w:space="0"/>
+          <w:bottom w:val="single" w:color="FFFFFF" w:sz="4" w:space="0"/>
+          <w:right w:val="single" w:color="FFFFFF" w:sz="4" w:space="0"/>
+          <w:insideH w:val="single" w:color="FFFFFF" w:sz="4" w:space="0"/>
+          <w:insideV w:val="single" w:color="FFFFFF" w:sz="4" w:space="0"/>
         </w:tblBorders>
+        <w:tblLayout w:type="autofit"/>
         <w:tblCellMar>
           <w:top w:w="0" w:type="dxa"/>
           <w:left w:w="0" w:type="dxa"/>
@@ -3829,6 +4120,22 @@
         <w:gridCol w:w="9638"/>
       </w:tblGrid>
       <w:tr>
+        <w:tblPrEx>
+          <w:tblBorders>
+            <w:top w:val="single" w:color="FFFFFF" w:sz="4" w:space="0"/>
+            <w:left w:val="single" w:color="FFFFFF" w:sz="4" w:space="0"/>
+            <w:bottom w:val="single" w:color="FFFFFF" w:sz="4" w:space="0"/>
+            <w:right w:val="single" w:color="FFFFFF" w:sz="4" w:space="0"/>
+            <w:insideH w:val="single" w:color="FFFFFF" w:sz="4" w:space="0"/>
+            <w:insideV w:val="single" w:color="FFFFFF" w:sz="4" w:space="0"/>
+          </w:tblBorders>
+          <w:tblCellMar>
+            <w:top w:w="0" w:type="dxa"/>
+            <w:left w:w="0" w:type="dxa"/>
+            <w:bottom w:w="0" w:type="dxa"/>
+            <w:right w:w="0" w:type="dxa"/>
+          </w:tblCellMar>
+        </w:tblPrEx>
         <w:tc>
           <w:tcPr>
             <w:tcW w:w="9638" w:type="dxa"/>
@@ -3847,26 +4154,26 @@
             </w:pPr>
             <w:r>
               <w:rPr>
-                <w:rFonts w:ascii="Microsoft YaHei" w:hAnsi="Microsoft YaHei" w:eastAsia="Microsoft YaHei" w:cs="Microsoft YaHei"/>
+                <w:rFonts w:ascii="微软雅黑" w:hAnsi="微软雅黑" w:eastAsia="微软雅黑" w:cs="微软雅黑"/>
                 <w:b/>
                 <w:sz w:val="21"/>
                 <w:szCs w:val="21"/>
               </w:rPr>
-              <w:t xml:space="preserve">① 扫描 / ① Scan</w:t>
-            </w:r>
-          </w:p>
-          <w:p>
-            <w:pPr>
-              <w:spacing w:before="40" w:after="40" w:line="252" w:lineRule="auto"/>
-            </w:pPr>
-            <w:r>
-              <w:rPr>
-                <w:rFonts w:ascii="Microsoft YaHei" w:hAnsi="Microsoft YaHei" w:eastAsia="Microsoft YaHei" w:cs="Microsoft YaHei"/>
+              <w:t>① 扫描 / ① Scan</w:t>
+            </w:r>
+          </w:p>
+          <w:p>
+            <w:pPr>
+              <w:spacing w:before="40" w:after="40" w:line="252" w:lineRule="auto"/>
+            </w:pPr>
+            <w:r>
+              <w:rPr>
+                <w:rFonts w:ascii="微软雅黑" w:hAnsi="微软雅黑" w:eastAsia="微软雅黑" w:cs="微软雅黑"/>
                 <w:color w:val="404040"/>
                 <w:sz w:val="18"/>
                 <w:szCs w:val="18"/>
               </w:rPr>
-              <w:t xml:space="preserve">get_all_text：把整份文档所有文本节点抓下来，落盘成 scan.json（避免撑爆上下文）</w:t>
+              <w:t>get_all_text：把整份文档所有文本节点抓下来，落盘成 scan.json（避免撑爆上下文）</w:t>
             </w:r>
           </w:p>
           <w:p>
@@ -3880,12 +4187,28 @@
                 <w:sz w:val="17"/>
                 <w:szCs w:val="17"/>
               </w:rPr>
-              <w:t xml:space="preserve">Dump every text node in the document to scan.json (keeps the AI context small).</w:t>
+              <w:t>Dump every text node in the document to scan.json (keeps the AI context small).</w:t>
             </w:r>
           </w:p>
         </w:tc>
       </w:tr>
       <w:tr>
+        <w:tblPrEx>
+          <w:tblBorders>
+            <w:top w:val="single" w:color="FFFFFF" w:sz="4" w:space="0"/>
+            <w:left w:val="single" w:color="FFFFFF" w:sz="4" w:space="0"/>
+            <w:bottom w:val="single" w:color="FFFFFF" w:sz="4" w:space="0"/>
+            <w:right w:val="single" w:color="FFFFFF" w:sz="4" w:space="0"/>
+            <w:insideH w:val="single" w:color="FFFFFF" w:sz="4" w:space="0"/>
+            <w:insideV w:val="single" w:color="FFFFFF" w:sz="4" w:space="0"/>
+          </w:tblBorders>
+          <w:tblCellMar>
+            <w:top w:w="0" w:type="dxa"/>
+            <w:left w:w="0" w:type="dxa"/>
+            <w:bottom w:w="0" w:type="dxa"/>
+            <w:right w:w="0" w:type="dxa"/>
+          </w:tblCellMar>
+        </w:tblPrEx>
         <w:tc>
           <w:tcPr>
             <w:tcW w:w="9638" w:type="dxa"/>
@@ -3905,7 +4228,7 @@
             </w:pPr>
             <w:r>
               <w:rPr>
-                <w:rFonts w:ascii="Microsoft YaHei" w:hAnsi="Microsoft YaHei" w:eastAsia="Microsoft YaHei" w:cs="Microsoft YaHei"/>
+                <w:rFonts w:ascii="微软雅黑" w:hAnsi="微软雅黑" w:eastAsia="微软雅黑" w:cs="微软雅黑"/>
                 <w:color w:val="7F9DB9"/>
                 <w:sz w:val="20"/>
                 <w:szCs w:val="20"/>
@@ -3916,6 +4239,22 @@
         </w:tc>
       </w:tr>
       <w:tr>
+        <w:tblPrEx>
+          <w:tblBorders>
+            <w:top w:val="single" w:color="FFFFFF" w:sz="4" w:space="0"/>
+            <w:left w:val="single" w:color="FFFFFF" w:sz="4" w:space="0"/>
+            <w:bottom w:val="single" w:color="FFFFFF" w:sz="4" w:space="0"/>
+            <w:right w:val="single" w:color="FFFFFF" w:sz="4" w:space="0"/>
+            <w:insideH w:val="single" w:color="FFFFFF" w:sz="4" w:space="0"/>
+            <w:insideV w:val="single" w:color="FFFFFF" w:sz="4" w:space="0"/>
+          </w:tblBorders>
+          <w:tblCellMar>
+            <w:top w:w="0" w:type="dxa"/>
+            <w:left w:w="0" w:type="dxa"/>
+            <w:bottom w:w="0" w:type="dxa"/>
+            <w:right w:w="0" w:type="dxa"/>
+          </w:tblCellMar>
+        </w:tblPrEx>
         <w:tc>
           <w:tcPr>
             <w:tcW w:w="9638" w:type="dxa"/>
@@ -3934,26 +4273,26 @@
             </w:pPr>
             <w:r>
               <w:rPr>
-                <w:rFonts w:ascii="Microsoft YaHei" w:hAnsi="Microsoft YaHei" w:eastAsia="Microsoft YaHei" w:cs="Microsoft YaHei"/>
+                <w:rFonts w:ascii="微软雅黑" w:hAnsi="微软雅黑" w:eastAsia="微软雅黑" w:cs="微软雅黑"/>
                 <w:b/>
                 <w:sz w:val="21"/>
                 <w:szCs w:val="21"/>
               </w:rPr>
-              <w:t xml:space="preserve">② 分类 / ② Classify</w:t>
-            </w:r>
-          </w:p>
-          <w:p>
-            <w:pPr>
-              <w:spacing w:before="40" w:after="40" w:line="252" w:lineRule="auto"/>
-            </w:pPr>
-            <w:r>
-              <w:rPr>
-                <w:rFonts w:ascii="Microsoft YaHei" w:hAnsi="Microsoft YaHei" w:eastAsia="Microsoft YaHei" w:cs="Microsoft YaHei"/>
+              <w:t>② 分类 / ② Classify</w:t>
+            </w:r>
+          </w:p>
+          <w:p>
+            <w:pPr>
+              <w:spacing w:before="40" w:after="40" w:line="252" w:lineRule="auto"/>
+            </w:pPr>
+            <w:r>
+              <w:rPr>
+                <w:rFonts w:ascii="微软雅黑" w:hAnsi="微软雅黑" w:eastAsia="微软雅黑" w:cs="微软雅黑"/>
                 <w:color w:val="404040"/>
                 <w:sz w:val="18"/>
                 <w:szCs w:val="18"/>
               </w:rPr>
-              <w:t xml:space="preserve">区分「要翻译的句子」和「要保留原样」的型号 / 网址 / 邮箱 / 电话 / 纯数字 / 单位</w:t>
+              <w:t>区分「要翻译的句子」和「要保留原样」的型号 / 网址 / 邮箱 / 电话 / 纯数字 / 单位</w:t>
             </w:r>
           </w:p>
           <w:p>
@@ -3967,12 +4306,28 @@
                 <w:sz w:val="17"/>
                 <w:szCs w:val="17"/>
               </w:rPr>
-              <w:t xml:space="preserve">Separate translatable sentences from keep-as-is items: models, URLs, emails, phones, bare numbers, units.</w:t>
+              <w:t>Separate translatable sentences from keep-as-is items: models, URLs, emails, phones, bare numbers, units.</w:t>
             </w:r>
           </w:p>
         </w:tc>
       </w:tr>
       <w:tr>
+        <w:tblPrEx>
+          <w:tblBorders>
+            <w:top w:val="single" w:color="FFFFFF" w:sz="4" w:space="0"/>
+            <w:left w:val="single" w:color="FFFFFF" w:sz="4" w:space="0"/>
+            <w:bottom w:val="single" w:color="FFFFFF" w:sz="4" w:space="0"/>
+            <w:right w:val="single" w:color="FFFFFF" w:sz="4" w:space="0"/>
+            <w:insideH w:val="single" w:color="FFFFFF" w:sz="4" w:space="0"/>
+            <w:insideV w:val="single" w:color="FFFFFF" w:sz="4" w:space="0"/>
+          </w:tblBorders>
+          <w:tblCellMar>
+            <w:top w:w="0" w:type="dxa"/>
+            <w:left w:w="0" w:type="dxa"/>
+            <w:bottom w:w="0" w:type="dxa"/>
+            <w:right w:w="0" w:type="dxa"/>
+          </w:tblCellMar>
+        </w:tblPrEx>
         <w:tc>
           <w:tcPr>
             <w:tcW w:w="9638" w:type="dxa"/>
@@ -3992,7 +4347,7 @@
             </w:pPr>
             <w:r>
               <w:rPr>
-                <w:rFonts w:ascii="Microsoft YaHei" w:hAnsi="Microsoft YaHei" w:eastAsia="Microsoft YaHei" w:cs="Microsoft YaHei"/>
+                <w:rFonts w:ascii="微软雅黑" w:hAnsi="微软雅黑" w:eastAsia="微软雅黑" w:cs="微软雅黑"/>
                 <w:color w:val="7F9DB9"/>
                 <w:sz w:val="20"/>
                 <w:szCs w:val="20"/>
@@ -4003,6 +4358,22 @@
         </w:tc>
       </w:tr>
       <w:tr>
+        <w:tblPrEx>
+          <w:tblBorders>
+            <w:top w:val="single" w:color="FFFFFF" w:sz="4" w:space="0"/>
+            <w:left w:val="single" w:color="FFFFFF" w:sz="4" w:space="0"/>
+            <w:bottom w:val="single" w:color="FFFFFF" w:sz="4" w:space="0"/>
+            <w:right w:val="single" w:color="FFFFFF" w:sz="4" w:space="0"/>
+            <w:insideH w:val="single" w:color="FFFFFF" w:sz="4" w:space="0"/>
+            <w:insideV w:val="single" w:color="FFFFFF" w:sz="4" w:space="0"/>
+          </w:tblBorders>
+          <w:tblCellMar>
+            <w:top w:w="0" w:type="dxa"/>
+            <w:left w:w="0" w:type="dxa"/>
+            <w:bottom w:w="0" w:type="dxa"/>
+            <w:right w:w="0" w:type="dxa"/>
+          </w:tblCellMar>
+        </w:tblPrEx>
         <w:tc>
           <w:tcPr>
             <w:tcW w:w="9638" w:type="dxa"/>
@@ -4021,26 +4392,26 @@
             </w:pPr>
             <w:r>
               <w:rPr>
-                <w:rFonts w:ascii="Microsoft YaHei" w:hAnsi="Microsoft YaHei" w:eastAsia="Microsoft YaHei" w:cs="Microsoft YaHei"/>
+                <w:rFonts w:ascii="微软雅黑" w:hAnsi="微软雅黑" w:eastAsia="微软雅黑" w:cs="微软雅黑"/>
                 <w:b/>
                 <w:sz w:val="21"/>
                 <w:szCs w:val="21"/>
               </w:rPr>
-              <w:t xml:space="preserve">③ 去重翻译 / ③ Translate once</w:t>
-            </w:r>
-          </w:p>
-          <w:p>
-            <w:pPr>
-              <w:spacing w:before="40" w:after="40" w:line="252" w:lineRule="auto"/>
-            </w:pPr>
-            <w:r>
-              <w:rPr>
-                <w:rFonts w:ascii="Microsoft YaHei" w:hAnsi="Microsoft YaHei" w:eastAsia="Microsoft YaHei" w:cs="Microsoft YaHei"/>
+              <w:t>③ 去重翻译 / ③ Translate once</w:t>
+            </w:r>
+          </w:p>
+          <w:p>
+            <w:pPr>
+              <w:spacing w:before="40" w:after="40" w:line="252" w:lineRule="auto"/>
+            </w:pPr>
+            <w:r>
+              <w:rPr>
+                <w:rFonts w:ascii="微软雅黑" w:hAnsi="微软雅黑" w:eastAsia="微软雅黑" w:cs="微软雅黑"/>
                 <w:color w:val="404040"/>
                 <w:sz w:val="18"/>
                 <w:szCs w:val="18"/>
               </w:rPr>
-              <w:t xml:space="preserve">按唯一字符串只译一次，原文做 key、译文做 value，保证一致性与可复核</w:t>
+              <w:t>按唯一字符串只译一次，原文做 key、译文做 value，保证一致性与可复核</w:t>
             </w:r>
           </w:p>
           <w:p>
@@ -4054,12 +4425,28 @@
                 <w:sz w:val="17"/>
                 <w:szCs w:val="17"/>
               </w:rPr>
-              <w:t xml:space="preserve">Translate each unique string once (source as key, target as value) for consistency and reviewability.</w:t>
+              <w:t>Translate each unique string once (source as key, target as value) for consistency and reviewability.</w:t>
             </w:r>
           </w:p>
         </w:tc>
       </w:tr>
       <w:tr>
+        <w:tblPrEx>
+          <w:tblBorders>
+            <w:top w:val="single" w:color="FFFFFF" w:sz="4" w:space="0"/>
+            <w:left w:val="single" w:color="FFFFFF" w:sz="4" w:space="0"/>
+            <w:bottom w:val="single" w:color="FFFFFF" w:sz="4" w:space="0"/>
+            <w:right w:val="single" w:color="FFFFFF" w:sz="4" w:space="0"/>
+            <w:insideH w:val="single" w:color="FFFFFF" w:sz="4" w:space="0"/>
+            <w:insideV w:val="single" w:color="FFFFFF" w:sz="4" w:space="0"/>
+          </w:tblBorders>
+          <w:tblCellMar>
+            <w:top w:w="0" w:type="dxa"/>
+            <w:left w:w="0" w:type="dxa"/>
+            <w:bottom w:w="0" w:type="dxa"/>
+            <w:right w:w="0" w:type="dxa"/>
+          </w:tblCellMar>
+        </w:tblPrEx>
         <w:tc>
           <w:tcPr>
             <w:tcW w:w="9638" w:type="dxa"/>
@@ -4079,7 +4466,7 @@
             </w:pPr>
             <w:r>
               <w:rPr>
-                <w:rFonts w:ascii="Microsoft YaHei" w:hAnsi="Microsoft YaHei" w:eastAsia="Microsoft YaHei" w:cs="Microsoft YaHei"/>
+                <w:rFonts w:ascii="微软雅黑" w:hAnsi="微软雅黑" w:eastAsia="微软雅黑" w:cs="微软雅黑"/>
                 <w:color w:val="7F9DB9"/>
                 <w:sz w:val="20"/>
                 <w:szCs w:val="20"/>
@@ -4090,6 +4477,22 @@
         </w:tc>
       </w:tr>
       <w:tr>
+        <w:tblPrEx>
+          <w:tblBorders>
+            <w:top w:val="single" w:color="FFFFFF" w:sz="4" w:space="0"/>
+            <w:left w:val="single" w:color="FFFFFF" w:sz="4" w:space="0"/>
+            <w:bottom w:val="single" w:color="FFFFFF" w:sz="4" w:space="0"/>
+            <w:right w:val="single" w:color="FFFFFF" w:sz="4" w:space="0"/>
+            <w:insideH w:val="single" w:color="FFFFFF" w:sz="4" w:space="0"/>
+            <w:insideV w:val="single" w:color="FFFFFF" w:sz="4" w:space="0"/>
+          </w:tblBorders>
+          <w:tblCellMar>
+            <w:top w:w="0" w:type="dxa"/>
+            <w:left w:w="0" w:type="dxa"/>
+            <w:bottom w:w="0" w:type="dxa"/>
+            <w:right w:w="0" w:type="dxa"/>
+          </w:tblCellMar>
+        </w:tblPrEx>
         <w:tc>
           <w:tcPr>
             <w:tcW w:w="9638" w:type="dxa"/>
@@ -4108,26 +4511,26 @@
             </w:pPr>
             <w:r>
               <w:rPr>
-                <w:rFonts w:ascii="Microsoft YaHei" w:hAnsi="Microsoft YaHei" w:eastAsia="Microsoft YaHei" w:cs="Microsoft YaHei"/>
+                <w:rFonts w:ascii="微软雅黑" w:hAnsi="微软雅黑" w:eastAsia="微软雅黑" w:cs="微软雅黑"/>
                 <w:b/>
                 <w:sz w:val="21"/>
                 <w:szCs w:val="21"/>
               </w:rPr>
-              <w:t xml:space="preserve">④ 构建批次 / ④ Build batch</w:t>
-            </w:r>
-          </w:p>
-          <w:p>
-            <w:pPr>
-              <w:spacing w:before="40" w:after="40" w:line="252" w:lineRule="auto"/>
-            </w:pPr>
-            <w:r>
-              <w:rPr>
-                <w:rFonts w:ascii="Microsoft YaHei" w:hAnsi="Microsoft YaHei" w:eastAsia="Microsoft YaHei" w:cs="Microsoft YaHei"/>
+              <w:t>④ 构建批次 / ④ Build batch</w:t>
+            </w:r>
+          </w:p>
+          <w:p>
+            <w:pPr>
+              <w:spacing w:before="40" w:after="40" w:line="252" w:lineRule="auto"/>
+            </w:pPr>
+            <w:r>
+              <w:rPr>
+                <w:rFonts w:ascii="微软雅黑" w:hAnsi="微软雅黑" w:eastAsia="微软雅黑" w:cs="微软雅黑"/>
                 <w:color w:val="404040"/>
                 <w:sz w:val="18"/>
                 <w:szCs w:val="18"/>
               </w:rPr>
-              <w:t xml:space="preserve">生成写入清单：目标字体 + 字重映射 + RTL 对齐翻转（LEFT ↔ RIGHT，CENTER 不变）</w:t>
+              <w:t>生成写入清单：目标字体 + 字重映射 + RTL 对齐翻转（LEFT ↔ RIGHT，CENTER 不变）</w:t>
             </w:r>
           </w:p>
           <w:p>
@@ -4141,12 +4544,28 @@
                 <w:sz w:val="17"/>
                 <w:szCs w:val="17"/>
               </w:rPr>
-              <w:t xml:space="preserve">Produce the write list: target font + weight mapping + RTL alignment flip (LEFT ↔ RIGHT, CENTER unchanged).</w:t>
+              <w:t>Produce the write list: target font + weight mapping + RTL alignment flip (LEFT ↔ RIGHT, CENTER unchanged).</w:t>
             </w:r>
           </w:p>
         </w:tc>
       </w:tr>
       <w:tr>
+        <w:tblPrEx>
+          <w:tblBorders>
+            <w:top w:val="single" w:color="FFFFFF" w:sz="4" w:space="0"/>
+            <w:left w:val="single" w:color="FFFFFF" w:sz="4" w:space="0"/>
+            <w:bottom w:val="single" w:color="FFFFFF" w:sz="4" w:space="0"/>
+            <w:right w:val="single" w:color="FFFFFF" w:sz="4" w:space="0"/>
+            <w:insideH w:val="single" w:color="FFFFFF" w:sz="4" w:space="0"/>
+            <w:insideV w:val="single" w:color="FFFFFF" w:sz="4" w:space="0"/>
+          </w:tblBorders>
+          <w:tblCellMar>
+            <w:top w:w="0" w:type="dxa"/>
+            <w:left w:w="0" w:type="dxa"/>
+            <w:bottom w:w="0" w:type="dxa"/>
+            <w:right w:w="0" w:type="dxa"/>
+          </w:tblCellMar>
+        </w:tblPrEx>
         <w:tc>
           <w:tcPr>
             <w:tcW w:w="9638" w:type="dxa"/>
@@ -4166,7 +4585,7 @@
             </w:pPr>
             <w:r>
               <w:rPr>
-                <w:rFonts w:ascii="Microsoft YaHei" w:hAnsi="Microsoft YaHei" w:eastAsia="Microsoft YaHei" w:cs="Microsoft YaHei"/>
+                <w:rFonts w:ascii="微软雅黑" w:hAnsi="微软雅黑" w:eastAsia="微软雅黑" w:cs="微软雅黑"/>
                 <w:color w:val="7F9DB9"/>
                 <w:sz w:val="20"/>
                 <w:szCs w:val="20"/>
@@ -4177,6 +4596,22 @@
         </w:tc>
       </w:tr>
       <w:tr>
+        <w:tblPrEx>
+          <w:tblBorders>
+            <w:top w:val="single" w:color="FFFFFF" w:sz="4" w:space="0"/>
+            <w:left w:val="single" w:color="FFFFFF" w:sz="4" w:space="0"/>
+            <w:bottom w:val="single" w:color="FFFFFF" w:sz="4" w:space="0"/>
+            <w:right w:val="single" w:color="FFFFFF" w:sz="4" w:space="0"/>
+            <w:insideH w:val="single" w:color="FFFFFF" w:sz="4" w:space="0"/>
+            <w:insideV w:val="single" w:color="FFFFFF" w:sz="4" w:space="0"/>
+          </w:tblBorders>
+          <w:tblCellMar>
+            <w:top w:w="0" w:type="dxa"/>
+            <w:left w:w="0" w:type="dxa"/>
+            <w:bottom w:w="0" w:type="dxa"/>
+            <w:right w:w="0" w:type="dxa"/>
+          </w:tblCellMar>
+        </w:tblPrEx>
         <w:tc>
           <w:tcPr>
             <w:tcW w:w="9638" w:type="dxa"/>
@@ -4195,21 +4630,21 @@
             </w:pPr>
             <w:r>
               <w:rPr>
-                <w:rFonts w:ascii="Microsoft YaHei" w:hAnsi="Microsoft YaHei" w:eastAsia="Microsoft YaHei" w:cs="Microsoft YaHei"/>
+                <w:rFonts w:ascii="微软雅黑" w:hAnsi="微软雅黑" w:eastAsia="微软雅黑" w:cs="微软雅黑"/>
                 <w:b/>
                 <w:sz w:val="21"/>
                 <w:szCs w:val="21"/>
               </w:rPr>
-              <w:t xml:space="preserve">⑤ 批量写回 / ⑤ Batch write</w:t>
-            </w:r>
-          </w:p>
-          <w:p>
-            <w:pPr>
-              <w:spacing w:before="40" w:after="40" w:line="252" w:lineRule="auto"/>
-            </w:pPr>
-            <w:r>
-              <w:rPr>
-                <w:rFonts w:ascii="Microsoft YaHei" w:hAnsi="Microsoft YaHei" w:eastAsia="Microsoft YaHei" w:cs="Microsoft YaHei"/>
+              <w:t>⑤ 批量写回 / ⑤ Batch write</w:t>
+            </w:r>
+          </w:p>
+          <w:p>
+            <w:pPr>
+              <w:spacing w:before="40" w:after="40" w:line="252" w:lineRule="auto"/>
+            </w:pPr>
+            <w:r>
+              <w:rPr>
+                <w:rFonts w:ascii="微软雅黑" w:hAnsi="微软雅黑" w:eastAsia="微软雅黑" w:cs="微软雅黑"/>
                 <w:color w:val="404040"/>
                 <w:sz w:val="18"/>
                 <w:szCs w:val="18"/>
@@ -4228,12 +4663,28 @@
                 <w:sz w:val="17"/>
                 <w:szCs w:val="17"/>
               </w:rPr>
-              <w:t xml:space="preserve">The plugin writes serially from a queue with a font cache, avoiding timeouts.</w:t>
+              <w:t>The plugin writes serially from a queue with a font cache, avoiding timeouts.</w:t>
             </w:r>
           </w:p>
         </w:tc>
       </w:tr>
       <w:tr>
+        <w:tblPrEx>
+          <w:tblBorders>
+            <w:top w:val="single" w:color="FFFFFF" w:sz="4" w:space="0"/>
+            <w:left w:val="single" w:color="FFFFFF" w:sz="4" w:space="0"/>
+            <w:bottom w:val="single" w:color="FFFFFF" w:sz="4" w:space="0"/>
+            <w:right w:val="single" w:color="FFFFFF" w:sz="4" w:space="0"/>
+            <w:insideH w:val="single" w:color="FFFFFF" w:sz="4" w:space="0"/>
+            <w:insideV w:val="single" w:color="FFFFFF" w:sz="4" w:space="0"/>
+          </w:tblBorders>
+          <w:tblCellMar>
+            <w:top w:w="0" w:type="dxa"/>
+            <w:left w:w="0" w:type="dxa"/>
+            <w:bottom w:w="0" w:type="dxa"/>
+            <w:right w:w="0" w:type="dxa"/>
+          </w:tblCellMar>
+        </w:tblPrEx>
         <w:tc>
           <w:tcPr>
             <w:tcW w:w="9638" w:type="dxa"/>
@@ -4253,7 +4704,7 @@
             </w:pPr>
             <w:r>
               <w:rPr>
-                <w:rFonts w:ascii="Microsoft YaHei" w:hAnsi="Microsoft YaHei" w:eastAsia="Microsoft YaHei" w:cs="Microsoft YaHei"/>
+                <w:rFonts w:ascii="微软雅黑" w:hAnsi="微软雅黑" w:eastAsia="微软雅黑" w:cs="微软雅黑"/>
                 <w:color w:val="7F9DB9"/>
                 <w:sz w:val="20"/>
                 <w:szCs w:val="20"/>
@@ -4264,6 +4715,22 @@
         </w:tc>
       </w:tr>
       <w:tr>
+        <w:tblPrEx>
+          <w:tblBorders>
+            <w:top w:val="single" w:color="FFFFFF" w:sz="4" w:space="0"/>
+            <w:left w:val="single" w:color="FFFFFF" w:sz="4" w:space="0"/>
+            <w:bottom w:val="single" w:color="FFFFFF" w:sz="4" w:space="0"/>
+            <w:right w:val="single" w:color="FFFFFF" w:sz="4" w:space="0"/>
+            <w:insideH w:val="single" w:color="FFFFFF" w:sz="4" w:space="0"/>
+            <w:insideV w:val="single" w:color="FFFFFF" w:sz="4" w:space="0"/>
+          </w:tblBorders>
+          <w:tblCellMar>
+            <w:top w:w="0" w:type="dxa"/>
+            <w:left w:w="0" w:type="dxa"/>
+            <w:bottom w:w="0" w:type="dxa"/>
+            <w:right w:w="0" w:type="dxa"/>
+          </w:tblCellMar>
+        </w:tblPrEx>
         <w:tc>
           <w:tcPr>
             <w:tcW w:w="9638" w:type="dxa"/>
@@ -4282,26 +4749,26 @@
             </w:pPr>
             <w:r>
               <w:rPr>
-                <w:rFonts w:ascii="Microsoft YaHei" w:hAnsi="Microsoft YaHei" w:eastAsia="Microsoft YaHei" w:cs="Microsoft YaHei"/>
+                <w:rFonts w:ascii="微软雅黑" w:hAnsi="微软雅黑" w:eastAsia="微软雅黑" w:cs="微软雅黑"/>
                 <w:b/>
                 <w:sz w:val="21"/>
                 <w:szCs w:val="21"/>
               </w:rPr>
-              <w:t xml:space="preserve">⑥ 复扫验收 / ⑥ Verify</w:t>
-            </w:r>
-          </w:p>
-          <w:p>
-            <w:pPr>
-              <w:spacing w:before="40" w:after="40" w:line="252" w:lineRule="auto"/>
-            </w:pPr>
-            <w:r>
-              <w:rPr>
-                <w:rFonts w:ascii="Microsoft YaHei" w:hAnsi="Microsoft YaHei" w:eastAsia="Microsoft YaHei" w:cs="Microsoft YaHei"/>
+              <w:t>⑥ 复扫验收 / ⑥ Verify</w:t>
+            </w:r>
+          </w:p>
+          <w:p>
+            <w:pPr>
+              <w:spacing w:before="40" w:after="40" w:line="252" w:lineRule="auto"/>
+            </w:pPr>
+            <w:r>
+              <w:rPr>
+                <w:rFonts w:ascii="微软雅黑" w:hAnsi="微软雅黑" w:eastAsia="微软雅黑" w:cs="微软雅黑"/>
                 <w:color w:val="404040"/>
                 <w:sz w:val="18"/>
                 <w:szCs w:val="18"/>
               </w:rPr>
-              <w:t xml:space="preserve">verify_page：统计源语言残留 / 字体分布 / 对齐分布，残留必须为 0</w:t>
+              <w:t>verify_page：统计源语言残留 / 字体分布 / 对齐分布，残留必须为 0</w:t>
             </w:r>
           </w:p>
           <w:p>
@@ -4315,7 +4782,7 @@
                 <w:sz w:val="17"/>
                 <w:szCs w:val="17"/>
               </w:rPr>
-              <w:t xml:space="preserve">Count source-language residue, font distribution and alignment distribution. Residue must be 0.</w:t>
+              <w:t>Count source-language residue, font distribution and alignment distribution. Residue must be 0.</w:t>
             </w:r>
           </w:p>
         </w:tc>
@@ -4332,7 +4799,7 @@
       </w:pPr>
       <w:r>
         <w:rPr>
-          <w:rFonts w:ascii="Microsoft YaHei" w:hAnsi="Microsoft YaHei" w:eastAsia="Microsoft YaHei" w:cs="Microsoft YaHei"/>
+          <w:rFonts w:ascii="微软雅黑" w:hAnsi="微软雅黑" w:eastAsia="微软雅黑" w:cs="微软雅黑"/>
           <w:b/>
           <w:color w:val="2E5C8A"/>
           <w:sz w:val="23"/>
@@ -4342,7 +4809,7 @@
       </w:r>
       <w:r>
         <w:rPr>
-          <w:rFonts w:ascii="Microsoft YaHei" w:hAnsi="Microsoft YaHei" w:eastAsia="Microsoft YaHei" w:cs="Microsoft YaHei"/>
+          <w:rFonts w:ascii="微软雅黑" w:hAnsi="微软雅黑" w:eastAsia="微软雅黑" w:cs="微软雅黑"/>
           <w:sz w:val="23"/>
           <w:szCs w:val="23"/>
         </w:rPr>
@@ -4356,7 +4823,7 @@
           <w:sz w:val="20"/>
           <w:szCs w:val="20"/>
         </w:rPr>
-        <w:t xml:space="preserve">Supported languages</w:t>
+        <w:t>Supported languages</w:t>
       </w:r>
     </w:p>
     <w:p>
@@ -4365,12 +4832,31 @@
       </w:pPr>
       <w:r>
         <w:rPr>
-          <w:rFonts w:ascii="Microsoft YaHei" w:hAnsi="Microsoft YaHei" w:eastAsia="Microsoft YaHei" w:cs="Microsoft YaHei"/>
+          <w:rFonts w:ascii="微软雅黑" w:hAnsi="微软雅黑" w:eastAsia="微软雅黑" w:cs="微软雅黑"/>
           <w:color w:val="000000"/>
           <w:sz w:val="21"/>
           <w:szCs w:val="21"/>
         </w:rPr>
-        <w:t xml:space="preserve">默认字体 MiSans VF 已覆盖拉丁、中日韩、西里尔等主流语言，无需更换。只有阿拉伯 / 希伯来 / 波斯等 RTL 脚本不含字形，需换成 Figma 内置的 Noto Sans Arabic。</w:t>
+        <w:t>默认字体 MiSans VF 已覆盖拉丁、中日韩、西里尔等主流语言，无需更换。只有阿拉伯 / 希伯来 / 波斯等 RTL 脚本不含字形，需换成 Figma 内置的 Noto Sans Arabic</w:t>
+      </w:r>
+      <w:r>
+        <w:rPr>
+          <w:rFonts w:hint="eastAsia" w:cs="微软雅黑"/>
+          <w:color w:val="000000"/>
+          <w:sz w:val="21"/>
+          <w:szCs w:val="21"/>
+          <w:lang w:val="en-US" w:eastAsia="zh-CN"/>
+        </w:rPr>
+        <w:t>或者其它通用字体</w:t>
+      </w:r>
+      <w:r>
+        <w:rPr>
+          <w:rFonts w:ascii="微软雅黑" w:hAnsi="微软雅黑" w:eastAsia="微软雅黑" w:cs="微软雅黑"/>
+          <w:color w:val="000000"/>
+          <w:sz w:val="21"/>
+          <w:szCs w:val="21"/>
+        </w:rPr>
+        <w:t>。</w:t>
       </w:r>
     </w:p>
     <w:p>
@@ -4384,20 +4870,23 @@
           <w:sz w:val="19"/>
           <w:szCs w:val="19"/>
         </w:rPr>
-        <w:t xml:space="preserve">The default font MiSans VF already covers Latin, CJK and Cyrillic scripts — no font change needed. Only RTL scripts (Arabic / Hebrew / Persian) lack glyphs and must switch to Noto Sans Arabic, built into Figma.</w:t>
+        <w:t>The default font MiSans VF already covers Latin, CJK and Cyrillic scripts — no font change needed. Only RTL scripts (Arabic / Hebrew / Persian) lack glyphs and must switch to Noto Sans Arabic, built into Figma.</w:t>
       </w:r>
     </w:p>
     <w:tbl>
       <w:tblPr>
+        <w:tblStyle w:val="5"/>
         <w:tblW w:w="9638" w:type="dxa"/>
+        <w:tblInd w:w="0" w:type="dxa"/>
         <w:tblBorders>
-          <w:top w:val="single" w:sz="4" w:space="0" w:color="BFBFBF"/>
-          <w:left w:val="single" w:sz="4" w:space="0" w:color="BFBFBF"/>
-          <w:bottom w:val="single" w:sz="4" w:space="0" w:color="BFBFBF"/>
-          <w:right w:val="single" w:sz="4" w:space="0" w:color="BFBFBF"/>
-          <w:insideH w:val="single" w:sz="4" w:space="0" w:color="BFBFBF"/>
-          <w:insideV w:val="single" w:sz="4" w:space="0" w:color="BFBFBF"/>
+          <w:top w:val="single" w:color="BFBFBF" w:sz="4" w:space="0"/>
+          <w:left w:val="single" w:color="BFBFBF" w:sz="4" w:space="0"/>
+          <w:bottom w:val="single" w:color="BFBFBF" w:sz="4" w:space="0"/>
+          <w:right w:val="single" w:color="BFBFBF" w:sz="4" w:space="0"/>
+          <w:insideH w:val="single" w:color="BFBFBF" w:sz="4" w:space="0"/>
+          <w:insideV w:val="single" w:color="BFBFBF" w:sz="4" w:space="0"/>
         </w:tblBorders>
+        <w:tblLayout w:type="autofit"/>
         <w:tblCellMar>
           <w:top w:w="0" w:type="dxa"/>
           <w:left w:w="0" w:type="dxa"/>
@@ -4412,6 +4901,22 @@
         <w:gridCol w:w="3038"/>
       </w:tblGrid>
       <w:tr>
+        <w:tblPrEx>
+          <w:tblBorders>
+            <w:top w:val="single" w:color="BFBFBF" w:sz="4" w:space="0"/>
+            <w:left w:val="single" w:color="BFBFBF" w:sz="4" w:space="0"/>
+            <w:bottom w:val="single" w:color="BFBFBF" w:sz="4" w:space="0"/>
+            <w:right w:val="single" w:color="BFBFBF" w:sz="4" w:space="0"/>
+            <w:insideH w:val="single" w:color="BFBFBF" w:sz="4" w:space="0"/>
+            <w:insideV w:val="single" w:color="BFBFBF" w:sz="4" w:space="0"/>
+          </w:tblBorders>
+          <w:tblCellMar>
+            <w:top w:w="0" w:type="dxa"/>
+            <w:left w:w="0" w:type="dxa"/>
+            <w:bottom w:w="0" w:type="dxa"/>
+            <w:right w:w="0" w:type="dxa"/>
+          </w:tblCellMar>
+        </w:tblPrEx>
         <w:trPr>
           <w:tblHeader/>
         </w:trPr>
@@ -4434,7 +4939,7 @@
             </w:pPr>
             <w:r>
               <w:rPr>
-                <w:rFonts w:ascii="Microsoft YaHei" w:hAnsi="Microsoft YaHei" w:eastAsia="Microsoft YaHei" w:cs="Microsoft YaHei"/>
+                <w:rFonts w:ascii="微软雅黑" w:hAnsi="微软雅黑" w:eastAsia="微软雅黑" w:cs="微软雅黑"/>
                 <w:b/>
                 <w:color w:val="000000"/>
                 <w:sz w:val="20"/>
@@ -4455,7 +4960,7 @@
                 <w:sz w:val="17"/>
                 <w:szCs w:val="17"/>
               </w:rPr>
-              <w:t xml:space="preserve">Target language</w:t>
+              <w:t>Target language</w:t>
             </w:r>
           </w:p>
         </w:tc>
@@ -4478,7 +4983,7 @@
             </w:pPr>
             <w:r>
               <w:rPr>
-                <w:rFonts w:ascii="Microsoft YaHei" w:hAnsi="Microsoft YaHei" w:eastAsia="Microsoft YaHei" w:cs="Microsoft YaHei"/>
+                <w:rFonts w:ascii="微软雅黑" w:hAnsi="微软雅黑" w:eastAsia="微软雅黑" w:cs="微软雅黑"/>
                 <w:b/>
                 <w:color w:val="000000"/>
                 <w:sz w:val="20"/>
@@ -4522,7 +5027,7 @@
             </w:pPr>
             <w:r>
               <w:rPr>
-                <w:rFonts w:ascii="Microsoft YaHei" w:hAnsi="Microsoft YaHei" w:eastAsia="Microsoft YaHei" w:cs="Microsoft YaHei"/>
+                <w:rFonts w:ascii="微软雅黑" w:hAnsi="微软雅黑" w:eastAsia="微软雅黑" w:cs="微软雅黑"/>
                 <w:b/>
                 <w:color w:val="000000"/>
                 <w:sz w:val="20"/>
@@ -4566,7 +5071,7 @@
             </w:pPr>
             <w:r>
               <w:rPr>
-                <w:rFonts w:ascii="Microsoft YaHei" w:hAnsi="Microsoft YaHei" w:eastAsia="Microsoft YaHei" w:cs="Microsoft YaHei"/>
+                <w:rFonts w:ascii="微软雅黑" w:hAnsi="微软雅黑" w:eastAsia="微软雅黑" w:cs="微软雅黑"/>
                 <w:b/>
                 <w:color w:val="000000"/>
                 <w:sz w:val="20"/>
@@ -4593,6 +5098,22 @@
         </w:tc>
       </w:tr>
       <w:tr>
+        <w:tblPrEx>
+          <w:tblBorders>
+            <w:top w:val="single" w:color="BFBFBF" w:sz="4" w:space="0"/>
+            <w:left w:val="single" w:color="BFBFBF" w:sz="4" w:space="0"/>
+            <w:bottom w:val="single" w:color="BFBFBF" w:sz="4" w:space="0"/>
+            <w:right w:val="single" w:color="BFBFBF" w:sz="4" w:space="0"/>
+            <w:insideH w:val="single" w:color="BFBFBF" w:sz="4" w:space="0"/>
+            <w:insideV w:val="single" w:color="BFBFBF" w:sz="4" w:space="0"/>
+          </w:tblBorders>
+          <w:tblCellMar>
+            <w:top w:w="0" w:type="dxa"/>
+            <w:left w:w="0" w:type="dxa"/>
+            <w:bottom w:w="0" w:type="dxa"/>
+            <w:right w:w="0" w:type="dxa"/>
+          </w:tblCellMar>
+        </w:tblPrEx>
         <w:tc>
           <w:tcPr>
             <w:tcW w:w="2200" w:type="dxa"/>
@@ -4611,12 +5132,12 @@
             </w:pPr>
             <w:r>
               <w:rPr>
-                <w:rFonts w:ascii="Microsoft YaHei" w:hAnsi="Microsoft YaHei" w:eastAsia="Microsoft YaHei" w:cs="Microsoft YaHei"/>
+                <w:rFonts w:ascii="微软雅黑" w:hAnsi="微软雅黑" w:eastAsia="微软雅黑" w:cs="微软雅黑"/>
                 <w:color w:val="000000"/>
                 <w:sz w:val="18"/>
                 <w:szCs w:val="18"/>
               </w:rPr>
-              <w:t xml:space="preserve">英语 / 德语 / 意大利语 / 葡萄牙语</w:t>
+              <w:t>英语 / 德语 / 意大利语 / 葡萄牙语</w:t>
             </w:r>
           </w:p>
           <w:p>
@@ -4631,7 +5152,7 @@
                 <w:sz w:val="16"/>
                 <w:szCs w:val="16"/>
               </w:rPr>
-              <w:t xml:space="preserve">English / German / Italian / Portuguese</w:t>
+              <w:t>English / German / Italian / Portuguese</w:t>
             </w:r>
           </w:p>
         </w:tc>
@@ -4653,7 +5174,7 @@
             </w:pPr>
             <w:r>
               <w:rPr>
-                <w:rFonts w:ascii="Microsoft YaHei" w:hAnsi="Microsoft YaHei" w:eastAsia="Microsoft YaHei" w:cs="Microsoft YaHei"/>
+                <w:rFonts w:ascii="微软雅黑" w:hAnsi="微软雅黑" w:eastAsia="微软雅黑" w:cs="微软雅黑"/>
                 <w:color w:val="000000"/>
                 <w:sz w:val="19"/>
                 <w:szCs w:val="19"/>
@@ -4695,12 +5216,12 @@
             </w:pPr>
             <w:r>
               <w:rPr>
-                <w:rFonts w:ascii="Microsoft YaHei" w:hAnsi="Microsoft YaHei" w:eastAsia="Microsoft YaHei" w:cs="Microsoft YaHei"/>
+                <w:rFonts w:ascii="微软雅黑" w:hAnsi="微软雅黑" w:eastAsia="微软雅黑" w:cs="微软雅黑"/>
                 <w:color w:val="000000"/>
                 <w:sz w:val="18"/>
                 <w:szCs w:val="18"/>
               </w:rPr>
-              <w:t xml:space="preserve">MiSans VF（原样保留）</w:t>
+              <w:t>MiSans VF（原样保留）</w:t>
             </w:r>
           </w:p>
           <w:p>
@@ -4715,7 +5236,7 @@
                 <w:sz w:val="16"/>
                 <w:szCs w:val="16"/>
               </w:rPr>
-              <w:t xml:space="preserve">MiSans VF (kept as-is)</w:t>
+              <w:t>MiSans VF (kept as-is)</w:t>
             </w:r>
           </w:p>
         </w:tc>
@@ -4737,7 +5258,7 @@
             </w:pPr>
             <w:r>
               <w:rPr>
-                <w:rFonts w:ascii="Microsoft YaHei" w:hAnsi="Microsoft YaHei" w:eastAsia="Microsoft YaHei" w:cs="Microsoft YaHei"/>
+                <w:rFonts w:ascii="微软雅黑" w:hAnsi="微软雅黑" w:eastAsia="微软雅黑" w:cs="微软雅黑"/>
                 <w:color w:val="000000"/>
                 <w:sz w:val="18"/>
                 <w:szCs w:val="18"/>
@@ -4757,12 +5278,28 @@
                 <w:sz w:val="16"/>
                 <w:szCs w:val="16"/>
               </w:rPr>
-              <w:t xml:space="preserve">Keeps original alignment</w:t>
+              <w:t>Keeps original alignment</w:t>
             </w:r>
           </w:p>
         </w:tc>
       </w:tr>
       <w:tr>
+        <w:tblPrEx>
+          <w:tblBorders>
+            <w:top w:val="single" w:color="BFBFBF" w:sz="4" w:space="0"/>
+            <w:left w:val="single" w:color="BFBFBF" w:sz="4" w:space="0"/>
+            <w:bottom w:val="single" w:color="BFBFBF" w:sz="4" w:space="0"/>
+            <w:right w:val="single" w:color="BFBFBF" w:sz="4" w:space="0"/>
+            <w:insideH w:val="single" w:color="BFBFBF" w:sz="4" w:space="0"/>
+            <w:insideV w:val="single" w:color="BFBFBF" w:sz="4" w:space="0"/>
+          </w:tblBorders>
+          <w:tblCellMar>
+            <w:top w:w="0" w:type="dxa"/>
+            <w:left w:w="0" w:type="dxa"/>
+            <w:bottom w:w="0" w:type="dxa"/>
+            <w:right w:w="0" w:type="dxa"/>
+          </w:tblCellMar>
+        </w:tblPrEx>
         <w:tc>
           <w:tcPr>
             <w:tcW w:w="2200" w:type="dxa"/>
@@ -4781,12 +5318,12 @@
             </w:pPr>
             <w:r>
               <w:rPr>
-                <w:rFonts w:ascii="Microsoft YaHei" w:hAnsi="Microsoft YaHei" w:eastAsia="Microsoft YaHei" w:cs="Microsoft YaHei"/>
+                <w:rFonts w:ascii="微软雅黑" w:hAnsi="微软雅黑" w:eastAsia="微软雅黑" w:cs="微软雅黑"/>
                 <w:color w:val="000000"/>
                 <w:sz w:val="18"/>
                 <w:szCs w:val="18"/>
               </w:rPr>
-              <w:t xml:space="preserve">法语 / 西班牙语 / 土耳其语</w:t>
+              <w:t>法语 / 西班牙语 / 土耳其语</w:t>
             </w:r>
           </w:p>
           <w:p>
@@ -4801,7 +5338,7 @@
                 <w:sz w:val="16"/>
                 <w:szCs w:val="16"/>
               </w:rPr>
-              <w:t xml:space="preserve">French / Spanish / Turkish</w:t>
+              <w:t>French / Spanish / Turkish</w:t>
             </w:r>
           </w:p>
         </w:tc>
@@ -4823,7 +5360,7 @@
             </w:pPr>
             <w:r>
               <w:rPr>
-                <w:rFonts w:ascii="Microsoft YaHei" w:hAnsi="Microsoft YaHei" w:eastAsia="Microsoft YaHei" w:cs="Microsoft YaHei"/>
+                <w:rFonts w:ascii="微软雅黑" w:hAnsi="微软雅黑" w:eastAsia="微软雅黑" w:cs="微软雅黑"/>
                 <w:color w:val="000000"/>
                 <w:sz w:val="19"/>
                 <w:szCs w:val="19"/>
@@ -4865,12 +5402,12 @@
             </w:pPr>
             <w:r>
               <w:rPr>
-                <w:rFonts w:ascii="Microsoft YaHei" w:hAnsi="Microsoft YaHei" w:eastAsia="Microsoft YaHei" w:cs="Microsoft YaHei"/>
+                <w:rFonts w:ascii="微软雅黑" w:hAnsi="微软雅黑" w:eastAsia="微软雅黑" w:cs="微软雅黑"/>
                 <w:color w:val="000000"/>
                 <w:sz w:val="18"/>
                 <w:szCs w:val="18"/>
               </w:rPr>
-              <w:t xml:space="preserve">MiSans VF（原样保留）</w:t>
+              <w:t>MiSans VF（原样保留）</w:t>
             </w:r>
           </w:p>
           <w:p>
@@ -4885,7 +5422,7 @@
                 <w:sz w:val="16"/>
                 <w:szCs w:val="16"/>
               </w:rPr>
-              <w:t xml:space="preserve">MiSans VF (kept as-is)</w:t>
+              <w:t>MiSans VF (kept as-is)</w:t>
             </w:r>
           </w:p>
         </w:tc>
@@ -4907,7 +5444,7 @@
             </w:pPr>
             <w:r>
               <w:rPr>
-                <w:rFonts w:ascii="Microsoft YaHei" w:hAnsi="Microsoft YaHei" w:eastAsia="Microsoft YaHei" w:cs="Microsoft YaHei"/>
+                <w:rFonts w:ascii="微软雅黑" w:hAnsi="微软雅黑" w:eastAsia="微软雅黑" w:cs="微软雅黑"/>
                 <w:color w:val="000000"/>
                 <w:sz w:val="18"/>
                 <w:szCs w:val="18"/>
@@ -4927,12 +5464,28 @@
                 <w:sz w:val="16"/>
                 <w:szCs w:val="16"/>
               </w:rPr>
-              <w:t xml:space="preserve">Keeps original alignment</w:t>
+              <w:t>Keeps original alignment</w:t>
             </w:r>
           </w:p>
         </w:tc>
       </w:tr>
       <w:tr>
+        <w:tblPrEx>
+          <w:tblBorders>
+            <w:top w:val="single" w:color="BFBFBF" w:sz="4" w:space="0"/>
+            <w:left w:val="single" w:color="BFBFBF" w:sz="4" w:space="0"/>
+            <w:bottom w:val="single" w:color="BFBFBF" w:sz="4" w:space="0"/>
+            <w:right w:val="single" w:color="BFBFBF" w:sz="4" w:space="0"/>
+            <w:insideH w:val="single" w:color="BFBFBF" w:sz="4" w:space="0"/>
+            <w:insideV w:val="single" w:color="BFBFBF" w:sz="4" w:space="0"/>
+          </w:tblBorders>
+          <w:tblCellMar>
+            <w:top w:w="0" w:type="dxa"/>
+            <w:left w:w="0" w:type="dxa"/>
+            <w:bottom w:w="0" w:type="dxa"/>
+            <w:right w:w="0" w:type="dxa"/>
+          </w:tblCellMar>
+        </w:tblPrEx>
         <w:tc>
           <w:tcPr>
             <w:tcW w:w="2200" w:type="dxa"/>
@@ -4951,12 +5504,12 @@
             </w:pPr>
             <w:r>
               <w:rPr>
-                <w:rFonts w:ascii="Microsoft YaHei" w:hAnsi="Microsoft YaHei" w:eastAsia="Microsoft YaHei" w:cs="Microsoft YaHei"/>
+                <w:rFonts w:ascii="微软雅黑" w:hAnsi="微软雅黑" w:eastAsia="微软雅黑" w:cs="微软雅黑"/>
                 <w:color w:val="000000"/>
                 <w:sz w:val="18"/>
                 <w:szCs w:val="18"/>
               </w:rPr>
-              <w:t xml:space="preserve">俄语 / 乌克兰语</w:t>
+              <w:t>俄语 / 乌克兰语</w:t>
             </w:r>
           </w:p>
           <w:p>
@@ -4971,7 +5524,7 @@
                 <w:sz w:val="16"/>
                 <w:szCs w:val="16"/>
               </w:rPr>
-              <w:t xml:space="preserve">Russian / Ukrainian</w:t>
+              <w:t>Russian / Ukrainian</w:t>
             </w:r>
           </w:p>
         </w:tc>
@@ -4993,7 +5546,7 @@
             </w:pPr>
             <w:r>
               <w:rPr>
-                <w:rFonts w:ascii="Microsoft YaHei" w:hAnsi="Microsoft YaHei" w:eastAsia="Microsoft YaHei" w:cs="Microsoft YaHei"/>
+                <w:rFonts w:ascii="微软雅黑" w:hAnsi="微软雅黑" w:eastAsia="微软雅黑" w:cs="微软雅黑"/>
                 <w:color w:val="000000"/>
                 <w:sz w:val="19"/>
                 <w:szCs w:val="19"/>
@@ -5035,12 +5588,12 @@
             </w:pPr>
             <w:r>
               <w:rPr>
-                <w:rFonts w:ascii="Microsoft YaHei" w:hAnsi="Microsoft YaHei" w:eastAsia="Microsoft YaHei" w:cs="Microsoft YaHei"/>
+                <w:rFonts w:ascii="微软雅黑" w:hAnsi="微软雅黑" w:eastAsia="微软雅黑" w:cs="微软雅黑"/>
                 <w:color w:val="000000"/>
                 <w:sz w:val="18"/>
                 <w:szCs w:val="18"/>
               </w:rPr>
-              <w:t xml:space="preserve">MiSans VF（含西里尔字形）</w:t>
+              <w:t>MiSans VF（含西里尔字形）</w:t>
             </w:r>
           </w:p>
           <w:p>
@@ -5055,7 +5608,7 @@
                 <w:sz w:val="16"/>
                 <w:szCs w:val="16"/>
               </w:rPr>
-              <w:t xml:space="preserve">MiSans VF (has Cyrillic)</w:t>
+              <w:t>MiSans VF (has Cyrillic)</w:t>
             </w:r>
           </w:p>
         </w:tc>
@@ -5077,7 +5630,7 @@
             </w:pPr>
             <w:r>
               <w:rPr>
-                <w:rFonts w:ascii="Microsoft YaHei" w:hAnsi="Microsoft YaHei" w:eastAsia="Microsoft YaHei" w:cs="Microsoft YaHei"/>
+                <w:rFonts w:ascii="微软雅黑" w:hAnsi="微软雅黑" w:eastAsia="微软雅黑" w:cs="微软雅黑"/>
                 <w:color w:val="000000"/>
                 <w:sz w:val="18"/>
                 <w:szCs w:val="18"/>
@@ -5097,12 +5650,28 @@
                 <w:sz w:val="16"/>
                 <w:szCs w:val="16"/>
               </w:rPr>
-              <w:t xml:space="preserve">Keeps original alignment</w:t>
+              <w:t>Keeps original alignment</w:t>
             </w:r>
           </w:p>
         </w:tc>
       </w:tr>
       <w:tr>
+        <w:tblPrEx>
+          <w:tblBorders>
+            <w:top w:val="single" w:color="BFBFBF" w:sz="4" w:space="0"/>
+            <w:left w:val="single" w:color="BFBFBF" w:sz="4" w:space="0"/>
+            <w:bottom w:val="single" w:color="BFBFBF" w:sz="4" w:space="0"/>
+            <w:right w:val="single" w:color="BFBFBF" w:sz="4" w:space="0"/>
+            <w:insideH w:val="single" w:color="BFBFBF" w:sz="4" w:space="0"/>
+            <w:insideV w:val="single" w:color="BFBFBF" w:sz="4" w:space="0"/>
+          </w:tblBorders>
+          <w:tblCellMar>
+            <w:top w:w="0" w:type="dxa"/>
+            <w:left w:w="0" w:type="dxa"/>
+            <w:bottom w:w="0" w:type="dxa"/>
+            <w:right w:w="0" w:type="dxa"/>
+          </w:tblCellMar>
+        </w:tblPrEx>
         <w:tc>
           <w:tcPr>
             <w:tcW w:w="2200" w:type="dxa"/>
@@ -5121,12 +5690,12 @@
             </w:pPr>
             <w:r>
               <w:rPr>
-                <w:rFonts w:ascii="Microsoft YaHei" w:hAnsi="Microsoft YaHei" w:eastAsia="Microsoft YaHei" w:cs="Microsoft YaHei"/>
+                <w:rFonts w:ascii="微软雅黑" w:hAnsi="微软雅黑" w:eastAsia="微软雅黑" w:cs="微软雅黑"/>
                 <w:color w:val="000000"/>
                 <w:sz w:val="18"/>
                 <w:szCs w:val="18"/>
               </w:rPr>
-              <w:t xml:space="preserve">中文 / 日文 / 韩文</w:t>
+              <w:t>中文 / 日文 / 韩文</w:t>
             </w:r>
           </w:p>
           <w:p>
@@ -5141,7 +5710,7 @@
                 <w:sz w:val="16"/>
                 <w:szCs w:val="16"/>
               </w:rPr>
-              <w:t xml:space="preserve">Chinese / Japanese / Korean</w:t>
+              <w:t>Chinese / Japanese / Korean</w:t>
             </w:r>
           </w:p>
         </w:tc>
@@ -5163,7 +5732,7 @@
             </w:pPr>
             <w:r>
               <w:rPr>
-                <w:rFonts w:ascii="Microsoft YaHei" w:hAnsi="Microsoft YaHei" w:eastAsia="Microsoft YaHei" w:cs="Microsoft YaHei"/>
+                <w:rFonts w:ascii="微软雅黑" w:hAnsi="微软雅黑" w:eastAsia="微软雅黑" w:cs="微软雅黑"/>
                 <w:color w:val="000000"/>
                 <w:sz w:val="19"/>
                 <w:szCs w:val="19"/>
@@ -5205,12 +5774,12 @@
             </w:pPr>
             <w:r>
               <w:rPr>
-                <w:rFonts w:ascii="Microsoft YaHei" w:hAnsi="Microsoft YaHei" w:eastAsia="Microsoft YaHei" w:cs="Microsoft YaHei"/>
+                <w:rFonts w:ascii="微软雅黑" w:hAnsi="微软雅黑" w:eastAsia="微软雅黑" w:cs="微软雅黑"/>
                 <w:color w:val="000000"/>
                 <w:sz w:val="18"/>
                 <w:szCs w:val="18"/>
               </w:rPr>
-              <w:t xml:space="preserve">MiSans VF（含 CJK 字形）</w:t>
+              <w:t>MiSans VF（含 CJK 字形）</w:t>
             </w:r>
           </w:p>
           <w:p>
@@ -5225,7 +5794,7 @@
                 <w:sz w:val="16"/>
                 <w:szCs w:val="16"/>
               </w:rPr>
-              <w:t xml:space="preserve">MiSans VF (has CJK)</w:t>
+              <w:t>MiSans VF (has CJK)</w:t>
             </w:r>
           </w:p>
         </w:tc>
@@ -5247,7 +5816,7 @@
             </w:pPr>
             <w:r>
               <w:rPr>
-                <w:rFonts w:ascii="Microsoft YaHei" w:hAnsi="Microsoft YaHei" w:eastAsia="Microsoft YaHei" w:cs="Microsoft YaHei"/>
+                <w:rFonts w:ascii="微软雅黑" w:hAnsi="微软雅黑" w:eastAsia="微软雅黑" w:cs="微软雅黑"/>
                 <w:color w:val="000000"/>
                 <w:sz w:val="18"/>
                 <w:szCs w:val="18"/>
@@ -5267,12 +5836,28 @@
                 <w:sz w:val="16"/>
                 <w:szCs w:val="16"/>
               </w:rPr>
-              <w:t xml:space="preserve">Keeps original alignment</w:t>
+              <w:t>Keeps original alignment</w:t>
             </w:r>
           </w:p>
         </w:tc>
       </w:tr>
       <w:tr>
+        <w:tblPrEx>
+          <w:tblBorders>
+            <w:top w:val="single" w:color="BFBFBF" w:sz="4" w:space="0"/>
+            <w:left w:val="single" w:color="BFBFBF" w:sz="4" w:space="0"/>
+            <w:bottom w:val="single" w:color="BFBFBF" w:sz="4" w:space="0"/>
+            <w:right w:val="single" w:color="BFBFBF" w:sz="4" w:space="0"/>
+            <w:insideH w:val="single" w:color="BFBFBF" w:sz="4" w:space="0"/>
+            <w:insideV w:val="single" w:color="BFBFBF" w:sz="4" w:space="0"/>
+          </w:tblBorders>
+          <w:tblCellMar>
+            <w:top w:w="0" w:type="dxa"/>
+            <w:left w:w="0" w:type="dxa"/>
+            <w:bottom w:w="0" w:type="dxa"/>
+            <w:right w:w="0" w:type="dxa"/>
+          </w:tblCellMar>
+        </w:tblPrEx>
         <w:tc>
           <w:tcPr>
             <w:tcW w:w="2200" w:type="dxa"/>
@@ -5291,12 +5876,12 @@
             </w:pPr>
             <w:r>
               <w:rPr>
-                <w:rFonts w:ascii="Microsoft YaHei" w:hAnsi="Microsoft YaHei" w:eastAsia="Microsoft YaHei" w:cs="Microsoft YaHei"/>
+                <w:rFonts w:ascii="微软雅黑" w:hAnsi="微软雅黑" w:eastAsia="微软雅黑" w:cs="微软雅黑"/>
                 <w:color w:val="000000"/>
                 <w:sz w:val="18"/>
                 <w:szCs w:val="18"/>
               </w:rPr>
-              <w:t xml:space="preserve">阿拉伯语 / 希伯来语 / 波斯语</w:t>
+              <w:t>阿拉伯语 / 希伯来语 / 波斯语</w:t>
             </w:r>
           </w:p>
           <w:p>
@@ -5311,7 +5896,7 @@
                 <w:sz w:val="16"/>
                 <w:szCs w:val="16"/>
               </w:rPr>
-              <w:t xml:space="preserve">Arabic / Hebrew / Persian</w:t>
+              <w:t>Arabic / Hebrew / Persian</w:t>
             </w:r>
           </w:p>
         </w:tc>
@@ -5333,7 +5918,7 @@
             </w:pPr>
             <w:r>
               <w:rPr>
-                <w:rFonts w:ascii="Microsoft YaHei" w:hAnsi="Microsoft YaHei" w:eastAsia="Microsoft YaHei" w:cs="Microsoft YaHei"/>
+                <w:rFonts w:ascii="微软雅黑" w:hAnsi="微软雅黑" w:eastAsia="微软雅黑" w:cs="微软雅黑"/>
                 <w:color w:val="000000"/>
                 <w:sz w:val="18"/>
                 <w:szCs w:val="18"/>
@@ -5353,7 +5938,7 @@
                 <w:sz w:val="16"/>
                 <w:szCs w:val="16"/>
               </w:rPr>
-              <w:t xml:space="preserve">RTL (right-to-left)</w:t>
+              <w:t>RTL (right-to-left)</w:t>
             </w:r>
           </w:p>
         </w:tc>
@@ -5375,12 +5960,12 @@
             </w:pPr>
             <w:r>
               <w:rPr>
-                <w:rFonts w:ascii="Microsoft YaHei" w:hAnsi="Microsoft YaHei" w:eastAsia="Microsoft YaHei" w:cs="Microsoft YaHei"/>
+                <w:rFonts w:ascii="微软雅黑" w:hAnsi="微软雅黑" w:eastAsia="微软雅黑" w:cs="微软雅黑"/>
                 <w:color w:val="000000"/>
                 <w:sz w:val="18"/>
                 <w:szCs w:val="18"/>
               </w:rPr>
-              <w:t xml:space="preserve">Noto Sans Arabic（Figma 内置）</w:t>
+              <w:t>Noto Sans Arabic（Figma 内置）</w:t>
             </w:r>
           </w:p>
           <w:p>
@@ -5395,7 +5980,7 @@
                 <w:sz w:val="16"/>
                 <w:szCs w:val="16"/>
               </w:rPr>
-              <w:t xml:space="preserve">Noto Sans Arabic (built into Figma)</w:t>
+              <w:t>Noto Sans Arabic (built into Figma)</w:t>
             </w:r>
           </w:p>
         </w:tc>
@@ -5417,12 +6002,12 @@
             </w:pPr>
             <w:r>
               <w:rPr>
-                <w:rFonts w:ascii="Microsoft YaHei" w:hAnsi="Microsoft YaHei" w:eastAsia="Microsoft YaHei" w:cs="Microsoft YaHei"/>
+                <w:rFonts w:ascii="微软雅黑" w:hAnsi="微软雅黑" w:eastAsia="微软雅黑" w:cs="微软雅黑"/>
                 <w:color w:val="000000"/>
                 <w:sz w:val="18"/>
                 <w:szCs w:val="18"/>
               </w:rPr>
-              <w:t xml:space="preserve">LEFT ↔ RIGHT 翻转；CENTER 不变</w:t>
+              <w:t>LEFT ↔ RIGHT 翻转；CENTER 不变</w:t>
             </w:r>
           </w:p>
           <w:p>
@@ -5437,7 +6022,7 @@
                 <w:sz w:val="16"/>
                 <w:szCs w:val="16"/>
               </w:rPr>
-              <w:t xml:space="preserve">LEFT ↔ RIGHT flipped; CENTER unchanged</w:t>
+              <w:t>LEFT ↔ RIGHT flipped; CENTER unchanged</w:t>
             </w:r>
           </w:p>
         </w:tc>
@@ -5450,22 +6035,22 @@
     </w:p>
     <w:p>
       <w:pPr>
-        <w:pStyle w:val="Heading1"/>
+        <w:pStyle w:val="2"/>
         <w:spacing w:before="120" w:after="180" w:line="276" w:lineRule="auto"/>
       </w:pPr>
       <w:r>
         <w:rPr>
-          <w:rFonts w:ascii="Microsoft YaHei" w:hAnsi="Microsoft YaHei" w:eastAsia="Microsoft YaHei" w:cs="Microsoft YaHei"/>
+          <w:rFonts w:ascii="微软雅黑" w:hAnsi="微软雅黑" w:eastAsia="微软雅黑" w:cs="微软雅黑"/>
           <w:b/>
           <w:color w:val="1F3864"/>
           <w:sz w:val="30"/>
           <w:szCs w:val="30"/>
         </w:rPr>
-        <w:t xml:space="preserve">四-B、兼容哪些 AI Agent</w:t>
-      </w:r>
-      <w:r>
-        <w:rPr>
-          <w:rFonts w:ascii="Microsoft YaHei" w:hAnsi="Microsoft YaHei" w:eastAsia="Microsoft YaHei" w:cs="Microsoft YaHei"/>
+        <w:t>四-B、兼容哪些 AI Agent</w:t>
+      </w:r>
+      <w:r>
+        <w:rPr>
+          <w:rFonts w:ascii="微软雅黑" w:hAnsi="微软雅黑" w:eastAsia="微软雅黑" w:cs="微软雅黑"/>
           <w:sz w:val="30"/>
           <w:szCs w:val="30"/>
         </w:rPr>
@@ -5479,7 +6064,7 @@
           <w:sz w:val="25"/>
           <w:szCs w:val="25"/>
         </w:rPr>
-        <w:t xml:space="preserve">4-B. Compatible AI Agents</w:t>
+        <w:t>4-B. Compatible AI Agents</w:t>
       </w:r>
     </w:p>
     <w:p>
@@ -5488,12 +6073,23 @@
       </w:pPr>
       <w:r>
         <w:rPr>
-          <w:rFonts w:ascii="Microsoft YaHei" w:hAnsi="Microsoft YaHei" w:eastAsia="Microsoft YaHei" w:cs="Microsoft YaHei"/>
+          <w:rFonts w:ascii="微软雅黑" w:hAnsi="微软雅黑" w:eastAsia="微软雅黑" w:cs="微软雅黑"/>
           <w:color w:val="000000"/>
           <w:sz w:val="21"/>
           <w:szCs w:val="21"/>
         </w:rPr>
-        <w:t xml:space="preserve">本 Skill 的核心是一座 MCP（Model Context Protocol）stdio 服务端——MCP 是 Anthropic 开源的通用协议标准，不绑定 WorkBuddy。任何支持 MCP 的 Agent 都能接入，配置方式一样：在 Agent 的 MCP 配置里注册 figma-write 服务端即可。</w:t>
+        <w:t>本 Skill 的核心是一座 MCP（Model Context Protocol）stdio 服务端——MCP 是 Anthropic 开源的通用协议标准</w:t>
+      </w:r>
+      <w:bookmarkStart w:id="0" w:name="_GoBack"/>
+      <w:bookmarkEnd w:id="0"/>
+      <w:r>
+        <w:rPr>
+          <w:rFonts w:ascii="微软雅黑" w:hAnsi="微软雅黑" w:eastAsia="微软雅黑" w:cs="微软雅黑"/>
+          <w:color w:val="000000"/>
+          <w:sz w:val="21"/>
+          <w:szCs w:val="21"/>
+        </w:rPr>
+        <w:t>。任何支持 MCP 的 Agent 都能接入，配置方式一样：在 Agent 的 MCP 配置里注册 figma-write 服务端即可。</w:t>
       </w:r>
     </w:p>
     <w:p>
@@ -5507,20 +6103,23 @@
           <w:sz w:val="19"/>
           <w:szCs w:val="19"/>
         </w:rPr>
-        <w:t xml:space="preserve">The bridge is a standard MCP (Model Context Protocol) stdio server — MCP is an open standard created by Anthropic, not tied to WorkBuddy. Any agent that supports MCP can connect; the setup is identical: register `figma-write` in the agent's MCP config.</w:t>
+        <w:t>The bridge is a standard MCP (Model Context Protocol) stdio server — MCP is an open standard created by Anthropic, not tied to WorkBuddy. Any agent that supports MCP can connect; the setup is identical: register `figma-write` in the agent's MCP config.</w:t>
       </w:r>
     </w:p>
     <w:tbl>
       <w:tblPr>
+        <w:tblStyle w:val="5"/>
         <w:tblW w:w="9638" w:type="dxa"/>
+        <w:tblInd w:w="0" w:type="dxa"/>
         <w:tblBorders>
-          <w:top w:val="single" w:sz="4" w:space="0" w:color="BFBFBF"/>
-          <w:left w:val="single" w:sz="4" w:space="0" w:color="BFBFBF"/>
-          <w:bottom w:val="single" w:sz="4" w:space="0" w:color="BFBFBF"/>
-          <w:right w:val="single" w:sz="4" w:space="0" w:color="BFBFBF"/>
-          <w:insideH w:val="single" w:sz="4" w:space="0" w:color="BFBFBF"/>
-          <w:insideV w:val="single" w:sz="4" w:space="0" w:color="BFBFBF"/>
+          <w:top w:val="single" w:color="BFBFBF" w:sz="4" w:space="0"/>
+          <w:left w:val="single" w:color="BFBFBF" w:sz="4" w:space="0"/>
+          <w:bottom w:val="single" w:color="BFBFBF" w:sz="4" w:space="0"/>
+          <w:right w:val="single" w:color="BFBFBF" w:sz="4" w:space="0"/>
+          <w:insideH w:val="single" w:color="BFBFBF" w:sz="4" w:space="0"/>
+          <w:insideV w:val="single" w:color="BFBFBF" w:sz="4" w:space="0"/>
         </w:tblBorders>
+        <w:tblLayout w:type="autofit"/>
         <w:tblCellMar>
           <w:top w:w="0" w:type="dxa"/>
           <w:left w:w="0" w:type="dxa"/>
@@ -5534,6 +6133,22 @@
         <w:gridCol w:w="5838"/>
       </w:tblGrid>
       <w:tr>
+        <w:tblPrEx>
+          <w:tblBorders>
+            <w:top w:val="single" w:color="BFBFBF" w:sz="4" w:space="0"/>
+            <w:left w:val="single" w:color="BFBFBF" w:sz="4" w:space="0"/>
+            <w:bottom w:val="single" w:color="BFBFBF" w:sz="4" w:space="0"/>
+            <w:right w:val="single" w:color="BFBFBF" w:sz="4" w:space="0"/>
+            <w:insideH w:val="single" w:color="BFBFBF" w:sz="4" w:space="0"/>
+            <w:insideV w:val="single" w:color="BFBFBF" w:sz="4" w:space="0"/>
+          </w:tblBorders>
+          <w:tblCellMar>
+            <w:top w:w="0" w:type="dxa"/>
+            <w:left w:w="0" w:type="dxa"/>
+            <w:bottom w:w="0" w:type="dxa"/>
+            <w:right w:w="0" w:type="dxa"/>
+          </w:tblCellMar>
+        </w:tblPrEx>
         <w:trPr>
           <w:tblHeader/>
         </w:trPr>
@@ -5556,7 +6171,7 @@
             </w:pPr>
             <w:r>
               <w:rPr>
-                <w:rFonts w:ascii="Microsoft YaHei" w:hAnsi="Microsoft YaHei" w:eastAsia="Microsoft YaHei" w:cs="Microsoft YaHei"/>
+                <w:rFonts w:ascii="微软雅黑" w:hAnsi="微软雅黑" w:eastAsia="微软雅黑" w:cs="微软雅黑"/>
                 <w:b/>
                 <w:color w:val="000000"/>
                 <w:sz w:val="20"/>
@@ -5600,13 +6215,13 @@
             </w:pPr>
             <w:r>
               <w:rPr>
-                <w:rFonts w:ascii="Microsoft YaHei" w:hAnsi="Microsoft YaHei" w:eastAsia="Microsoft YaHei" w:cs="Microsoft YaHei"/>
+                <w:rFonts w:ascii="微软雅黑" w:hAnsi="微软雅黑" w:eastAsia="微软雅黑" w:cs="微软雅黑"/>
                 <w:b/>
                 <w:color w:val="000000"/>
                 <w:sz w:val="20"/>
                 <w:szCs w:val="20"/>
               </w:rPr>
-              <w:t xml:space="preserve">支持 MCP</w:t>
+              <w:t>支持 MCP</w:t>
             </w:r>
           </w:p>
           <w:p>
@@ -5621,7 +6236,7 @@
                 <w:sz w:val="17"/>
                 <w:szCs w:val="17"/>
               </w:rPr>
-              <w:t xml:space="preserve">MCP support</w:t>
+              <w:t>MCP support</w:t>
             </w:r>
           </w:p>
         </w:tc>
@@ -5644,7 +6259,7 @@
             </w:pPr>
             <w:r>
               <w:rPr>
-                <w:rFonts w:ascii="Microsoft YaHei" w:hAnsi="Microsoft YaHei" w:eastAsia="Microsoft YaHei" w:cs="Microsoft YaHei"/>
+                <w:rFonts w:ascii="微软雅黑" w:hAnsi="微软雅黑" w:eastAsia="微软雅黑" w:cs="微软雅黑"/>
                 <w:b/>
                 <w:color w:val="000000"/>
                 <w:sz w:val="20"/>
@@ -5665,12 +6280,28 @@
                 <w:sz w:val="17"/>
                 <w:szCs w:val="17"/>
               </w:rPr>
-              <w:t xml:space="preserve">Config location</w:t>
+              <w:t>Config location</w:t>
             </w:r>
           </w:p>
         </w:tc>
       </w:tr>
       <w:tr>
+        <w:tblPrEx>
+          <w:tblBorders>
+            <w:top w:val="single" w:color="BFBFBF" w:sz="4" w:space="0"/>
+            <w:left w:val="single" w:color="BFBFBF" w:sz="4" w:space="0"/>
+            <w:bottom w:val="single" w:color="BFBFBF" w:sz="4" w:space="0"/>
+            <w:right w:val="single" w:color="BFBFBF" w:sz="4" w:space="0"/>
+            <w:insideH w:val="single" w:color="BFBFBF" w:sz="4" w:space="0"/>
+            <w:insideV w:val="single" w:color="BFBFBF" w:sz="4" w:space="0"/>
+          </w:tblBorders>
+          <w:tblCellMar>
+            <w:top w:w="0" w:type="dxa"/>
+            <w:left w:w="0" w:type="dxa"/>
+            <w:bottom w:w="0" w:type="dxa"/>
+            <w:right w:w="0" w:type="dxa"/>
+          </w:tblCellMar>
+        </w:tblPrEx>
         <w:tc>
           <w:tcPr>
             <w:tcW w:w="2200" w:type="dxa"/>
@@ -5688,7 +6319,7 @@
             </w:pPr>
             <w:r>
               <w:rPr>
-                <w:rFonts w:ascii="Microsoft YaHei" w:hAnsi="Microsoft YaHei" w:eastAsia="Microsoft YaHei" w:cs="Microsoft YaHei"/>
+                <w:rFonts w:ascii="微软雅黑" w:hAnsi="微软雅黑" w:eastAsia="微软雅黑" w:cs="微软雅黑"/>
                 <w:b/>
                 <w:color w:val="000000"/>
                 <w:sz w:val="18"/>
@@ -5730,12 +6361,12 @@
             </w:pPr>
             <w:r>
               <w:rPr>
-                <w:rFonts w:ascii="Microsoft YaHei" w:hAnsi="Microsoft YaHei" w:eastAsia="Microsoft YaHei" w:cs="Microsoft YaHei"/>
+                <w:rFonts w:ascii="微软雅黑" w:hAnsi="微软雅黑" w:eastAsia="微软雅黑" w:cs="微软雅黑"/>
                 <w:color w:val="000000"/>
                 <w:sz w:val="18"/>
                 <w:szCs w:val="18"/>
               </w:rPr>
-              <w:t xml:space="preserve">✅ 原生</w:t>
+              <w:t>✅ 原生</w:t>
             </w:r>
           </w:p>
           <w:p>
@@ -5750,7 +6381,7 @@
                 <w:sz w:val="16"/>
                 <w:szCs w:val="16"/>
               </w:rPr>
-              <w:t xml:space="preserve">✅ native</w:t>
+              <w:t>✅ native</w:t>
             </w:r>
           </w:p>
         </w:tc>
@@ -5796,6 +6427,22 @@
         </w:tc>
       </w:tr>
       <w:tr>
+        <w:tblPrEx>
+          <w:tblBorders>
+            <w:top w:val="single" w:color="BFBFBF" w:sz="4" w:space="0"/>
+            <w:left w:val="single" w:color="BFBFBF" w:sz="4" w:space="0"/>
+            <w:bottom w:val="single" w:color="BFBFBF" w:sz="4" w:space="0"/>
+            <w:right w:val="single" w:color="BFBFBF" w:sz="4" w:space="0"/>
+            <w:insideH w:val="single" w:color="BFBFBF" w:sz="4" w:space="0"/>
+            <w:insideV w:val="single" w:color="BFBFBF" w:sz="4" w:space="0"/>
+          </w:tblBorders>
+          <w:tblCellMar>
+            <w:top w:w="0" w:type="dxa"/>
+            <w:left w:w="0" w:type="dxa"/>
+            <w:bottom w:w="0" w:type="dxa"/>
+            <w:right w:w="0" w:type="dxa"/>
+          </w:tblCellMar>
+        </w:tblPrEx>
         <w:tc>
           <w:tcPr>
             <w:tcW w:w="2200" w:type="dxa"/>
@@ -5813,13 +6460,13 @@
             </w:pPr>
             <w:r>
               <w:rPr>
-                <w:rFonts w:ascii="Microsoft YaHei" w:hAnsi="Microsoft YaHei" w:eastAsia="Microsoft YaHei" w:cs="Microsoft YaHei"/>
+                <w:rFonts w:ascii="微软雅黑" w:hAnsi="微软雅黑" w:eastAsia="微软雅黑" w:cs="微软雅黑"/>
                 <w:b/>
                 <w:color w:val="000000"/>
                 <w:sz w:val="18"/>
                 <w:szCs w:val="18"/>
               </w:rPr>
-              <w:t xml:space="preserve">Claude Desktop</w:t>
+              <w:t>Claude Desktop</w:t>
             </w:r>
           </w:p>
           <w:p>
@@ -5833,7 +6480,7 @@
                 <w:sz w:val="16"/>
                 <w:szCs w:val="16"/>
               </w:rPr>
-              <w:t xml:space="preserve">Claude Desktop</w:t>
+              <w:t>Claude Desktop</w:t>
             </w:r>
           </w:p>
         </w:tc>
@@ -5855,12 +6502,12 @@
             </w:pPr>
             <w:r>
               <w:rPr>
-                <w:rFonts w:ascii="Microsoft YaHei" w:hAnsi="Microsoft YaHei" w:eastAsia="Microsoft YaHei" w:cs="Microsoft YaHei"/>
+                <w:rFonts w:ascii="微软雅黑" w:hAnsi="微软雅黑" w:eastAsia="微软雅黑" w:cs="微软雅黑"/>
                 <w:color w:val="000000"/>
                 <w:sz w:val="18"/>
                 <w:szCs w:val="18"/>
               </w:rPr>
-              <w:t xml:space="preserve">✅ 原生（MCP 创建者）</w:t>
+              <w:t>✅ 原生（MCP 创建者）</w:t>
             </w:r>
           </w:p>
           <w:p>
@@ -5875,7 +6522,7 @@
                 <w:sz w:val="16"/>
                 <w:szCs w:val="16"/>
               </w:rPr>
-              <w:t xml:space="preserve">✅ native (MCP creator)</w:t>
+              <w:t>✅ native (MCP creator)</w:t>
             </w:r>
           </w:p>
         </w:tc>
@@ -5921,6 +6568,22 @@
         </w:tc>
       </w:tr>
       <w:tr>
+        <w:tblPrEx>
+          <w:tblBorders>
+            <w:top w:val="single" w:color="BFBFBF" w:sz="4" w:space="0"/>
+            <w:left w:val="single" w:color="BFBFBF" w:sz="4" w:space="0"/>
+            <w:bottom w:val="single" w:color="BFBFBF" w:sz="4" w:space="0"/>
+            <w:right w:val="single" w:color="BFBFBF" w:sz="4" w:space="0"/>
+            <w:insideH w:val="single" w:color="BFBFBF" w:sz="4" w:space="0"/>
+            <w:insideV w:val="single" w:color="BFBFBF" w:sz="4" w:space="0"/>
+          </w:tblBorders>
+          <w:tblCellMar>
+            <w:top w:w="0" w:type="dxa"/>
+            <w:left w:w="0" w:type="dxa"/>
+            <w:bottom w:w="0" w:type="dxa"/>
+            <w:right w:w="0" w:type="dxa"/>
+          </w:tblCellMar>
+        </w:tblPrEx>
         <w:tc>
           <w:tcPr>
             <w:tcW w:w="2200" w:type="dxa"/>
@@ -5938,7 +6601,7 @@
             </w:pPr>
             <w:r>
               <w:rPr>
-                <w:rFonts w:ascii="Microsoft YaHei" w:hAnsi="Microsoft YaHei" w:eastAsia="Microsoft YaHei" w:cs="Microsoft YaHei"/>
+                <w:rFonts w:ascii="微软雅黑" w:hAnsi="微软雅黑" w:eastAsia="微软雅黑" w:cs="微软雅黑"/>
                 <w:b/>
                 <w:color w:val="000000"/>
                 <w:sz w:val="18"/>
@@ -5980,7 +6643,7 @@
             </w:pPr>
             <w:r>
               <w:rPr>
-                <w:rFonts w:ascii="Microsoft YaHei" w:hAnsi="Microsoft YaHei" w:eastAsia="Microsoft YaHei" w:cs="Microsoft YaHei"/>
+                <w:rFonts w:ascii="微软雅黑" w:hAnsi="微软雅黑" w:eastAsia="微软雅黑" w:cs="微软雅黑"/>
                 <w:color w:val="000000"/>
                 <w:sz w:val="18"/>
                 <w:szCs w:val="18"/>
@@ -6021,12 +6684,12 @@
             </w:pPr>
             <w:r>
               <w:rPr>
-                <w:rFonts w:ascii="Microsoft YaHei" w:hAnsi="Microsoft YaHei" w:eastAsia="Microsoft YaHei" w:cs="Microsoft YaHei"/>
+                <w:rFonts w:ascii="微软雅黑" w:hAnsi="微软雅黑" w:eastAsia="微软雅黑" w:cs="微软雅黑"/>
                 <w:color w:val="000000"/>
                 <w:sz w:val="18"/>
                 <w:szCs w:val="18"/>
               </w:rPr>
-              <w:t xml:space="preserve">Cursor Settings → MCP</w:t>
+              <w:t>Cursor Settings → MCP</w:t>
             </w:r>
           </w:p>
           <w:p>
@@ -6040,12 +6703,28 @@
                 <w:sz w:val="16"/>
                 <w:szCs w:val="16"/>
               </w:rPr>
-              <w:t xml:space="preserve">Cursor Settings → MCP</w:t>
+              <w:t>Cursor Settings → MCP</w:t>
             </w:r>
           </w:p>
         </w:tc>
       </w:tr>
       <w:tr>
+        <w:tblPrEx>
+          <w:tblBorders>
+            <w:top w:val="single" w:color="BFBFBF" w:sz="4" w:space="0"/>
+            <w:left w:val="single" w:color="BFBFBF" w:sz="4" w:space="0"/>
+            <w:bottom w:val="single" w:color="BFBFBF" w:sz="4" w:space="0"/>
+            <w:right w:val="single" w:color="BFBFBF" w:sz="4" w:space="0"/>
+            <w:insideH w:val="single" w:color="BFBFBF" w:sz="4" w:space="0"/>
+            <w:insideV w:val="single" w:color="BFBFBF" w:sz="4" w:space="0"/>
+          </w:tblBorders>
+          <w:tblCellMar>
+            <w:top w:w="0" w:type="dxa"/>
+            <w:left w:w="0" w:type="dxa"/>
+            <w:bottom w:w="0" w:type="dxa"/>
+            <w:right w:w="0" w:type="dxa"/>
+          </w:tblCellMar>
+        </w:tblPrEx>
         <w:tc>
           <w:tcPr>
             <w:tcW w:w="2200" w:type="dxa"/>
@@ -6063,13 +6742,13 @@
             </w:pPr>
             <w:r>
               <w:rPr>
-                <w:rFonts w:ascii="Microsoft YaHei" w:hAnsi="Microsoft YaHei" w:eastAsia="Microsoft YaHei" w:cs="Microsoft YaHei"/>
+                <w:rFonts w:ascii="微软雅黑" w:hAnsi="微软雅黑" w:eastAsia="微软雅黑" w:cs="微软雅黑"/>
                 <w:b/>
                 <w:color w:val="000000"/>
                 <w:sz w:val="18"/>
                 <w:szCs w:val="18"/>
               </w:rPr>
-              <w:t xml:space="preserve">Codex CLI (OpenAI)</w:t>
+              <w:t>Codex CLI (OpenAI)</w:t>
             </w:r>
           </w:p>
           <w:p>
@@ -6083,7 +6762,7 @@
                 <w:sz w:val="16"/>
                 <w:szCs w:val="16"/>
               </w:rPr>
-              <w:t xml:space="preserve">Codex CLI (OpenAI)</w:t>
+              <w:t>Codex CLI (OpenAI)</w:t>
             </w:r>
           </w:p>
         </w:tc>
@@ -6105,7 +6784,7 @@
             </w:pPr>
             <w:r>
               <w:rPr>
-                <w:rFonts w:ascii="Microsoft YaHei" w:hAnsi="Microsoft YaHei" w:eastAsia="Microsoft YaHei" w:cs="Microsoft YaHei"/>
+                <w:rFonts w:ascii="微软雅黑" w:hAnsi="微软雅黑" w:eastAsia="微软雅黑" w:cs="微软雅黑"/>
                 <w:color w:val="000000"/>
                 <w:sz w:val="18"/>
                 <w:szCs w:val="18"/>
@@ -6151,7 +6830,7 @@
                 <w:sz w:val="18"/>
                 <w:szCs w:val="18"/>
               </w:rPr>
-              <w:t xml:space="preserve">~/.codex/config.json → mcpServers</w:t>
+              <w:t>~/.codex/config.json → mcpServers</w:t>
             </w:r>
           </w:p>
           <w:p>
@@ -6165,12 +6844,28 @@
                 <w:sz w:val="16"/>
                 <w:szCs w:val="16"/>
               </w:rPr>
-              <w:t xml:space="preserve">~/.codex/config.json → mcpServers</w:t>
+              <w:t>~/.codex/config.json → mcpServers</w:t>
             </w:r>
           </w:p>
         </w:tc>
       </w:tr>
       <w:tr>
+        <w:tblPrEx>
+          <w:tblBorders>
+            <w:top w:val="single" w:color="BFBFBF" w:sz="4" w:space="0"/>
+            <w:left w:val="single" w:color="BFBFBF" w:sz="4" w:space="0"/>
+            <w:bottom w:val="single" w:color="BFBFBF" w:sz="4" w:space="0"/>
+            <w:right w:val="single" w:color="BFBFBF" w:sz="4" w:space="0"/>
+            <w:insideH w:val="single" w:color="BFBFBF" w:sz="4" w:space="0"/>
+            <w:insideV w:val="single" w:color="BFBFBF" w:sz="4" w:space="0"/>
+          </w:tblBorders>
+          <w:tblCellMar>
+            <w:top w:w="0" w:type="dxa"/>
+            <w:left w:w="0" w:type="dxa"/>
+            <w:bottom w:w="0" w:type="dxa"/>
+            <w:right w:w="0" w:type="dxa"/>
+          </w:tblCellMar>
+        </w:tblPrEx>
         <w:tc>
           <w:tcPr>
             <w:tcW w:w="2200" w:type="dxa"/>
@@ -6188,7 +6883,7 @@
             </w:pPr>
             <w:r>
               <w:rPr>
-                <w:rFonts w:ascii="Microsoft YaHei" w:hAnsi="Microsoft YaHei" w:eastAsia="Microsoft YaHei" w:cs="Microsoft YaHei"/>
+                <w:rFonts w:ascii="微软雅黑" w:hAnsi="微软雅黑" w:eastAsia="微软雅黑" w:cs="微软雅黑"/>
                 <w:b/>
                 <w:color w:val="000000"/>
                 <w:sz w:val="18"/>
@@ -6230,7 +6925,7 @@
             </w:pPr>
             <w:r>
               <w:rPr>
-                <w:rFonts w:ascii="Microsoft YaHei" w:hAnsi="Microsoft YaHei" w:eastAsia="Microsoft YaHei" w:cs="Microsoft YaHei"/>
+                <w:rFonts w:ascii="微软雅黑" w:hAnsi="微软雅黑" w:eastAsia="微软雅黑" w:cs="微软雅黑"/>
                 <w:color w:val="000000"/>
                 <w:sz w:val="18"/>
                 <w:szCs w:val="18"/>
@@ -6271,12 +6966,12 @@
             </w:pPr>
             <w:r>
               <w:rPr>
-                <w:rFonts w:ascii="Microsoft YaHei" w:hAnsi="Microsoft YaHei" w:eastAsia="Microsoft YaHei" w:cs="Microsoft YaHei"/>
+                <w:rFonts w:ascii="微软雅黑" w:hAnsi="微软雅黑" w:eastAsia="微软雅黑" w:cs="微软雅黑"/>
                 <w:color w:val="000000"/>
                 <w:sz w:val="18"/>
                 <w:szCs w:val="18"/>
               </w:rPr>
-              <w:t xml:space="preserve">VS Code Cline MCP 设置</w:t>
+              <w:t>VS Code Cline MCP 设置</w:t>
             </w:r>
           </w:p>
           <w:p>
@@ -6290,12 +6985,28 @@
                 <w:sz w:val="16"/>
                 <w:szCs w:val="16"/>
               </w:rPr>
-              <w:t xml:space="preserve">VS Code Cline MCP settings</w:t>
+              <w:t>VS Code Cline MCP settings</w:t>
             </w:r>
           </w:p>
         </w:tc>
       </w:tr>
       <w:tr>
+        <w:tblPrEx>
+          <w:tblBorders>
+            <w:top w:val="single" w:color="BFBFBF" w:sz="4" w:space="0"/>
+            <w:left w:val="single" w:color="BFBFBF" w:sz="4" w:space="0"/>
+            <w:bottom w:val="single" w:color="BFBFBF" w:sz="4" w:space="0"/>
+            <w:right w:val="single" w:color="BFBFBF" w:sz="4" w:space="0"/>
+            <w:insideH w:val="single" w:color="BFBFBF" w:sz="4" w:space="0"/>
+            <w:insideV w:val="single" w:color="BFBFBF" w:sz="4" w:space="0"/>
+          </w:tblBorders>
+          <w:tblCellMar>
+            <w:top w:w="0" w:type="dxa"/>
+            <w:left w:w="0" w:type="dxa"/>
+            <w:bottom w:w="0" w:type="dxa"/>
+            <w:right w:w="0" w:type="dxa"/>
+          </w:tblCellMar>
+        </w:tblPrEx>
         <w:tc>
           <w:tcPr>
             <w:tcW w:w="2200" w:type="dxa"/>
@@ -6313,13 +7024,13 @@
             </w:pPr>
             <w:r>
               <w:rPr>
-                <w:rFonts w:ascii="Microsoft YaHei" w:hAnsi="Microsoft YaHei" w:eastAsia="Microsoft YaHei" w:cs="Microsoft YaHei"/>
+                <w:rFonts w:ascii="微软雅黑" w:hAnsi="微软雅黑" w:eastAsia="微软雅黑" w:cs="微软雅黑"/>
                 <w:b/>
                 <w:color w:val="000000"/>
                 <w:sz w:val="18"/>
                 <w:szCs w:val="18"/>
               </w:rPr>
-              <w:t xml:space="preserve">扣子 / Coze（字节跳动）</w:t>
+              <w:t>扣子 / Coze（字节跳动）</w:t>
             </w:r>
           </w:p>
           <w:p>
@@ -6333,7 +7044,7 @@
                 <w:sz w:val="16"/>
                 <w:szCs w:val="16"/>
               </w:rPr>
-              <w:t xml:space="preserve">Coze (ByteDance)</w:t>
+              <w:t>Coze (ByteDance)</w:t>
             </w:r>
           </w:p>
         </w:tc>
@@ -6355,7 +7066,7 @@
             </w:pPr>
             <w:r>
               <w:rPr>
-                <w:rFonts w:ascii="Microsoft YaHei" w:hAnsi="Microsoft YaHei" w:eastAsia="Microsoft YaHei" w:cs="Microsoft YaHei"/>
+                <w:rFonts w:ascii="微软雅黑" w:hAnsi="微软雅黑" w:eastAsia="微软雅黑" w:cs="微软雅黑"/>
                 <w:color w:val="000000"/>
                 <w:sz w:val="18"/>
                 <w:szCs w:val="18"/>
@@ -6396,12 +7107,12 @@
             </w:pPr>
             <w:r>
               <w:rPr>
-                <w:rFonts w:ascii="Microsoft YaHei" w:hAnsi="Microsoft YaHei" w:eastAsia="Microsoft YaHei" w:cs="Microsoft YaHei"/>
+                <w:rFonts w:ascii="微软雅黑" w:hAnsi="微软雅黑" w:eastAsia="微软雅黑" w:cs="微软雅黑"/>
                 <w:color w:val="000000"/>
                 <w:sz w:val="18"/>
                 <w:szCs w:val="18"/>
               </w:rPr>
-              <w:t xml:space="preserve">Coze 插件 → MCP 服务端</w:t>
+              <w:t>Coze 插件 → MCP 服务端</w:t>
             </w:r>
           </w:p>
           <w:p>
@@ -6415,12 +7126,28 @@
                 <w:sz w:val="16"/>
                 <w:szCs w:val="16"/>
               </w:rPr>
-              <w:t xml:space="preserve">Coze plugin → MCP server</w:t>
+              <w:t>Coze plugin → MCP server</w:t>
             </w:r>
           </w:p>
         </w:tc>
       </w:tr>
       <w:tr>
+        <w:tblPrEx>
+          <w:tblBorders>
+            <w:top w:val="single" w:color="BFBFBF" w:sz="4" w:space="0"/>
+            <w:left w:val="single" w:color="BFBFBF" w:sz="4" w:space="0"/>
+            <w:bottom w:val="single" w:color="BFBFBF" w:sz="4" w:space="0"/>
+            <w:right w:val="single" w:color="BFBFBF" w:sz="4" w:space="0"/>
+            <w:insideH w:val="single" w:color="BFBFBF" w:sz="4" w:space="0"/>
+            <w:insideV w:val="single" w:color="BFBFBF" w:sz="4" w:space="0"/>
+          </w:tblBorders>
+          <w:tblCellMar>
+            <w:top w:w="0" w:type="dxa"/>
+            <w:left w:w="0" w:type="dxa"/>
+            <w:bottom w:w="0" w:type="dxa"/>
+            <w:right w:w="0" w:type="dxa"/>
+          </w:tblCellMar>
+        </w:tblPrEx>
         <w:tc>
           <w:tcPr>
             <w:tcW w:w="2200" w:type="dxa"/>
@@ -6438,13 +7165,13 @@
             </w:pPr>
             <w:r>
               <w:rPr>
-                <w:rFonts w:ascii="Microsoft YaHei" w:hAnsi="Microsoft YaHei" w:eastAsia="Microsoft YaHei" w:cs="Microsoft YaHei"/>
+                <w:rFonts w:ascii="微软雅黑" w:hAnsi="微软雅黑" w:eastAsia="微软雅黑" w:cs="微软雅黑"/>
                 <w:b/>
                 <w:color w:val="000000"/>
                 <w:sz w:val="18"/>
                 <w:szCs w:val="18"/>
               </w:rPr>
-              <w:t xml:space="preserve">通义千问 / Qwen Code</w:t>
+              <w:t>通义千问 / Qwen Code</w:t>
             </w:r>
           </w:p>
           <w:p>
@@ -6458,7 +7185,7 @@
                 <w:sz w:val="16"/>
                 <w:szCs w:val="16"/>
               </w:rPr>
-              <w:t xml:space="preserve">Qwen Code / Tongyi</w:t>
+              <w:t>Qwen Code / Tongyi</w:t>
             </w:r>
           </w:p>
         </w:tc>
@@ -6480,7 +7207,7 @@
             </w:pPr>
             <w:r>
               <w:rPr>
-                <w:rFonts w:ascii="Microsoft YaHei" w:hAnsi="Microsoft YaHei" w:eastAsia="Microsoft YaHei" w:cs="Microsoft YaHei"/>
+                <w:rFonts w:ascii="微软雅黑" w:hAnsi="微软雅黑" w:eastAsia="微软雅黑" w:cs="微软雅黑"/>
                 <w:color w:val="000000"/>
                 <w:sz w:val="18"/>
                 <w:szCs w:val="18"/>
@@ -6521,12 +7248,12 @@
             </w:pPr>
             <w:r>
               <w:rPr>
-                <w:rFonts w:ascii="Microsoft YaHei" w:hAnsi="Microsoft YaHei" w:eastAsia="Microsoft YaHei" w:cs="Microsoft YaHei"/>
+                <w:rFonts w:ascii="微软雅黑" w:hAnsi="微软雅黑" w:eastAsia="微软雅黑" w:cs="微软雅黑"/>
                 <w:color w:val="000000"/>
                 <w:sz w:val="18"/>
                 <w:szCs w:val="18"/>
               </w:rPr>
-              <w:t xml:space="preserve">Qwen Code MCP 配置</w:t>
+              <w:t>Qwen Code MCP 配置</w:t>
             </w:r>
           </w:p>
           <w:p>
@@ -6540,12 +7267,28 @@
                 <w:sz w:val="16"/>
                 <w:szCs w:val="16"/>
               </w:rPr>
-              <w:t xml:space="preserve">Qwen Code MCP config</w:t>
+              <w:t>Qwen Code MCP config</w:t>
             </w:r>
           </w:p>
         </w:tc>
       </w:tr>
       <w:tr>
+        <w:tblPrEx>
+          <w:tblBorders>
+            <w:top w:val="single" w:color="BFBFBF" w:sz="4" w:space="0"/>
+            <w:left w:val="single" w:color="BFBFBF" w:sz="4" w:space="0"/>
+            <w:bottom w:val="single" w:color="BFBFBF" w:sz="4" w:space="0"/>
+            <w:right w:val="single" w:color="BFBFBF" w:sz="4" w:space="0"/>
+            <w:insideH w:val="single" w:color="BFBFBF" w:sz="4" w:space="0"/>
+            <w:insideV w:val="single" w:color="BFBFBF" w:sz="4" w:space="0"/>
+          </w:tblBorders>
+          <w:tblCellMar>
+            <w:top w:w="0" w:type="dxa"/>
+            <w:left w:w="0" w:type="dxa"/>
+            <w:bottom w:w="0" w:type="dxa"/>
+            <w:right w:w="0" w:type="dxa"/>
+          </w:tblCellMar>
+        </w:tblPrEx>
         <w:tc>
           <w:tcPr>
             <w:tcW w:w="2200" w:type="dxa"/>
@@ -6563,13 +7306,13 @@
             </w:pPr>
             <w:r>
               <w:rPr>
-                <w:rFonts w:ascii="Microsoft YaHei" w:hAnsi="Microsoft YaHei" w:eastAsia="Microsoft YaHei" w:cs="Microsoft YaHei"/>
+                <w:rFonts w:ascii="微软雅黑" w:hAnsi="微软雅黑" w:eastAsia="微软雅黑" w:cs="微软雅黑"/>
                 <w:b/>
                 <w:color w:val="000000"/>
                 <w:sz w:val="18"/>
                 <w:szCs w:val="18"/>
               </w:rPr>
-              <w:t xml:space="preserve">豆包 / 其它 Agent</w:t>
+              <w:t>豆包 / 其它 Agent</w:t>
             </w:r>
           </w:p>
           <w:p>
@@ -6583,7 +7326,7 @@
                 <w:sz w:val="16"/>
                 <w:szCs w:val="16"/>
               </w:rPr>
-              <w:t xml:space="preserve">Doubao / other agents</w:t>
+              <w:t>Doubao / other agents</w:t>
             </w:r>
           </w:p>
         </w:tc>
@@ -6605,12 +7348,12 @@
             </w:pPr>
             <w:r>
               <w:rPr>
-                <w:rFonts w:ascii="Microsoft YaHei" w:hAnsi="Microsoft YaHei" w:eastAsia="Microsoft YaHei" w:cs="Microsoft YaHei"/>
+                <w:rFonts w:ascii="微软雅黑" w:hAnsi="微软雅黑" w:eastAsia="微软雅黑" w:cs="微软雅黑"/>
                 <w:color w:val="000000"/>
                 <w:sz w:val="18"/>
                 <w:szCs w:val="18"/>
               </w:rPr>
-              <w:t xml:space="preserve">⚠️ 需确认</w:t>
+              <w:t>⚠️ 需确认</w:t>
             </w:r>
           </w:p>
           <w:p>
@@ -6625,7 +7368,7 @@
                 <w:sz w:val="16"/>
                 <w:szCs w:val="16"/>
               </w:rPr>
-              <w:t xml:space="preserve">⚠️ verify</w:t>
+              <w:t>⚠️ verify</w:t>
             </w:r>
           </w:p>
         </w:tc>
@@ -6646,12 +7389,12 @@
             </w:pPr>
             <w:r>
               <w:rPr>
-                <w:rFonts w:ascii="Microsoft YaHei" w:hAnsi="Microsoft YaHei" w:eastAsia="Microsoft YaHei" w:cs="Microsoft YaHei"/>
+                <w:rFonts w:ascii="微软雅黑" w:hAnsi="微软雅黑" w:eastAsia="微软雅黑" w:cs="微软雅黑"/>
                 <w:color w:val="000000"/>
                 <w:sz w:val="18"/>
                 <w:szCs w:val="18"/>
               </w:rPr>
-              <w:t xml:space="preserve">若支持 MCP，按该 Agent 文档注册；若不支持，可手动跑 server.ts + 调用工具</w:t>
+              <w:t>若支持 MCP，按该 Agent 文档注册；若不支持，可手动跑 server.ts + 调用工具</w:t>
             </w:r>
           </w:p>
           <w:p>
@@ -6665,7 +7408,7 @@
                 <w:sz w:val="16"/>
                 <w:szCs w:val="16"/>
               </w:rPr>
-              <w:t xml:space="preserve">If it supports MCP, register per that agent's docs; if not, run server.ts manually and call tools</w:t>
+              <w:t>If it supports MCP, register per that agent's docs; if not, run server.ts manually and call tools</w:t>
             </w:r>
           </w:p>
         </w:tc>
@@ -6684,13 +7427,13 @@
       </w:pPr>
       <w:r>
         <w:rPr>
-          <w:rFonts w:ascii="Microsoft YaHei" w:hAnsi="Microsoft YaHei" w:eastAsia="Microsoft YaHei" w:cs="Microsoft YaHei"/>
+          <w:rFonts w:ascii="微软雅黑" w:hAnsi="微软雅黑" w:eastAsia="微软雅黑" w:cs="微软雅黑"/>
           <w:b/>
           <w:color w:val="1F3864"/>
           <w:sz w:val="20"/>
           <w:szCs w:val="20"/>
         </w:rPr>
-        <w:t xml:space="preserve">一句话：只要你的 Agent 能跑 MCP stdio 服务端，这套写桥就能用——它只是一个标准的 MCP 服务，不依赖任何特定 Agent 的私有 API。</w:t>
+        <w:t>一句话：只要你的 Agent 能跑 MCP stdio 服务端，这套写桥就能用——它只是一个标准的 MCP 服务，不依赖任何特定 Agent 的私有 API。</w:t>
       </w:r>
     </w:p>
     <w:p>
@@ -6707,7 +7450,7 @@
           <w:sz w:val="18"/>
           <w:szCs w:val="18"/>
         </w:rPr>
-        <w:t xml:space="preserve">In short: if your agent can spawn an MCP stdio server, this bridge works — it's a standard MCP service with no dependency on any single vendor's proprietary API.</w:t>
+        <w:t>In short: if your agent can spawn an MCP stdio server, this bridge works — it's a standard MCP service with no dependency on any single vendor's proprietary API.</w:t>
       </w:r>
     </w:p>
     <w:p>
@@ -6717,12 +7460,12 @@
     </w:p>
     <w:p>
       <w:pPr>
-        <w:pStyle w:val="Heading1"/>
+        <w:pStyle w:val="2"/>
         <w:spacing w:before="120" w:after="180" w:line="276" w:lineRule="auto"/>
       </w:pPr>
       <w:r>
         <w:rPr>
-          <w:rFonts w:ascii="Microsoft YaHei" w:hAnsi="Microsoft YaHei" w:eastAsia="Microsoft YaHei" w:cs="Microsoft YaHei"/>
+          <w:rFonts w:ascii="微软雅黑" w:hAnsi="微软雅黑" w:eastAsia="微软雅黑" w:cs="微软雅黑"/>
           <w:b/>
           <w:color w:val="1F3864"/>
           <w:sz w:val="30"/>
@@ -6732,7 +7475,7 @@
       </w:r>
       <w:r>
         <w:rPr>
-          <w:rFonts w:ascii="Microsoft YaHei" w:hAnsi="Microsoft YaHei" w:eastAsia="Microsoft YaHei" w:cs="Microsoft YaHei"/>
+          <w:rFonts w:ascii="微软雅黑" w:hAnsi="微软雅黑" w:eastAsia="微软雅黑" w:cs="微软雅黑"/>
           <w:sz w:val="30"/>
           <w:szCs w:val="30"/>
         </w:rPr>
@@ -6746,7 +7489,7 @@
           <w:sz w:val="25"/>
           <w:szCs w:val="25"/>
         </w:rPr>
-        <w:t xml:space="preserve">5. Adapt It to Your Project (Configuration)</w:t>
+        <w:t>5. Adapt It to Your Project (Configuration)</w:t>
       </w:r>
     </w:p>
     <w:p>
@@ -6755,12 +7498,12 @@
       </w:pPr>
       <w:r>
         <w:rPr>
-          <w:rFonts w:ascii="Microsoft YaHei" w:hAnsi="Microsoft YaHei" w:eastAsia="Microsoft YaHei" w:cs="Microsoft YaHei"/>
+          <w:rFonts w:ascii="微软雅黑" w:hAnsi="微软雅黑" w:eastAsia="微软雅黑" w:cs="微软雅黑"/>
           <w:color w:val="000000"/>
           <w:sz w:val="21"/>
           <w:szCs w:val="21"/>
         </w:rPr>
-        <w:t xml:space="preserve">想换页面、换语言、换字体，只需要改 assets/bridge/script/build_batch.mjs 顶部的 CONFIG 区块，其它逻辑都不用动：</w:t>
+        <w:t>想换页面、换语言、换字体，只需要改 assets/bridge/script/build_batch.mjs 顶部的 CONFIG 区块，其它逻辑都不用动：</w:t>
       </w:r>
     </w:p>
     <w:p>
@@ -6774,20 +7517,23 @@
           <w:sz w:val="19"/>
           <w:szCs w:val="19"/>
         </w:rPr>
-        <w:t xml:space="preserve">To change the page, language or font, you only edit the CONFIG block at the top of assets/bridge/script/build_batch.mjs. Nothing else needs to change:</w:t>
+        <w:t>To change the page, language or font, you only edit the CONFIG block at the top of assets/bridge/script/build_batch.mjs. Nothing else needs to change:</w:t>
       </w:r>
     </w:p>
     <w:tbl>
       <w:tblPr>
+        <w:tblStyle w:val="5"/>
         <w:tblW w:w="9638" w:type="dxa"/>
+        <w:tblInd w:w="0" w:type="dxa"/>
         <w:tblBorders>
-          <w:top w:val="single" w:sz="4" w:space="0" w:color="BFBFBF"/>
-          <w:left w:val="single" w:sz="4" w:space="0" w:color="BFBFBF"/>
-          <w:bottom w:val="single" w:sz="4" w:space="0" w:color="BFBFBF"/>
-          <w:right w:val="single" w:sz="4" w:space="0" w:color="BFBFBF"/>
-          <w:insideH w:val="single" w:sz="4" w:space="0" w:color="BFBFBF"/>
-          <w:insideV w:val="single" w:sz="4" w:space="0" w:color="BFBFBF"/>
+          <w:top w:val="single" w:color="BFBFBF" w:sz="4" w:space="0"/>
+          <w:left w:val="single" w:color="BFBFBF" w:sz="4" w:space="0"/>
+          <w:bottom w:val="single" w:color="BFBFBF" w:sz="4" w:space="0"/>
+          <w:right w:val="single" w:color="BFBFBF" w:sz="4" w:space="0"/>
+          <w:insideH w:val="single" w:color="BFBFBF" w:sz="4" w:space="0"/>
+          <w:insideV w:val="single" w:color="BFBFBF" w:sz="4" w:space="0"/>
         </w:tblBorders>
+        <w:tblLayout w:type="autofit"/>
         <w:tblCellMar>
           <w:top w:w="0" w:type="dxa"/>
           <w:left w:w="0" w:type="dxa"/>
@@ -6800,6 +7546,22 @@
         <w:gridCol w:w="7638"/>
       </w:tblGrid>
       <w:tr>
+        <w:tblPrEx>
+          <w:tblBorders>
+            <w:top w:val="single" w:color="BFBFBF" w:sz="4" w:space="0"/>
+            <w:left w:val="single" w:color="BFBFBF" w:sz="4" w:space="0"/>
+            <w:bottom w:val="single" w:color="BFBFBF" w:sz="4" w:space="0"/>
+            <w:right w:val="single" w:color="BFBFBF" w:sz="4" w:space="0"/>
+            <w:insideH w:val="single" w:color="BFBFBF" w:sz="4" w:space="0"/>
+            <w:insideV w:val="single" w:color="BFBFBF" w:sz="4" w:space="0"/>
+          </w:tblBorders>
+          <w:tblCellMar>
+            <w:top w:w="0" w:type="dxa"/>
+            <w:left w:w="0" w:type="dxa"/>
+            <w:bottom w:w="0" w:type="dxa"/>
+            <w:right w:w="0" w:type="dxa"/>
+          </w:tblCellMar>
+        </w:tblPrEx>
         <w:trPr>
           <w:tblHeader/>
         </w:trPr>
@@ -6822,7 +7584,7 @@
             </w:pPr>
             <w:r>
               <w:rPr>
-                <w:rFonts w:ascii="Microsoft YaHei" w:hAnsi="Microsoft YaHei" w:eastAsia="Microsoft YaHei" w:cs="Microsoft YaHei"/>
+                <w:rFonts w:ascii="微软雅黑" w:hAnsi="微软雅黑" w:eastAsia="微软雅黑" w:cs="微软雅黑"/>
                 <w:b/>
                 <w:color w:val="000000"/>
                 <w:sz w:val="20"/>
@@ -6866,7 +7628,7 @@
             </w:pPr>
             <w:r>
               <w:rPr>
-                <w:rFonts w:ascii="Microsoft YaHei" w:hAnsi="Microsoft YaHei" w:eastAsia="Microsoft YaHei" w:cs="Microsoft YaHei"/>
+                <w:rFonts w:ascii="微软雅黑" w:hAnsi="微软雅黑" w:eastAsia="微软雅黑" w:cs="微软雅黑"/>
                 <w:b/>
                 <w:color w:val="000000"/>
                 <w:sz w:val="20"/>
@@ -6887,12 +7649,28 @@
                 <w:sz w:val="17"/>
                 <w:szCs w:val="17"/>
               </w:rPr>
-              <w:t xml:space="preserve">What to put</w:t>
+              <w:t>What to put</w:t>
             </w:r>
           </w:p>
         </w:tc>
       </w:tr>
       <w:tr>
+        <w:tblPrEx>
+          <w:tblBorders>
+            <w:top w:val="single" w:color="BFBFBF" w:sz="4" w:space="0"/>
+            <w:left w:val="single" w:color="BFBFBF" w:sz="4" w:space="0"/>
+            <w:bottom w:val="single" w:color="BFBFBF" w:sz="4" w:space="0"/>
+            <w:right w:val="single" w:color="BFBFBF" w:sz="4" w:space="0"/>
+            <w:insideH w:val="single" w:color="BFBFBF" w:sz="4" w:space="0"/>
+            <w:insideV w:val="single" w:color="BFBFBF" w:sz="4" w:space="0"/>
+          </w:tblBorders>
+          <w:tblCellMar>
+            <w:top w:w="0" w:type="dxa"/>
+            <w:left w:w="0" w:type="dxa"/>
+            <w:bottom w:w="0" w:type="dxa"/>
+            <w:right w:w="0" w:type="dxa"/>
+          </w:tblCellMar>
+        </w:tblPrEx>
         <w:tc>
           <w:tcPr>
             <w:tcW w:w="2000" w:type="dxa"/>
@@ -6935,12 +7713,12 @@
             </w:pPr>
             <w:r>
               <w:rPr>
-                <w:rFonts w:ascii="Microsoft YaHei" w:hAnsi="Microsoft YaHei" w:eastAsia="Microsoft YaHei" w:cs="Microsoft YaHei"/>
+                <w:rFonts w:ascii="微软雅黑" w:hAnsi="微软雅黑" w:eastAsia="微软雅黑" w:cs="微软雅黑"/>
                 <w:color w:val="000000"/>
                 <w:sz w:val="19"/>
                 <w:szCs w:val="19"/>
               </w:rPr>
-              <w:t xml:space="preserve">目标页面名，例如「阿拉伯语」。必须与 Figma 里的页面名完全一致</w:t>
+              <w:t>目标页面名，例如「阿拉伯语」。必须与 Figma 里的页面名完全一致</w:t>
             </w:r>
           </w:p>
           <w:p>
@@ -6954,12 +7732,28 @@
                 <w:sz w:val="17"/>
                 <w:szCs w:val="17"/>
               </w:rPr>
-              <w:t xml:space="preserve">The target page name, e.g. “Arabic”. Must match the Figma page name exactly.</w:t>
+              <w:t>The target page name, e.g. “Arabic”. Must match the Figma page name exactly.</w:t>
             </w:r>
           </w:p>
         </w:tc>
       </w:tr>
       <w:tr>
+        <w:tblPrEx>
+          <w:tblBorders>
+            <w:top w:val="single" w:color="BFBFBF" w:sz="4" w:space="0"/>
+            <w:left w:val="single" w:color="BFBFBF" w:sz="4" w:space="0"/>
+            <w:bottom w:val="single" w:color="BFBFBF" w:sz="4" w:space="0"/>
+            <w:right w:val="single" w:color="BFBFBF" w:sz="4" w:space="0"/>
+            <w:insideH w:val="single" w:color="BFBFBF" w:sz="4" w:space="0"/>
+            <w:insideV w:val="single" w:color="BFBFBF" w:sz="4" w:space="0"/>
+          </w:tblBorders>
+          <w:tblCellMar>
+            <w:top w:w="0" w:type="dxa"/>
+            <w:left w:w="0" w:type="dxa"/>
+            <w:bottom w:w="0" w:type="dxa"/>
+            <w:right w:w="0" w:type="dxa"/>
+          </w:tblCellMar>
+        </w:tblPrEx>
         <w:tc>
           <w:tcPr>
             <w:tcW w:w="2000" w:type="dxa"/>
@@ -7002,12 +7796,12 @@
             </w:pPr>
             <w:r>
               <w:rPr>
-                <w:rFonts w:ascii="Microsoft YaHei" w:hAnsi="Microsoft YaHei" w:eastAsia="Microsoft YaHei" w:cs="Microsoft YaHei"/>
+                <w:rFonts w:ascii="微软雅黑" w:hAnsi="微软雅黑" w:eastAsia="微软雅黑" w:cs="微软雅黑"/>
                 <w:color w:val="000000"/>
                 <w:sz w:val="19"/>
                 <w:szCs w:val="19"/>
               </w:rPr>
-              <w:t xml:space="preserve">目标字体名。务必先用 list_fonts 查真实可用的名字，不要凭印象填</w:t>
+              <w:t>目标字体名。务必先用 list_fonts 查真实可用的名字，不要凭印象填</w:t>
             </w:r>
           </w:p>
           <w:p>
@@ -7021,12 +7815,28 @@
                 <w:sz w:val="17"/>
                 <w:szCs w:val="17"/>
               </w:rPr>
-              <w:t xml:space="preserve">Target font name. Always check the real available name with list_fonts first — never guess.</w:t>
+              <w:t>Target font name. Always check the real available name with list_fonts first — never guess.</w:t>
             </w:r>
           </w:p>
         </w:tc>
       </w:tr>
       <w:tr>
+        <w:tblPrEx>
+          <w:tblBorders>
+            <w:top w:val="single" w:color="BFBFBF" w:sz="4" w:space="0"/>
+            <w:left w:val="single" w:color="BFBFBF" w:sz="4" w:space="0"/>
+            <w:bottom w:val="single" w:color="BFBFBF" w:sz="4" w:space="0"/>
+            <w:right w:val="single" w:color="BFBFBF" w:sz="4" w:space="0"/>
+            <w:insideH w:val="single" w:color="BFBFBF" w:sz="4" w:space="0"/>
+            <w:insideV w:val="single" w:color="BFBFBF" w:sz="4" w:space="0"/>
+          </w:tblBorders>
+          <w:tblCellMar>
+            <w:top w:w="0" w:type="dxa"/>
+            <w:left w:w="0" w:type="dxa"/>
+            <w:bottom w:w="0" w:type="dxa"/>
+            <w:right w:w="0" w:type="dxa"/>
+          </w:tblCellMar>
+        </w:tblPrEx>
         <w:tc>
           <w:tcPr>
             <w:tcW w:w="2000" w:type="dxa"/>
@@ -7069,12 +7879,12 @@
             </w:pPr>
             <w:r>
               <w:rPr>
-                <w:rFonts w:ascii="Microsoft YaHei" w:hAnsi="Microsoft YaHei" w:eastAsia="Microsoft YaHei" w:cs="Microsoft YaHei"/>
+                <w:rFonts w:ascii="微软雅黑" w:hAnsi="微软雅黑" w:eastAsia="微软雅黑" w:cs="微软雅黑"/>
                 <w:color w:val="000000"/>
                 <w:sz w:val="19"/>
                 <w:szCs w:val="19"/>
               </w:rPr>
-              <w:t xml:space="preserve">字重映射：把原字重映射成目标字体的字重，例如 Demibold / Semibold → SemiBold</w:t>
+              <w:t>字重映射：把原字重映射成目标字体的字重，例如 Demibold / Semibold → SemiBold</w:t>
             </w:r>
           </w:p>
           <w:p>
@@ -7088,12 +7898,28 @@
                 <w:sz w:val="17"/>
                 <w:szCs w:val="17"/>
               </w:rPr>
-              <w:t xml:space="preserve">Weight mapping: map source weights onto the target font's weights, e.g. Demibold / Semibold → SemiBold.</w:t>
+              <w:t>Weight mapping: map source weights onto the target font's weights, e.g. Demibold / Semibold → SemiBold.</w:t>
             </w:r>
           </w:p>
         </w:tc>
       </w:tr>
       <w:tr>
+        <w:tblPrEx>
+          <w:tblBorders>
+            <w:top w:val="single" w:color="BFBFBF" w:sz="4" w:space="0"/>
+            <w:left w:val="single" w:color="BFBFBF" w:sz="4" w:space="0"/>
+            <w:bottom w:val="single" w:color="BFBFBF" w:sz="4" w:space="0"/>
+            <w:right w:val="single" w:color="BFBFBF" w:sz="4" w:space="0"/>
+            <w:insideH w:val="single" w:color="BFBFBF" w:sz="4" w:space="0"/>
+            <w:insideV w:val="single" w:color="BFBFBF" w:sz="4" w:space="0"/>
+          </w:tblBorders>
+          <w:tblCellMar>
+            <w:top w:w="0" w:type="dxa"/>
+            <w:left w:w="0" w:type="dxa"/>
+            <w:bottom w:w="0" w:type="dxa"/>
+            <w:right w:w="0" w:type="dxa"/>
+          </w:tblCellMar>
+        </w:tblPrEx>
         <w:tc>
           <w:tcPr>
             <w:tcW w:w="2000" w:type="dxa"/>
@@ -7136,7 +7962,7 @@
             </w:pPr>
             <w:r>
               <w:rPr>
-                <w:rFonts w:ascii="Microsoft YaHei" w:hAnsi="Microsoft YaHei" w:eastAsia="Microsoft YaHei" w:cs="Microsoft YaHei"/>
+                <w:rFonts w:ascii="微软雅黑" w:hAnsi="微软雅黑" w:eastAsia="微软雅黑" w:cs="微软雅黑"/>
                 <w:color w:val="000000"/>
                 <w:sz w:val="19"/>
                 <w:szCs w:val="19"/>
@@ -7155,12 +7981,28 @@
                 <w:sz w:val="17"/>
                 <w:szCs w:val="17"/>
               </w:rPr>
-              <w:t xml:space="preserve">Regexes for keep-as-is content: model numbers, URLs, emails, phone numbers, bare numbers, unit symbols.</w:t>
+              <w:t>Regexes for keep-as-is content: model numbers, URLs, emails, phone numbers, bare numbers, unit symbols.</w:t>
             </w:r>
           </w:p>
         </w:tc>
       </w:tr>
       <w:tr>
+        <w:tblPrEx>
+          <w:tblBorders>
+            <w:top w:val="single" w:color="BFBFBF" w:sz="4" w:space="0"/>
+            <w:left w:val="single" w:color="BFBFBF" w:sz="4" w:space="0"/>
+            <w:bottom w:val="single" w:color="BFBFBF" w:sz="4" w:space="0"/>
+            <w:right w:val="single" w:color="BFBFBF" w:sz="4" w:space="0"/>
+            <w:insideH w:val="single" w:color="BFBFBF" w:sz="4" w:space="0"/>
+            <w:insideV w:val="single" w:color="BFBFBF" w:sz="4" w:space="0"/>
+          </w:tblBorders>
+          <w:tblCellMar>
+            <w:top w:w="0" w:type="dxa"/>
+            <w:left w:w="0" w:type="dxa"/>
+            <w:bottom w:w="0" w:type="dxa"/>
+            <w:right w:w="0" w:type="dxa"/>
+          </w:tblCellMar>
+        </w:tblPrEx>
         <w:tc>
           <w:tcPr>
             <w:tcW w:w="2000" w:type="dxa"/>
@@ -7203,12 +8045,12 @@
             </w:pPr>
             <w:r>
               <w:rPr>
-                <w:rFonts w:ascii="Microsoft YaHei" w:hAnsi="Microsoft YaHei" w:eastAsia="Microsoft YaHei" w:cs="Microsoft YaHei"/>
+                <w:rFonts w:ascii="微软雅黑" w:hAnsi="微软雅黑" w:eastAsia="微软雅黑" w:cs="微软雅黑"/>
                 <w:color w:val="000000"/>
                 <w:sz w:val="19"/>
                 <w:szCs w:val="19"/>
               </w:rPr>
-              <w:t xml:space="preserve">翻译字典 { 原文: 译文 }。原文 key 必须逐字复制 Figma 节点的文本</w:t>
+              <w:t>翻译字典 { 原文: 译文 }。原文 key 必须逐字复制 Figma 节点的文本</w:t>
             </w:r>
           </w:p>
           <w:p>
@@ -7222,12 +8064,28 @@
                 <w:sz w:val="17"/>
                 <w:szCs w:val="17"/>
               </w:rPr>
-              <w:t xml:space="preserve">Translation dictionary { source: target }. Each source key must be copied character-for-character from the Figma node.</w:t>
+              <w:t>Translation dictionary { source: target }. Each source key must be copied character-for-character from the Figma node.</w:t>
             </w:r>
           </w:p>
         </w:tc>
       </w:tr>
       <w:tr>
+        <w:tblPrEx>
+          <w:tblBorders>
+            <w:top w:val="single" w:color="BFBFBF" w:sz="4" w:space="0"/>
+            <w:left w:val="single" w:color="BFBFBF" w:sz="4" w:space="0"/>
+            <w:bottom w:val="single" w:color="BFBFBF" w:sz="4" w:space="0"/>
+            <w:right w:val="single" w:color="BFBFBF" w:sz="4" w:space="0"/>
+            <w:insideH w:val="single" w:color="BFBFBF" w:sz="4" w:space="0"/>
+            <w:insideV w:val="single" w:color="BFBFBF" w:sz="4" w:space="0"/>
+          </w:tblBorders>
+          <w:tblCellMar>
+            <w:top w:w="0" w:type="dxa"/>
+            <w:left w:w="0" w:type="dxa"/>
+            <w:bottom w:w="0" w:type="dxa"/>
+            <w:right w:w="0" w:type="dxa"/>
+          </w:tblCellMar>
+        </w:tblPrEx>
         <w:tc>
           <w:tcPr>
             <w:tcW w:w="2000" w:type="dxa"/>
@@ -7270,12 +8128,12 @@
             </w:pPr>
             <w:r>
               <w:rPr>
-                <w:rFonts w:ascii="Microsoft YaHei" w:hAnsi="Microsoft YaHei" w:eastAsia="Microsoft YaHei" w:cs="Microsoft YaHei"/>
+                <w:rFonts w:ascii="微软雅黑" w:hAnsi="微软雅黑" w:eastAsia="微软雅黑" w:cs="微软雅黑"/>
                 <w:color w:val="000000"/>
                 <w:sz w:val="19"/>
                 <w:szCs w:val="19"/>
               </w:rPr>
-              <w:t xml:space="preserve">目标语言是否从右到左。true 时自动做 LEFT ↔ RIGHT 翻转</w:t>
+              <w:t>目标语言是否从右到左。true 时自动做 LEFT ↔ RIGHT 翻转</w:t>
             </w:r>
           </w:p>
           <w:p>
@@ -7289,7 +8147,7 @@
                 <w:sz w:val="17"/>
                 <w:szCs w:val="17"/>
               </w:rPr>
-              <w:t xml:space="preserve">Whether the target language is right-to-left. When true, LEFT ↔ RIGHT is flipped automatically.</w:t>
+              <w:t>Whether the target language is right-to-left. When true, LEFT ↔ RIGHT is flipped automatically.</w:t>
             </w:r>
           </w:p>
         </w:tc>
@@ -7306,7 +8164,7 @@
       </w:pPr>
       <w:r>
         <w:rPr>
-          <w:rFonts w:ascii="Microsoft YaHei" w:hAnsi="Microsoft YaHei" w:eastAsia="Microsoft YaHei" w:cs="Microsoft YaHei"/>
+          <w:rFonts w:ascii="微软雅黑" w:hAnsi="微软雅黑" w:eastAsia="微软雅黑" w:cs="微软雅黑"/>
           <w:b/>
           <w:color w:val="2E5C8A"/>
           <w:sz w:val="23"/>
@@ -7316,7 +8174,7 @@
       </w:r>
       <w:r>
         <w:rPr>
-          <w:rFonts w:ascii="Microsoft YaHei" w:hAnsi="Microsoft YaHei" w:eastAsia="Microsoft YaHei" w:cs="Microsoft YaHei"/>
+          <w:rFonts w:ascii="微软雅黑" w:hAnsi="微软雅黑" w:eastAsia="微软雅黑" w:cs="微软雅黑"/>
           <w:sz w:val="23"/>
           <w:szCs w:val="23"/>
         </w:rPr>
@@ -7330,7 +8188,7 @@
           <w:sz w:val="20"/>
           <w:szCs w:val="20"/>
         </w:rPr>
-        <w:t xml:space="preserve">Minimal command sequence</w:t>
+        <w:t>Minimal command sequence</w:t>
       </w:r>
     </w:p>
     <w:p>
@@ -7345,7 +8203,7 @@
           <w:sz w:val="18"/>
           <w:szCs w:val="18"/>
         </w:rPr>
-        <w:t xml:space="preserve">node script/build_batch.mjs        # -&gt; write_batch.json + comparison CSV</w:t>
+        <w:t>node script/build_batch.mjs        # -&gt; write_batch.json + comparison CSV</w:t>
       </w:r>
     </w:p>
     <w:p>
@@ -7360,7 +8218,7 @@
           <w:sz w:val="18"/>
           <w:szCs w:val="18"/>
         </w:rPr>
-        <w:t xml:space="preserve"># then have the AI call: set_text_batch_file  -&gt;  verify_page</w:t>
+        <w:t># then have the AI call: set_text_batch_file  -&gt;  verify_page</w:t>
       </w:r>
     </w:p>
     <w:p>
@@ -7370,12 +8228,12 @@
     </w:p>
     <w:p>
       <w:pPr>
-        <w:pStyle w:val="Heading1"/>
+        <w:pStyle w:val="2"/>
         <w:spacing w:before="120" w:after="180" w:line="276" w:lineRule="auto"/>
       </w:pPr>
       <w:r>
         <w:rPr>
-          <w:rFonts w:ascii="Microsoft YaHei" w:hAnsi="Microsoft YaHei" w:eastAsia="Microsoft YaHei" w:cs="Microsoft YaHei"/>
+          <w:rFonts w:ascii="微软雅黑" w:hAnsi="微软雅黑" w:eastAsia="微软雅黑" w:cs="微软雅黑"/>
           <w:b/>
           <w:color w:val="1F3864"/>
           <w:sz w:val="30"/>
@@ -7385,7 +8243,7 @@
       </w:r>
       <w:r>
         <w:rPr>
-          <w:rFonts w:ascii="Microsoft YaHei" w:hAnsi="Microsoft YaHei" w:eastAsia="Microsoft YaHei" w:cs="Microsoft YaHei"/>
+          <w:rFonts w:ascii="微软雅黑" w:hAnsi="微软雅黑" w:eastAsia="微软雅黑" w:cs="微软雅黑"/>
           <w:sz w:val="30"/>
           <w:szCs w:val="30"/>
         </w:rPr>
@@ -7399,7 +8257,7 @@
           <w:sz w:val="25"/>
           <w:szCs w:val="25"/>
         </w:rPr>
-        <w:t xml:space="preserve">6. Acceptance Criteria &amp; Troubleshooting</w:t>
+        <w:t>6. Acceptance Criteria &amp; Troubleshooting</w:t>
       </w:r>
     </w:p>
     <w:p>
@@ -7408,12 +8266,12 @@
       </w:pPr>
       <w:r>
         <w:rPr>
-          <w:rFonts w:ascii="Microsoft YaHei" w:hAnsi="Microsoft YaHei" w:eastAsia="Microsoft YaHei" w:cs="Microsoft YaHei"/>
+          <w:rFonts w:ascii="微软雅黑" w:hAnsi="微软雅黑" w:eastAsia="微软雅黑" w:cs="微软雅黑"/>
           <w:color w:val="000000"/>
           <w:sz w:val="21"/>
           <w:szCs w:val="21"/>
         </w:rPr>
-        <w:t xml:space="preserve">写入完成后不要凭感觉判断，按这张表逐项核对（verify_page 会给出大部分数据）：</w:t>
+        <w:t>写入完成后不要凭感觉判断，按这张表逐项核对（verify_page 会给出大部分数据）：</w:t>
       </w:r>
     </w:p>
     <w:p>
@@ -7427,20 +8285,23 @@
           <w:sz w:val="19"/>
           <w:szCs w:val="19"/>
         </w:rPr>
-        <w:t xml:space="preserve">Don't eyeball it after writing. Check item by item against this table (verify_page produces most of these numbers):</w:t>
+        <w:t>Don't eyeball it after writing. Check item by item against this table (verify_page produces most of these numbers):</w:t>
       </w:r>
     </w:p>
     <w:tbl>
       <w:tblPr>
+        <w:tblStyle w:val="5"/>
         <w:tblW w:w="9638" w:type="dxa"/>
+        <w:tblInd w:w="0" w:type="dxa"/>
         <w:tblBorders>
-          <w:top w:val="single" w:sz="4" w:space="0" w:color="BFBFBF"/>
-          <w:left w:val="single" w:sz="4" w:space="0" w:color="BFBFBF"/>
-          <w:bottom w:val="single" w:sz="4" w:space="0" w:color="BFBFBF"/>
-          <w:right w:val="single" w:sz="4" w:space="0" w:color="BFBFBF"/>
-          <w:insideH w:val="single" w:sz="4" w:space="0" w:color="BFBFBF"/>
-          <w:insideV w:val="single" w:sz="4" w:space="0" w:color="BFBFBF"/>
+          <w:top w:val="single" w:color="BFBFBF" w:sz="4" w:space="0"/>
+          <w:left w:val="single" w:color="BFBFBF" w:sz="4" w:space="0"/>
+          <w:bottom w:val="single" w:color="BFBFBF" w:sz="4" w:space="0"/>
+          <w:right w:val="single" w:color="BFBFBF" w:sz="4" w:space="0"/>
+          <w:insideH w:val="single" w:color="BFBFBF" w:sz="4" w:space="0"/>
+          <w:insideV w:val="single" w:color="BFBFBF" w:sz="4" w:space="0"/>
         </w:tblBorders>
+        <w:tblLayout w:type="autofit"/>
         <w:tblCellMar>
           <w:top w:w="0" w:type="dxa"/>
           <w:left w:w="0" w:type="dxa"/>
@@ -7453,6 +8314,22 @@
         <w:gridCol w:w="7038"/>
       </w:tblGrid>
       <w:tr>
+        <w:tblPrEx>
+          <w:tblBorders>
+            <w:top w:val="single" w:color="BFBFBF" w:sz="4" w:space="0"/>
+            <w:left w:val="single" w:color="BFBFBF" w:sz="4" w:space="0"/>
+            <w:bottom w:val="single" w:color="BFBFBF" w:sz="4" w:space="0"/>
+            <w:right w:val="single" w:color="BFBFBF" w:sz="4" w:space="0"/>
+            <w:insideH w:val="single" w:color="BFBFBF" w:sz="4" w:space="0"/>
+            <w:insideV w:val="single" w:color="BFBFBF" w:sz="4" w:space="0"/>
+          </w:tblBorders>
+          <w:tblCellMar>
+            <w:top w:w="0" w:type="dxa"/>
+            <w:left w:w="0" w:type="dxa"/>
+            <w:bottom w:w="0" w:type="dxa"/>
+            <w:right w:w="0" w:type="dxa"/>
+          </w:tblCellMar>
+        </w:tblPrEx>
         <w:trPr>
           <w:tblHeader/>
         </w:trPr>
@@ -7475,7 +8352,7 @@
             </w:pPr>
             <w:r>
               <w:rPr>
-                <w:rFonts w:ascii="Microsoft YaHei" w:hAnsi="Microsoft YaHei" w:eastAsia="Microsoft YaHei" w:cs="Microsoft YaHei"/>
+                <w:rFonts w:ascii="微软雅黑" w:hAnsi="微软雅黑" w:eastAsia="微软雅黑" w:cs="微软雅黑"/>
                 <w:b/>
                 <w:color w:val="000000"/>
                 <w:sz w:val="20"/>
@@ -7519,7 +8396,7 @@
             </w:pPr>
             <w:r>
               <w:rPr>
-                <w:rFonts w:ascii="Microsoft YaHei" w:hAnsi="Microsoft YaHei" w:eastAsia="Microsoft YaHei" w:cs="Microsoft YaHei"/>
+                <w:rFonts w:ascii="微软雅黑" w:hAnsi="微软雅黑" w:eastAsia="微软雅黑" w:cs="微软雅黑"/>
                 <w:b/>
                 <w:color w:val="000000"/>
                 <w:sz w:val="20"/>
@@ -7540,12 +8417,28 @@
                 <w:sz w:val="17"/>
                 <w:szCs w:val="17"/>
               </w:rPr>
-              <w:t xml:space="preserve">Pass condition</w:t>
+              <w:t>Pass condition</w:t>
             </w:r>
           </w:p>
         </w:tc>
       </w:tr>
       <w:tr>
+        <w:tblPrEx>
+          <w:tblBorders>
+            <w:top w:val="single" w:color="BFBFBF" w:sz="4" w:space="0"/>
+            <w:left w:val="single" w:color="BFBFBF" w:sz="4" w:space="0"/>
+            <w:bottom w:val="single" w:color="BFBFBF" w:sz="4" w:space="0"/>
+            <w:right w:val="single" w:color="BFBFBF" w:sz="4" w:space="0"/>
+            <w:insideH w:val="single" w:color="BFBFBF" w:sz="4" w:space="0"/>
+            <w:insideV w:val="single" w:color="BFBFBF" w:sz="4" w:space="0"/>
+          </w:tblBorders>
+          <w:tblCellMar>
+            <w:top w:w="0" w:type="dxa"/>
+            <w:left w:w="0" w:type="dxa"/>
+            <w:bottom w:w="0" w:type="dxa"/>
+            <w:right w:w="0" w:type="dxa"/>
+          </w:tblCellMar>
+        </w:tblPrEx>
         <w:tc>
           <w:tcPr>
             <w:tcW w:w="2600" w:type="dxa"/>
@@ -7563,7 +8456,7 @@
             </w:pPr>
             <w:r>
               <w:rPr>
-                <w:rFonts w:ascii="Microsoft YaHei" w:hAnsi="Microsoft YaHei" w:eastAsia="Microsoft YaHei" w:cs="Microsoft YaHei"/>
+                <w:rFonts w:ascii="微软雅黑" w:hAnsi="微软雅黑" w:eastAsia="微软雅黑" w:cs="微软雅黑"/>
                 <w:color w:val="000000"/>
                 <w:sz w:val="19"/>
                 <w:szCs w:val="19"/>
@@ -7582,7 +8475,7 @@
                 <w:sz w:val="17"/>
                 <w:szCs w:val="17"/>
               </w:rPr>
-              <w:t xml:space="preserve">Source residue</w:t>
+              <w:t>Source residue</w:t>
             </w:r>
           </w:p>
         </w:tc>
@@ -7603,12 +8496,12 @@
             </w:pPr>
             <w:r>
               <w:rPr>
-                <w:rFonts w:ascii="Microsoft YaHei" w:hAnsi="Microsoft YaHei" w:eastAsia="Microsoft YaHei" w:cs="Microsoft YaHei"/>
+                <w:rFonts w:ascii="微软雅黑" w:hAnsi="微软雅黑" w:eastAsia="微软雅黑" w:cs="微软雅黑"/>
                 <w:color w:val="000000"/>
                 <w:sz w:val="19"/>
                 <w:szCs w:val="19"/>
               </w:rPr>
-              <w:t xml:space="preserve">法语 / 俄语 / 中文等源文字符计数全部为 0</w:t>
+              <w:t>法语 / 俄语 / 中文等源文字符计数全部为 0</w:t>
             </w:r>
           </w:p>
           <w:p>
@@ -7622,12 +8515,28 @@
                 <w:sz w:val="17"/>
                 <w:szCs w:val="17"/>
               </w:rPr>
-              <w:t xml:space="preserve">Counts of French / Russian / Chinese source characters are all 0</w:t>
+              <w:t>Counts of French / Russian / Chinese source characters are all 0</w:t>
             </w:r>
           </w:p>
         </w:tc>
       </w:tr>
       <w:tr>
+        <w:tblPrEx>
+          <w:tblBorders>
+            <w:top w:val="single" w:color="BFBFBF" w:sz="4" w:space="0"/>
+            <w:left w:val="single" w:color="BFBFBF" w:sz="4" w:space="0"/>
+            <w:bottom w:val="single" w:color="BFBFBF" w:sz="4" w:space="0"/>
+            <w:right w:val="single" w:color="BFBFBF" w:sz="4" w:space="0"/>
+            <w:insideH w:val="single" w:color="BFBFBF" w:sz="4" w:space="0"/>
+            <w:insideV w:val="single" w:color="BFBFBF" w:sz="4" w:space="0"/>
+          </w:tblBorders>
+          <w:tblCellMar>
+            <w:top w:w="0" w:type="dxa"/>
+            <w:left w:w="0" w:type="dxa"/>
+            <w:bottom w:w="0" w:type="dxa"/>
+            <w:right w:w="0" w:type="dxa"/>
+          </w:tblCellMar>
+        </w:tblPrEx>
         <w:tc>
           <w:tcPr>
             <w:tcW w:w="2600" w:type="dxa"/>
@@ -7645,7 +8554,7 @@
             </w:pPr>
             <w:r>
               <w:rPr>
-                <w:rFonts w:ascii="Microsoft YaHei" w:hAnsi="Microsoft YaHei" w:eastAsia="Microsoft YaHei" w:cs="Microsoft YaHei"/>
+                <w:rFonts w:ascii="微软雅黑" w:hAnsi="微软雅黑" w:eastAsia="微软雅黑" w:cs="微软雅黑"/>
                 <w:color w:val="000000"/>
                 <w:sz w:val="19"/>
                 <w:szCs w:val="19"/>
@@ -7664,7 +8573,7 @@
                 <w:sz w:val="17"/>
                 <w:szCs w:val="17"/>
               </w:rPr>
-              <w:t xml:space="preserve">Font applied</w:t>
+              <w:t>Font applied</w:t>
             </w:r>
           </w:p>
         </w:tc>
@@ -7685,7 +8594,7 @@
             </w:pPr>
             <w:r>
               <w:rPr>
-                <w:rFonts w:ascii="Microsoft YaHei" w:hAnsi="Microsoft YaHei" w:eastAsia="Microsoft YaHei" w:cs="Microsoft YaHei"/>
+                <w:rFonts w:ascii="微软雅黑" w:hAnsi="微软雅黑" w:eastAsia="微软雅黑" w:cs="微软雅黑"/>
                 <w:color w:val="000000"/>
                 <w:sz w:val="19"/>
                 <w:szCs w:val="19"/>
@@ -7704,12 +8613,28 @@
                 <w:sz w:val="17"/>
                 <w:szCs w:val="17"/>
               </w:rPr>
-              <w:t xml:space="preserve">Every translated node carries the target font; no fallback to the original font</w:t>
+              <w:t>Every translated node carries the target font; no fallback to the original font</w:t>
             </w:r>
           </w:p>
         </w:tc>
       </w:tr>
       <w:tr>
+        <w:tblPrEx>
+          <w:tblBorders>
+            <w:top w:val="single" w:color="BFBFBF" w:sz="4" w:space="0"/>
+            <w:left w:val="single" w:color="BFBFBF" w:sz="4" w:space="0"/>
+            <w:bottom w:val="single" w:color="BFBFBF" w:sz="4" w:space="0"/>
+            <w:right w:val="single" w:color="BFBFBF" w:sz="4" w:space="0"/>
+            <w:insideH w:val="single" w:color="BFBFBF" w:sz="4" w:space="0"/>
+            <w:insideV w:val="single" w:color="BFBFBF" w:sz="4" w:space="0"/>
+          </w:tblBorders>
+          <w:tblCellMar>
+            <w:top w:w="0" w:type="dxa"/>
+            <w:left w:w="0" w:type="dxa"/>
+            <w:bottom w:w="0" w:type="dxa"/>
+            <w:right w:w="0" w:type="dxa"/>
+          </w:tblCellMar>
+        </w:tblPrEx>
         <w:tc>
           <w:tcPr>
             <w:tcW w:w="2600" w:type="dxa"/>
@@ -7727,7 +8652,7 @@
             </w:pPr>
             <w:r>
               <w:rPr>
-                <w:rFonts w:ascii="Microsoft YaHei" w:hAnsi="Microsoft YaHei" w:eastAsia="Microsoft YaHei" w:cs="Microsoft YaHei"/>
+                <w:rFonts w:ascii="微软雅黑" w:hAnsi="微软雅黑" w:eastAsia="微软雅黑" w:cs="微软雅黑"/>
                 <w:color w:val="000000"/>
                 <w:sz w:val="19"/>
                 <w:szCs w:val="19"/>
@@ -7746,7 +8671,7 @@
                 <w:sz w:val="17"/>
                 <w:szCs w:val="17"/>
               </w:rPr>
-              <w:t xml:space="preserve">Tofu / missing glyphs</w:t>
+              <w:t>Tofu / missing glyphs</w:t>
             </w:r>
           </w:p>
         </w:tc>
@@ -7767,7 +8692,7 @@
             </w:pPr>
             <w:r>
               <w:rPr>
-                <w:rFonts w:ascii="Microsoft YaHei" w:hAnsi="Microsoft YaHei" w:eastAsia="Microsoft YaHei" w:cs="Microsoft YaHei"/>
+                <w:rFonts w:ascii="微软雅黑" w:hAnsi="微软雅黑" w:eastAsia="微软雅黑" w:cs="微软雅黑"/>
                 <w:color w:val="000000"/>
                 <w:sz w:val="19"/>
                 <w:szCs w:val="19"/>
@@ -7786,12 +8711,28 @@
                 <w:sz w:val="17"/>
                 <w:szCs w:val="17"/>
               </w:rPr>
-              <w:t xml:space="preserve">No node holding target-language text uses a non-target font (script-checkable)</w:t>
+              <w:t>No node holding target-language text uses a non-target font (script-checkable)</w:t>
             </w:r>
           </w:p>
         </w:tc>
       </w:tr>
       <w:tr>
+        <w:tblPrEx>
+          <w:tblBorders>
+            <w:top w:val="single" w:color="BFBFBF" w:sz="4" w:space="0"/>
+            <w:left w:val="single" w:color="BFBFBF" w:sz="4" w:space="0"/>
+            <w:bottom w:val="single" w:color="BFBFBF" w:sz="4" w:space="0"/>
+            <w:right w:val="single" w:color="BFBFBF" w:sz="4" w:space="0"/>
+            <w:insideH w:val="single" w:color="BFBFBF" w:sz="4" w:space="0"/>
+            <w:insideV w:val="single" w:color="BFBFBF" w:sz="4" w:space="0"/>
+          </w:tblBorders>
+          <w:tblCellMar>
+            <w:top w:w="0" w:type="dxa"/>
+            <w:left w:w="0" w:type="dxa"/>
+            <w:bottom w:w="0" w:type="dxa"/>
+            <w:right w:w="0" w:type="dxa"/>
+          </w:tblCellMar>
+        </w:tblPrEx>
         <w:tc>
           <w:tcPr>
             <w:tcW w:w="2600" w:type="dxa"/>
@@ -7809,12 +8750,12 @@
             </w:pPr>
             <w:r>
               <w:rPr>
-                <w:rFonts w:ascii="Microsoft YaHei" w:hAnsi="Microsoft YaHei" w:eastAsia="Microsoft YaHei" w:cs="Microsoft YaHei"/>
+                <w:rFonts w:ascii="微软雅黑" w:hAnsi="微软雅黑" w:eastAsia="微软雅黑" w:cs="微软雅黑"/>
                 <w:color w:val="000000"/>
                 <w:sz w:val="19"/>
                 <w:szCs w:val="19"/>
               </w:rPr>
-              <w:t xml:space="preserve">RTL 对齐</w:t>
+              <w:t>RTL 对齐</w:t>
             </w:r>
           </w:p>
           <w:p>
@@ -7828,7 +8769,7 @@
                 <w:sz w:val="17"/>
                 <w:szCs w:val="17"/>
               </w:rPr>
-              <w:t xml:space="preserve">RTL alignment</w:t>
+              <w:t>RTL alignment</w:t>
             </w:r>
           </w:p>
         </w:tc>
@@ -7849,12 +8790,12 @@
             </w:pPr>
             <w:r>
               <w:rPr>
-                <w:rFonts w:ascii="Microsoft YaHei" w:hAnsi="Microsoft YaHei" w:eastAsia="Microsoft YaHei" w:cs="Microsoft YaHei"/>
+                <w:rFonts w:ascii="微软雅黑" w:hAnsi="微软雅黑" w:eastAsia="微软雅黑" w:cs="微软雅黑"/>
                 <w:color w:val="000000"/>
                 <w:sz w:val="19"/>
                 <w:szCs w:val="19"/>
               </w:rPr>
-              <w:t xml:space="preserve">原 LEFT 变 RIGHT、原 RIGHT 变 LEFT；居中标题仍居中</w:t>
+              <w:t>原 LEFT 变 RIGHT、原 RIGHT 变 LEFT；居中标题仍居中</w:t>
             </w:r>
           </w:p>
           <w:p>
@@ -7868,12 +8809,28 @@
                 <w:sz w:val="17"/>
                 <w:szCs w:val="17"/>
               </w:rPr>
-              <w:t xml:space="preserve">Original LEFT becomes RIGHT and vice versa; centred headings stay centred</w:t>
+              <w:t>Original LEFT becomes RIGHT and vice versa; centred headings stay centred</w:t>
             </w:r>
           </w:p>
         </w:tc>
       </w:tr>
       <w:tr>
+        <w:tblPrEx>
+          <w:tblBorders>
+            <w:top w:val="single" w:color="BFBFBF" w:sz="4" w:space="0"/>
+            <w:left w:val="single" w:color="BFBFBF" w:sz="4" w:space="0"/>
+            <w:bottom w:val="single" w:color="BFBFBF" w:sz="4" w:space="0"/>
+            <w:right w:val="single" w:color="BFBFBF" w:sz="4" w:space="0"/>
+            <w:insideH w:val="single" w:color="BFBFBF" w:sz="4" w:space="0"/>
+            <w:insideV w:val="single" w:color="BFBFBF" w:sz="4" w:space="0"/>
+          </w:tblBorders>
+          <w:tblCellMar>
+            <w:top w:w="0" w:type="dxa"/>
+            <w:left w:w="0" w:type="dxa"/>
+            <w:bottom w:w="0" w:type="dxa"/>
+            <w:right w:w="0" w:type="dxa"/>
+          </w:tblCellMar>
+        </w:tblPrEx>
         <w:tc>
           <w:tcPr>
             <w:tcW w:w="2600" w:type="dxa"/>
@@ -7891,7 +8848,7 @@
             </w:pPr>
             <w:r>
               <w:rPr>
-                <w:rFonts w:ascii="Microsoft YaHei" w:hAnsi="Microsoft YaHei" w:eastAsia="Microsoft YaHei" w:cs="Microsoft YaHei"/>
+                <w:rFonts w:ascii="微软雅黑" w:hAnsi="微软雅黑" w:eastAsia="微软雅黑" w:cs="微软雅黑"/>
                 <w:color w:val="000000"/>
                 <w:sz w:val="19"/>
                 <w:szCs w:val="19"/>
@@ -7910,7 +8867,7 @@
                 <w:sz w:val="17"/>
                 <w:szCs w:val="17"/>
               </w:rPr>
-              <w:t xml:space="preserve">Reserved items</w:t>
+              <w:t>Reserved items</w:t>
             </w:r>
           </w:p>
         </w:tc>
@@ -7931,7 +8888,7 @@
             </w:pPr>
             <w:r>
               <w:rPr>
-                <w:rFonts w:ascii="Microsoft YaHei" w:hAnsi="Microsoft YaHei" w:eastAsia="Microsoft YaHei" w:cs="Microsoft YaHei"/>
+                <w:rFonts w:ascii="微软雅黑" w:hAnsi="微软雅黑" w:eastAsia="微软雅黑" w:cs="微软雅黑"/>
                 <w:color w:val="000000"/>
                 <w:sz w:val="19"/>
                 <w:szCs w:val="19"/>
@@ -7950,12 +8907,28 @@
                 <w:sz w:val="17"/>
                 <w:szCs w:val="17"/>
               </w:rPr>
-              <w:t xml:space="preserve">Model numbers, URLs, emails, phone numbers and figures are byte-identical</w:t>
+              <w:t>Model numbers, URLs, emails, phone numbers and figures are byte-identical</w:t>
             </w:r>
           </w:p>
         </w:tc>
       </w:tr>
       <w:tr>
+        <w:tblPrEx>
+          <w:tblBorders>
+            <w:top w:val="single" w:color="BFBFBF" w:sz="4" w:space="0"/>
+            <w:left w:val="single" w:color="BFBFBF" w:sz="4" w:space="0"/>
+            <w:bottom w:val="single" w:color="BFBFBF" w:sz="4" w:space="0"/>
+            <w:right w:val="single" w:color="BFBFBF" w:sz="4" w:space="0"/>
+            <w:insideH w:val="single" w:color="BFBFBF" w:sz="4" w:space="0"/>
+            <w:insideV w:val="single" w:color="BFBFBF" w:sz="4" w:space="0"/>
+          </w:tblBorders>
+          <w:tblCellMar>
+            <w:top w:w="0" w:type="dxa"/>
+            <w:left w:w="0" w:type="dxa"/>
+            <w:bottom w:w="0" w:type="dxa"/>
+            <w:right w:w="0" w:type="dxa"/>
+          </w:tblCellMar>
+        </w:tblPrEx>
         <w:tc>
           <w:tcPr>
             <w:tcW w:w="2600" w:type="dxa"/>
@@ -7973,7 +8946,7 @@
             </w:pPr>
             <w:r>
               <w:rPr>
-                <w:rFonts w:ascii="Microsoft YaHei" w:hAnsi="Microsoft YaHei" w:eastAsia="Microsoft YaHei" w:cs="Microsoft YaHei"/>
+                <w:rFonts w:ascii="微软雅黑" w:hAnsi="微软雅黑" w:eastAsia="微软雅黑" w:cs="微软雅黑"/>
                 <w:color w:val="000000"/>
                 <w:sz w:val="19"/>
                 <w:szCs w:val="19"/>
@@ -7992,7 +8965,7 @@
                 <w:sz w:val="17"/>
                 <w:szCs w:val="17"/>
               </w:rPr>
-              <w:t xml:space="preserve">Human sign-off</w:t>
+              <w:t>Human sign-off</w:t>
             </w:r>
           </w:p>
         </w:tc>
@@ -8013,12 +8986,12 @@
             </w:pPr>
             <w:r>
               <w:rPr>
-                <w:rFonts w:ascii="Microsoft YaHei" w:hAnsi="Microsoft YaHei" w:eastAsia="Microsoft YaHei" w:cs="Microsoft YaHei"/>
+                <w:rFonts w:ascii="微软雅黑" w:hAnsi="微软雅黑" w:eastAsia="微软雅黑" w:cs="微软雅黑"/>
                 <w:color w:val="000000"/>
                 <w:sz w:val="19"/>
                 <w:szCs w:val="19"/>
               </w:rPr>
-              <w:t xml:space="preserve">在 Figma 里肉眼检查断行、标点位置、窄文本框挤压</w:t>
+              <w:t>在 Figma 里肉眼检查断行、标点位置、窄文本框挤压</w:t>
             </w:r>
           </w:p>
           <w:p>
@@ -8032,7 +9005,7 @@
                 <w:sz w:val="17"/>
                 <w:szCs w:val="17"/>
               </w:rPr>
-              <w:t xml:space="preserve">Visually inspect line breaks, punctuation placement and cramped narrow text boxes in Figma</w:t>
+              <w:t>Visually inspect line breaks, punctuation placement and cramped narrow text boxes in Figma</w:t>
             </w:r>
           </w:p>
         </w:tc>
@@ -8049,7 +9022,7 @@
       </w:pPr>
       <w:r>
         <w:rPr>
-          <w:rFonts w:ascii="Microsoft YaHei" w:hAnsi="Microsoft YaHei" w:eastAsia="Microsoft YaHei" w:cs="Microsoft YaHei"/>
+          <w:rFonts w:ascii="微软雅黑" w:hAnsi="微软雅黑" w:eastAsia="微软雅黑" w:cs="微软雅黑"/>
           <w:b/>
           <w:color w:val="2E5C8A"/>
           <w:sz w:val="23"/>
@@ -8059,7 +9032,7 @@
       </w:r>
       <w:r>
         <w:rPr>
-          <w:rFonts w:ascii="Microsoft YaHei" w:hAnsi="Microsoft YaHei" w:eastAsia="Microsoft YaHei" w:cs="Microsoft YaHei"/>
+          <w:rFonts w:ascii="微软雅黑" w:hAnsi="微软雅黑" w:eastAsia="微软雅黑" w:cs="微软雅黑"/>
           <w:sz w:val="23"/>
           <w:szCs w:val="23"/>
         </w:rPr>
@@ -8078,15 +9051,18 @@
     </w:p>
     <w:tbl>
       <w:tblPr>
+        <w:tblStyle w:val="5"/>
         <w:tblW w:w="9638" w:type="dxa"/>
+        <w:tblInd w:w="0" w:type="dxa"/>
         <w:tblBorders>
-          <w:top w:val="single" w:sz="4" w:space="0" w:color="BFBFBF"/>
-          <w:left w:val="single" w:sz="4" w:space="0" w:color="BFBFBF"/>
-          <w:bottom w:val="single" w:sz="4" w:space="0" w:color="BFBFBF"/>
-          <w:right w:val="single" w:sz="4" w:space="0" w:color="BFBFBF"/>
-          <w:insideH w:val="single" w:sz="4" w:space="0" w:color="BFBFBF"/>
-          <w:insideV w:val="single" w:sz="4" w:space="0" w:color="BFBFBF"/>
+          <w:top w:val="single" w:color="BFBFBF" w:sz="4" w:space="0"/>
+          <w:left w:val="single" w:color="BFBFBF" w:sz="4" w:space="0"/>
+          <w:bottom w:val="single" w:color="BFBFBF" w:sz="4" w:space="0"/>
+          <w:right w:val="single" w:color="BFBFBF" w:sz="4" w:space="0"/>
+          <w:insideH w:val="single" w:color="BFBFBF" w:sz="4" w:space="0"/>
+          <w:insideV w:val="single" w:color="BFBFBF" w:sz="4" w:space="0"/>
         </w:tblBorders>
+        <w:tblLayout w:type="autofit"/>
         <w:tblCellMar>
           <w:top w:w="0" w:type="dxa"/>
           <w:left w:w="0" w:type="dxa"/>
@@ -8100,6 +9076,22 @@
         <w:gridCol w:w="3538"/>
       </w:tblGrid>
       <w:tr>
+        <w:tblPrEx>
+          <w:tblBorders>
+            <w:top w:val="single" w:color="BFBFBF" w:sz="4" w:space="0"/>
+            <w:left w:val="single" w:color="BFBFBF" w:sz="4" w:space="0"/>
+            <w:bottom w:val="single" w:color="BFBFBF" w:sz="4" w:space="0"/>
+            <w:right w:val="single" w:color="BFBFBF" w:sz="4" w:space="0"/>
+            <w:insideH w:val="single" w:color="BFBFBF" w:sz="4" w:space="0"/>
+            <w:insideV w:val="single" w:color="BFBFBF" w:sz="4" w:space="0"/>
+          </w:tblBorders>
+          <w:tblCellMar>
+            <w:top w:w="0" w:type="dxa"/>
+            <w:left w:w="0" w:type="dxa"/>
+            <w:bottom w:w="0" w:type="dxa"/>
+            <w:right w:w="0" w:type="dxa"/>
+          </w:tblCellMar>
+        </w:tblPrEx>
         <w:trPr>
           <w:tblHeader/>
         </w:trPr>
@@ -8122,7 +9114,7 @@
             </w:pPr>
             <w:r>
               <w:rPr>
-                <w:rFonts w:ascii="Microsoft YaHei" w:hAnsi="Microsoft YaHei" w:eastAsia="Microsoft YaHei" w:cs="Microsoft YaHei"/>
+                <w:rFonts w:ascii="微软雅黑" w:hAnsi="微软雅黑" w:eastAsia="微软雅黑" w:cs="微软雅黑"/>
                 <w:b/>
                 <w:color w:val="000000"/>
                 <w:sz w:val="20"/>
@@ -8166,7 +9158,7 @@
             </w:pPr>
             <w:r>
               <w:rPr>
-                <w:rFonts w:ascii="Microsoft YaHei" w:hAnsi="Microsoft YaHei" w:eastAsia="Microsoft YaHei" w:cs="Microsoft YaHei"/>
+                <w:rFonts w:ascii="微软雅黑" w:hAnsi="微软雅黑" w:eastAsia="微软雅黑" w:cs="微软雅黑"/>
                 <w:b/>
                 <w:color w:val="000000"/>
                 <w:sz w:val="20"/>
@@ -8210,7 +9202,7 @@
             </w:pPr>
             <w:r>
               <w:rPr>
-                <w:rFonts w:ascii="Microsoft YaHei" w:hAnsi="Microsoft YaHei" w:eastAsia="Microsoft YaHei" w:cs="Microsoft YaHei"/>
+                <w:rFonts w:ascii="微软雅黑" w:hAnsi="微软雅黑" w:eastAsia="微软雅黑" w:cs="微软雅黑"/>
                 <w:b/>
                 <w:color w:val="000000"/>
                 <w:sz w:val="20"/>
@@ -8237,6 +9229,22 @@
         </w:tc>
       </w:tr>
       <w:tr>
+        <w:tblPrEx>
+          <w:tblBorders>
+            <w:top w:val="single" w:color="BFBFBF" w:sz="4" w:space="0"/>
+            <w:left w:val="single" w:color="BFBFBF" w:sz="4" w:space="0"/>
+            <w:bottom w:val="single" w:color="BFBFBF" w:sz="4" w:space="0"/>
+            <w:right w:val="single" w:color="BFBFBF" w:sz="4" w:space="0"/>
+            <w:insideH w:val="single" w:color="BFBFBF" w:sz="4" w:space="0"/>
+            <w:insideV w:val="single" w:color="BFBFBF" w:sz="4" w:space="0"/>
+          </w:tblBorders>
+          <w:tblCellMar>
+            <w:top w:w="0" w:type="dxa"/>
+            <w:left w:w="0" w:type="dxa"/>
+            <w:bottom w:w="0" w:type="dxa"/>
+            <w:right w:w="0" w:type="dxa"/>
+          </w:tblCellMar>
+        </w:tblPrEx>
         <w:tc>
           <w:tcPr>
             <w:tcW w:w="2700" w:type="dxa"/>
@@ -8254,7 +9262,7 @@
             </w:pPr>
             <w:r>
               <w:rPr>
-                <w:rFonts w:ascii="Microsoft YaHei" w:hAnsi="Microsoft YaHei" w:eastAsia="Microsoft YaHei" w:cs="Microsoft YaHei"/>
+                <w:rFonts w:ascii="微软雅黑" w:hAnsi="微软雅黑" w:eastAsia="微软雅黑" w:cs="微软雅黑"/>
                 <w:color w:val="000000"/>
                 <w:sz w:val="18"/>
                 <w:szCs w:val="18"/>
@@ -8273,7 +9281,7 @@
                 <w:sz w:val="17"/>
                 <w:szCs w:val="17"/>
               </w:rPr>
-              <w:t xml:space="preserve">A few nodes weren't translated</w:t>
+              <w:t>A few nodes weren't translated</w:t>
             </w:r>
           </w:p>
         </w:tc>
@@ -8294,12 +9302,12 @@
             </w:pPr>
             <w:r>
               <w:rPr>
-                <w:rFonts w:ascii="Microsoft YaHei" w:hAnsi="Microsoft YaHei" w:eastAsia="Microsoft YaHei" w:cs="Microsoft YaHei"/>
+                <w:rFonts w:ascii="微软雅黑" w:hAnsi="微软雅黑" w:eastAsia="微软雅黑" w:cs="微软雅黑"/>
                 <w:color w:val="000000"/>
                 <w:sz w:val="18"/>
                 <w:szCs w:val="18"/>
               </w:rPr>
-              <w:t xml:space="preserve">翻译字典的 key 是手敲的，和节点原文差了一个字符（例如多打了序号）</w:t>
+              <w:t>翻译字典的 key 是手敲的，和节点原文差了一个字符（例如多打了序号）</w:t>
             </w:r>
           </w:p>
           <w:p>
@@ -8313,7 +9321,7 @@
                 <w:sz w:val="17"/>
                 <w:szCs w:val="17"/>
               </w:rPr>
-              <w:t xml:space="preserve">The dictionary key was typed by hand and differs from the node text by one character (e.g. an extra number)</w:t>
+              <w:t>The dictionary key was typed by hand and differs from the node text by one character (e.g. an extra number)</w:t>
             </w:r>
           </w:p>
         </w:tc>
@@ -8334,12 +9342,12 @@
             </w:pPr>
             <w:r>
               <w:rPr>
-                <w:rFonts w:ascii="Microsoft YaHei" w:hAnsi="Microsoft YaHei" w:eastAsia="Microsoft YaHei" w:cs="Microsoft YaHei"/>
+                <w:rFonts w:ascii="微软雅黑" w:hAnsi="微软雅黑" w:eastAsia="微软雅黑" w:cs="微软雅黑"/>
                 <w:color w:val="000000"/>
                 <w:sz w:val="18"/>
                 <w:szCs w:val="18"/>
               </w:rPr>
-              <w:t xml:space="preserve">key 必须逐字复制节点文本；不匹配时逐码点对比排查</w:t>
+              <w:t>key 必须逐字复制节点文本；不匹配时逐码点对比排查</w:t>
             </w:r>
           </w:p>
           <w:p>
@@ -8353,12 +9361,28 @@
                 <w:sz w:val="17"/>
                 <w:szCs w:val="17"/>
               </w:rPr>
-              <w:t xml:space="preserve">Copy keys character-for-character from the node; when it won't match, diff code point by code point</w:t>
+              <w:t>Copy keys character-for-character from the node; when it won't match, diff code point by code point</w:t>
             </w:r>
           </w:p>
         </w:tc>
       </w:tr>
       <w:tr>
+        <w:tblPrEx>
+          <w:tblBorders>
+            <w:top w:val="single" w:color="BFBFBF" w:sz="4" w:space="0"/>
+            <w:left w:val="single" w:color="BFBFBF" w:sz="4" w:space="0"/>
+            <w:bottom w:val="single" w:color="BFBFBF" w:sz="4" w:space="0"/>
+            <w:right w:val="single" w:color="BFBFBF" w:sz="4" w:space="0"/>
+            <w:insideH w:val="single" w:color="BFBFBF" w:sz="4" w:space="0"/>
+            <w:insideV w:val="single" w:color="BFBFBF" w:sz="4" w:space="0"/>
+          </w:tblBorders>
+          <w:tblCellMar>
+            <w:top w:w="0" w:type="dxa"/>
+            <w:left w:w="0" w:type="dxa"/>
+            <w:bottom w:w="0" w:type="dxa"/>
+            <w:right w:w="0" w:type="dxa"/>
+          </w:tblCellMar>
+        </w:tblPrEx>
         <w:tc>
           <w:tcPr>
             <w:tcW w:w="2700" w:type="dxa"/>
@@ -8376,7 +9400,7 @@
             </w:pPr>
             <w:r>
               <w:rPr>
-                <w:rFonts w:ascii="Microsoft YaHei" w:hAnsi="Microsoft YaHei" w:eastAsia="Microsoft YaHei" w:cs="Microsoft YaHei"/>
+                <w:rFonts w:ascii="微软雅黑" w:hAnsi="微软雅黑" w:eastAsia="微软雅黑" w:cs="微软雅黑"/>
                 <w:color w:val="000000"/>
                 <w:sz w:val="18"/>
                 <w:szCs w:val="18"/>
@@ -8395,7 +9419,7 @@
                 <w:sz w:val="17"/>
                 <w:szCs w:val="17"/>
               </w:rPr>
-              <w:t xml:space="preserve">Two strings look identical but never compare equal</w:t>
+              <w:t>Two strings look identical but never compare equal</w:t>
             </w:r>
           </w:p>
         </w:tc>
@@ -8416,12 +9440,12 @@
             </w:pPr>
             <w:r>
               <w:rPr>
-                <w:rFonts w:ascii="Microsoft YaHei" w:hAnsi="Microsoft YaHei" w:eastAsia="Microsoft YaHei" w:cs="Microsoft YaHei"/>
+                <w:rFonts w:ascii="微软雅黑" w:hAnsi="微软雅黑" w:eastAsia="微软雅黑" w:cs="微软雅黑"/>
                 <w:color w:val="000000"/>
                 <w:sz w:val="18"/>
                 <w:szCs w:val="18"/>
               </w:rPr>
-              <w:t xml:space="preserve">文本里混了零宽字符 U+2028/2029/200B-200D/FEFF</w:t>
+              <w:t>文本里混了零宽字符 U+2028/2029/200B-200D/FEFF</w:t>
             </w:r>
           </w:p>
           <w:p>
@@ -8435,7 +9459,7 @@
                 <w:sz w:val="17"/>
                 <w:szCs w:val="17"/>
               </w:rPr>
-              <w:t xml:space="preserve">The text contains zero-width characters: U+2028 / U+2029 / U+200B–200D / U+FEFF</w:t>
+              <w:t>The text contains zero-width characters: U+2028 / U+2029 / U+200B–200D / U+FEFF</w:t>
             </w:r>
           </w:p>
         </w:tc>
@@ -8456,12 +9480,12 @@
             </w:pPr>
             <w:r>
               <w:rPr>
-                <w:rFonts w:ascii="Microsoft YaHei" w:hAnsi="Microsoft YaHei" w:eastAsia="Microsoft YaHei" w:cs="Microsoft YaHei"/>
+                <w:rFonts w:ascii="微软雅黑" w:hAnsi="微软雅黑" w:eastAsia="微软雅黑" w:cs="微软雅黑"/>
                 <w:color w:val="000000"/>
                 <w:sz w:val="18"/>
                 <w:szCs w:val="18"/>
               </w:rPr>
-              <w:t xml:space="preserve">比较前先归一化，正则用 String.fromCodePoint 构造</w:t>
+              <w:t>比较前先归一化，正则用 String.fromCodePoint 构造</w:t>
             </w:r>
           </w:p>
           <w:p>
@@ -8475,12 +9499,28 @@
                 <w:sz w:val="17"/>
                 <w:szCs w:val="17"/>
               </w:rPr>
-              <w:t xml:space="preserve">Normalise before comparing; build the regex with String.fromCodePoint</w:t>
+              <w:t>Normalise before comparing; build the regex with String.fromCodePoint</w:t>
             </w:r>
           </w:p>
         </w:tc>
       </w:tr>
       <w:tr>
+        <w:tblPrEx>
+          <w:tblBorders>
+            <w:top w:val="single" w:color="BFBFBF" w:sz="4" w:space="0"/>
+            <w:left w:val="single" w:color="BFBFBF" w:sz="4" w:space="0"/>
+            <w:bottom w:val="single" w:color="BFBFBF" w:sz="4" w:space="0"/>
+            <w:right w:val="single" w:color="BFBFBF" w:sz="4" w:space="0"/>
+            <w:insideH w:val="single" w:color="BFBFBF" w:sz="4" w:space="0"/>
+            <w:insideV w:val="single" w:color="BFBFBF" w:sz="4" w:space="0"/>
+          </w:tblBorders>
+          <w:tblCellMar>
+            <w:top w:w="0" w:type="dxa"/>
+            <w:left w:w="0" w:type="dxa"/>
+            <w:bottom w:w="0" w:type="dxa"/>
+            <w:right w:w="0" w:type="dxa"/>
+          </w:tblCellMar>
+        </w:tblPrEx>
         <w:tc>
           <w:tcPr>
             <w:tcW w:w="2700" w:type="dxa"/>
@@ -8498,7 +9538,7 @@
             </w:pPr>
             <w:r>
               <w:rPr>
-                <w:rFonts w:ascii="Microsoft YaHei" w:hAnsi="Microsoft YaHei" w:eastAsia="Microsoft YaHei" w:cs="Microsoft YaHei"/>
+                <w:rFonts w:ascii="微软雅黑" w:hAnsi="微软雅黑" w:eastAsia="微软雅黑" w:cs="微软雅黑"/>
                 <w:color w:val="000000"/>
                 <w:sz w:val="18"/>
                 <w:szCs w:val="18"/>
@@ -8517,7 +9557,7 @@
                 <w:sz w:val="17"/>
                 <w:szCs w:val="17"/>
               </w:rPr>
-              <w:t xml:space="preserve">Arabic shows as boxes (tofu)</w:t>
+              <w:t>Arabic shows as boxes (tofu)</w:t>
             </w:r>
           </w:p>
         </w:tc>
@@ -8538,12 +9578,12 @@
             </w:pPr>
             <w:r>
               <w:rPr>
-                <w:rFonts w:ascii="Microsoft YaHei" w:hAnsi="Microsoft YaHei" w:eastAsia="Microsoft YaHei" w:cs="Microsoft YaHei"/>
+                <w:rFonts w:ascii="微软雅黑" w:hAnsi="微软雅黑" w:eastAsia="微软雅黑" w:cs="微软雅黑"/>
                 <w:color w:val="000000"/>
                 <w:sz w:val="18"/>
                 <w:szCs w:val="18"/>
               </w:rPr>
-              <w:t xml:space="preserve">字体名或字重名和 Figma 里的实际命名不一致，加载失败后回退原字体</w:t>
+              <w:t>字体名或字重名和 Figma 里的实际命名不一致，加载失败后回退原字体</w:t>
             </w:r>
           </w:p>
           <w:p>
@@ -8557,7 +9597,7 @@
                 <w:sz w:val="17"/>
                 <w:szCs w:val="17"/>
               </w:rPr>
-              <w:t xml:space="preserve">The font family or weight name doesn't match Figma's actual naming, so loading fails and it falls back</w:t>
+              <w:t>The font family or weight name doesn't match Figma's actual naming, so loading fails and it falls back</w:t>
             </w:r>
           </w:p>
         </w:tc>
@@ -8578,12 +9618,12 @@
             </w:pPr>
             <w:r>
               <w:rPr>
-                <w:rFonts w:ascii="Microsoft YaHei" w:hAnsi="Microsoft YaHei" w:eastAsia="Microsoft YaHei" w:cs="Microsoft YaHei"/>
+                <w:rFonts w:ascii="微软雅黑" w:hAnsi="微软雅黑" w:eastAsia="微软雅黑" w:cs="微软雅黑"/>
                 <w:color w:val="000000"/>
                 <w:sz w:val="18"/>
                 <w:szCs w:val="18"/>
               </w:rPr>
-              <w:t xml:space="preserve">先用 list_fonts 取真名；批量写前用 set_text 探测，确认 fontApplied 为 true</w:t>
+              <w:t>先用 list_fonts 取真名；批量写前用 set_text 探测，确认 fontApplied 为 true</w:t>
             </w:r>
           </w:p>
           <w:p>
@@ -8597,12 +9637,28 @@
                 <w:sz w:val="17"/>
                 <w:szCs w:val="17"/>
               </w:rPr>
-              <w:t xml:space="preserve">Get the real name via list_fonts; probe with set_text before batch writing and confirm fontApplied is true</w:t>
+              <w:t>Get the real name via list_fonts; probe with set_text before batch writing and confirm fontApplied is true</w:t>
             </w:r>
           </w:p>
         </w:tc>
       </w:tr>
       <w:tr>
+        <w:tblPrEx>
+          <w:tblBorders>
+            <w:top w:val="single" w:color="BFBFBF" w:sz="4" w:space="0"/>
+            <w:left w:val="single" w:color="BFBFBF" w:sz="4" w:space="0"/>
+            <w:bottom w:val="single" w:color="BFBFBF" w:sz="4" w:space="0"/>
+            <w:right w:val="single" w:color="BFBFBF" w:sz="4" w:space="0"/>
+            <w:insideH w:val="single" w:color="BFBFBF" w:sz="4" w:space="0"/>
+            <w:insideV w:val="single" w:color="BFBFBF" w:sz="4" w:space="0"/>
+          </w:tblBorders>
+          <w:tblCellMar>
+            <w:top w:w="0" w:type="dxa"/>
+            <w:left w:w="0" w:type="dxa"/>
+            <w:bottom w:w="0" w:type="dxa"/>
+            <w:right w:w="0" w:type="dxa"/>
+          </w:tblCellMar>
+        </w:tblPrEx>
         <w:tc>
           <w:tcPr>
             <w:tcW w:w="2700" w:type="dxa"/>
@@ -8620,12 +9676,12 @@
             </w:pPr>
             <w:r>
               <w:rPr>
-                <w:rFonts w:ascii="Microsoft YaHei" w:hAnsi="Microsoft YaHei" w:eastAsia="Microsoft YaHei" w:cs="Microsoft YaHei"/>
+                <w:rFonts w:ascii="微软雅黑" w:hAnsi="微软雅黑" w:eastAsia="微软雅黑" w:cs="微软雅黑"/>
                 <w:color w:val="000000"/>
                 <w:sz w:val="18"/>
                 <w:szCs w:val="18"/>
               </w:rPr>
-              <w:t xml:space="preserve">本地装好的字体 Figma 里找不到</w:t>
+              <w:t>本地装好的字体 Figma 里找不到</w:t>
             </w:r>
           </w:p>
           <w:p>
@@ -8639,7 +9695,7 @@
                 <w:sz w:val="17"/>
                 <w:szCs w:val="17"/>
               </w:rPr>
-              <w:t xml:space="preserve">A locally installed font isn't visible in Figma</w:t>
+              <w:t>A locally installed font isn't visible in Figma</w:t>
             </w:r>
           </w:p>
         </w:tc>
@@ -8660,12 +9716,12 @@
             </w:pPr>
             <w:r>
               <w:rPr>
-                <w:rFonts w:ascii="Microsoft YaHei" w:hAnsi="Microsoft YaHei" w:eastAsia="Microsoft YaHei" w:cs="Microsoft YaHei"/>
+                <w:rFonts w:ascii="微软雅黑" w:hAnsi="微软雅黑" w:eastAsia="微软雅黑" w:cs="微软雅黑"/>
                 <w:color w:val="000000"/>
                 <w:sz w:val="18"/>
                 <w:szCs w:val="18"/>
               </w:rPr>
-              <w:t xml:space="preserve">容器 / 沙箱的字体目录与本机隔离</w:t>
+              <w:t>容器 / 沙箱的字体目录与本机隔离</w:t>
             </w:r>
           </w:p>
           <w:p>
@@ -8679,7 +9735,7 @@
                 <w:sz w:val="17"/>
                 <w:szCs w:val="17"/>
               </w:rPr>
-              <w:t xml:space="preserve">The container / sandbox font directory is isolated from the host</w:t>
+              <w:t>The container / sandbox font directory is isolated from the host</w:t>
             </w:r>
           </w:p>
         </w:tc>
@@ -8700,12 +9756,12 @@
             </w:pPr>
             <w:r>
               <w:rPr>
-                <w:rFonts w:ascii="Microsoft YaHei" w:hAnsi="Microsoft YaHei" w:eastAsia="Microsoft YaHei" w:cs="Microsoft YaHei"/>
+                <w:rFonts w:ascii="微软雅黑" w:hAnsi="微软雅黑" w:eastAsia="微软雅黑" w:cs="微软雅黑"/>
                 <w:color w:val="000000"/>
                 <w:sz w:val="18"/>
                 <w:szCs w:val="18"/>
               </w:rPr>
-              <w:t xml:space="preserve">优先用 Figma 已内置的字体，例如 Noto Sans Arabic</w:t>
+              <w:t>优先用 Figma 已内置的字体，例如 Noto Sans Arabic</w:t>
             </w:r>
           </w:p>
           <w:p>
@@ -8719,12 +9775,28 @@
                 <w:sz w:val="17"/>
                 <w:szCs w:val="17"/>
               </w:rPr>
-              <w:t xml:space="preserve">Prefer fonts already built into Figma, such as Noto Sans Arabic</w:t>
+              <w:t>Prefer fonts already built into Figma, such as Noto Sans Arabic</w:t>
             </w:r>
           </w:p>
         </w:tc>
       </w:tr>
       <w:tr>
+        <w:tblPrEx>
+          <w:tblBorders>
+            <w:top w:val="single" w:color="BFBFBF" w:sz="4" w:space="0"/>
+            <w:left w:val="single" w:color="BFBFBF" w:sz="4" w:space="0"/>
+            <w:bottom w:val="single" w:color="BFBFBF" w:sz="4" w:space="0"/>
+            <w:right w:val="single" w:color="BFBFBF" w:sz="4" w:space="0"/>
+            <w:insideH w:val="single" w:color="BFBFBF" w:sz="4" w:space="0"/>
+            <w:insideV w:val="single" w:color="BFBFBF" w:sz="4" w:space="0"/>
+          </w:tblBorders>
+          <w:tblCellMar>
+            <w:top w:w="0" w:type="dxa"/>
+            <w:left w:w="0" w:type="dxa"/>
+            <w:bottom w:w="0" w:type="dxa"/>
+            <w:right w:w="0" w:type="dxa"/>
+          </w:tblCellMar>
+        </w:tblPrEx>
         <w:tc>
           <w:tcPr>
             <w:tcW w:w="2700" w:type="dxa"/>
@@ -8742,12 +9814,12 @@
             </w:pPr>
             <w:r>
               <w:rPr>
-                <w:rFonts w:ascii="Microsoft YaHei" w:hAnsi="Microsoft YaHei" w:eastAsia="Microsoft YaHei" w:cs="Microsoft YaHei"/>
+                <w:rFonts w:ascii="微软雅黑" w:hAnsi="微软雅黑" w:eastAsia="微软雅黑" w:cs="微软雅黑"/>
                 <w:color w:val="000000"/>
                 <w:sz w:val="18"/>
                 <w:szCs w:val="18"/>
               </w:rPr>
-              <w:t xml:space="preserve">Node 报 require is not defined，或路径找不到</w:t>
+              <w:t>Node 报 require is not defined，或路径找不到</w:t>
             </w:r>
           </w:p>
           <w:p>
@@ -8761,7 +9833,7 @@
                 <w:sz w:val="17"/>
                 <w:szCs w:val="17"/>
               </w:rPr>
-              <w:t xml:space="preserve">Node says require is not defined, or the path isn't found</w:t>
+              <w:t>Node says require is not defined, or the path isn't found</w:t>
             </w:r>
           </w:p>
         </w:tc>
@@ -8782,12 +9854,12 @@
             </w:pPr>
             <w:r>
               <w:rPr>
-                <w:rFonts w:ascii="Microsoft YaHei" w:hAnsi="Microsoft YaHei" w:eastAsia="Microsoft YaHei" w:cs="Microsoft YaHei"/>
+                <w:rFonts w:ascii="微软雅黑" w:hAnsi="微软雅黑" w:eastAsia="微软雅黑" w:cs="微软雅黑"/>
                 <w:color w:val="000000"/>
                 <w:sz w:val="18"/>
                 <w:szCs w:val="18"/>
               </w:rPr>
-              <w:t xml:space="preserve">mjs 文件应按 ESM 书写；Windows 下误传了 Git-Bash 风格的 /c/ 路径</w:t>
+              <w:t>mjs 文件应按 ESM 书写；Windows 下误传了 Git-Bash 风格的 /c/ 路径</w:t>
             </w:r>
           </w:p>
           <w:p>
@@ -8801,7 +9873,7 @@
                 <w:sz w:val="17"/>
                 <w:szCs w:val="17"/>
               </w:rPr>
-              <w:t xml:space="preserve">.mjs files must use ESM; on Windows a Git-Bash style /c/ path was passed</w:t>
+              <w:t>.mjs files must use ESM; on Windows a Git-Bash style /c/ path was passed</w:t>
             </w:r>
           </w:p>
         </w:tc>
@@ -8822,12 +9894,12 @@
             </w:pPr>
             <w:r>
               <w:rPr>
-                <w:rFonts w:ascii="Microsoft YaHei" w:hAnsi="Microsoft YaHei" w:eastAsia="Microsoft YaHei" w:cs="Microsoft YaHei"/>
+                <w:rFonts w:ascii="微软雅黑" w:hAnsi="微软雅黑" w:eastAsia="微软雅黑" w:cs="微软雅黑"/>
                 <w:color w:val="000000"/>
                 <w:sz w:val="18"/>
                 <w:szCs w:val="18"/>
               </w:rPr>
-              <w:t xml:space="preserve">改用 import；路径写成 C:/Users/... 形式</w:t>
+              <w:t>改用 import；路径写成 C:/Users/... 形式</w:t>
             </w:r>
           </w:p>
           <w:p>
@@ -8841,7 +9913,7 @@
                 <w:sz w:val="17"/>
                 <w:szCs w:val="17"/>
               </w:rPr>
-              <w:t xml:space="preserve">Switch to import; write paths as C:/Users/...</w:t>
+              <w:t>Switch to import; write paths as C:/Users/...</w:t>
             </w:r>
           </w:p>
         </w:tc>
@@ -8854,12 +9926,12 @@
     </w:p>
     <w:p>
       <w:pPr>
-        <w:pStyle w:val="Heading1"/>
+        <w:pStyle w:val="2"/>
         <w:spacing w:before="120" w:after="180" w:line="276" w:lineRule="auto"/>
       </w:pPr>
       <w:r>
         <w:rPr>
-          <w:rFonts w:ascii="Microsoft YaHei" w:hAnsi="Microsoft YaHei" w:eastAsia="Microsoft YaHei" w:cs="Microsoft YaHei"/>
+          <w:rFonts w:ascii="微软雅黑" w:hAnsi="微软雅黑" w:eastAsia="微软雅黑" w:cs="微软雅黑"/>
           <w:b/>
           <w:color w:val="1F3864"/>
           <w:sz w:val="30"/>
@@ -8869,7 +9941,7 @@
       </w:r>
       <w:r>
         <w:rPr>
-          <w:rFonts w:ascii="Microsoft YaHei" w:hAnsi="Microsoft YaHei" w:eastAsia="Microsoft YaHei" w:cs="Microsoft YaHei"/>
+          <w:rFonts w:ascii="微软雅黑" w:hAnsi="微软雅黑" w:eastAsia="微软雅黑" w:cs="微软雅黑"/>
           <w:sz w:val="30"/>
           <w:szCs w:val="30"/>
         </w:rPr>
@@ -8883,20 +9955,23 @@
           <w:sz w:val="25"/>
           <w:szCs w:val="25"/>
         </w:rPr>
-        <w:t xml:space="preserve">7. What You Get</w:t>
+        <w:t>7. What You Get</w:t>
       </w:r>
     </w:p>
     <w:tbl>
       <w:tblPr>
+        <w:tblStyle w:val="5"/>
         <w:tblW w:w="9638" w:type="dxa"/>
+        <w:tblInd w:w="0" w:type="dxa"/>
         <w:tblBorders>
-          <w:top w:val="single" w:sz="4" w:space="0" w:color="BFBFBF"/>
-          <w:left w:val="single" w:sz="4" w:space="0" w:color="BFBFBF"/>
-          <w:bottom w:val="single" w:sz="4" w:space="0" w:color="BFBFBF"/>
-          <w:right w:val="single" w:sz="4" w:space="0" w:color="BFBFBF"/>
-          <w:insideH w:val="single" w:sz="4" w:space="0" w:color="BFBFBF"/>
-          <w:insideV w:val="single" w:sz="4" w:space="0" w:color="BFBFBF"/>
+          <w:top w:val="single" w:color="BFBFBF" w:sz="4" w:space="0"/>
+          <w:left w:val="single" w:color="BFBFBF" w:sz="4" w:space="0"/>
+          <w:bottom w:val="single" w:color="BFBFBF" w:sz="4" w:space="0"/>
+          <w:right w:val="single" w:color="BFBFBF" w:sz="4" w:space="0"/>
+          <w:insideH w:val="single" w:color="BFBFBF" w:sz="4" w:space="0"/>
+          <w:insideV w:val="single" w:color="BFBFBF" w:sz="4" w:space="0"/>
         </w:tblBorders>
+        <w:tblLayout w:type="autofit"/>
         <w:tblCellMar>
           <w:top w:w="0" w:type="dxa"/>
           <w:left w:w="0" w:type="dxa"/>
@@ -8909,6 +9984,22 @@
         <w:gridCol w:w="7038"/>
       </w:tblGrid>
       <w:tr>
+        <w:tblPrEx>
+          <w:tblBorders>
+            <w:top w:val="single" w:color="BFBFBF" w:sz="4" w:space="0"/>
+            <w:left w:val="single" w:color="BFBFBF" w:sz="4" w:space="0"/>
+            <w:bottom w:val="single" w:color="BFBFBF" w:sz="4" w:space="0"/>
+            <w:right w:val="single" w:color="BFBFBF" w:sz="4" w:space="0"/>
+            <w:insideH w:val="single" w:color="BFBFBF" w:sz="4" w:space="0"/>
+            <w:insideV w:val="single" w:color="BFBFBF" w:sz="4" w:space="0"/>
+          </w:tblBorders>
+          <w:tblCellMar>
+            <w:top w:w="0" w:type="dxa"/>
+            <w:left w:w="0" w:type="dxa"/>
+            <w:bottom w:w="0" w:type="dxa"/>
+            <w:right w:w="0" w:type="dxa"/>
+          </w:tblCellMar>
+        </w:tblPrEx>
         <w:trPr>
           <w:tblHeader/>
         </w:trPr>
@@ -8931,7 +10022,7 @@
             </w:pPr>
             <w:r>
               <w:rPr>
-                <w:rFonts w:ascii="Microsoft YaHei" w:hAnsi="Microsoft YaHei" w:eastAsia="Microsoft YaHei" w:cs="Microsoft YaHei"/>
+                <w:rFonts w:ascii="微软雅黑" w:hAnsi="微软雅黑" w:eastAsia="微软雅黑" w:cs="微软雅黑"/>
                 <w:b/>
                 <w:color w:val="000000"/>
                 <w:sz w:val="20"/>
@@ -8975,7 +10066,7 @@
             </w:pPr>
             <w:r>
               <w:rPr>
-                <w:rFonts w:ascii="Microsoft YaHei" w:hAnsi="Microsoft YaHei" w:eastAsia="Microsoft YaHei" w:cs="Microsoft YaHei"/>
+                <w:rFonts w:ascii="微软雅黑" w:hAnsi="微软雅黑" w:eastAsia="微软雅黑" w:cs="微软雅黑"/>
                 <w:b/>
                 <w:color w:val="000000"/>
                 <w:sz w:val="20"/>
@@ -9002,6 +10093,22 @@
         </w:tc>
       </w:tr>
       <w:tr>
+        <w:tblPrEx>
+          <w:tblBorders>
+            <w:top w:val="single" w:color="BFBFBF" w:sz="4" w:space="0"/>
+            <w:left w:val="single" w:color="BFBFBF" w:sz="4" w:space="0"/>
+            <w:bottom w:val="single" w:color="BFBFBF" w:sz="4" w:space="0"/>
+            <w:right w:val="single" w:color="BFBFBF" w:sz="4" w:space="0"/>
+            <w:insideH w:val="single" w:color="BFBFBF" w:sz="4" w:space="0"/>
+            <w:insideV w:val="single" w:color="BFBFBF" w:sz="4" w:space="0"/>
+          </w:tblBorders>
+          <w:tblCellMar>
+            <w:top w:w="0" w:type="dxa"/>
+            <w:left w:w="0" w:type="dxa"/>
+            <w:bottom w:w="0" w:type="dxa"/>
+            <w:right w:w="0" w:type="dxa"/>
+          </w:tblCellMar>
+        </w:tblPrEx>
         <w:tc>
           <w:tcPr>
             <w:tcW w:w="2600" w:type="dxa"/>
@@ -9044,12 +10151,12 @@
             </w:pPr>
             <w:r>
               <w:rPr>
-                <w:rFonts w:ascii="Microsoft YaHei" w:hAnsi="Microsoft YaHei" w:eastAsia="Microsoft YaHei" w:cs="Microsoft YaHei"/>
+                <w:rFonts w:ascii="微软雅黑" w:hAnsi="微软雅黑" w:eastAsia="微软雅黑" w:cs="微软雅黑"/>
                 <w:color w:val="000000"/>
                 <w:sz w:val="19"/>
                 <w:szCs w:val="19"/>
               </w:rPr>
-              <w:t xml:space="preserve">逐节点原文 / 译文对照，含 nodeId、字体、字重、对齐。可直接发给母语审校</w:t>
+              <w:t>逐节点原文 / 译文对照，含 nodeId、字体、字重、对齐。可直接发给母语审校</w:t>
             </w:r>
           </w:p>
           <w:p>
@@ -9063,12 +10170,28 @@
                 <w:sz w:val="17"/>
                 <w:szCs w:val="17"/>
               </w:rPr>
-              <w:t xml:space="preserve">Per-node source/target pairs with nodeId, font, weight and alignment — ready to hand to a native reviewer</w:t>
+              <w:t>Per-node source/target pairs with nodeId, font, weight and alignment — ready to hand to a native reviewer</w:t>
             </w:r>
           </w:p>
         </w:tc>
       </w:tr>
       <w:tr>
+        <w:tblPrEx>
+          <w:tblBorders>
+            <w:top w:val="single" w:color="BFBFBF" w:sz="4" w:space="0"/>
+            <w:left w:val="single" w:color="BFBFBF" w:sz="4" w:space="0"/>
+            <w:bottom w:val="single" w:color="BFBFBF" w:sz="4" w:space="0"/>
+            <w:right w:val="single" w:color="BFBFBF" w:sz="4" w:space="0"/>
+            <w:insideH w:val="single" w:color="BFBFBF" w:sz="4" w:space="0"/>
+            <w:insideV w:val="single" w:color="BFBFBF" w:sz="4" w:space="0"/>
+          </w:tblBorders>
+          <w:tblCellMar>
+            <w:top w:w="0" w:type="dxa"/>
+            <w:left w:w="0" w:type="dxa"/>
+            <w:bottom w:w="0" w:type="dxa"/>
+            <w:right w:w="0" w:type="dxa"/>
+          </w:tblCellMar>
+        </w:tblPrEx>
         <w:tc>
           <w:tcPr>
             <w:tcW w:w="2600" w:type="dxa"/>
@@ -9111,12 +10234,12 @@
             </w:pPr>
             <w:r>
               <w:rPr>
-                <w:rFonts w:ascii="Microsoft YaHei" w:hAnsi="Microsoft YaHei" w:eastAsia="Microsoft YaHei" w:cs="Microsoft YaHei"/>
+                <w:rFonts w:ascii="微软雅黑" w:hAnsi="微软雅黑" w:eastAsia="微软雅黑" w:cs="微软雅黑"/>
                 <w:color w:val="000000"/>
                 <w:sz w:val="19"/>
                 <w:szCs w:val="19"/>
               </w:rPr>
-              <w:t xml:space="preserve">实际写入 Figma 的批次内容，可复现、可回滚比对</w:t>
+              <w:t>实际写入 Figma 的批次内容，可复现、可回滚比对</w:t>
             </w:r>
           </w:p>
           <w:p>
@@ -9130,12 +10253,28 @@
                 <w:sz w:val="17"/>
                 <w:szCs w:val="17"/>
               </w:rPr>
-              <w:t xml:space="preserve">Exactly what was written to Figma — reproducible and diffable for rollback</w:t>
+              <w:t>Exactly what was written to Figma — reproducible and diffable for rollback</w:t>
             </w:r>
           </w:p>
         </w:tc>
       </w:tr>
       <w:tr>
+        <w:tblPrEx>
+          <w:tblBorders>
+            <w:top w:val="single" w:color="BFBFBF" w:sz="4" w:space="0"/>
+            <w:left w:val="single" w:color="BFBFBF" w:sz="4" w:space="0"/>
+            <w:bottom w:val="single" w:color="BFBFBF" w:sz="4" w:space="0"/>
+            <w:right w:val="single" w:color="BFBFBF" w:sz="4" w:space="0"/>
+            <w:insideH w:val="single" w:color="BFBFBF" w:sz="4" w:space="0"/>
+            <w:insideV w:val="single" w:color="BFBFBF" w:sz="4" w:space="0"/>
+          </w:tblBorders>
+          <w:tblCellMar>
+            <w:top w:w="0" w:type="dxa"/>
+            <w:left w:w="0" w:type="dxa"/>
+            <w:bottom w:w="0" w:type="dxa"/>
+            <w:right w:w="0" w:type="dxa"/>
+          </w:tblCellMar>
+        </w:tblPrEx>
         <w:tc>
           <w:tcPr>
             <w:tcW w:w="2600" w:type="dxa"/>
@@ -9157,7 +10296,7 @@
                 <w:sz w:val="18"/>
                 <w:szCs w:val="18"/>
               </w:rPr>
-              <w:t xml:space="preserve">verify JSON</w:t>
+              <w:t>verify JSON</w:t>
             </w:r>
           </w:p>
         </w:tc>
@@ -9178,12 +10317,12 @@
             </w:pPr>
             <w:r>
               <w:rPr>
-                <w:rFonts w:ascii="Microsoft YaHei" w:hAnsi="Microsoft YaHei" w:eastAsia="Microsoft YaHei" w:cs="Microsoft YaHei"/>
+                <w:rFonts w:ascii="微软雅黑" w:hAnsi="微软雅黑" w:eastAsia="微软雅黑" w:cs="微软雅黑"/>
                 <w:color w:val="000000"/>
                 <w:sz w:val="19"/>
                 <w:szCs w:val="19"/>
               </w:rPr>
-              <w:t xml:space="preserve">写入后的整页复扫结果，是「残留为 0」这个结论的依据</w:t>
+              <w:t>写入后的整页复扫结果，是「残留为 0」这个结论的依据</w:t>
             </w:r>
           </w:p>
           <w:p>
@@ -9197,7 +10336,7 @@
                 <w:sz w:val="17"/>
                 <w:szCs w:val="17"/>
               </w:rPr>
-              <w:t xml:space="preserve">The post-write full-page re-scan — the evidence behind the “zero residue” claim</w:t>
+              <w:t>The post-write full-page re-scan — the evidence behind the “zero residue” claim</w:t>
             </w:r>
           </w:p>
         </w:tc>
@@ -9214,7 +10353,7 @@
       </w:pPr>
       <w:r>
         <w:rPr>
-          <w:rFonts w:ascii="Microsoft YaHei" w:hAnsi="Microsoft YaHei" w:eastAsia="Microsoft YaHei" w:cs="Microsoft YaHei"/>
+          <w:rFonts w:ascii="微软雅黑" w:hAnsi="微软雅黑" w:eastAsia="微软雅黑" w:cs="微软雅黑"/>
           <w:b/>
           <w:color w:val="C00000"/>
           <w:sz w:val="23"/>
@@ -9224,7 +10363,7 @@
       </w:r>
       <w:r>
         <w:rPr>
-          <w:rFonts w:ascii="Microsoft YaHei" w:hAnsi="Microsoft YaHei" w:eastAsia="Microsoft YaHei" w:cs="Microsoft YaHei"/>
+          <w:rFonts w:ascii="微软雅黑" w:hAnsi="微软雅黑" w:eastAsia="微软雅黑" w:cs="微软雅黑"/>
           <w:sz w:val="23"/>
           <w:szCs w:val="23"/>
         </w:rPr>
@@ -9238,7 +10377,7 @@
           <w:sz w:val="20"/>
           <w:szCs w:val="20"/>
         </w:rPr>
-        <w:t xml:space="preserve">Terms of use</w:t>
+        <w:t>Terms of use</w:t>
       </w:r>
     </w:p>
     <w:p>
@@ -9248,11 +10387,11 @@
       </w:pPr>
       <w:r>
         <w:rPr>
-          <w:rFonts w:ascii="Microsoft YaHei" w:hAnsi="Microsoft YaHei" w:eastAsia="Microsoft YaHei" w:cs="Microsoft YaHei"/>
+          <w:rFonts w:ascii="微软雅黑" w:hAnsi="微软雅黑" w:eastAsia="微软雅黑" w:cs="微软雅黑"/>
           <w:sz w:val="20"/>
           <w:szCs w:val="20"/>
         </w:rPr>
-        <w:t xml:space="preserve">1. 本 Skill 只改写文字内容与字体 / 对齐，不移动、不增删、不重排文本框。</w:t>
+        <w:t>1. 本 Skill 只改写文字内容与字体 / 对齐，不移动、不增删、不重排文本框。</w:t>
       </w:r>
     </w:p>
     <w:p>
@@ -9267,7 +10406,7 @@
           <w:sz w:val="18"/>
           <w:szCs w:val="18"/>
         </w:rPr>
-        <w:t xml:space="preserve">1. This skill rewrites text content plus font/alignment only. It never moves, adds, deletes or reflows text boxes.</w:t>
+        <w:t>1. This skill rewrites text content plus font/alignment only. It never moves, adds, deletes or reflows text boxes.</w:t>
       </w:r>
     </w:p>
     <w:p>
@@ -9277,11 +10416,11 @@
       </w:pPr>
       <w:r>
         <w:rPr>
-          <w:rFonts w:ascii="Microsoft YaHei" w:hAnsi="Microsoft YaHei" w:eastAsia="Microsoft YaHei" w:cs="Microsoft YaHei"/>
+          <w:rFonts w:ascii="微软雅黑" w:hAnsi="微软雅黑" w:eastAsia="微软雅黑" w:cs="微软雅黑"/>
           <w:sz w:val="20"/>
           <w:szCs w:val="20"/>
         </w:rPr>
-        <w:t xml:space="preserve">2. 大批量写入前，请先在 Figma 里保存一个版本快照，便于随时回滚。</w:t>
+        <w:t>2. 大批量写入前，请先在 Figma 里保存一个版本快照，便于随时回滚。</w:t>
       </w:r>
     </w:p>
     <w:p>
@@ -9296,7 +10435,7 @@
           <w:sz w:val="18"/>
           <w:szCs w:val="18"/>
         </w:rPr>
-        <w:t xml:space="preserve">2. Before any large batch write, save a version snapshot in Figma so you can roll back at any time.</w:t>
+        <w:t>2. Before any large batch write, save a version snapshot in Figma so you can roll back at any time.</w:t>
       </w:r>
     </w:p>
     <w:p>
@@ -9306,11 +10445,11 @@
       </w:pPr>
       <w:r>
         <w:rPr>
-          <w:rFonts w:ascii="Microsoft YaHei" w:hAnsi="Microsoft YaHei" w:eastAsia="Microsoft YaHei" w:cs="Microsoft YaHei"/>
+          <w:rFonts w:ascii="微软雅黑" w:hAnsi="微软雅黑" w:eastAsia="微软雅黑" w:cs="微软雅黑"/>
           <w:sz w:val="20"/>
           <w:szCs w:val="20"/>
         </w:rPr>
-        <w:t xml:space="preserve">3. 机器不替你签「完工」：RTL 从右到左的最终观感（断行、标点位置、窄框挤压）必须由你或母语审校肉眼终检。</w:t>
+        <w:t>3. 机器不替你签「完工」：RTL 从右到左的最终观感（断行、标点位置、窄框挤压）必须由你或母语审校肉眼终检。</w:t>
       </w:r>
     </w:p>
     <w:p>
@@ -9325,7 +10464,7 @@
           <w:sz w:val="18"/>
           <w:szCs w:val="18"/>
         </w:rPr>
-        <w:t xml:space="preserve">3. The machine does not sign off for you: the final RTL look (line breaks, punctuation placement, cramped boxes) must be checked by eye by you or a native reviewer.</w:t>
+        <w:t>3. The machine does not sign off for you: the final RTL look (line breaks, punctuation placement, cramped boxes) must be checked by eye by you or a native reviewer.</w:t>
       </w:r>
     </w:p>
     <w:p>
@@ -9335,11 +10474,11 @@
       </w:pPr>
       <w:r>
         <w:rPr>
-          <w:rFonts w:ascii="Microsoft YaHei" w:hAnsi="Microsoft YaHei" w:eastAsia="Microsoft YaHei" w:cs="Microsoft YaHei"/>
+          <w:rFonts w:ascii="微软雅黑" w:hAnsi="微软雅黑" w:eastAsia="微软雅黑" w:cs="微软雅黑"/>
           <w:sz w:val="20"/>
           <w:szCs w:val="20"/>
         </w:rPr>
-        <w:t xml:space="preserve">4. 字体版权请自行确认：文档中默认使用 Noto Sans Arabic（SIL Open Font License，可商用）。</w:t>
+        <w:t>4. 字体版权请自行确认：文档中默认使用 Noto Sans Arabic（SIL Open Font License，可商用）。</w:t>
       </w:r>
     </w:p>
     <w:p>
@@ -9354,7 +10493,7 @@
           <w:sz w:val="18"/>
           <w:szCs w:val="18"/>
         </w:rPr>
-        <w:t xml:space="preserve">4. Verify font licensing yourself. This guide defaults to Noto Sans Arabic (SIL Open Font License, commercial use permitted).</w:t>
+        <w:t>4. Verify font licensing yourself. This guide defaults to Noto Sans Arabic (SIL Open Font License, commercial use permitted).</w:t>
       </w:r>
     </w:p>
     <w:p>
@@ -9364,11 +10503,11 @@
       </w:pPr>
       <w:r>
         <w:rPr>
-          <w:rFonts w:ascii="Microsoft YaHei" w:hAnsi="Microsoft YaHei" w:eastAsia="Microsoft YaHei" w:cs="Microsoft YaHei"/>
+          <w:rFonts w:ascii="微软雅黑" w:hAnsi="微软雅黑" w:eastAsia="微软雅黑" w:cs="微软雅黑"/>
           <w:sz w:val="20"/>
           <w:szCs w:val="20"/>
         </w:rPr>
-        <w:t xml:space="preserve">5. 本项目以 MIT 协议开源，按「原样」提供，作者不承担因使用导致的任何损失。</w:t>
+        <w:t>5. 本项目以 MIT 协议开源，按「原样」提供，作者不承担因使用导致的任何损失。</w:t>
       </w:r>
     </w:p>
     <w:p>
@@ -9383,7 +10522,7 @@
           <w:sz w:val="18"/>
           <w:szCs w:val="18"/>
         </w:rPr>
-        <w:t xml:space="preserve">5. Released under the MIT licence, provided “as is”. The author accepts no liability for any loss arising from its use.</w:t>
+        <w:t>5. Released under the MIT licence, provided “as is”. The author accepts no liability for any loss arising from its use.</w:t>
       </w:r>
     </w:p>
     <w:p>
@@ -9398,12 +10537,12 @@
       </w:pPr>
       <w:r>
         <w:rPr>
-          <w:rFonts w:ascii="Microsoft YaHei" w:hAnsi="Microsoft YaHei" w:eastAsia="Microsoft YaHei" w:cs="Microsoft YaHei"/>
+          <w:rFonts w:ascii="微软雅黑" w:hAnsi="微软雅黑" w:eastAsia="微软雅黑" w:cs="微软雅黑"/>
           <w:color w:val="808080"/>
           <w:sz w:val="18"/>
           <w:szCs w:val="18"/>
         </w:rPr>
-        <w:t xml:space="preserve">MIT License · v2.0 · 2026-09-02</w:t>
+        <w:t>MIT License · v2.0 · 2026-09-02</w:t>
       </w:r>
     </w:p>
     <w:p>
@@ -9418,89 +10557,697 @@
           <w:sz w:val="16"/>
           <w:szCs w:val="16"/>
         </w:rPr>
-        <w:t xml:space="preserve">Bilingual edition 中英双语版 · 中文与英文表述如有冲突，以中文为准 · In case of conflict between the Chinese and English wording, the Chinese prevails.</w:t>
+        <w:t>Bilingual edition 中英双语版 · 中文与英文表述如有冲突，以中文为准 · In case of conflict between the Chinese and English wording, the Chinese prevails.</w:t>
       </w:r>
     </w:p>
     <w:sectPr>
       <w:pgSz w:w="11906" w:h="16838"/>
       <w:pgMar w:top="1134" w:right="1134" w:bottom="1134" w:left="1134" w:header="851" w:footer="992" w:gutter="0"/>
-      <w:cols w:space="425"/>
-      <w:docGrid w:linePitch="312"/>
+      <w:cols w:space="425" w:num="1"/>
+      <w:docGrid w:linePitch="312" w:charSpace="0"/>
     </w:sectPr>
   </w:body>
 </w:document>
 </file>
 
+<file path=word/endnotes.xml><?xml version="1.0" encoding="utf-8"?>
+<w:endnotes xmlns:wpc="http://schemas.microsoft.com/office/word/2010/wordprocessingCanvas" xmlns:mc="http://schemas.openxmlformats.org/markup-compatibility/2006" xmlns:o="urn:schemas-microsoft-com:office:office" xmlns:r="http://schemas.openxmlformats.org/officeDocument/2006/relationships" xmlns:m="http://schemas.openxmlformats.org/officeDocument/2006/math" xmlns:v="urn:schemas-microsoft-com:vml" xmlns:wp14="http://schemas.microsoft.com/office/word/2010/wordprocessingDrawing" xmlns:wp="http://schemas.openxmlformats.org/drawingml/2006/wordprocessingDrawing" xmlns:w="http://schemas.openxmlformats.org/wordprocessingml/2006/main" xmlns:w14="http://schemas.microsoft.com/office/word/2010/wordml" xmlns:w15="http://schemas.microsoft.com/office/word/2012/wordml" xmlns:w10="urn:schemas-microsoft-com:office:word" xmlns:wpg="http://schemas.microsoft.com/office/word/2010/wordprocessingGroup" xmlns:wpi="http://schemas.microsoft.com/office/word/2010/wordprocessingInk" xmlns:wne="http://schemas.microsoft.com/office/word/2006/wordml" xmlns:wps="http://schemas.microsoft.com/office/word/2010/wordprocessingShape" xmlns:wpsCustomData="http://www.wps.cn/officeDocument/2013/wpsCustomData" mc:Ignorable="w14 w15 wp14">
+  <w:endnote w:type="separator" w:id="0">
+    <w:p>
+      <w:pPr>
+        <w:spacing w:line="240" w:lineRule="auto"/>
+      </w:pPr>
+      <w:r>
+        <w:separator/>
+      </w:r>
+    </w:p>
+  </w:endnote>
+  <w:endnote w:type="continuationSeparator" w:id="1">
+    <w:p>
+      <w:pPr>
+        <w:spacing w:line="240" w:lineRule="auto"/>
+      </w:pPr>
+      <w:r>
+        <w:continuationSeparator/>
+      </w:r>
+    </w:p>
+  </w:endnote>
+</w:endnotes>
+</file>
+
+<file path=word/footnotes.xml><?xml version="1.0" encoding="utf-8"?>
+<w:footnotes xmlns:wpc="http://schemas.microsoft.com/office/word/2010/wordprocessingCanvas" xmlns:mc="http://schemas.openxmlformats.org/markup-compatibility/2006" xmlns:o="urn:schemas-microsoft-com:office:office" xmlns:r="http://schemas.openxmlformats.org/officeDocument/2006/relationships" xmlns:m="http://schemas.openxmlformats.org/officeDocument/2006/math" xmlns:v="urn:schemas-microsoft-com:vml" xmlns:wp14="http://schemas.microsoft.com/office/word/2010/wordprocessingDrawing" xmlns:wp="http://schemas.openxmlformats.org/drawingml/2006/wordprocessingDrawing" xmlns:w="http://schemas.openxmlformats.org/wordprocessingml/2006/main" xmlns:w14="http://schemas.microsoft.com/office/word/2010/wordml" xmlns:w15="http://schemas.microsoft.com/office/word/2012/wordml" xmlns:w10="urn:schemas-microsoft-com:office:word" xmlns:wpg="http://schemas.microsoft.com/office/word/2010/wordprocessingGroup" xmlns:wpi="http://schemas.microsoft.com/office/word/2010/wordprocessingInk" xmlns:wne="http://schemas.microsoft.com/office/word/2006/wordml" xmlns:wps="http://schemas.microsoft.com/office/word/2010/wordprocessingShape" xmlns:wpsCustomData="http://www.wps.cn/officeDocument/2013/wpsCustomData" mc:Ignorable="w14 w15 wp14">
+  <w:footnote w:type="separator" w:id="0">
+    <w:p>
+      <w:pPr>
+        <w:spacing w:before="0" w:after="0" w:line="300" w:lineRule="auto"/>
+      </w:pPr>
+      <w:r>
+        <w:separator/>
+      </w:r>
+    </w:p>
+  </w:footnote>
+  <w:footnote w:type="continuationSeparator" w:id="1">
+    <w:p>
+      <w:pPr>
+        <w:spacing w:before="0" w:after="0" w:line="300" w:lineRule="auto"/>
+      </w:pPr>
+      <w:r>
+        <w:continuationSeparator/>
+      </w:r>
+    </w:p>
+  </w:footnote>
+</w:footnotes>
+</file>
+
 <file path=word/styles.xml><?xml version="1.0" encoding="utf-8"?>
-<w:styles xmlns:w="http://schemas.openxmlformats.org/wordprocessingml/2006/main">
+<w:styles xmlns:mc="http://schemas.openxmlformats.org/markup-compatibility/2006" xmlns:o="urn:schemas-microsoft-com:office:office" xmlns:r="http://schemas.openxmlformats.org/officeDocument/2006/relationships" xmlns:m="http://schemas.openxmlformats.org/officeDocument/2006/math" xmlns:v="urn:schemas-microsoft-com:vml" xmlns:w="http://schemas.openxmlformats.org/wordprocessingml/2006/main" xmlns:w14="http://schemas.microsoft.com/office/word/2010/wordml" xmlns:w10="urn:schemas-microsoft-com:office:word" xmlns:sl="http://schemas.openxmlformats.org/schemaLibrary/2006/main" xmlns:wpsCustomData="http://www.wps.cn/officeDocument/2013/wpsCustomData" mc:Ignorable="w14">
   <w:docDefaults>
     <w:rPrDefault>
       <w:rPr>
-        <w:rFonts w:ascii="Microsoft YaHei" w:hAnsi="Microsoft YaHei" w:eastAsia="Microsoft YaHei" w:cs="Microsoft YaHei"/>
-        <w:sz w:val="21"/>
-        <w:szCs w:val="21"/>
+        <w:rFonts w:ascii="微软雅黑" w:hAnsi="微软雅黑" w:eastAsia="微软雅黑" w:cs="微软雅黑"/>
       </w:rPr>
     </w:rPrDefault>
-    <w:pPrDefault>
-      <w:pPr>
-        <w:spacing w:after="120" w:line="300" w:lineRule="auto"/>
-      </w:pPr>
-    </w:pPrDefault>
+    <w:pPrDefault/>
   </w:docDefaults>
-  <w:style w:type="paragraph" w:default="1" w:styleId="Normal">
+  <w:latentStyles w:count="260" w:defQFormat="0" w:defUnhideWhenUsed="1" w:defSemiHidden="1" w:defUIPriority="99" w:defLockedState="0">
+    <w:lsdException w:qFormat="1" w:unhideWhenUsed="0" w:uiPriority="0" w:semiHidden="0" w:name="Normal"/>
+    <w:lsdException w:qFormat="1" w:unhideWhenUsed="0" w:uiPriority="0" w:semiHidden="0" w:name="heading 1"/>
+    <w:lsdException w:qFormat="1" w:unhideWhenUsed="0" w:uiPriority="0" w:semiHidden="0" w:name="heading 2"/>
+    <w:lsdException w:qFormat="1" w:unhideWhenUsed="0" w:uiPriority="0" w:semiHidden="0" w:name="heading 3"/>
+    <w:lsdException w:qFormat="1" w:uiPriority="0" w:name="heading 4"/>
+    <w:lsdException w:qFormat="1" w:uiPriority="0" w:name="heading 5"/>
+    <w:lsdException w:qFormat="1" w:uiPriority="0" w:name="heading 6"/>
+    <w:lsdException w:qFormat="1" w:uiPriority="0" w:name="heading 7"/>
+    <w:lsdException w:qFormat="1" w:uiPriority="0" w:name="heading 8"/>
+    <w:lsdException w:qFormat="1" w:uiPriority="0" w:name="heading 9"/>
+    <w:lsdException w:unhideWhenUsed="0" w:uiPriority="0" w:semiHidden="0" w:name="index 1"/>
+    <w:lsdException w:unhideWhenUsed="0" w:uiPriority="0" w:semiHidden="0" w:name="index 2"/>
+    <w:lsdException w:unhideWhenUsed="0" w:uiPriority="0" w:semiHidden="0" w:name="index 3"/>
+    <w:lsdException w:unhideWhenUsed="0" w:uiPriority="0" w:semiHidden="0" w:name="index 4"/>
+    <w:lsdException w:unhideWhenUsed="0" w:uiPriority="0" w:semiHidden="0" w:name="index 5"/>
+    <w:lsdException w:unhideWhenUsed="0" w:uiPriority="0" w:semiHidden="0" w:name="index 6"/>
+    <w:lsdException w:unhideWhenUsed="0" w:uiPriority="0" w:semiHidden="0" w:name="index 7"/>
+    <w:lsdException w:unhideWhenUsed="0" w:uiPriority="0" w:semiHidden="0" w:name="index 8"/>
+    <w:lsdException w:unhideWhenUsed="0" w:uiPriority="0" w:semiHidden="0" w:name="index 9"/>
+    <w:lsdException w:unhideWhenUsed="0" w:uiPriority="0" w:semiHidden="0" w:name="toc 1"/>
+    <w:lsdException w:unhideWhenUsed="0" w:uiPriority="0" w:semiHidden="0" w:name="toc 2"/>
+    <w:lsdException w:unhideWhenUsed="0" w:uiPriority="0" w:semiHidden="0" w:name="toc 3"/>
+    <w:lsdException w:unhideWhenUsed="0" w:uiPriority="0" w:semiHidden="0" w:name="toc 4"/>
+    <w:lsdException w:unhideWhenUsed="0" w:uiPriority="0" w:semiHidden="0" w:name="toc 5"/>
+    <w:lsdException w:unhideWhenUsed="0" w:uiPriority="0" w:semiHidden="0" w:name="toc 6"/>
+    <w:lsdException w:unhideWhenUsed="0" w:uiPriority="0" w:semiHidden="0" w:name="toc 7"/>
+    <w:lsdException w:unhideWhenUsed="0" w:uiPriority="0" w:semiHidden="0" w:name="toc 8"/>
+    <w:lsdException w:unhideWhenUsed="0" w:uiPriority="0" w:semiHidden="0" w:name="toc 9"/>
+    <w:lsdException w:unhideWhenUsed="0" w:uiPriority="0" w:semiHidden="0" w:name="Normal Indent"/>
+    <w:lsdException w:unhideWhenUsed="0" w:uiPriority="0" w:semiHidden="0" w:name="footnote text"/>
+    <w:lsdException w:unhideWhenUsed="0" w:uiPriority="0" w:semiHidden="0" w:name="annotation text"/>
+    <w:lsdException w:unhideWhenUsed="0" w:uiPriority="0" w:semiHidden="0" w:name="header"/>
+    <w:lsdException w:unhideWhenUsed="0" w:uiPriority="0" w:semiHidden="0" w:name="footer"/>
+    <w:lsdException w:unhideWhenUsed="0" w:uiPriority="0" w:semiHidden="0" w:name="index heading"/>
+    <w:lsdException w:qFormat="1" w:uiPriority="0" w:name="caption"/>
+    <w:lsdException w:unhideWhenUsed="0" w:uiPriority="0" w:semiHidden="0" w:name="table of figures"/>
+    <w:lsdException w:unhideWhenUsed="0" w:uiPriority="0" w:semiHidden="0" w:name="envelope address"/>
+    <w:lsdException w:unhideWhenUsed="0" w:uiPriority="0" w:semiHidden="0" w:name="envelope return"/>
+    <w:lsdException w:unhideWhenUsed="0" w:uiPriority="0" w:semiHidden="0" w:name="footnote reference"/>
+    <w:lsdException w:unhideWhenUsed="0" w:uiPriority="0" w:semiHidden="0" w:name="annotation reference"/>
+    <w:lsdException w:unhideWhenUsed="0" w:uiPriority="0" w:semiHidden="0" w:name="line number"/>
+    <w:lsdException w:unhideWhenUsed="0" w:uiPriority="0" w:semiHidden="0" w:name="page number"/>
+    <w:lsdException w:unhideWhenUsed="0" w:uiPriority="0" w:semiHidden="0" w:name="endnote reference"/>
+    <w:lsdException w:unhideWhenUsed="0" w:uiPriority="0" w:semiHidden="0" w:name="endnote text"/>
+    <w:lsdException w:unhideWhenUsed="0" w:uiPriority="0" w:semiHidden="0" w:name="table of authorities"/>
+    <w:lsdException w:unhideWhenUsed="0" w:uiPriority="0" w:semiHidden="0" w:name="macro"/>
+    <w:lsdException w:unhideWhenUsed="0" w:uiPriority="0" w:semiHidden="0" w:name="toa heading"/>
+    <w:lsdException w:unhideWhenUsed="0" w:uiPriority="0" w:semiHidden="0" w:name="List"/>
+    <w:lsdException w:unhideWhenUsed="0" w:uiPriority="0" w:semiHidden="0" w:name="List Bullet"/>
+    <w:lsdException w:unhideWhenUsed="0" w:uiPriority="0" w:semiHidden="0" w:name="List Number"/>
+    <w:lsdException w:unhideWhenUsed="0" w:uiPriority="0" w:semiHidden="0" w:name="List 2"/>
+    <w:lsdException w:unhideWhenUsed="0" w:uiPriority="0" w:semiHidden="0" w:name="List 3"/>
+    <w:lsdException w:unhideWhenUsed="0" w:uiPriority="0" w:semiHidden="0" w:name="List 4"/>
+    <w:lsdException w:unhideWhenUsed="0" w:uiPriority="0" w:semiHidden="0" w:name="List 5"/>
+    <w:lsdException w:unhideWhenUsed="0" w:uiPriority="0" w:semiHidden="0" w:name="List Bullet 2"/>
+    <w:lsdException w:unhideWhenUsed="0" w:uiPriority="0" w:semiHidden="0" w:name="List Bullet 3"/>
+    <w:lsdException w:unhideWhenUsed="0" w:uiPriority="0" w:semiHidden="0" w:name="List Bullet 4"/>
+    <w:lsdException w:unhideWhenUsed="0" w:uiPriority="0" w:semiHidden="0" w:name="List Bullet 5"/>
+    <w:lsdException w:unhideWhenUsed="0" w:uiPriority="0" w:semiHidden="0" w:name="List Number 2"/>
+    <w:lsdException w:unhideWhenUsed="0" w:uiPriority="0" w:semiHidden="0" w:name="List Number 3"/>
+    <w:lsdException w:unhideWhenUsed="0" w:uiPriority="0" w:semiHidden="0" w:name="List Number 4"/>
+    <w:lsdException w:unhideWhenUsed="0" w:uiPriority="0" w:semiHidden="0" w:name="List Number 5"/>
+    <w:lsdException w:qFormat="1" w:unhideWhenUsed="0" w:uiPriority="0" w:semiHidden="0" w:name="Title"/>
+    <w:lsdException w:unhideWhenUsed="0" w:uiPriority="0" w:semiHidden="0" w:name="Closing"/>
+    <w:lsdException w:unhideWhenUsed="0" w:uiPriority="0" w:semiHidden="0" w:name="Signature"/>
+    <w:lsdException w:unhideWhenUsed="0" w:uiPriority="0" w:name="Default Paragraph Font"/>
+    <w:lsdException w:unhideWhenUsed="0" w:uiPriority="0" w:semiHidden="0" w:name="Body Text"/>
+    <w:lsdException w:unhideWhenUsed="0" w:uiPriority="0" w:semiHidden="0" w:name="Body Text Indent"/>
+    <w:lsdException w:unhideWhenUsed="0" w:uiPriority="0" w:semiHidden="0" w:name="List Continue"/>
+    <w:lsdException w:unhideWhenUsed="0" w:uiPriority="0" w:semiHidden="0" w:name="List Continue 2"/>
+    <w:lsdException w:unhideWhenUsed="0" w:uiPriority="0" w:semiHidden="0" w:name="List Continue 3"/>
+    <w:lsdException w:unhideWhenUsed="0" w:uiPriority="0" w:semiHidden="0" w:name="List Continue 4"/>
+    <w:lsdException w:unhideWhenUsed="0" w:uiPriority="0" w:semiHidden="0" w:name="List Continue 5"/>
+    <w:lsdException w:unhideWhenUsed="0" w:uiPriority="0" w:semiHidden="0" w:name="Message Header"/>
+    <w:lsdException w:qFormat="1" w:unhideWhenUsed="0" w:uiPriority="0" w:semiHidden="0" w:name="Subtitle"/>
+    <w:lsdException w:unhideWhenUsed="0" w:uiPriority="0" w:semiHidden="0" w:name="Salutation"/>
+    <w:lsdException w:unhideWhenUsed="0" w:uiPriority="0" w:semiHidden="0" w:name="Date"/>
+    <w:lsdException w:unhideWhenUsed="0" w:uiPriority="0" w:semiHidden="0" w:name="Body Text First Indent"/>
+    <w:lsdException w:unhideWhenUsed="0" w:uiPriority="0" w:semiHidden="0" w:name="Body Text First Indent 2"/>
+    <w:lsdException w:unhideWhenUsed="0" w:uiPriority="0" w:semiHidden="0" w:name="Note Heading"/>
+    <w:lsdException w:unhideWhenUsed="0" w:uiPriority="0" w:semiHidden="0" w:name="Body Text 2"/>
+    <w:lsdException w:unhideWhenUsed="0" w:uiPriority="0" w:semiHidden="0" w:name="Body Text 3"/>
+    <w:lsdException w:unhideWhenUsed="0" w:uiPriority="0" w:semiHidden="0" w:name="Body Text Indent 2"/>
+    <w:lsdException w:unhideWhenUsed="0" w:uiPriority="0" w:semiHidden="0" w:name="Body Text Indent 3"/>
+    <w:lsdException w:unhideWhenUsed="0" w:uiPriority="0" w:semiHidden="0" w:name="Block Text"/>
+    <w:lsdException w:unhideWhenUsed="0" w:uiPriority="0" w:semiHidden="0" w:name="Hyperlink"/>
+    <w:lsdException w:unhideWhenUsed="0" w:uiPriority="0" w:semiHidden="0" w:name="FollowedHyperlink"/>
+    <w:lsdException w:qFormat="1" w:unhideWhenUsed="0" w:uiPriority="0" w:semiHidden="0" w:name="Strong"/>
+    <w:lsdException w:qFormat="1" w:unhideWhenUsed="0" w:uiPriority="0" w:semiHidden="0" w:name="Emphasis"/>
+    <w:lsdException w:unhideWhenUsed="0" w:uiPriority="0" w:semiHidden="0" w:name="Document Map"/>
+    <w:lsdException w:unhideWhenUsed="0" w:uiPriority="0" w:semiHidden="0" w:name="Plain Text"/>
+    <w:lsdException w:unhideWhenUsed="0" w:uiPriority="0" w:semiHidden="0" w:name="E-mail Signature"/>
+    <w:lsdException w:unhideWhenUsed="0" w:uiPriority="0" w:semiHidden="0" w:name="Normal (Web)"/>
+    <w:lsdException w:unhideWhenUsed="0" w:uiPriority="0" w:semiHidden="0" w:name="HTML Acronym"/>
+    <w:lsdException w:unhideWhenUsed="0" w:uiPriority="0" w:semiHidden="0" w:name="HTML Address"/>
+    <w:lsdException w:unhideWhenUsed="0" w:uiPriority="0" w:semiHidden="0" w:name="HTML Cite"/>
+    <w:lsdException w:unhideWhenUsed="0" w:uiPriority="0" w:semiHidden="0" w:name="HTML Code"/>
+    <w:lsdException w:unhideWhenUsed="0" w:uiPriority="0" w:semiHidden="0" w:name="HTML Definition"/>
+    <w:lsdException w:unhideWhenUsed="0" w:uiPriority="0" w:semiHidden="0" w:name="HTML Keyboard"/>
+    <w:lsdException w:unhideWhenUsed="0" w:uiPriority="0" w:semiHidden="0" w:name="HTML Preformatted"/>
+    <w:lsdException w:unhideWhenUsed="0" w:uiPriority="0" w:semiHidden="0" w:name="HTML Sample"/>
+    <w:lsdException w:unhideWhenUsed="0" w:uiPriority="0" w:semiHidden="0" w:name="HTML Typewriter"/>
+    <w:lsdException w:unhideWhenUsed="0" w:uiPriority="0" w:semiHidden="0" w:name="HTML Variable"/>
+    <w:lsdException w:unhideWhenUsed="0" w:uiPriority="0" w:name="Normal Table"/>
+    <w:lsdException w:unhideWhenUsed="0" w:uiPriority="0" w:semiHidden="0" w:name="annotation subject"/>
+    <w:lsdException w:unhideWhenUsed="0" w:uiPriority="0" w:semiHidden="0" w:name="Table Simple 1"/>
+    <w:lsdException w:unhideWhenUsed="0" w:uiPriority="0" w:semiHidden="0" w:name="Table Simple 2"/>
+    <w:lsdException w:unhideWhenUsed="0" w:uiPriority="0" w:semiHidden="0" w:name="Table Simple 3"/>
+    <w:lsdException w:unhideWhenUsed="0" w:uiPriority="0" w:semiHidden="0" w:name="Table Classic 1"/>
+    <w:lsdException w:unhideWhenUsed="0" w:uiPriority="0" w:semiHidden="0" w:name="Table Classic 2"/>
+    <w:lsdException w:unhideWhenUsed="0" w:uiPriority="0" w:semiHidden="0" w:name="Table Classic 3"/>
+    <w:lsdException w:unhideWhenUsed="0" w:uiPriority="0" w:semiHidden="0" w:name="Table Classic 4"/>
+    <w:lsdException w:unhideWhenUsed="0" w:uiPriority="0" w:semiHidden="0" w:name="Table Colorful 1"/>
+    <w:lsdException w:unhideWhenUsed="0" w:uiPriority="0" w:semiHidden="0" w:name="Table Colorful 2"/>
+    <w:lsdException w:unhideWhenUsed="0" w:uiPriority="0" w:semiHidden="0" w:name="Table Colorful 3"/>
+    <w:lsdException w:unhideWhenUsed="0" w:uiPriority="0" w:semiHidden="0" w:name="Table Columns 1"/>
+    <w:lsdException w:unhideWhenUsed="0" w:uiPriority="0" w:semiHidden="0" w:name="Table Columns 2"/>
+    <w:lsdException w:unhideWhenUsed="0" w:uiPriority="0" w:semiHidden="0" w:name="Table Columns 3"/>
+    <w:lsdException w:unhideWhenUsed="0" w:uiPriority="0" w:semiHidden="0" w:name="Table Columns 4"/>
+    <w:lsdException w:unhideWhenUsed="0" w:uiPriority="0" w:semiHidden="0" w:name="Table Columns 5"/>
+    <w:lsdException w:unhideWhenUsed="0" w:uiPriority="0" w:semiHidden="0" w:name="Table Grid 1"/>
+    <w:lsdException w:unhideWhenUsed="0" w:uiPriority="0" w:semiHidden="0" w:name="Table Grid 2"/>
+    <w:lsdException w:unhideWhenUsed="0" w:uiPriority="0" w:semiHidden="0" w:name="Table Grid 3"/>
+    <w:lsdException w:unhideWhenUsed="0" w:uiPriority="0" w:semiHidden="0" w:name="Table Grid 4"/>
+    <w:lsdException w:unhideWhenUsed="0" w:uiPriority="0" w:semiHidden="0" w:name="Table Grid 5"/>
+    <w:lsdException w:unhideWhenUsed="0" w:uiPriority="0" w:semiHidden="0" w:name="Table Grid 6"/>
+    <w:lsdException w:unhideWhenUsed="0" w:uiPriority="0" w:semiHidden="0" w:name="Table Grid 7"/>
+    <w:lsdException w:unhideWhenUsed="0" w:uiPriority="0" w:semiHidden="0" w:name="Table Grid 8"/>
+    <w:lsdException w:unhideWhenUsed="0" w:uiPriority="0" w:semiHidden="0" w:name="Table List 1"/>
+    <w:lsdException w:unhideWhenUsed="0" w:uiPriority="0" w:semiHidden="0" w:name="Table List 2"/>
+    <w:lsdException w:unhideWhenUsed="0" w:uiPriority="0" w:semiHidden="0" w:name="Table List 3"/>
+    <w:lsdException w:unhideWhenUsed="0" w:uiPriority="0" w:semiHidden="0" w:name="Table List 4"/>
+    <w:lsdException w:unhideWhenUsed="0" w:uiPriority="0" w:semiHidden="0" w:name="Table List 5"/>
+    <w:lsdException w:unhideWhenUsed="0" w:uiPriority="0" w:semiHidden="0" w:name="Table List 6"/>
+    <w:lsdException w:unhideWhenUsed="0" w:uiPriority="0" w:semiHidden="0" w:name="Table List 7"/>
+    <w:lsdException w:unhideWhenUsed="0" w:uiPriority="0" w:semiHidden="0" w:name="Table List 8"/>
+    <w:lsdException w:unhideWhenUsed="0" w:uiPriority="0" w:semiHidden="0" w:name="Table 3D effects 1"/>
+    <w:lsdException w:unhideWhenUsed="0" w:uiPriority="0" w:semiHidden="0" w:name="Table 3D effects 2"/>
+    <w:lsdException w:unhideWhenUsed="0" w:uiPriority="0" w:semiHidden="0" w:name="Table 3D effects 3"/>
+    <w:lsdException w:unhideWhenUsed="0" w:uiPriority="0" w:semiHidden="0" w:name="Table Contemporary"/>
+    <w:lsdException w:unhideWhenUsed="0" w:uiPriority="0" w:semiHidden="0" w:name="Table Elegant"/>
+    <w:lsdException w:unhideWhenUsed="0" w:uiPriority="0" w:semiHidden="0" w:name="Table Professional"/>
+    <w:lsdException w:unhideWhenUsed="0" w:uiPriority="0" w:semiHidden="0" w:name="Table Subtle 1"/>
+    <w:lsdException w:unhideWhenUsed="0" w:uiPriority="0" w:semiHidden="0" w:name="Table Subtle 2"/>
+    <w:lsdException w:unhideWhenUsed="0" w:uiPriority="0" w:semiHidden="0" w:name="Table Web 1"/>
+    <w:lsdException w:unhideWhenUsed="0" w:uiPriority="0" w:semiHidden="0" w:name="Table Web 2"/>
+    <w:lsdException w:unhideWhenUsed="0" w:uiPriority="0" w:semiHidden="0" w:name="Table Web 3"/>
+    <w:lsdException w:unhideWhenUsed="0" w:uiPriority="0" w:semiHidden="0" w:name="Balloon Text"/>
+    <w:lsdException w:unhideWhenUsed="0" w:uiPriority="0" w:semiHidden="0" w:name="Table Grid"/>
+    <w:lsdException w:unhideWhenUsed="0" w:uiPriority="0" w:semiHidden="0" w:name="Table Theme"/>
+    <w:lsdException w:unhideWhenUsed="0" w:uiPriority="60" w:semiHidden="0" w:name="Light Shading"/>
+    <w:lsdException w:unhideWhenUsed="0" w:uiPriority="61" w:semiHidden="0" w:name="Light List"/>
+    <w:lsdException w:unhideWhenUsed="0" w:uiPriority="62" w:semiHidden="0" w:name="Light Grid"/>
+    <w:lsdException w:unhideWhenUsed="0" w:uiPriority="63" w:semiHidden="0" w:name="Medium Shading 1"/>
+    <w:lsdException w:unhideWhenUsed="0" w:uiPriority="64" w:semiHidden="0" w:name="Medium Shading 2"/>
+    <w:lsdException w:unhideWhenUsed="0" w:uiPriority="65" w:semiHidden="0" w:name="Medium List 1"/>
+    <w:lsdException w:unhideWhenUsed="0" w:uiPriority="66" w:semiHidden="0" w:name="Medium List 2"/>
+    <w:lsdException w:unhideWhenUsed="0" w:uiPriority="67" w:semiHidden="0" w:name="Medium Grid 1"/>
+    <w:lsdException w:unhideWhenUsed="0" w:uiPriority="68" w:semiHidden="0" w:name="Medium Grid 2"/>
+    <w:lsdException w:unhideWhenUsed="0" w:uiPriority="69" w:semiHidden="0" w:name="Medium Grid 3"/>
+    <w:lsdException w:unhideWhenUsed="0" w:uiPriority="70" w:semiHidden="0" w:name="Dark List"/>
+    <w:lsdException w:unhideWhenUsed="0" w:uiPriority="71" w:semiHidden="0" w:name="Colorful Shading"/>
+    <w:lsdException w:unhideWhenUsed="0" w:uiPriority="72" w:semiHidden="0" w:name="Colorful List"/>
+    <w:lsdException w:unhideWhenUsed="0" w:uiPriority="73" w:semiHidden="0" w:name="Colorful Grid"/>
+    <w:lsdException w:unhideWhenUsed="0" w:uiPriority="60" w:semiHidden="0" w:name="Light Shading Accent 1"/>
+    <w:lsdException w:unhideWhenUsed="0" w:uiPriority="61" w:semiHidden="0" w:name="Light List Accent 1"/>
+    <w:lsdException w:unhideWhenUsed="0" w:uiPriority="62" w:semiHidden="0" w:name="Light Grid Accent 1"/>
+    <w:lsdException w:unhideWhenUsed="0" w:uiPriority="63" w:semiHidden="0" w:name="Medium Shading 1 Accent 1"/>
+    <w:lsdException w:unhideWhenUsed="0" w:uiPriority="64" w:semiHidden="0" w:name="Medium Shading 2 Accent 1"/>
+    <w:lsdException w:unhideWhenUsed="0" w:uiPriority="65" w:semiHidden="0" w:name="Medium List 1 Accent 1"/>
+    <w:lsdException w:unhideWhenUsed="0" w:uiPriority="66" w:semiHidden="0" w:name="Medium List 2 Accent 1"/>
+    <w:lsdException w:unhideWhenUsed="0" w:uiPriority="67" w:semiHidden="0" w:name="Medium Grid 1 Accent 1"/>
+    <w:lsdException w:unhideWhenUsed="0" w:uiPriority="68" w:semiHidden="0" w:name="Medium Grid 2 Accent 1"/>
+    <w:lsdException w:unhideWhenUsed="0" w:uiPriority="69" w:semiHidden="0" w:name="Medium Grid 3 Accent 1"/>
+    <w:lsdException w:unhideWhenUsed="0" w:uiPriority="70" w:semiHidden="0" w:name="Dark List Accent 1"/>
+    <w:lsdException w:unhideWhenUsed="0" w:uiPriority="71" w:semiHidden="0" w:name="Colorful Shading Accent 1"/>
+    <w:lsdException w:unhideWhenUsed="0" w:uiPriority="72" w:semiHidden="0" w:name="Colorful List Accent 1"/>
+    <w:lsdException w:unhideWhenUsed="0" w:uiPriority="73" w:semiHidden="0" w:name="Colorful Grid Accent 1"/>
+    <w:lsdException w:unhideWhenUsed="0" w:uiPriority="60" w:semiHidden="0" w:name="Light Shading Accent 2"/>
+    <w:lsdException w:unhideWhenUsed="0" w:uiPriority="61" w:semiHidden="0" w:name="Light List Accent 2"/>
+    <w:lsdException w:unhideWhenUsed="0" w:uiPriority="62" w:semiHidden="0" w:name="Light Grid Accent 2"/>
+    <w:lsdException w:unhideWhenUsed="0" w:uiPriority="63" w:semiHidden="0" w:name="Medium Shading 1 Accent 2"/>
+    <w:lsdException w:unhideWhenUsed="0" w:uiPriority="64" w:semiHidden="0" w:name="Medium Shading 2 Accent 2"/>
+    <w:lsdException w:unhideWhenUsed="0" w:uiPriority="65" w:semiHidden="0" w:name="Medium List 1 Accent 2"/>
+    <w:lsdException w:unhideWhenUsed="0" w:uiPriority="66" w:semiHidden="0" w:name="Medium List 2 Accent 2"/>
+    <w:lsdException w:unhideWhenUsed="0" w:uiPriority="67" w:semiHidden="0" w:name="Medium Grid 1 Accent 2"/>
+    <w:lsdException w:unhideWhenUsed="0" w:uiPriority="68" w:semiHidden="0" w:name="Medium Grid 2 Accent 2"/>
+    <w:lsdException w:unhideWhenUsed="0" w:uiPriority="69" w:semiHidden="0" w:name="Medium Grid 3 Accent 2"/>
+    <w:lsdException w:unhideWhenUsed="0" w:uiPriority="70" w:semiHidden="0" w:name="Dark List Accent 2"/>
+    <w:lsdException w:unhideWhenUsed="0" w:uiPriority="71" w:semiHidden="0" w:name="Colorful Shading Accent 2"/>
+    <w:lsdException w:unhideWhenUsed="0" w:uiPriority="72" w:semiHidden="0" w:name="Colorful List Accent 2"/>
+    <w:lsdException w:unhideWhenUsed="0" w:uiPriority="73" w:semiHidden="0" w:name="Colorful Grid Accent 2"/>
+    <w:lsdException w:unhideWhenUsed="0" w:uiPriority="60" w:semiHidden="0" w:name="Light Shading Accent 3"/>
+    <w:lsdException w:unhideWhenUsed="0" w:uiPriority="61" w:semiHidden="0" w:name="Light List Accent 3"/>
+    <w:lsdException w:unhideWhenUsed="0" w:uiPriority="62" w:semiHidden="0" w:name="Light Grid Accent 3"/>
+    <w:lsdException w:unhideWhenUsed="0" w:uiPriority="63" w:semiHidden="0" w:name="Medium Shading 1 Accent 3"/>
+    <w:lsdException w:unhideWhenUsed="0" w:uiPriority="64" w:semiHidden="0" w:name="Medium Shading 2 Accent 3"/>
+    <w:lsdException w:unhideWhenUsed="0" w:uiPriority="65" w:semiHidden="0" w:name="Medium List 1 Accent 3"/>
+    <w:lsdException w:unhideWhenUsed="0" w:uiPriority="66" w:semiHidden="0" w:name="Medium List 2 Accent 3"/>
+    <w:lsdException w:unhideWhenUsed="0" w:uiPriority="67" w:semiHidden="0" w:name="Medium Grid 1 Accent 3"/>
+    <w:lsdException w:unhideWhenUsed="0" w:uiPriority="68" w:semiHidden="0" w:name="Medium Grid 2 Accent 3"/>
+    <w:lsdException w:unhideWhenUsed="0" w:uiPriority="69" w:semiHidden="0" w:name="Medium Grid 3 Accent 3"/>
+    <w:lsdException w:unhideWhenUsed="0" w:uiPriority="70" w:semiHidden="0" w:name="Dark List Accent 3"/>
+    <w:lsdException w:unhideWhenUsed="0" w:uiPriority="71" w:semiHidden="0" w:name="Colorful Shading Accent 3"/>
+    <w:lsdException w:unhideWhenUsed="0" w:uiPriority="72" w:semiHidden="0" w:name="Colorful List Accent 3"/>
+    <w:lsdException w:unhideWhenUsed="0" w:uiPriority="73" w:semiHidden="0" w:name="Colorful Grid Accent 3"/>
+    <w:lsdException w:unhideWhenUsed="0" w:uiPriority="60" w:semiHidden="0" w:name="Light Shading Accent 4"/>
+    <w:lsdException w:unhideWhenUsed="0" w:uiPriority="61" w:semiHidden="0" w:name="Light List Accent 4"/>
+    <w:lsdException w:unhideWhenUsed="0" w:uiPriority="62" w:semiHidden="0" w:name="Light Grid Accent 4"/>
+    <w:lsdException w:unhideWhenUsed="0" w:uiPriority="63" w:semiHidden="0" w:name="Medium Shading 1 Accent 4"/>
+    <w:lsdException w:unhideWhenUsed="0" w:uiPriority="64" w:semiHidden="0" w:name="Medium Shading 2 Accent 4"/>
+    <w:lsdException w:unhideWhenUsed="0" w:uiPriority="65" w:semiHidden="0" w:name="Medium List 1 Accent 4"/>
+    <w:lsdException w:unhideWhenUsed="0" w:uiPriority="66" w:semiHidden="0" w:name="Medium List 2 Accent 4"/>
+    <w:lsdException w:unhideWhenUsed="0" w:uiPriority="67" w:semiHidden="0" w:name="Medium Grid 1 Accent 4"/>
+    <w:lsdException w:unhideWhenUsed="0" w:uiPriority="68" w:semiHidden="0" w:name="Medium Grid 2 Accent 4"/>
+    <w:lsdException w:unhideWhenUsed="0" w:uiPriority="69" w:semiHidden="0" w:name="Medium Grid 3 Accent 4"/>
+    <w:lsdException w:unhideWhenUsed="0" w:uiPriority="70" w:semiHidden="0" w:name="Dark List Accent 4"/>
+    <w:lsdException w:unhideWhenUsed="0" w:uiPriority="71" w:semiHidden="0" w:name="Colorful Shading Accent 4"/>
+    <w:lsdException w:unhideWhenUsed="0" w:uiPriority="72" w:semiHidden="0" w:name="Colorful List Accent 4"/>
+    <w:lsdException w:unhideWhenUsed="0" w:uiPriority="73" w:semiHidden="0" w:name="Colorful Grid Accent 4"/>
+    <w:lsdException w:unhideWhenUsed="0" w:uiPriority="60" w:semiHidden="0" w:name="Light Shading Accent 5"/>
+    <w:lsdException w:unhideWhenUsed="0" w:uiPriority="61" w:semiHidden="0" w:name="Light List Accent 5"/>
+    <w:lsdException w:unhideWhenUsed="0" w:uiPriority="62" w:semiHidden="0" w:name="Light Grid Accent 5"/>
+    <w:lsdException w:unhideWhenUsed="0" w:uiPriority="63" w:semiHidden="0" w:name="Medium Shading 1 Accent 5"/>
+    <w:lsdException w:unhideWhenUsed="0" w:uiPriority="64" w:semiHidden="0" w:name="Medium Shading 2 Accent 5"/>
+    <w:lsdException w:unhideWhenUsed="0" w:uiPriority="65" w:semiHidden="0" w:name="Medium List 1 Accent 5"/>
+    <w:lsdException w:unhideWhenUsed="0" w:uiPriority="66" w:semiHidden="0" w:name="Medium List 2 Accent 5"/>
+    <w:lsdException w:unhideWhenUsed="0" w:uiPriority="67" w:semiHidden="0" w:name="Medium Grid 1 Accent 5"/>
+    <w:lsdException w:unhideWhenUsed="0" w:uiPriority="68" w:semiHidden="0" w:name="Medium Grid 2 Accent 5"/>
+    <w:lsdException w:unhideWhenUsed="0" w:uiPriority="69" w:semiHidden="0" w:name="Medium Grid 3 Accent 5"/>
+    <w:lsdException w:unhideWhenUsed="0" w:uiPriority="70" w:semiHidden="0" w:name="Dark List Accent 5"/>
+    <w:lsdException w:unhideWhenUsed="0" w:uiPriority="71" w:semiHidden="0" w:name="Colorful Shading Accent 5"/>
+    <w:lsdException w:unhideWhenUsed="0" w:uiPriority="72" w:semiHidden="0" w:name="Colorful List Accent 5"/>
+    <w:lsdException w:unhideWhenUsed="0" w:uiPriority="73" w:semiHidden="0" w:name="Colorful Grid Accent 5"/>
+    <w:lsdException w:unhideWhenUsed="0" w:uiPriority="60" w:semiHidden="0" w:name="Light Shading Accent 6"/>
+    <w:lsdException w:unhideWhenUsed="0" w:uiPriority="61" w:semiHidden="0" w:name="Light List Accent 6"/>
+    <w:lsdException w:unhideWhenUsed="0" w:uiPriority="62" w:semiHidden="0" w:name="Light Grid Accent 6"/>
+    <w:lsdException w:unhideWhenUsed="0" w:uiPriority="63" w:semiHidden="0" w:name="Medium Shading 1 Accent 6"/>
+    <w:lsdException w:unhideWhenUsed="0" w:uiPriority="64" w:semiHidden="0" w:name="Medium Shading 2 Accent 6"/>
+    <w:lsdException w:unhideWhenUsed="0" w:uiPriority="65" w:semiHidden="0" w:name="Medium List 1 Accent 6"/>
+    <w:lsdException w:unhideWhenUsed="0" w:uiPriority="66" w:semiHidden="0" w:name="Medium List 2 Accent 6"/>
+    <w:lsdException w:unhideWhenUsed="0" w:uiPriority="67" w:semiHidden="0" w:name="Medium Grid 1 Accent 6"/>
+    <w:lsdException w:unhideWhenUsed="0" w:uiPriority="68" w:semiHidden="0" w:name="Medium Grid 2 Accent 6"/>
+    <w:lsdException w:unhideWhenUsed="0" w:uiPriority="69" w:semiHidden="0" w:name="Medium Grid 3 Accent 6"/>
+    <w:lsdException w:unhideWhenUsed="0" w:uiPriority="70" w:semiHidden="0" w:name="Dark List Accent 6"/>
+    <w:lsdException w:unhideWhenUsed="0" w:uiPriority="71" w:semiHidden="0" w:name="Colorful Shading Accent 6"/>
+    <w:lsdException w:unhideWhenUsed="0" w:uiPriority="72" w:semiHidden="0" w:name="Colorful List Accent 6"/>
+    <w:lsdException w:unhideWhenUsed="0" w:uiPriority="73" w:semiHidden="0" w:name="Colorful Grid Accent 6"/>
+  </w:latentStyles>
+  <w:style w:type="paragraph" w:default="1" w:styleId="1">
     <w:name w:val="Normal"/>
     <w:qFormat/>
+    <w:uiPriority w:val="0"/>
+    <w:pPr>
+      <w:spacing w:after="120" w:line="300" w:lineRule="auto"/>
+    </w:pPr>
+    <w:rPr>
+      <w:rFonts w:ascii="微软雅黑" w:hAnsi="微软雅黑" w:eastAsia="微软雅黑" w:cs="微软雅黑"/>
+      <w:sz w:val="21"/>
+      <w:szCs w:val="21"/>
+    </w:rPr>
   </w:style>
-  <w:style w:type="paragraph" w:styleId="Heading1">
+  <w:style w:type="paragraph" w:styleId="2">
     <w:name w:val="heading 1"/>
-    <w:basedOn w:val="Normal"/>
+    <w:basedOn w:val="1"/>
     <w:qFormat/>
+    <w:uiPriority w:val="0"/>
     <w:pPr>
       <w:keepNext/>
       <w:spacing w:before="240" w:after="120"/>
       <w:outlineLvl w:val="0"/>
     </w:pPr>
     <w:rPr>
-      <w:rFonts w:ascii="Microsoft YaHei" w:hAnsi="Microsoft YaHei" w:eastAsia="Microsoft YaHei"/>
+      <w:rFonts w:ascii="微软雅黑" w:hAnsi="微软雅黑" w:eastAsia="微软雅黑"/>
       <w:b/>
       <w:color w:val="1F3864"/>
       <w:sz w:val="30"/>
       <w:szCs w:val="30"/>
     </w:rPr>
   </w:style>
-  <w:style w:type="paragraph" w:styleId="Heading2">
+  <w:style w:type="paragraph" w:styleId="3">
     <w:name w:val="heading 2"/>
-    <w:basedOn w:val="Normal"/>
+    <w:basedOn w:val="1"/>
     <w:qFormat/>
+    <w:uiPriority w:val="0"/>
     <w:pPr>
       <w:keepNext/>
       <w:spacing w:before="240" w:after="120"/>
       <w:outlineLvl w:val="1"/>
     </w:pPr>
     <w:rPr>
-      <w:rFonts w:ascii="Microsoft YaHei" w:hAnsi="Microsoft YaHei" w:eastAsia="Microsoft YaHei"/>
+      <w:rFonts w:ascii="微软雅黑" w:hAnsi="微软雅黑" w:eastAsia="微软雅黑"/>
       <w:b/>
       <w:color w:val="2E5C8A"/>
       <w:sz w:val="25"/>
       <w:szCs w:val="25"/>
     </w:rPr>
   </w:style>
-  <w:style w:type="paragraph" w:styleId="Heading3">
+  <w:style w:type="paragraph" w:styleId="4">
     <w:name w:val="heading 3"/>
-    <w:basedOn w:val="Normal"/>
+    <w:basedOn w:val="1"/>
     <w:qFormat/>
+    <w:uiPriority w:val="0"/>
     <w:pPr>
       <w:keepNext/>
       <w:spacing w:before="240" w:after="120"/>
       <w:outlineLvl w:val="2"/>
     </w:pPr>
     <w:rPr>
-      <w:rFonts w:ascii="Microsoft YaHei" w:hAnsi="Microsoft YaHei" w:eastAsia="Microsoft YaHei"/>
+      <w:rFonts w:ascii="微软雅黑" w:hAnsi="微软雅黑" w:eastAsia="微软雅黑"/>
       <w:b/>
       <w:color w:val="2E5C8A"/>
       <w:sz w:val="22"/>
       <w:szCs w:val="22"/>
     </w:rPr>
   </w:style>
+  <w:style w:type="character" w:default="1" w:styleId="6">
+    <w:name w:val="Default Paragraph Font"/>
+    <w:semiHidden/>
+    <w:uiPriority w:val="0"/>
+  </w:style>
+  <w:style w:type="table" w:default="1" w:styleId="5">
+    <w:name w:val="Normal Table"/>
+    <w:semiHidden/>
+    <w:uiPriority w:val="0"/>
+    <w:tblPr>
+      <w:tblCellMar>
+        <w:top w:w="0" w:type="dxa"/>
+        <w:left w:w="108" w:type="dxa"/>
+        <w:bottom w:w="0" w:type="dxa"/>
+        <w:right w:w="108" w:type="dxa"/>
+      </w:tblCellMar>
+    </w:tblPr>
+  </w:style>
 </w:styles>
+</file>
+
+<file path=word/theme/theme1.xml><?xml version="1.0" encoding="utf-8"?>
+<a:theme xmlns:a="http://schemas.openxmlformats.org/drawingml/2006/main" name="Office">
+  <a:themeElements>
+    <a:clrScheme name="Office">
+      <a:dk1>
+        <a:sysClr val="windowText" lastClr="000000"/>
+      </a:dk1>
+      <a:lt1>
+        <a:sysClr val="window" lastClr="FFFFFF"/>
+      </a:lt1>
+      <a:dk2>
+        <a:srgbClr val="1F497D"/>
+      </a:dk2>
+      <a:lt2>
+        <a:srgbClr val="EEECE1"/>
+      </a:lt2>
+      <a:accent1>
+        <a:srgbClr val="4F81BD"/>
+      </a:accent1>
+      <a:accent2>
+        <a:srgbClr val="C0504D"/>
+      </a:accent2>
+      <a:accent3>
+        <a:srgbClr val="9BBB59"/>
+      </a:accent3>
+      <a:accent4>
+        <a:srgbClr val="8064A2"/>
+      </a:accent4>
+      <a:accent5>
+        <a:srgbClr val="4BACC6"/>
+      </a:accent5>
+      <a:accent6>
+        <a:srgbClr val="F79646"/>
+      </a:accent6>
+      <a:hlink>
+        <a:srgbClr val="0000FF"/>
+      </a:hlink>
+      <a:folHlink>
+        <a:srgbClr val="800080"/>
+      </a:folHlink>
+    </a:clrScheme>
+    <a:fontScheme name="Office">
+      <a:majorFont>
+        <a:latin typeface="Cambria"/>
+        <a:ea typeface=""/>
+        <a:cs typeface=""/>
+        <a:font script="Jpan" typeface="游ゴシック Light"/>
+        <a:font script="Hang" typeface="맑은 고딕"/>
+        <a:font script="Hans" typeface="宋体"/>
+        <a:font script="Hant" typeface="新細明體"/>
+        <a:font script="Arab" typeface="Times New Roman"/>
+        <a:font script="Hebr" typeface="Times New Roman"/>
+        <a:font script="Thai" typeface="Angsana New"/>
+        <a:font script="Ethi" typeface="Nyala"/>
+        <a:font script="Beng" typeface="Vrinda"/>
+        <a:font script="Gujr" typeface="Shruti"/>
+        <a:font script="Khmr" typeface="MoolBoran"/>
+        <a:font script="Knda" typeface="Tunga"/>
+        <a:font script="Guru" typeface="Raavi"/>
+        <a:font script="Cans" typeface="Euphemia"/>
+        <a:font script="Cher" typeface="Plantagenet Cherokee"/>
+        <a:font script="Yiii" typeface="Microsoft Yi Baiti"/>
+        <a:font script="Tibt" typeface="Microsoft Himalaya"/>
+        <a:font script="Thaa" typeface="MV Boli"/>
+        <a:font script="Deva" typeface="Mangal"/>
+        <a:font script="Telu" typeface="Gautami"/>
+        <a:font script="Taml" typeface="Latha"/>
+        <a:font script="Syrc" typeface="Estrangelo Edessa"/>
+        <a:font script="Orya" typeface="Kalinga"/>
+        <a:font script="Mlym" typeface="Kartika"/>
+        <a:font script="Laoo" typeface="DokChampa"/>
+        <a:font script="Sinh" typeface="Iskoola Pota"/>
+        <a:font script="Mong" typeface="Mongolian Baiti"/>
+        <a:font script="Viet" typeface="Times New Roman"/>
+        <a:font script="Uigh" typeface="Microsoft Uighur"/>
+        <a:font script="Geor" typeface="Sylfaen"/>
+      </a:majorFont>
+      <a:minorFont>
+        <a:latin typeface="Calibri"/>
+        <a:ea typeface=""/>
+        <a:cs typeface=""/>
+        <a:font script="Jpan" typeface="游明朝"/>
+        <a:font script="Hang" typeface="맑은 고딕"/>
+        <a:font script="Hans" typeface="宋体"/>
+        <a:font script="Hant" typeface="新細明體"/>
+        <a:font script="Arab" typeface="Arial"/>
+        <a:font script="Hebr" typeface="Arial"/>
+        <a:font script="Thai" typeface="Cordia New"/>
+        <a:font script="Ethi" typeface="Nyala"/>
+        <a:font script="Beng" typeface="Vrinda"/>
+        <a:font script="Gujr" typeface="Shruti"/>
+        <a:font script="Khmr" typeface="DaunPenh"/>
+        <a:font script="Knda" typeface="Tunga"/>
+        <a:font script="Guru" typeface="Raavi"/>
+        <a:font script="Cans" typeface="Euphemia"/>
+        <a:font script="Cher" typeface="Plantagenet Cherokee"/>
+        <a:font script="Yiii" typeface="Microsoft Yi Baiti"/>
+        <a:font script="Tibt" typeface="Microsoft Himalaya"/>
+        <a:font script="Thaa" typeface="MV Boli"/>
+        <a:font script="Deva" typeface="Mangal"/>
+        <a:font script="Telu" typeface="Gautami"/>
+        <a:font script="Taml" typeface="Latha"/>
+        <a:font script="Syrc" typeface="Estrangelo Edessa"/>
+        <a:font script="Orya" typeface="Kalinga"/>
+        <a:font script="Mlym" typeface="Kartika"/>
+        <a:font script="Laoo" typeface="DokChampa"/>
+        <a:font script="Sinh" typeface="Iskoola Pota"/>
+        <a:font script="Mong" typeface="Mongolian Baiti"/>
+        <a:font script="Viet" typeface="Arial"/>
+        <a:font script="Uigh" typeface="Microsoft Uighur"/>
+        <a:font script="Geor" typeface="Sylfaen"/>
+      </a:minorFont>
+    </a:fontScheme>
+    <a:fmtScheme name="Office">
+      <a:fillStyleLst>
+        <a:solidFill>
+          <a:schemeClr val="phClr"/>
+        </a:solidFill>
+        <a:gradFill rotWithShape="1">
+          <a:gsLst>
+            <a:gs pos="0">
+              <a:schemeClr val="phClr">
+                <a:tint val="50000"/>
+                <a:satMod val="300000"/>
+              </a:schemeClr>
+            </a:gs>
+            <a:gs pos="35000">
+              <a:schemeClr val="phClr">
+                <a:tint val="37000"/>
+                <a:satMod val="300000"/>
+              </a:schemeClr>
+            </a:gs>
+            <a:gs pos="100000">
+              <a:schemeClr val="phClr">
+                <a:tint val="15000"/>
+                <a:satMod val="350000"/>
+              </a:schemeClr>
+            </a:gs>
+          </a:gsLst>
+          <a:lin ang="16200000" scaled="1"/>
+        </a:gradFill>
+        <a:gradFill rotWithShape="1">
+          <a:gsLst>
+            <a:gs pos="0">
+              <a:schemeClr val="phClr">
+                <a:shade val="51000"/>
+                <a:satMod val="130000"/>
+              </a:schemeClr>
+            </a:gs>
+            <a:gs pos="80000">
+              <a:schemeClr val="phClr">
+                <a:shade val="93000"/>
+                <a:satMod val="130000"/>
+              </a:schemeClr>
+            </a:gs>
+            <a:gs pos="100000">
+              <a:schemeClr val="phClr">
+                <a:shade val="94000"/>
+                <a:satMod val="135000"/>
+              </a:schemeClr>
+            </a:gs>
+          </a:gsLst>
+          <a:lin ang="16200000" scaled="0"/>
+        </a:gradFill>
+      </a:fillStyleLst>
+      <a:lnStyleLst>
+        <a:ln w="9525" cap="flat" cmpd="sng" algn="ctr">
+          <a:solidFill>
+            <a:schemeClr val="phClr">
+              <a:shade val="95000"/>
+              <a:satMod val="105000"/>
+            </a:schemeClr>
+          </a:solidFill>
+          <a:prstDash val="solid"/>
+        </a:ln>
+        <a:ln w="25400" cap="flat" cmpd="sng" algn="ctr">
+          <a:solidFill>
+            <a:schemeClr val="phClr"/>
+          </a:solidFill>
+          <a:prstDash val="solid"/>
+        </a:ln>
+        <a:ln w="38100" cap="flat" cmpd="sng" algn="ctr">
+          <a:solidFill>
+            <a:schemeClr val="phClr"/>
+          </a:solidFill>
+          <a:prstDash val="solid"/>
+        </a:ln>
+      </a:lnStyleLst>
+      <a:effectStyleLst>
+        <a:effectStyle>
+          <a:effectLst>
+            <a:outerShdw blurRad="40000" dist="20000" dir="5400000" rotWithShape="0">
+              <a:srgbClr val="000000">
+                <a:alpha val="38000"/>
+              </a:srgbClr>
+            </a:outerShdw>
+          </a:effectLst>
+        </a:effectStyle>
+        <a:effectStyle>
+          <a:effectLst>
+            <a:outerShdw blurRad="40000" dist="23000" dir="5400000" rotWithShape="0">
+              <a:srgbClr val="000000">
+                <a:alpha val="35000"/>
+              </a:srgbClr>
+            </a:outerShdw>
+          </a:effectLst>
+        </a:effectStyle>
+        <a:effectStyle>
+          <a:effectLst>
+            <a:outerShdw blurRad="40000" dist="23000" dir="5400000" rotWithShape="0">
+              <a:srgbClr val="000000">
+                <a:alpha val="35000"/>
+              </a:srgbClr>
+            </a:outerShdw>
+          </a:effectLst>
+          <a:scene3d>
+            <a:camera prst="orthographicFront">
+              <a:rot lat="0" lon="0" rev="0"/>
+            </a:camera>
+            <a:lightRig rig="threePt" dir="t">
+              <a:rot lat="0" lon="0" rev="1200000"/>
+            </a:lightRig>
+          </a:scene3d>
+          <a:sp3d>
+            <a:bevelT w="63500" h="25400"/>
+          </a:sp3d>
+        </a:effectStyle>
+      </a:effectStyleLst>
+      <a:bgFillStyleLst>
+        <a:solidFill>
+          <a:schemeClr val="phClr"/>
+        </a:solidFill>
+        <a:gradFill rotWithShape="1">
+          <a:gsLst>
+            <a:gs pos="0">
+              <a:schemeClr val="phClr">
+                <a:tint val="40000"/>
+                <a:satMod val="350000"/>
+              </a:schemeClr>
+            </a:gs>
+            <a:gs pos="40000">
+              <a:schemeClr val="phClr">
+                <a:tint val="45000"/>
+                <a:satMod val="350000"/>
+                <a:shade val="99000"/>
+              </a:schemeClr>
+            </a:gs>
+            <a:gs pos="100000">
+              <a:schemeClr val="phClr">
+                <a:shade val="20000"/>
+                <a:satMod val="255000"/>
+              </a:schemeClr>
+            </a:gs>
+          </a:gsLst>
+          <a:path path="circle">
+            <a:fillToRect l="50000" t="-80000" r="50000" b="180000"/>
+          </a:path>
+        </a:gradFill>
+        <a:gradFill rotWithShape="1">
+          <a:gsLst>
+            <a:gs pos="0">
+              <a:schemeClr val="phClr">
+                <a:tint val="80000"/>
+                <a:satMod val="300000"/>
+              </a:schemeClr>
+            </a:gs>
+            <a:gs pos="100000">
+              <a:schemeClr val="phClr">
+                <a:shade val="30000"/>
+                <a:satMod val="200000"/>
+              </a:schemeClr>
+            </a:gs>
+          </a:gsLst>
+          <a:path path="circle">
+            <a:fillToRect l="50000" t="50000" r="50000" b="50000"/>
+          </a:path>
+        </a:gradFill>
+      </a:bgFillStyleLst>
+    </a:fmtScheme>
+  </a:themeElements>
+  <a:objectDefaults/>
+</a:theme>
 </file>